--- a/al-sunnah-kamasdar-tashrii/exports/السنة كمصدر تشريعي.docx
+++ b/al-sunnah-kamasdar-tashrii/exports/السنة كمصدر تشريعي.docx
@@ -1561,28 +1561,28 @@
           <w:szCs w:val="22"/>
           <w:rtl/>
         </w:rPr>
-        <w:t xml:space="preserve">الحمد لله رب العالمين، الذي بعث نبيه محمدًا صلى الله عليه وسلم بالهدى ودين الحق ليظهره على الدين كله، فجعله للناس إماماً وقدوة، وأنزل عليه الكتاب ليكون هدى ورحمة للعالمين، وجعل سنته الشريفة بياناً لما أُبهم في كتابه، وتفصيلاً لما أُجمل، وتوجيهاً للمسلمين في شتى جوانب حياتهم، والصلاة والسلام على خير البرية، وعلى آله وصحبه ومن تبعهم بإحسان إلى يوم الدين.</w:t>
-      </w:r>
-    </w:p>
-    <w:p>
-      <w:pPr>
-        <w:bidi/>
-        <w:spacing w:after="140" w:before="0" w:line="300"/>
-        <w:jc w:val="both"/>
-      </w:pPr>
-      <w:r>
-        <w:rPr>
-          <w:rFonts w:ascii="Amiri" w:cs="Amiri" w:eastAsia="Amiri" w:hAnsi="Amiri"/>
-          <w:b w:val="false"/>
-          <w:bCs w:val="false"/>
-          <w:i w:val="false"/>
-          <w:iCs w:val="false"/>
-          <w:color w:val="181410"/>
-          <w:sz w:val="22"/>
-          <w:szCs w:val="22"/>
-          <w:rtl/>
-        </w:rPr>
-        <w:t xml:space="preserve">أما بعد: فقال الله سبحانه وتعالى في محكم تنزيله: </w:t>
+        <w:t xml:space="preserve">الحمد لله الذي أكمل الدين وأتم النعمة، وجعل سنة نبيه محمد صلى الله عليه وسلم قريناً لكتابه في وجوب الاتباع، وميزاناً تُرد إليه الأفهام إذا اضطربت، ومرجعاً يعصم الأمة من زيغ التأويل وهوى الرأي؛ والصلاة والسلام على من أُوتي جوامع الكلم فبيّن بفعله وقوله وإقراره ما أُجمل في كتاب الله، وعلى آله وصحبه، ومن اقتفى أثره إلى يوم الدين.</w:t>
+      </w:r>
+    </w:p>
+    <w:p>
+      <w:pPr>
+        <w:bidi/>
+        <w:spacing w:after="140" w:before="0" w:line="300"/>
+        <w:jc w:val="both"/>
+      </w:pPr>
+      <w:r>
+        <w:rPr>
+          <w:rFonts w:ascii="Amiri" w:cs="Amiri" w:eastAsia="Amiri" w:hAnsi="Amiri"/>
+          <w:b w:val="false"/>
+          <w:bCs w:val="false"/>
+          <w:i w:val="false"/>
+          <w:iCs w:val="false"/>
+          <w:color w:val="181410"/>
+          <w:sz w:val="22"/>
+          <w:szCs w:val="22"/>
+          <w:rtl/>
+        </w:rPr>
+        <w:t xml:space="preserve">أما بعد، فإن كثيراً مما يُطرح اليوم من تساؤل حول مكانة السنة ليس تساؤلاً عن حجيتها في ذاتها بقدر ما هو حيرة في كيفية التعامل معها: كيف نجمع بين القول بوجوب اتباعها وبين ما نراه من اختلاف الأئمة في العمل ببعض أحاديثها؟ وكيف نرد على من يشكك فيها دون أن نأخذه بغير الحكمة التي أمرنا الله بها؟ والجواب عن هذا كله لا يبدأ إلا من حيث بدأ القرآن نفسه، من قوله تعالى: </w:t>
       </w:r>
       <w:r>
         <w:rPr>
@@ -1624,28 +1624,28 @@
           <w:szCs w:val="22"/>
           <w:rtl/>
         </w:rPr>
-        <w:t xml:space="preserve">. هذه الآية الكريمة دليلٌ قاطع على وجوب اتباع ما جاء به النبي صلى الله عليه وسلم من أقوال وأفعال، فلا يحق للمسلم أن يتجاهل أمراً من أوامره أو يتجاوز نهياً من نواهيه، لأنها وحي من الله، فقد أمرنا الله بالأخذ بما جاء به النبي وترك ما نهى عنه، مما يؤكد حجية السنة النبوية ووجوب طاعتها.</w:t>
-      </w:r>
-    </w:p>
-    <w:p>
-      <w:pPr>
-        <w:bidi/>
-        <w:spacing w:after="140" w:before="0" w:line="300"/>
-        <w:jc w:val="both"/>
-      </w:pPr>
-      <w:r>
-        <w:rPr>
-          <w:rFonts w:ascii="Amiri" w:cs="Amiri" w:eastAsia="Amiri" w:hAnsi="Amiri"/>
-          <w:b w:val="false"/>
-          <w:bCs w:val="false"/>
-          <w:i w:val="false"/>
-          <w:iCs w:val="false"/>
-          <w:color w:val="181410"/>
-          <w:sz w:val="22"/>
-          <w:szCs w:val="22"/>
-          <w:rtl/>
-        </w:rPr>
-        <w:t xml:space="preserve">وقد قال تعالى أيضاً: </w:t>
+        <w:t xml:space="preserve">، فهذه الآية وحدها تُغلق باب المفاضلة بين الكتاب والسنة من أصله؛ إذ الأخذ بهما أخذ بأمر واحد لا أمرين.</w:t>
+      </w:r>
+    </w:p>
+    <w:p>
+      <w:pPr>
+        <w:bidi/>
+        <w:spacing w:after="140" w:before="0" w:line="300"/>
+        <w:jc w:val="both"/>
+      </w:pPr>
+      <w:r>
+        <w:rPr>
+          <w:rFonts w:ascii="Amiri" w:cs="Amiri" w:eastAsia="Amiri" w:hAnsi="Amiri"/>
+          <w:b w:val="false"/>
+          <w:bCs w:val="false"/>
+          <w:i w:val="false"/>
+          <w:iCs w:val="false"/>
+          <w:color w:val="181410"/>
+          <w:sz w:val="22"/>
+          <w:szCs w:val="22"/>
+          <w:rtl/>
+        </w:rPr>
+        <w:t xml:space="preserve">ولستُ في هذا الباب بحاجة إلى أن أستدل بأقوال العلماء قبل أن أستدل بكتاب الله؛ فقد نفى القرآن عن النبي صلى الله عليه وسلم أن يكون ما ينطق به هوى نفس أو اجتهاد بشر، فقال سبحانه: </w:t>
       </w:r>
       <w:r>
         <w:rPr>
@@ -1687,70 +1687,70 @@
           <w:szCs w:val="22"/>
           <w:rtl/>
         </w:rPr>
-        <w:t xml:space="preserve">. وهذه الآية تبيّن أن النبي صلى الله عليه وسلم لا يتحدث عن اجتهاد شخصي، بل كل ما ينطق به من أحكام وتشريعات إنما هو وحيٌ من الله، فأقواله وأفعاله وتقريراته تُعد جزءاً من الوحي، واجبة الاتباع كما هي الآيات القرآنية، والسنة هي التشريع المكمل للقرآن، فلا يمكن تجاهلها أو الاكتفاء بالقرآن وحده دونها.</w:t>
-      </w:r>
-    </w:p>
-    <w:p>
-      <w:pPr>
-        <w:bidi/>
-        <w:spacing w:after="140" w:before="0" w:line="300"/>
-        <w:jc w:val="both"/>
-      </w:pPr>
-      <w:r>
-        <w:rPr>
-          <w:rFonts w:ascii="Amiri" w:cs="Amiri" w:eastAsia="Amiri" w:hAnsi="Amiri"/>
-          <w:b w:val="false"/>
-          <w:bCs w:val="false"/>
-          <w:i w:val="false"/>
-          <w:iCs w:val="false"/>
-          <w:color w:val="181410"/>
-          <w:sz w:val="22"/>
-          <w:szCs w:val="22"/>
-          <w:rtl/>
-        </w:rPr>
-        <w:t xml:space="preserve">ولقد أجمع علماء الأمة على أن السنة النبوية هي المصدر الثاني للتشريع الإسلامي بعد القرآن الكريم، فهي تمثل الوحي الذي أُنزل على النبي صلى الله عليه وسلم ليبيّن للناس ما خُفي عنهم في القرآن، أو يفسر ما أُجمل منه. يقول الإمام الشافعي رحمه الله في كتابه "الرسالة": "كل ما سنه رسول الله صلى الله عليه وسلم مما ليس فيه كتاب، فإنما سنه بإذن الله عز وجل" (الشافعي، الرسالة). وهذا القول من الإمام الشافعي يؤكد أن السنة وحيٌ من الله، مثلها مثل القرآن، وأنه لا يمكن الاستغناء عنها في استنباط الأحكام الشرعية.</w:t>
-      </w:r>
-    </w:p>
-    <w:p>
-      <w:pPr>
-        <w:bidi/>
-        <w:spacing w:after="140" w:before="0" w:line="300"/>
-        <w:jc w:val="both"/>
-      </w:pPr>
-      <w:r>
-        <w:rPr>
-          <w:rFonts w:ascii="Amiri" w:cs="Amiri" w:eastAsia="Amiri" w:hAnsi="Amiri"/>
-          <w:b w:val="false"/>
-          <w:bCs w:val="false"/>
-          <w:i w:val="false"/>
-          <w:iCs w:val="false"/>
-          <w:color w:val="181410"/>
-          <w:sz w:val="22"/>
-          <w:szCs w:val="22"/>
-          <w:rtl/>
-        </w:rPr>
-        <w:t xml:space="preserve">وقد رأيتُ حاجة طلاب العلم وعموم المسلمين في هذا الزمان إلى مؤلَّف مستقل يجمع أدلة حجية السنة النبوية من الكتاب والسنة وإجماع الأمة، ويبيّن أسباب اختلاف أئمة المذاهب أحياناً في العمل ببعض الأحاديث، ويرسم منهج التعامل مع المخالفين في هذا الباب، ويستعرض منهج الصحابة والتابعين في اتباع السنة وتطبيقها، ويرد على الشبهات المثارة حول حجيتها في هذا العصر، ويبيّن أثرها في بناء القيم والأخلاق والتربية والقيادة، ووسائل تعزيز الالتزام بها في مجتمعاتنا المعاصرة. فجاء هذا الكتاب في سبعة فصول، أسأل الله أن ينفع به طلاب العلم وعموم المسلمين.</w:t>
-      </w:r>
-    </w:p>
-    <w:p>
-      <w:pPr>
-        <w:bidi/>
-        <w:spacing w:after="140" w:before="0" w:line="300"/>
-        <w:jc w:val="both"/>
-      </w:pPr>
-      <w:r>
-        <w:rPr>
-          <w:rFonts w:ascii="Amiri" w:cs="Amiri" w:eastAsia="Amiri" w:hAnsi="Amiri"/>
-          <w:b w:val="false"/>
-          <w:bCs w:val="false"/>
-          <w:i w:val="false"/>
-          <w:iCs w:val="false"/>
-          <w:color w:val="181410"/>
-          <w:sz w:val="22"/>
-          <w:szCs w:val="22"/>
-          <w:rtl/>
-        </w:rPr>
-        <w:t xml:space="preserve">وإني إذ أقدم هذا الكتاب بين يدي القارئ الكريم، أقدمه على علم بأنني لست أهلاً لهذا المقام، ولا بلغت مبلغ من سبقني من العلماء الأعلام، وإنما هو جهد المقل وعمل المقصر، أسأل الله أن يتقبله بقبول حسن، وأن يغفر لي زللي وتقصيري، وأن يجعله خالصاً لوجهه الكريم.</w:t>
+        <w:t xml:space="preserve">. فإذا استقر هذا في القلب، هان بعده الجواب عن كل ما يُثار من شبهة تُفرّق بين قرآن مقطوع بثبوته وسنة مظنون في بعضها، لأن الفرق - إن وُجد - إنما هو في طريق النقل لا في مصدر التشريع.</w:t>
+      </w:r>
+    </w:p>
+    <w:p>
+      <w:pPr>
+        <w:bidi/>
+        <w:spacing w:after="140" w:before="0" w:line="300"/>
+        <w:jc w:val="both"/>
+      </w:pPr>
+      <w:r>
+        <w:rPr>
+          <w:rFonts w:ascii="Amiri" w:cs="Amiri" w:eastAsia="Amiri" w:hAnsi="Amiri"/>
+          <w:b w:val="false"/>
+          <w:bCs w:val="false"/>
+          <w:i w:val="false"/>
+          <w:iCs w:val="false"/>
+          <w:color w:val="181410"/>
+          <w:sz w:val="22"/>
+          <w:szCs w:val="22"/>
+          <w:rtl/>
+        </w:rPr>
+        <w:t xml:space="preserve">وعلى هذا انعقد إجماع الأمة، سلفاً وخلفاً، فما اختلف عالمان معتبران قط في كون السنة مصدراً ثانياً للتشريع، وإن اختلفوا - وهذا ما سيأتي تفصيله - في ثبوت حديث بعينه أو دلالته. يقول الإمام الشافعي رحمه الله في كتابه "الرسالة": "كل ما سنه رسول الله صلى الله عليه وسلم مما ليس فيه كتاب، فإنما سنه بإذن الله عز وجل" (الشافعي، الرسالة)؛ وهذه الكلمة من إمام أهل الحديث والفقه معاً كافية لمن أراد أن يعرف كيف كان علماء الأمة الأوائل ينظرون إلى هذه المسألة قبل أن تصير قضية تُطرح للنقاش.</w:t>
+      </w:r>
+    </w:p>
+    <w:p>
+      <w:pPr>
+        <w:bidi/>
+        <w:spacing w:after="140" w:before="0" w:line="300"/>
+        <w:jc w:val="both"/>
+      </w:pPr>
+      <w:r>
+        <w:rPr>
+          <w:rFonts w:ascii="Amiri" w:cs="Amiri" w:eastAsia="Amiri" w:hAnsi="Amiri"/>
+          <w:b w:val="false"/>
+          <w:bCs w:val="false"/>
+          <w:i w:val="false"/>
+          <w:iCs w:val="false"/>
+          <w:color w:val="181410"/>
+          <w:sz w:val="22"/>
+          <w:szCs w:val="22"/>
+          <w:rtl/>
+        </w:rPr>
+        <w:t xml:space="preserve">ولم أكتب هذا الكتاب لأثبت مسألة استقر عليها إجماع الأمة منذ قرون - فهذا مقرر لا يحتاج إلى تجديد البرهان - وإنما كتبته لأن الفجوة اليوم لم تعد بين الاعتقاد بحجية السنة والعمل بها فحسب، بل صارت فجوة في الفهم: طالب علم يقرأ أن الإمام الشافعي أو أحمد ترك العمل بحديث فيظن أن في ذلك ثلمة في حجيتها، أو تلميذ يواجه سؤال زميل عن "الاكتفاء بالقرآن" فلا يجد جواباً غير الانفعال، أو أب يريد أن تكون السنة في بيته خُلقاً معاشاً لا نصاً محفوظاً. من هنا رأيت أن يسير الكتاب في سبعة فصول تتابع الحاجة لا الترتيب الشكلي: يبدأ بتقرير حجية السنة من جهة العقيدة إثباتاً لا تكراراً، ثم ينتقل إلى تفسير ظاهرة ترك بعض الأئمة العمل ببعض الأحاديث حتى لا تُحسب على السنة نفسها، ثم يرسم منهج التعامل مع المخالف بالحكمة قبل أن يُترك القارئ وحده أمام الجدل، ثم يعرض كيف عاش السلف هذا الاتباع واقعاً لا نظرية، ثم يواجه الشبهات المعاصرة بعد أن استقر الأساس، ثم يكشف عن ثمرة كل هذا في الخُلق والتربية والقيادة، وينتهي بما هو عملي: كيف تُستعاد هذه الصلة بالسنة في حياتنا اليوم لا في كتب التراث وحدها.</w:t>
+      </w:r>
+    </w:p>
+    <w:p>
+      <w:pPr>
+        <w:bidi/>
+        <w:spacing w:after="140" w:before="0" w:line="300"/>
+        <w:jc w:val="both"/>
+      </w:pPr>
+      <w:r>
+        <w:rPr>
+          <w:rFonts w:ascii="Amiri" w:cs="Amiri" w:eastAsia="Amiri" w:hAnsi="Amiri"/>
+          <w:b w:val="false"/>
+          <w:bCs w:val="false"/>
+          <w:i w:val="false"/>
+          <w:iCs w:val="false"/>
+          <w:color w:val="181410"/>
+          <w:sz w:val="22"/>
+          <w:szCs w:val="22"/>
+          <w:rtl/>
+        </w:rPr>
+        <w:t xml:space="preserve">وإني، إذ أضع هذا الجهد بين يدي القارئ، أعلم أن مثل هذا الموضوع قد كتب فيه من هو أوسع علماً وأدق نظراً؛ فما قصدت مضاهاتهم ولا الاستدراك عليهم، وإنما أردت أن أضع بين يدي طالب العلم في زماننا خيطاً واحداً يمشي عليه من أول السؤال - لماذا نتبع السنة أصلاً؟ - إلى آخره - كيف أعيش هذا الاتباع في يومي؟ فإن وُفقت إلى شيء من ذلك فمن الله وحده، وإن قصّرت فمن نفسي، وأسأل الله أن يتجاوز عن الخطأ، ويتقبل هذا العمل خالصاً لوجهه الكريم.</w:t>
       </w:r>
     </w:p>
     <w:p>
@@ -1870,7 +1870,7 @@
           <w:szCs w:val="22"/>
           <w:rtl/>
         </w:rPr>
-        <w:t xml:space="preserve">إن أول ما ينبغي أن يستقر في نفس الناظر في مكانة السنة النبوية من التشريع الإسلامي هو أن حجيتها ليست دعوى يطلقها العلماء استحسانًا، ولا اجتهادًا بشريًا يُقبل أو يُرد، وإنما هي حقيقة قررها القرآن الكريم نفسه في آيات محكمات لا تحتمل التأويل. فالله سبحانه وتعالى، الذي أنزل الكتاب هدىً للناس، هو ذاته الذي أمر باتباع رسوله صلى الله عليه وسلم فيما يقول ويفعل ويقرّ، فكان الاحتجاج بالسنة فرعًا عن الاحتجاج بالقرآن ذاته، لا أمرًا منفصلًا عنه أو مضافًا إليه من خارج.</w:t>
+        <w:t xml:space="preserve">لم تكن حجية السنة النبوية عند علماء الإسلام مسألة تحتمل النقاش بقدر ما هي حقيقة قرآنية صريحة، أثبتها الوحي نفسه قبل أن يجادل فيها مجادل. فالكتاب الذي أنزله الله هدىً للناس هو بعينه الذي أوجب اتباع من أُنزل عليه، حتى صار الأخذ بالسنة فرعًا لازمًا عن الإيمان بالقرآن، لا بابًا خارجًا عنه يُفتح أو يُغلق باجتهاد البشر.</w:t>
       </w:r>
     </w:p>
     <w:tbl>
@@ -1981,7 +1981,7 @@
           <w:szCs w:val="22"/>
           <w:rtl/>
         </w:rPr>
-        <w:t xml:space="preserve">قال الله تعالى: </w:t>
+        <w:t xml:space="preserve">الآية الأولى التي يقف عندها الناظر في هذا الباب قوله تعالى: </w:t>
       </w:r>
       <w:r>
         <w:rPr>
@@ -2023,28 +2023,28 @@
           <w:szCs w:val="22"/>
           <w:rtl/>
         </w:rPr>
-        <w:t xml:space="preserve">. ووجه الدلالة في هذه الآية أنها جاءت بصيغة الأمر المطلق غير المقيد بمجال معين، فلم يقل سبحانه: "وما آتاكم من أحكام العبادات" أو "من أمور الحلال والحرام"، بل جاء الخطاب عامًا شاملًا لكل ما يأتي به الرسول صلى الله عليه وسلم، عقيدة كان أو عبادة أو معاملة أو أدبًا من آداب الحياة. والأمر بالأخذ والنهي عن ترك ما نُهي عنه لا يُتصور صدورهما إلا عمن كان قوله وفعله حجة ملزمة، وإلا لَما كان لهذا الأمر الإلهي معنى.</w:t>
-      </w:r>
-    </w:p>
-    <w:p>
-      <w:pPr>
-        <w:bidi/>
-        <w:spacing w:after="140" w:before="0" w:line="300"/>
-        <w:jc w:val="both"/>
-      </w:pPr>
-      <w:r>
-        <w:rPr>
-          <w:rFonts w:ascii="Amiri" w:cs="Amiri" w:eastAsia="Amiri" w:hAnsi="Amiri"/>
-          <w:b w:val="false"/>
-          <w:bCs w:val="false"/>
-          <w:i w:val="false"/>
-          <w:iCs w:val="false"/>
-          <w:color w:val="181410"/>
-          <w:sz w:val="22"/>
-          <w:szCs w:val="22"/>
-          <w:rtl/>
-        </w:rPr>
-        <w:t xml:space="preserve">وقال سبحانه: </w:t>
+        <w:t xml:space="preserve">. ونزلت هذه الآية في سياق يتصل بقسمة الفيء، فقد يتوهم متوهم أن حكمها مقصور على ذلك السياق وحده. غير أن هذا التوهم يصطدم بقاعدة أصولية مستقرة، وهي أن العبرة بعموم اللفظ لا بخصوص السبب: فلفظة "ما" اسم موصول مبهم يفيد العموم، ولم يقل سبحانه "وما آتاكم من الفيء" بل جاء الخطاب مطلقًا شاملًا لكل ما يأتي به الرسول صلى الله عليه وسلم من قول أو حكم، عقيدة كان أو عبادة أو معاملة. وأمر بالأخذ، ونهى عن ترك ما نهى عنه، ولا يُتصور صدور مثل هذا الأمر إلا فيمن كان قوله حجة ملزمة لا رأيًا يُقبل أو يُرد.</w:t>
+      </w:r>
+    </w:p>
+    <w:p>
+      <w:pPr>
+        <w:bidi/>
+        <w:spacing w:after="140" w:before="0" w:line="300"/>
+        <w:jc w:val="both"/>
+      </w:pPr>
+      <w:r>
+        <w:rPr>
+          <w:rFonts w:ascii="Amiri" w:cs="Amiri" w:eastAsia="Amiri" w:hAnsi="Amiri"/>
+          <w:b w:val="false"/>
+          <w:bCs w:val="false"/>
+          <w:i w:val="false"/>
+          <w:iCs w:val="false"/>
+          <w:color w:val="181410"/>
+          <w:sz w:val="22"/>
+          <w:szCs w:val="22"/>
+          <w:rtl/>
+        </w:rPr>
+        <w:t xml:space="preserve">فإذا كانت هذه الآية توجب الأخذ بما يأتي به الرسول صلى الله عليه وسلم عمومًا، فإن آية أخرى تنقل الإلزام إلى مرتبة أعلى، هي مرتبة الطاعة ذاتها: </w:t>
       </w:r>
       <w:r>
         <w:rPr>
@@ -2086,28 +2086,28 @@
           <w:szCs w:val="22"/>
           <w:rtl/>
         </w:rPr>
-        <w:t xml:space="preserve">. وقد بيّن الإمام ابن كثير رحمه الله معنى هذه الآية بقوله: "يخبر تعالى عن عبده ورسوله محمد صلى الله عليه وسلم بأنه من أطاعه فقد أطاع الله، ومن عصاه فقد عصى الله". فربط الله سبحانه طاعته بطاعة رسوله ربطًا لا انفكاك فيه، وجعل الخروج عن أمر النبي صلى الله عليه وسلم خروجًا عن أمر الله عز وجل، وهذا لا يستقيم إلا إذا كانت سنته صلى الله عليه وسلم في مقام الوحي المُتَّبَع.</w:t>
-      </w:r>
-    </w:p>
-    <w:p>
-      <w:pPr>
-        <w:bidi/>
-        <w:spacing w:after="140" w:before="0" w:line="300"/>
-        <w:jc w:val="both"/>
-      </w:pPr>
-      <w:r>
-        <w:rPr>
-          <w:rFonts w:ascii="Amiri" w:cs="Amiri" w:eastAsia="Amiri" w:hAnsi="Amiri"/>
-          <w:b w:val="false"/>
-          <w:bCs w:val="false"/>
-          <w:i w:val="false"/>
-          <w:iCs w:val="false"/>
-          <w:color w:val="181410"/>
-          <w:sz w:val="22"/>
-          <w:szCs w:val="22"/>
-          <w:rtl/>
-        </w:rPr>
-        <w:t xml:space="preserve">وقال عز وجل: </w:t>
+        <w:t xml:space="preserve">. وقد يقول قائل: هذا مجرد ربط بلاغي بين الطاعتين، لا تسوية حقيقية بينهما في الإلزام. لكن الإمام ابن كثير رحمه الله لم يترك للتأويل مجالًا حين فسّر الآية بقوله: "يخبر تعالى عن عبده ورسوله محمد صلى الله عليه وسلم بأنه من أطاعه فقد أطاع الله، ومن عصاه فقد عصى الله"، فجعل معصية الرسول صلى الله عليه وسلم بعينها معصية لله، لا شبيهة بها أو قريبة منها، وهذا لا يستقيم عقلًا ولا نقلًا إلا إذا كانت سنته صلى الله عليه وسلم في مقام الوحي المتبع لا الرأي المجرد.</w:t>
+      </w:r>
+    </w:p>
+    <w:p>
+      <w:pPr>
+        <w:bidi/>
+        <w:spacing w:after="140" w:before="0" w:line="300"/>
+        <w:jc w:val="both"/>
+      </w:pPr>
+      <w:r>
+        <w:rPr>
+          <w:rFonts w:ascii="Amiri" w:cs="Amiri" w:eastAsia="Amiri" w:hAnsi="Amiri"/>
+          <w:b w:val="false"/>
+          <w:bCs w:val="false"/>
+          <w:i w:val="false"/>
+          <w:iCs w:val="false"/>
+          <w:color w:val="181410"/>
+          <w:sz w:val="22"/>
+          <w:szCs w:val="22"/>
+          <w:rtl/>
+        </w:rPr>
+        <w:t xml:space="preserve">وإذا كان الأمر بالطاعة يُلزم بامتثال ظاهر، فإن الآية الثالثة تذهب إلى ما هو أعمق من الامتثال الظاهر، إلى سلامة القلب نفسه: </w:t>
       </w:r>
       <w:r>
         <w:rPr>
@@ -2149,28 +2149,28 @@
           <w:szCs w:val="22"/>
           <w:rtl/>
         </w:rPr>
-        <w:t xml:space="preserve">. وهذه الآية من أبلغ ما ورد في إثبات وجوب الرجوع إلى النبي صلى الله عليه وسلم والتسليم لحكمه، فقد نفى الله سبحانه الإيمان الكامل عمن لا يحكّم النبي صلى الله عليه وسلم في خلافاته، ولم يكتفِ بذلك، بل شرط أيضًا انتفاء الحرج النفسي من قضائه، والتسليم التام له. وهذا التسليم لا يكون إلا لمن كان قوله حجة، وحكمه شرعًا متبعًا.</w:t>
-      </w:r>
-    </w:p>
-    <w:p>
-      <w:pPr>
-        <w:bidi/>
-        <w:spacing w:after="140" w:before="0" w:line="300"/>
-        <w:jc w:val="both"/>
-      </w:pPr>
-      <w:r>
-        <w:rPr>
-          <w:rFonts w:ascii="Amiri" w:cs="Amiri" w:eastAsia="Amiri" w:hAnsi="Amiri"/>
-          <w:b w:val="false"/>
-          <w:bCs w:val="false"/>
-          <w:i w:val="false"/>
-          <w:iCs w:val="false"/>
-          <w:color w:val="181410"/>
-          <w:sz w:val="22"/>
-          <w:szCs w:val="22"/>
-          <w:rtl/>
-        </w:rPr>
-        <w:t xml:space="preserve">وقال سبحانه في وصف نبيه صلى الله عليه وسلم: </w:t>
+        <w:t xml:space="preserve">. أقسم الله سبحانه بنفسه ـ وهو أبلغ صيغ التوكيد ـ أن الإيمان لا يتحقق بمجرد تحكيم النبي صلى الله عليه وسلم، بل لا بد مع ذلك من انتفاء الحرج النفسي من قضائه، ومن التسليم التام له. فثمة من يُحكّمه في الظاهر ثم يجد في نفسه ضيقًا من حكمه أو تلمّسًا لمخرج منه؛ وهذه الآية تقطع الطريق على مثل هذا الموقف، فتجعل الإيمان الكامل مرهونًا بتسليم لا تحفّظ فيه، وهو تسليم لا يُتصور لمن كان قوله رأيًا يحتمل الخطأ.</w:t>
+      </w:r>
+    </w:p>
+    <w:p>
+      <w:pPr>
+        <w:bidi/>
+        <w:spacing w:after="140" w:before="0" w:line="300"/>
+        <w:jc w:val="both"/>
+      </w:pPr>
+      <w:r>
+        <w:rPr>
+          <w:rFonts w:ascii="Amiri" w:cs="Amiri" w:eastAsia="Amiri" w:hAnsi="Amiri"/>
+          <w:b w:val="false"/>
+          <w:bCs w:val="false"/>
+          <w:i w:val="false"/>
+          <w:iCs w:val="false"/>
+          <w:color w:val="181410"/>
+          <w:sz w:val="22"/>
+          <w:szCs w:val="22"/>
+          <w:rtl/>
+        </w:rPr>
+        <w:t xml:space="preserve">يبقى مع ذلك سؤال جوهري: أليس النبي صلى الله عليه وسلم بشرًا يخطئ ويصيب، ويجتهد كما يجتهد غيره أحيانًا؟ وهنا يأتي الجواب القرآني الفاصل: </w:t>
       </w:r>
       <w:r>
         <w:rPr>
@@ -2212,49 +2212,28 @@
           <w:szCs w:val="22"/>
           <w:rtl/>
         </w:rPr>
-        <w:t xml:space="preserve">. وهذه الآية هي الأصل الجامع الذي ترجع إليه سائر الأدلة، إذ تقرر أن كل ما يصدر عن النبي صلى الله عليه وسلم من قول في أمر الدين ليس نابعًا من هوى النفس أو اجتهاد شخصي محض، بل هو وحي من عند الله، وإن اختلف عن القرآن الكريم في طريقة نزوله ولفظه. فالقرآن وحي متلوّ معجز باللفظ والمعنى، والسنة وحي يُفهم معناه من النبي صلى الله عليه وسلم ثم يُعبَّر عنه أحيانًا بلفظه هو، ومع هذا الفرق فإن مصدرهما واحد، وهو الله سبحانه وتعالى.</w:t>
-      </w:r>
-    </w:p>
-    <w:p>
-      <w:pPr>
-        <w:bidi/>
-        <w:spacing w:after="100" w:before="200" w:line="300"/>
-        <w:jc w:val="right"/>
-      </w:pPr>
-      <w:r>
-        <w:rPr>
-          <w:rFonts w:ascii="Amiri" w:cs="Amiri" w:eastAsia="Amiri" w:hAnsi="Amiri"/>
-          <w:b/>
-          <w:bCs/>
-          <w:i w:val="false"/>
-          <w:iCs w:val="false"/>
-          <w:color w:val="152C54"/>
-          <w:sz w:val="22"/>
-          <w:szCs w:val="22"/>
-          <w:rtl/>
-        </w:rPr>
-        <w:t xml:space="preserve">فوائد ومسائل</w:t>
-      </w:r>
-    </w:p>
-    <w:p>
-      <w:pPr>
-        <w:bidi/>
-        <w:spacing w:after="140" w:before="0" w:line="300"/>
-        <w:jc w:val="both"/>
-      </w:pPr>
-      <w:r>
-        <w:rPr>
-          <w:rFonts w:ascii="Amiri" w:cs="Amiri" w:eastAsia="Amiri" w:hAnsi="Amiri"/>
-          <w:b w:val="false"/>
-          <w:bCs w:val="false"/>
-          <w:i w:val="false"/>
-          <w:iCs w:val="false"/>
-          <w:color w:val="181410"/>
-          <w:sz w:val="22"/>
-          <w:szCs w:val="22"/>
-          <w:rtl/>
-        </w:rPr>
-        <w:t xml:space="preserve">يستفاد من مجموع هذه الآيات أن القرآن الكريم لم يترك أمر السنة معلقًا، بل تولى بنفسه تقرير حجيتها من أربعة أوجه متكاملة: الأمر المطلق بالأخذ بما جاء عن النبي صلى الله عليه وسلم، وجعل طاعته من طاعة الله، ونفي الإيمان عمن لا يحكّمه ويسلّم لحكمه، وتقرير أن منطقه صلى الله عليه وسلم كله وحي لا هوى فيه. وهذه الأوجه الأربعة، إذا جُمعت، أغلقت الباب أمام كل من يحاول أن يجعل السنة مصدرًا ثانويًا يمكن الاستغناء عنه بدعوى الاكتفاء بالقرآن، ذلك أن القرآن نفسه هو الذي أوجب الرجوع إلى السنة، فرفضها في حقيقته رفض لأمر قرآني صريح، لا خروج عليها فحسب.</w:t>
+        <w:t xml:space="preserve">. فهذه الآية هي الأصل الجامع الذي ترد إليه سائر الأدلة المتقدمة؛ إذ تقرر أن ما يصدر عنه صلى الله عليه وسلم في أمر الدين ليس اجتهادًا شخصيًا معرّضًا للخطأ كاجتهاد سائر الناس، بل وحي، وإن اختلف عن القرآن في طريقة نزوله ولفظه: فالقرآن وحي متلوّ معجز باللفظ والمعنى معًا، والسنة وحي يُفهم معناه من النبي صلى الله عليه وسلم ثم يعبَّر عنه أحيانًا بلفظه هو، لكن مصدرهما واحد لا يتعدد.</w:t>
+      </w:r>
+    </w:p>
+    <w:p>
+      <w:pPr>
+        <w:bidi/>
+        <w:spacing w:after="140" w:before="0" w:line="300"/>
+        <w:jc w:val="both"/>
+      </w:pPr>
+      <w:r>
+        <w:rPr>
+          <w:rFonts w:ascii="Amiri" w:cs="Amiri" w:eastAsia="Amiri" w:hAnsi="Amiri"/>
+          <w:b w:val="false"/>
+          <w:bCs w:val="false"/>
+          <w:i w:val="false"/>
+          <w:iCs w:val="false"/>
+          <w:color w:val="181410"/>
+          <w:sz w:val="22"/>
+          <w:szCs w:val="22"/>
+          <w:rtl/>
+        </w:rPr>
+        <w:t xml:space="preserve">هذه الآيات الأربع، حين تُقرأ مجتمعة لا منفردة، تُغلق الباب من كل جهاته: فالأولى تأمر بالأخذ المطلق، والثانية ترفع الطاعة إلى مصاف طاعة الله، والثالثة تشترط التسليم القلبي لا الامتثال الظاهر وحده، والرابعة تنسف الافتراض القائل بأن كلامه صلى الله عليه وسلم في الدين قد يكون اجتهادًا بشريًا عرضة للخطأ. ومن يحاول أن يجعل السنة مصدرًا ثانويًا يُستغنى عنه بدعوى الاكتفاء بالقرآن، إنما يرفض بذلك أمرًا قرآنيًا صريحًا، لا اجتهادًا فقهيًا محل نظر.</w:t>
       </w:r>
     </w:p>
     <w:tbl>
@@ -2322,7 +2301,7 @@
                 <w:szCs w:val="22"/>
                 <w:rtl/>
               </w:rPr>
-              <w:t xml:space="preserve">يجب على كل مسلم أن يعتقد جازمًا أن حجية السنة النبوية أصل قرآني، لا زيادة عليه، وأن الأخذ بما صح عن النبي صلى الله عليه وسلم من الأقوال والأفعال هو عين الامتثال لأمر الله تعالى، لا خيار زائد يسع المسلم تركه.</w:t>
+              <w:t xml:space="preserve">حجية السنة أصل قرآني لا زيادة عليه؛ فالأخذ بما صح عن النبي صلى الله عليه وسلم من قول وفعل عين الامتثال لأمر الله، لا خيارًا زائدًا يسع المسلم تركه.</w:t>
             </w:r>
           </w:p>
         </w:tc>
@@ -2375,70 +2354,49 @@
           <w:szCs w:val="22"/>
           <w:rtl/>
         </w:rPr>
-        <w:t xml:space="preserve">لا يقتصر إثبات حجية السنة على النصوص القرآنية وحدها، بل قد جاءت السنة النبوية ذاتها ناطقة بحجية نفسها، مبيّنة أن التمسك بها فريضة، وأن الاستغناء عنها بدعوى الاكتفاء بالقرآن ضلال بيّن. وهذا النوع من الاستدلال، وإن كان في ظاهره استدلالًا بالشيء على نفسه، إلا أنه معتبر عند أهل العلم في هذا الباب؛ لأن المقصود منه ليس إثبات أصل النبوة، بل بيان أن النبي صلى الله عليه وسلم ـ وهو المُبلِّغ عن ربه ـ قد نبّه أمته بنفسه إلى الأصل الذي يعتصمون به بعده، فكان في ذلك تأكيد وتفصيل لما أصّله القرآن الكريم.</w:t>
-      </w:r>
-    </w:p>
-    <w:p>
-      <w:pPr>
-        <w:bidi/>
-        <w:spacing w:after="100" w:before="200" w:line="300"/>
-        <w:jc w:val="right"/>
-      </w:pPr>
-      <w:r>
-        <w:rPr>
-          <w:rFonts w:ascii="Amiri" w:cs="Amiri" w:eastAsia="Amiri" w:hAnsi="Amiri"/>
-          <w:b/>
-          <w:bCs/>
-          <w:i w:val="false"/>
-          <w:iCs w:val="false"/>
-          <w:color w:val="152C54"/>
-          <w:sz w:val="22"/>
-          <w:szCs w:val="22"/>
-          <w:rtl/>
-        </w:rPr>
-        <w:t xml:space="preserve">الأدلة</w:t>
-      </w:r>
-    </w:p>
-    <w:p>
-      <w:pPr>
-        <w:bidi/>
-        <w:spacing w:after="140" w:before="0" w:line="300"/>
-        <w:jc w:val="both"/>
-      </w:pPr>
-      <w:r>
-        <w:rPr>
-          <w:rFonts w:ascii="Amiri" w:cs="Amiri" w:eastAsia="Amiri" w:hAnsi="Amiri"/>
-          <w:b w:val="false"/>
-          <w:bCs w:val="false"/>
-          <w:i w:val="false"/>
-          <w:iCs w:val="false"/>
-          <w:color w:val="181410"/>
-          <w:sz w:val="22"/>
-          <w:szCs w:val="22"/>
-          <w:rtl/>
-        </w:rPr>
-        <w:t xml:space="preserve">فمن ذلك حديث العرباض بن سارية رضي الله عنه، قال: وعظنا رسول الله صلى الله عليه وسلم موعظة بليغة وجلت منها القلوب، وذرفت منها العيون، فقلنا: يا رسول الله، كأنها موعظة مودّع فأوصنا، قال: «أوصيكم بتقوى الله، والسمع والطاعة، وإن تأمّر عليكم عبد حبشي، فإنه من يعش منكم بعدي فسيرى اختلافًا كثيرًا، فعليكم بسنتي وسنة الخلفاء الراشدين المهديين، تمسكوا بها وعضّوا عليها بالنواجذ» [رواه أبو داود والترمذي]. وهذا الحديث نص صريح في وجوب التمسك بسنة النبي صلى الله عليه وسلم، وقد ربطها بسنة الخلفاء الراشدين من بعده لكونها امتدادًا عمليًا لهديه، وأمر بالتمسك بها في زمن الفتنة والاختلاف تحديدًا، مما يدل على أنها المرجع الفاصل عند تنازع الأقوال والآراء، لا مجرد توجيه أخلاقي عابر.</w:t>
-      </w:r>
-    </w:p>
-    <w:p>
-      <w:pPr>
-        <w:bidi/>
-        <w:spacing w:after="140" w:before="0" w:line="300"/>
-        <w:jc w:val="both"/>
-      </w:pPr>
-      <w:r>
-        <w:rPr>
-          <w:rFonts w:ascii="Amiri" w:cs="Amiri" w:eastAsia="Amiri" w:hAnsi="Amiri"/>
-          <w:b w:val="false"/>
-          <w:bCs w:val="false"/>
-          <w:i w:val="false"/>
-          <w:iCs w:val="false"/>
-          <w:color w:val="181410"/>
-          <w:sz w:val="22"/>
-          <w:szCs w:val="22"/>
-          <w:rtl/>
-        </w:rPr>
-        <w:t xml:space="preserve">ومن ذلك أيضًا ما جاء في الموطأ: أن النبي صلى الله عليه وسلم قال: «تركت فيكم ما إن تمسكتم به لن تضلوا بعدي: كتاب الله وسنتي» [رواه الإمام مالك في الموطأ بلاغًا]. فهذا الحديث يجعل الاعتصام بالكتاب والسنة معًا هو السبيل الوحيد للنجاة من الضلال، ولم يقل النبي صلى الله عليه وسلم "تركت فيكم كتاب الله" وحده، بل قرن معه سنته، وهذا القرن دليل بيّن على أن الضلال يقع بترك أحدهما كما يقع بترك الآخر.</w:t>
+        <w:t xml:space="preserve">ثمة سؤال منهجي يطرح نفسه قبل الدخول في هذا المبحث: كيف يُستدل بالسنة على حجية السنة، وهذا استدلال بالشيء على نفسه؟ والجواب أن هذا الإشكال إنما يرد لو كان الغرض من هذا المبحث إثبات أصل النبوة أو حجية الوحي ابتداءً، وهو ما تكفّل به المبحث الأول من طريق القرآن وحده. أما هنا فالغرض مختلف: النبي صلى الله عليه وسلم، بعد أن استقر عند أمته وجوب اتباعه بنص القرآن، تولى هو نفسه بيان الأصل الذي يعتصمون به من بعده، فكان في ذلك تفصيل وتأكيد لما أصّله القرآن، لا دليلًا مستقلًا يقوم بذاته من غير سند قرآني سابق.</w:t>
+      </w:r>
+    </w:p>
+    <w:p>
+      <w:pPr>
+        <w:bidi/>
+        <w:spacing w:after="140" w:before="0" w:line="300"/>
+        <w:jc w:val="both"/>
+      </w:pPr>
+      <w:r>
+        <w:rPr>
+          <w:rFonts w:ascii="Amiri" w:cs="Amiri" w:eastAsia="Amiri" w:hAnsi="Amiri"/>
+          <w:b w:val="false"/>
+          <w:bCs w:val="false"/>
+          <w:i w:val="false"/>
+          <w:iCs w:val="false"/>
+          <w:color w:val="181410"/>
+          <w:sz w:val="22"/>
+          <w:szCs w:val="22"/>
+          <w:rtl/>
+        </w:rPr>
+        <w:t xml:space="preserve">ومن أبين ما ورد في هذا الباب حديث العرباض بن سارية رضي الله عنه، قال: وعظنا رسول الله صلى الله عليه وسلم موعظة بليغة وجلت منها القلوب، وذرفت منها العيون، فقلنا: يا رسول الله، كأنها موعظة مودّع فأوصنا، قال: «أوصيكم بتقوى الله، والسمع والطاعة، وإن تأمّر عليكم عبد حبشي، فإنه من يعش منكم بعدي فسيرى اختلافًا كثيرًا، فعليكم بسنتي وسنة الخلفاء الراشدين المهديين، تمسكوا بها وعضّوا عليها بالنواجذ» [رواه أبو داود والترمذي]. واللافت في هذا الحديث أن النبي صلى الله عليه وسلم لم يوص بالتمسك بسنته في سياق تعليم عابر، بل في مقام الوداع، حين يكون الكلام أوجز ما يكون وأشده اختصارًا لما هو جوهري؛ وقرن سنته بسنة الخلفاء الراشدين من بعده باعتبارها امتدادًا عمليًا لهديه، وخصّ بالوصية زمن الفتنة والاختلاف الكثير تحديدًا، فدل ذلك على أن السنة هي المرجع الفاصل عند تنازع الأقوال، لا مجرد توجيه أخلاقي يُستأنس به.</w:t>
+      </w:r>
+    </w:p>
+    <w:p>
+      <w:pPr>
+        <w:bidi/>
+        <w:spacing w:after="140" w:before="0" w:line="300"/>
+        <w:jc w:val="both"/>
+      </w:pPr>
+      <w:r>
+        <w:rPr>
+          <w:rFonts w:ascii="Amiri" w:cs="Amiri" w:eastAsia="Amiri" w:hAnsi="Amiri"/>
+          <w:b w:val="false"/>
+          <w:bCs w:val="false"/>
+          <w:i w:val="false"/>
+          <w:iCs w:val="false"/>
+          <w:color w:val="181410"/>
+          <w:sz w:val="22"/>
+          <w:szCs w:val="22"/>
+          <w:rtl/>
+        </w:rPr>
+        <w:t xml:space="preserve">وفي المعنى ذاته ما جاء في الموطأ من قوله صلى الله عليه وسلم: «تركت فيكم ما إن تمسكتم به لن تضلوا بعدي: كتاب الله وسنتي» [رواه الإمام مالك في الموطأ بلاغًا]. ولم يقل صلى الله عليه وسلم "تركت فيكم كتاب الله" مكتفيًا به، بل قرن معه سنته في عبارة واحدة، فجعل العصمة من الضلال متعلقة بالاثنين معًا؛ وهذا القرن هو الدليل بعينه على أن الضلال يقع بترك أحدهما كما يقع بترك الآخر، لا بترك الكتاب وحده.</w:t>
       </w:r>
     </w:p>
     <w:tbl>
@@ -2514,49 +2472,28 @@
           <w:szCs w:val="22"/>
           <w:rtl/>
         </w:rPr>
-        <w:t xml:space="preserve">ومن الأحاديث الدالة على حجية السنة أيضًا قوله صلى الله عليه وسلم: «مَنْ أَحْدَثَ فِي أَمْرِنَا هَذَا مَا لَيْسَ مِنْهُ فَهُوَ رَدٌّ» [رواه البخاري، رقم 2697]. فهذا الحديث يقرر أن كل قول أو عمل يُحدَث في الدين بغير أصل من كتاب الله أو سنة نبيه فهو مردود على صاحبه، ولا يكون ذلك معيارًا للرد إلا إذا كانت السنة نفسها هي الميزان الذي يُعرض عليه المُحدَث، فتبيّن بهذا أن السنة حجة على من يُحدث في الدين، كما هي حجة على من يترك بعض ما فيه. وقد جاء بلفظ آخر عنه صلى الله عليه وسلم: «مَنْ عَمِلَ عَمَلًا لَيْسَ عَلَيْهِ أَمْرُنَا فَهُوَ رَدٌّ» [رواه مسلم، رقم 1718]، وهو حديث آخر بلفظ مستقل يؤكد المعنى ذاته من جهة أن الاعتبار في الدين إنما هو بموافقة هدي النبي صلى الله عليه وسلم لا بمجرد النية أو الاجتهاد الفردي.</w:t>
-      </w:r>
-    </w:p>
-    <w:p>
-      <w:pPr>
-        <w:bidi/>
-        <w:spacing w:after="100" w:before="200" w:line="300"/>
-        <w:jc w:val="right"/>
-      </w:pPr>
-      <w:r>
-        <w:rPr>
-          <w:rFonts w:ascii="Amiri" w:cs="Amiri" w:eastAsia="Amiri" w:hAnsi="Amiri"/>
-          <w:b/>
-          <w:bCs/>
-          <w:i w:val="false"/>
-          <w:iCs w:val="false"/>
-          <w:color w:val="152C54"/>
-          <w:sz w:val="22"/>
-          <w:szCs w:val="22"/>
-          <w:rtl/>
-        </w:rPr>
-        <w:t xml:space="preserve">فوائد ومسائل</w:t>
-      </w:r>
-    </w:p>
-    <w:p>
-      <w:pPr>
-        <w:bidi/>
-        <w:spacing w:after="140" w:before="0" w:line="300"/>
-        <w:jc w:val="both"/>
-      </w:pPr>
-      <w:r>
-        <w:rPr>
-          <w:rFonts w:ascii="Amiri" w:cs="Amiri" w:eastAsia="Amiri" w:hAnsi="Amiri"/>
-          <w:b w:val="false"/>
-          <w:bCs w:val="false"/>
-          <w:i w:val="false"/>
-          <w:iCs w:val="false"/>
-          <w:color w:val="181410"/>
-          <w:sz w:val="22"/>
-          <w:szCs w:val="22"/>
-          <w:rtl/>
-        </w:rPr>
-        <w:t xml:space="preserve">يتبين من هذه النصوص أن السنة النبوية لم تُترك أمرها لاجتهاد اللاحقين، بل تولى النبي صلى الله عليه وسلم بنفسه بيان مكانتها، وحذّر من إحداث ما لا أصل له فيها، وجعل التمسك بها ملازمًا للتمسك بكتاب الله. وهذا يفسر لنا لماذا كان السلف الصالح من الصحابة والتابعين أشد الناس حرصًا على تتبع السنة والبحث عنها، حتى كانوا يرحلون الأيام والليالي في طلب الحديث الواحد؛ لعلمهم أن تركه ترك لجزء من الدين لا يقوم غيره مقامه.</w:t>
+        <w:t xml:space="preserve">وقوله صلى الله عليه وسلم: «مَنْ أَحْدَثَ فِي أَمْرِنَا هَذَا مَا لَيْسَ مِنْهُ فَهُوَ رَدٌّ» [رواه البخاري، رقم 2697] يرسي معيارًا آخر لا يقل أهمية: فهو لا يكتفي بإيجاب اتباع السنة، بل يجعلها بنفسها الميزان الذي يُعرض عليه كل محدَث في الدين، فما لم يوافقها رُد على صاحبه كائنًا من كان. وجاء المعنى بلفظ آخر يزيد الحديث دقة: «مَنْ عَمِلَ عَمَلًا لَيْسَ عَلَيْهِ أَمْرُنَا فَهُوَ رَدٌّ» [رواه مسلم، رقم 1718]؛ فاللفظ الأول يتناول من يُحدث أصلًا جديدًا في الدين لم يكن معروفًا، واللفظ الثاني يتناول من يعمل عملًا بغير سند من أمر النبي صلى الله عليه وسلم وإن لم يكن هو نفسه من أحدثه ابتداءً؛ فاجتمع اللفظان على أن معيار الاعتبار في الدين موافقة هدي النبي صلى الله عليه وسلم، لا مجرد حسن النية أو الاجتهاد الفردي.</w:t>
+      </w:r>
+    </w:p>
+    <w:p>
+      <w:pPr>
+        <w:bidi/>
+        <w:spacing w:after="140" w:before="0" w:line="300"/>
+        <w:jc w:val="both"/>
+      </w:pPr>
+      <w:r>
+        <w:rPr>
+          <w:rFonts w:ascii="Amiri" w:cs="Amiri" w:eastAsia="Amiri" w:hAnsi="Amiri"/>
+          <w:b w:val="false"/>
+          <w:bCs w:val="false"/>
+          <w:i w:val="false"/>
+          <w:iCs w:val="false"/>
+          <w:color w:val="181410"/>
+          <w:sz w:val="22"/>
+          <w:szCs w:val="22"/>
+          <w:rtl/>
+        </w:rPr>
+        <w:t xml:space="preserve">والحاصل أن النبي صلى الله عليه وسلم لم يترك أمته حائرة في مصدر تشريعها بعده: أوصى بالتمسك بسنته في مقام الوداع، وقرنها بالكتاب في عصمة واحدة، وجعلها ميزانًا يُرد به كل محدَث. ولعل في هذا ما يفسر شدة حرص السلف من الصحابة والتابعين على تتبع الحديث الواحد ولو رحلوا إليه الأيام والليالي؛ فتركه عندهم لم يكن تفريطًا في رواية، بل تفريطًا في جزء من الدين لا يقوم غيره مقامه.</w:t>
       </w:r>
     </w:p>
     <w:tbl>
@@ -2624,7 +2561,7 @@
                 <w:szCs w:val="22"/>
                 <w:rtl/>
               </w:rPr>
-              <w:t xml:space="preserve">يجب على المسلم أن يدرك أن النبي صلى الله عليه وسلم لم يترك أمته حائرة في مصدر التشريع بعده، بل بيّن بنفسه أن الاعتصام بسنته فريضة لازمة، وأن كل قول أو عمل لا أصل له فيها مردود، فليكن حرصه على اتباع السنة كحرصه على اتباع القرآن سواء بسواء.</w:t>
+              <w:t xml:space="preserve">النبي صلى الله عليه وسلم بيّن بنفسه أن الاعتصام بسنته فريضة لازمة، وأن كل قول أو عمل لا أصل له فيها مردود على صاحبه؛ فليكن حرص المسلم على اتباعها كحرصه على اتباع القرآن سواء بسواء.</w:t>
             </w:r>
           </w:p>
         </w:tc>
@@ -2677,7 +2614,28 @@
           <w:szCs w:val="22"/>
           <w:rtl/>
         </w:rPr>
-        <w:t xml:space="preserve">إذا كان القرآن الكريم والسنة النبوية قد قررا حجية السنة كل من جهته، فإن الأمة الإسلامية بعلمائها ومجتهديها، من الصحابة إلى التابعين، ومن تبعهم بإحسان إلى يومنا هذا، أجمعت إجماعًا لا يُعرف فيه مخالف معتبر على وجوب الاحتجاج بالسنة النبوية والعمل بها، حتى صار هذا الإجماع أصلًا ثالثًا مؤكدًا لما تقرر بالنص. ولم يُنقل عن أحد من علماء الأمة المعتبرين في عصور الاحتجاج أنه أنكر حجية السنة الصحيحة الثابتة عن النبي صلى الله عليه وسلم، وإنما كان الخلاف بينهم أحيانًا في ثبوت بعض الأحاديث أو دلالتها، لا في أصل الاحتجاج بما ثبت منها.</w:t>
+        <w:t xml:space="preserve">لو اقتصر إثبات حجية السنة على النصوص القرآنية والنبوية وحدها، لبقي الباب مفتوحًا أمام من يشكك في فهمه الشخصي لتلك النصوص، أو يزعم أنها تحتمل تأويلًا يخرجها عن ظاهرها. أما حين تُضاف إلى ذلك شهادة الأمة كلها، بعلمائها ومجتهديها، جيلًا بعد جيل، دون أن يُعرف فيها مخالف معتبر عبر قرون الاحتجاج، فإن الباب يُغلق من جهة أخرى تمامًا: جهة الفهم الجماعي المتصل الذي لا يحتمل أن يكون خطأً عامًا تواطأت عليه الأمة كلها. ولذلك عُدّ هذا الإجماع أصلًا ثالثًا مؤكدًا، لا لأنه ينشئ حكمًا لم يكن، بل لأنه يكشف عن يقين لا يقبل التشكيك الفردي.</w:t>
+      </w:r>
+    </w:p>
+    <w:p>
+      <w:pPr>
+        <w:bidi/>
+        <w:spacing w:after="140" w:before="0" w:line="300"/>
+        <w:jc w:val="both"/>
+      </w:pPr>
+      <w:r>
+        <w:rPr>
+          <w:rFonts w:ascii="Amiri" w:cs="Amiri" w:eastAsia="Amiri" w:hAnsi="Amiri"/>
+          <w:b w:val="false"/>
+          <w:bCs w:val="false"/>
+          <w:i w:val="false"/>
+          <w:iCs w:val="false"/>
+          <w:color w:val="181410"/>
+          <w:sz w:val="22"/>
+          <w:szCs w:val="22"/>
+          <w:rtl/>
+        </w:rPr>
+        <w:t xml:space="preserve">وقد كان الخلاف بين علماء الأمة، حين وُجد، خلافًا في ثبوت بعض الأحاديث آحادًا أو في دلالتها على حكم بعينه، لا خلافًا في أصل وجوب الاحتجاج بما ثبت منها؛ وهذا فرق ينبغي أن يُدرك جيدًا، فالمسافة واسعة بين من يرد نصًا لعلة في سنده أو دلالته، ومن يرد جنس الاحتجاج بالسنة أصلًا.</w:t>
       </w:r>
     </w:p>
     <w:p>
@@ -2719,91 +2677,70 @@
           <w:szCs w:val="22"/>
           <w:rtl/>
         </w:rPr>
-        <w:t xml:space="preserve">قال الإمام الشافعي رحمه الله: «أَجْمَعَ الْمُسْلِمُونَ عَلَى أَنَّ مَنِ اسْتَبَانَتْ لَهُ سُنَّةُ رَسُولِ اللَّهِ صلى الله عليه وسلم لَمْ يَكُنْ لَهُ أَنْ يَدَعَهَا لِقَوْلِ أَحَدٍ» (الشافعي، الرسالة). وهذا نص صريح من إمام من أئمة الاجتهاد المتقدمين على انعقاد الإجماع في عصره على حجية السنة، وأن من تبيّنت له صحة حديث عن النبي صلى الله عليه وسلم فليس له أن يتركه لرأي فقيه أو قول عالم، مهما علت منزلته، فالسنة فوق كل قول بشري.</w:t>
-      </w:r>
-    </w:p>
-    <w:p>
-      <w:pPr>
-        <w:bidi/>
-        <w:spacing w:after="140" w:before="0" w:line="300"/>
-        <w:jc w:val="both"/>
-      </w:pPr>
-      <w:r>
-        <w:rPr>
-          <w:rFonts w:ascii="Amiri" w:cs="Amiri" w:eastAsia="Amiri" w:hAnsi="Amiri"/>
-          <w:b w:val="false"/>
-          <w:bCs w:val="false"/>
-          <w:i w:val="false"/>
-          <w:iCs w:val="false"/>
-          <w:color w:val="181410"/>
-          <w:sz w:val="22"/>
-          <w:szCs w:val="22"/>
-          <w:rtl/>
-        </w:rPr>
-        <w:t xml:space="preserve">وقال الإمام مالك بن أنس رحمه الله، وهو من أعلم الناس بسنة أهل المدينة وآثارها: «كُلٌّ يُؤْخَذُ مِنْ قَوْلِهِ وَيُرَدُّ إِلَّا صَاحِبَ هَذَا الْقَبْرِ» صلى الله عليه وسلم. وهذه الكلمة، على وجازتها، تحمل من الدلالة الشيء الكثير؛ فمالك، وهو إمام دار الهجرة، يقرر بها أن أقوال أهل العلم كافة، ومنهم هو نفسه، عرضة للأخذ والرد بحسب موافقتها للدليل، وأن الاستثناء الوحيد من ذلك هو صاحب القبر الشريف صلى الله عليه وسلم، فقوله وحده هو الذي لا يُرد.</w:t>
-      </w:r>
-    </w:p>
-    <w:p>
-      <w:pPr>
-        <w:bidi/>
-        <w:spacing w:after="140" w:before="0" w:line="300"/>
-        <w:jc w:val="both"/>
-      </w:pPr>
-      <w:r>
-        <w:rPr>
-          <w:rFonts w:ascii="Amiri" w:cs="Amiri" w:eastAsia="Amiri" w:hAnsi="Amiri"/>
-          <w:b w:val="false"/>
-          <w:bCs w:val="false"/>
-          <w:i w:val="false"/>
-          <w:iCs w:val="false"/>
-          <w:color w:val="181410"/>
-          <w:sz w:val="22"/>
-          <w:szCs w:val="22"/>
-          <w:rtl/>
-        </w:rPr>
-        <w:t xml:space="preserve">وقال الإمام أحمد بن حنبل رحمه الله، وهو الإمام الذي عُرف بشدة تمسكه بالأثر: «لَا تُقَلِّدْنِي، وَلَا تُقَلِّدْ مَالِكًا، وَلَا الشَّافِعِيَّ، وَلَا الْأَوْزَاعِيَّ، وَلَا الثَّوْرِيَّ، وَخُذْ مِنْ حَيْثُ أَخَذُوا». فهو يوجه أتباعه إلى أن مصدر التلقي ليس أشخاص الأئمة، وإن جلّت منزلتهم، بل المصدر الذي استقوا هم منه، وهو الكتاب والسنة. وقال أيضًا رحمه الله في تعظيم شأن الحديث النبوي: «مَنْ رَدَّ حَدِيثَ رَسُولِ اللَّهِ صلى الله عليه وسلم فَهُوَ عَلَى شَفَا هَلَكَةٍ» (الذهبي، سير أعلام النبلاء)، وهي كلمة تكشف عن مدى خطورة رد الحديث الثابت عند أئمة السلف، إذ جعله على شفا الهلاك، لما في ذلك من معارضة للوحي.</w:t>
-      </w:r>
-    </w:p>
-    <w:p>
-      <w:pPr>
-        <w:bidi/>
-        <w:spacing w:after="100" w:before="200" w:line="300"/>
-        <w:jc w:val="right"/>
-      </w:pPr>
-      <w:r>
-        <w:rPr>
-          <w:rFonts w:ascii="Amiri" w:cs="Amiri" w:eastAsia="Amiri" w:hAnsi="Amiri"/>
-          <w:b/>
-          <w:bCs/>
-          <w:i w:val="false"/>
-          <w:iCs w:val="false"/>
-          <w:color w:val="152C54"/>
-          <w:sz w:val="22"/>
-          <w:szCs w:val="22"/>
-          <w:rtl/>
-        </w:rPr>
-        <w:t xml:space="preserve">فوائد ومسائل</w:t>
-      </w:r>
-    </w:p>
-    <w:p>
-      <w:pPr>
-        <w:bidi/>
-        <w:spacing w:after="140" w:before="0" w:line="300"/>
-        <w:jc w:val="both"/>
-      </w:pPr>
-      <w:r>
-        <w:rPr>
-          <w:rFonts w:ascii="Amiri" w:cs="Amiri" w:eastAsia="Amiri" w:hAnsi="Amiri"/>
-          <w:b w:val="false"/>
-          <w:bCs w:val="false"/>
-          <w:i w:val="false"/>
-          <w:iCs w:val="false"/>
-          <w:color w:val="181410"/>
-          <w:sz w:val="22"/>
-          <w:szCs w:val="22"/>
-          <w:rtl/>
-        </w:rPr>
-        <w:t xml:space="preserve">ومما يؤكد هذا الإجماع أن كل من ظهر في تاريخ الأمة ممن قلّل من شأن السنة أو حاول الاستغناء عنها، إنما كان فردًا شاذًا خارجًا عن سبيل المؤمنين، لم يُعتد بقوله ولا اعتُبر خلافه معتبرًا في باب الإجماع؛ لأن شرط الاعتداد بالمخالف أن يكون من أهل العلم المعتبرين، لا ممن خرج عن منهج السلف بالكلية. وقد سبق بيان الأدلة القرآنية والنبوية على حجية السنة في المبحثين الأول والثاني، فجاء هذا الإجماع مؤكدًا لها، لا منشئًا لحكم جديد، وهذا هو الشأن في كل إجماع صحيح: أن يكون كاشفًا عن دليل من الكتاب أو السنة، لا مستقلًا عنهما.</w:t>
+        <w:t xml:space="preserve">قال الإمام الشافعي رحمه الله، مقررًا هذا الإجماع بلفظ لا يحتمل اللبس: «أَجْمَعَ الْمُسْلِمُونَ عَلَى أَنَّ مَنِ اسْتَبَانَتْ لَهُ سُنَّةُ رَسُولِ اللَّهِ صلى الله عليه وسلم لَمْ يَكُنْ لَهُ أَنْ يَدَعَهَا لِقَوْلِ أَحَدٍ» (الشافعي، الرسالة). فهو لا يعبّر هنا عن رأيه الخاص، بل يشهد على واقع منعقد في عصره، وهو انعقاد الإجماع؛ فمن تبيّنت له صحة حديث فليس له أن يتركه لقول فقيه مهما علت منزلته.</w:t>
+      </w:r>
+    </w:p>
+    <w:p>
+      <w:pPr>
+        <w:bidi/>
+        <w:spacing w:after="140" w:before="0" w:line="300"/>
+        <w:jc w:val="both"/>
+      </w:pPr>
+      <w:r>
+        <w:rPr>
+          <w:rFonts w:ascii="Amiri" w:cs="Amiri" w:eastAsia="Amiri" w:hAnsi="Amiri"/>
+          <w:b w:val="false"/>
+          <w:bCs w:val="false"/>
+          <w:i w:val="false"/>
+          <w:iCs w:val="false"/>
+          <w:color w:val="181410"/>
+          <w:sz w:val="22"/>
+          <w:szCs w:val="22"/>
+          <w:rtl/>
+        </w:rPr>
+        <w:t xml:space="preserve">وجاءت كلمة الإمام مالك بن أنس رحمه الله، إمام دار الهجرة وأعلم الناس بسنة أهل المدينة، لتثبت المعنى ذاته من زاوية أخرى، لا بالتقرير المباشر بل بضرب المثال الأقصى: «كُلٌّ يُؤْخَذُ مِنْ قَوْلِهِ وَيُرَدُّ إِلَّا صَاحِبَ هَذَا الْقَبْرِ» صلى الله عليه وسلم. فحين يُخرج إمام بحجم مالك نفسه من دائرة العصمة، ويقصر الاستثناء على صاحب القبر الشريف وحده، يكون بذلك قد رسم الحد الفاصل بين ما يُؤخذ ويُرد من أقوال البشر كافة، وما لا يُرد بحال.</w:t>
+      </w:r>
+    </w:p>
+    <w:p>
+      <w:pPr>
+        <w:bidi/>
+        <w:spacing w:after="140" w:before="0" w:line="300"/>
+        <w:jc w:val="both"/>
+      </w:pPr>
+      <w:r>
+        <w:rPr>
+          <w:rFonts w:ascii="Amiri" w:cs="Amiri" w:eastAsia="Amiri" w:hAnsi="Amiri"/>
+          <w:b w:val="false"/>
+          <w:bCs w:val="false"/>
+          <w:i w:val="false"/>
+          <w:iCs w:val="false"/>
+          <w:color w:val="181410"/>
+          <w:sz w:val="22"/>
+          <w:szCs w:val="22"/>
+          <w:rtl/>
+        </w:rPr>
+        <w:t xml:space="preserve">أما الإمام أحمد بن حنبل رحمه الله، فقد نقل المعنى من مقام التقرير إلى مقام التوجيه العملي، فقال لأصحابه: «لَا تُقَلِّدْنِي، وَلَا تُقَلِّدْ مَالِكًا، وَلَا الشَّافِعِيَّ، وَلَا الْأَوْزَاعِيَّ، وَلَا الثَّوْرِيَّ، وَخُذْ مِنْ حَيْثُ أَخَذُوا»؛ فأحال تلاميذه إلى المصدر الذي استقى منه هؤلاء الأئمة جميعًا، لا إلى أشخاصهم. وقال أيضًا في تعظيم شأن الحديث: «مَنْ رَدَّ حَدِيثَ رَسُولِ اللَّهِ صلى الله عليه وسلم فَهُوَ عَلَى شَفَا هَلَكَةٍ» (الذهبي، سير أعلام النبلاء)، وهي كلمة تكشف مبلغ الخطورة التي كان يراها في رد الحديث الثابت، إذ جعله على شفا الهلاك، لما في الرد من معارضة صريحة للوحي.</w:t>
+      </w:r>
+    </w:p>
+    <w:p>
+      <w:pPr>
+        <w:bidi/>
+        <w:spacing w:after="140" w:before="0" w:line="300"/>
+        <w:jc w:val="both"/>
+      </w:pPr>
+      <w:r>
+        <w:rPr>
+          <w:rFonts w:ascii="Amiri" w:cs="Amiri" w:eastAsia="Amiri" w:hAnsi="Amiri"/>
+          <w:b w:val="false"/>
+          <w:bCs w:val="false"/>
+          <w:i w:val="false"/>
+          <w:iCs w:val="false"/>
+          <w:color w:val="181410"/>
+          <w:sz w:val="22"/>
+          <w:szCs w:val="22"/>
+          <w:rtl/>
+        </w:rPr>
+        <w:t xml:space="preserve">وما ظهر عبر التاريخ ممن قلّل من شأن السنة أو حاول الاستغناء عنها لم يكن إلا صوتًا فرديًا شاذًا خارجًا عن سبيل المؤمنين، لا يُعتد بخلافه في باب الإجماع؛ إذ شرط اعتبار المخالف أن يكون من أهل العلم السائرين على منهج السلف، لا ممن خرج عنه بالكلية. وهذا الإجماع، في نهاية الأمر، لم ينشئ حكمًا جديدًا لم يكن، بل كشف عما دلت عليه أدلة الكتاب والسنة نفسها؛ وهذا هو شأن كل إجماع صحيح، أن يكون كاشفًا لا منشئًا.</w:t>
       </w:r>
     </w:p>
     <w:tbl>
@@ -2871,7 +2808,7 @@
                 <w:szCs w:val="22"/>
                 <w:rtl/>
               </w:rPr>
-              <w:t xml:space="preserve">يجب على المسلم أن يطمئن إلى أن الاحتجاج بالسنة ليس مسألة خلافية بين أهل العلم، بل هي محل إجماع قديم متصل، وأن كل قول يخالف هذا الإجماع فهو شذوذ لا يُعتد به، وأن الأخذ بسنة النبي صلى الله عليه وسلم مقدَّم على كل قول بشري مهما علا قائله.</w:t>
+              <w:t xml:space="preserve">الاحتجاج بالسنة ليس مسألة خلافية بين أهل العلم، بل محل إجماع قديم متصل؛ وكل قول يخالفه شذوذ لا يُعتد به، والأخذ بسنة النبي صلى الله عليه وسلم مقدَّم على كل قول بشري مهما علا قائله.</w:t>
             </w:r>
           </w:p>
         </w:tc>
@@ -2924,7 +2861,7 @@
           <w:szCs w:val="22"/>
           <w:rtl/>
         </w:rPr>
-        <w:t xml:space="preserve">من أعظم وظائف السنة النبوية أنها جاءت مبيّنة لكتاب الله، شارحة لمجمله، مفصّلة لمبهمه، مقيّدة لمطلقه، مخصّصة لعامّه عند الحاجة. فالقرآن الكريم جاء في كثير من أحكامه بألفاظ مجملة أو عامة، أراد الله سبحانه أن يتولى بيانها نبيه صلى الله عليه وسلم بقوله وفعله، فكانت السنة بذلك التطبيق العملي لأوامر القرآن، ولولاها لتعذّر على المسلمين معرفة كيفية أداء كثير من العبادات وتفاصيل الأحكام.</w:t>
+        <w:t xml:space="preserve">ليست وظيفة السنة في بيان القرآن وظيفة واحدة متجانسة، بل هي على الحقيقة أنواع من البيان يقتضيها نوع الغموض الذي تعالجه: فتارة يكون الأمر القرآني مجملًا في كيفيته وحدها، وتارة يكون مجملًا في مقاديره التي لا سبيل إلى استنباطها من اللغة مهما بولغ في التأمل، وتارة يكون بحيث لا يُتصور الوصول إليه بالعقل أو اللغة أصلًا، وإنما يُتلقى توقيفًا محضًا. وأمثلة العبادات الثلاث الكبرى ـ الصلاة والزكاة والحج ـ تكشف هذا التدرج بوضوح.</w:t>
       </w:r>
     </w:p>
     <w:p>
@@ -2966,7 +2903,7 @@
           <w:szCs w:val="22"/>
           <w:rtl/>
         </w:rPr>
-        <w:t xml:space="preserve">فمن أوضح الأمثلة على ذلك أمر الصلاة، فقد قال الله تعالى: </w:t>
+        <w:t xml:space="preserve">فأما الصلاة، فقد قال الله تعالى: </w:t>
       </w:r>
       <w:r>
         <w:rPr>
@@ -3008,49 +2945,49 @@
           <w:szCs w:val="22"/>
           <w:rtl/>
         </w:rPr>
-        <w:t xml:space="preserve">، وهذا أمر مجمل لم يُبيّن عدد ركعات الصلاة، ولا كيفية أدائها، ولا أوقاتها المحددة، ولا شروطها وأركانها. فجاءت السنة النبوية لتتولى هذا البيان تفصيلًا، حتى قال النبي صلى الله عليه وسلم: «صَلُّوا كَمَا رَأَيْتُمُونِي أُصَلِّي» [رواه البخاري، رقم 631]. فهذا الحديث جعل فعل النبي صلى الله عليه وسلم بنفسه مصدر التلقي في هيئة الصلاة، ولولا هذا البيان النبوي لبقي أمر الصلاة القرآني مجملًا لا يُدرى كيف يُمتثل.</w:t>
-      </w:r>
-    </w:p>
-    <w:p>
-      <w:pPr>
-        <w:bidi/>
-        <w:spacing w:after="140" w:before="0" w:line="300"/>
-        <w:jc w:val="both"/>
-      </w:pPr>
-      <w:r>
-        <w:rPr>
-          <w:rFonts w:ascii="Amiri" w:cs="Amiri" w:eastAsia="Amiri" w:hAnsi="Amiri"/>
-          <w:b w:val="false"/>
-          <w:bCs w:val="false"/>
-          <w:i w:val="false"/>
-          <w:iCs w:val="false"/>
-          <w:color w:val="181410"/>
-          <w:sz w:val="22"/>
-          <w:szCs w:val="22"/>
-          <w:rtl/>
-        </w:rPr>
-        <w:t xml:space="preserve">ومثل ذلك أمر الزكاة، فالقرآن الكريم أمر بإيتائها في غير موضع، لكنه لم يبيّن مقاديرها ولا أنصبتها التي تجب فيها. فجاء عن النبي صلى الله عليه وسلم أنه قال: «لَيْسَ فِيمَا دُونَ خَمْسَةِ أَوْسُقٍ صَدَقَةٌ، وَلَيْسَ فِيمَا دُونَ خَمْسِ ذَوْدٍ صَدَقَةٌ، وَلَيْسَ فِيمَا دُونَ خَمْسِ أَوَاقٍ صَدَقَةٌ» [رواه البخاري، رقم 1459، عن أبي سعيد الخدري رضي الله عنه]. فبيّن صلى الله عليه وسلم بهذا الحديث أنصبة الزكاة في الحبوب والثمار والإبل والفضة، وهو بيان لا يمكن الوصول إليه من ظاهر القرآن الكريم وحده.</w:t>
-      </w:r>
-    </w:p>
-    <w:p>
-      <w:pPr>
-        <w:bidi/>
-        <w:spacing w:after="140" w:before="0" w:line="300"/>
-        <w:jc w:val="both"/>
-      </w:pPr>
-      <w:r>
-        <w:rPr>
-          <w:rFonts w:ascii="Amiri" w:cs="Amiri" w:eastAsia="Amiri" w:hAnsi="Amiri"/>
-          <w:b w:val="false"/>
-          <w:bCs w:val="false"/>
-          <w:i w:val="false"/>
-          <w:iCs w:val="false"/>
-          <w:color w:val="181410"/>
-          <w:sz w:val="22"/>
-          <w:szCs w:val="22"/>
-          <w:rtl/>
-        </w:rPr>
-        <w:t xml:space="preserve">ومثل ذلك أيضًا فريضة الحج، فقد قال الله تعالى: </w:t>
+        <w:t xml:space="preserve">، وهذا أمر لا يختلف اثنان في وجوبه، لكنه لا يحمل في ذاته إجابة عن أسئلة الكيفية: كم عدد ركعاتها؟ وما هيئة القيام والركوع والسجود فيها؟ ومتى تبدأ أوقاتها وتنتهي؟ فتولت السنة الجواب عمليًا، بالفعل قبل القول، حتى قال النبي صلى الله عليه وسلم: «صَلُّوا كَمَا رَأَيْتُمُونِي أُصَلِّي» [رواه البخاري، رقم 631]. وهذا التعبير بالذات ـ "كما رأيتموني" ـ دقيق الدلالة: فلم يقل "صلوا كما أصفه لكم"، بل أحال المخاطبين إلى المشاهدة المباشرة لفعله، فجعل الفعل النبوي نفسه، لا وصفه اللفظي فحسب، مصدر التلقي في هيئة الصلاة.</w:t>
+      </w:r>
+    </w:p>
+    <w:p>
+      <w:pPr>
+        <w:bidi/>
+        <w:spacing w:after="140" w:before="0" w:line="300"/>
+        <w:jc w:val="both"/>
+      </w:pPr>
+      <w:r>
+        <w:rPr>
+          <w:rFonts w:ascii="Amiri" w:cs="Amiri" w:eastAsia="Amiri" w:hAnsi="Amiri"/>
+          <w:b w:val="false"/>
+          <w:bCs w:val="false"/>
+          <w:i w:val="false"/>
+          <w:iCs w:val="false"/>
+          <w:color w:val="181410"/>
+          <w:sz w:val="22"/>
+          <w:szCs w:val="22"/>
+          <w:rtl/>
+        </w:rPr>
+        <w:t xml:space="preserve">وأما الزكاة، فالإشكال فيها من نوع مختلف: القرآن أمر بإيتائها في غير موضع، والأمة أجمعت على أصل وجوبها من ظاهر اللفظ، لكن أحدًا لا يستطيع أن يستخرج من آيات الزكاة وحدها كم يبلغ نصاب الذهب، أو كم واجب في خمسة أبعرة دون خمسة أخرى؛ فهذا مقدار عددي لا تدل عليه اللغة مهما دُقّق النظر فيها، وإنما هو توقيف محض. ولذلك جاء عن النبي صلى الله عليه وسلم: «لَيْسَ فِيمَا دُونَ خَمْسَةِ أَوْسُقٍ صَدَقَةٌ، وَلَيْسَ فِيمَا دُونَ خَمْسِ ذَوْدٍ صَدَقَةٌ، وَلَيْسَ فِيمَا دُونَ خَمْسِ أَوَاقٍ صَدَقَةٌ» [رواه البخاري، رقم 1459، عن أبي سعيد الخدري رضي الله عنه]، فحدد بهذا اللفظ الواحد أنصبة ثلاثة أجناس من المال مختلفة: الحبوب والثمار، والإبل، والفضة، وهو بيان لا طريق إليه إلا من جهته صلى الله عليه وسلم.</w:t>
+      </w:r>
+    </w:p>
+    <w:p>
+      <w:pPr>
+        <w:bidi/>
+        <w:spacing w:after="140" w:before="0" w:line="300"/>
+        <w:jc w:val="both"/>
+      </w:pPr>
+      <w:r>
+        <w:rPr>
+          <w:rFonts w:ascii="Amiri" w:cs="Amiri" w:eastAsia="Amiri" w:hAnsi="Amiri"/>
+          <w:b w:val="false"/>
+          <w:bCs w:val="false"/>
+          <w:i w:val="false"/>
+          <w:iCs w:val="false"/>
+          <w:color w:val="181410"/>
+          <w:sz w:val="22"/>
+          <w:szCs w:val="22"/>
+          <w:rtl/>
+        </w:rPr>
+        <w:t xml:space="preserve">وأما الحج، فالإشكال فيه أبعد مدى من سابقيه: فقوله تعالى </w:t>
       </w:r>
       <w:r>
         <w:rPr>
@@ -3092,49 +3029,28 @@
           <w:szCs w:val="22"/>
           <w:rtl/>
         </w:rPr>
-        <w:t xml:space="preserve">، فأمر بالحج إجمالًا، أما أركانه وواجباته ومناسكه من الطواف والسعي والوقوف بعرفة ورمي الجمار، فلم يرد لها تفصيل في القرآن، وإنما تولّت السنة بيانها، حتى قال النبي صلى الله عليه وسلم: «خُذُوا عَنِّي مَنَاسِكَكُمْ» [رواه مسلم، رقم 1297]. فجعل صلى الله عليه وسلم فعله مرجعًا يُقتدى به في أداء هذه الشعيرة العظيمة، جيلًا بعد جيل.</w:t>
-      </w:r>
-    </w:p>
-    <w:p>
-      <w:pPr>
-        <w:bidi/>
-        <w:spacing w:after="100" w:before="200" w:line="300"/>
-        <w:jc w:val="right"/>
-      </w:pPr>
-      <w:r>
-        <w:rPr>
-          <w:rFonts w:ascii="Amiri" w:cs="Amiri" w:eastAsia="Amiri" w:hAnsi="Amiri"/>
-          <w:b/>
-          <w:bCs/>
-          <w:i w:val="false"/>
-          <w:iCs w:val="false"/>
-          <w:color w:val="152C54"/>
-          <w:sz w:val="22"/>
-          <w:szCs w:val="22"/>
-          <w:rtl/>
-        </w:rPr>
-        <w:t xml:space="preserve">فوائد ومسائل</w:t>
-      </w:r>
-    </w:p>
-    <w:p>
-      <w:pPr>
-        <w:bidi/>
-        <w:spacing w:after="140" w:before="0" w:line="300"/>
-        <w:jc w:val="both"/>
-      </w:pPr>
-      <w:r>
-        <w:rPr>
-          <w:rFonts w:ascii="Amiri" w:cs="Amiri" w:eastAsia="Amiri" w:hAnsi="Amiri"/>
-          <w:b w:val="false"/>
-          <w:bCs w:val="false"/>
-          <w:i w:val="false"/>
-          <w:iCs w:val="false"/>
-          <w:color w:val="181410"/>
-          <w:sz w:val="22"/>
-          <w:szCs w:val="22"/>
-          <w:rtl/>
-        </w:rPr>
-        <w:t xml:space="preserve">يتضح مما تقدم أن العبادات الكبرى في الإسلام ـ الصلاة والزكاة والحج ـ لا يمكن أداؤها على الوجه الصحيح بالاعتماد على ظاهر القرآن وحده، بل لا بد فيها من الرجوع إلى السنة النبوية التي تولت بيان أركانها وشروطها وواجباتها ومستحباتها. ومن هنا قرر أهل العلم أن السنة تنقسم من حيث علاقتها بالقرآن إلى أقسام: فمنها ما يوافق حكم القرآن ويؤكده، ومنها ما يفصّل مجمله ويبيّن مبهمه، ومنها ما يخصّص عامه أو يقيّد مطلقه، ومنها ما تستقل بإنشاء حكم لم يرد له ذكر في القرآن، وهو ما سيأتي تفصيله في المبحث الخامس.</w:t>
+        <w:t xml:space="preserve"> أمر بأصل الشعيرة، لكن مناسكها ـ من الطواف والسعي والوقوف بعرفة إلى رمي الجمار ـ أفعال توقيفية محضة، لا يملك العقل، ولو اجتهد أشد الاجتهاد، أن يستنبطها ابتداءً من مجرد الأمر بالحج؛ فلا علاقة عقلية بين "الحج" وبين كون رمي الجمار سبع حصيات لا ثمانٍ ولا ستًا. ولذلك جاء توجيه النبي صلى الله عليه وسلم حاسمًا في هذا الباب: «خُذُوا عَنِّي مَنَاسِكَكُمْ» [رواه مسلم، رقم 1297]، فجعل فعله صلى الله عليه وسلم في تلك الحجة الواحدة مرجعًا يُقتدى به إلى قيام الساعة.</w:t>
+      </w:r>
+    </w:p>
+    <w:p>
+      <w:pPr>
+        <w:bidi/>
+        <w:spacing w:after="140" w:before="0" w:line="300"/>
+        <w:jc w:val="both"/>
+      </w:pPr>
+      <w:r>
+        <w:rPr>
+          <w:rFonts w:ascii="Amiri" w:cs="Amiri" w:eastAsia="Amiri" w:hAnsi="Amiri"/>
+          <w:b w:val="false"/>
+          <w:bCs w:val="false"/>
+          <w:i w:val="false"/>
+          <w:iCs w:val="false"/>
+          <w:color w:val="181410"/>
+          <w:sz w:val="22"/>
+          <w:szCs w:val="22"/>
+          <w:rtl/>
+        </w:rPr>
+        <w:t xml:space="preserve">فالتدرج بين هذه الأمثلة الثلاثة ليس عرضًا عشوائيًا: من بيان الكيفية في الصلاة، إلى بيان المقدار في الزكاة، إلى بيان أفعال توقيفية لا سبيل للعقل إليها أصلًا في الحج. ومن هذا التدرج استخرج أهل العلم تقسيمهم المعروف لعلاقة السنة بالقرآن: فمنها ما يوافق حكمه ويؤكده، ومنها ما يفصّل مجمله، ومنها ما يخصّص عامه أو يقيّد مطلقه، ومنها ما تستقل السنة بإنشائه ابتداءً دون أصل قرآني سابق ـ وهو ما سيتناوله المبحث التالي بتفصيل أوسع. والخلاصة أن الاكتفاء بظاهر القرآن، دون الرجوع إلى ما بيّنته السنة، يعني تعطيل هذه العبادات الثلاث عمليًا، مهما سلم الاعتقاد النظري بوجوبها.</w:t>
       </w:r>
     </w:p>
     <w:tbl>
@@ -3202,7 +3118,7 @@
                 <w:szCs w:val="22"/>
                 <w:rtl/>
               </w:rPr>
-              <w:t xml:space="preserve">يجب على المسلم أن يعلم أن الاكتفاء بظاهر القرآن دون الرجوع إلى السنة في تفصيل العبادات يفضي إلى تعطيل كثير من أحكام الدين، وأن السنة النبوية هي الشارحة العملية لكتاب الله، فلا يستقيم فهم القرآن ولا العمل به على الوجه الصحيح إلا بالاستعانة بها.</w:t>
+              <w:t xml:space="preserve">الاكتفاء بظاهر القرآن دون الرجوع إلى السنة في تفصيل العبادات يعطّل كثيرًا من أحكام الدين؛ فلا يستقيم فهم القرآن ولا العمل به على الوجه الصحيح إلا بالاستعانة بما بيّنته السنة.</w:t>
             </w:r>
           </w:p>
         </w:tc>
@@ -3255,7 +3171,7 @@
           <w:szCs w:val="22"/>
           <w:rtl/>
         </w:rPr>
-        <w:t xml:space="preserve">لا تقتصر وظيفة السنة النبوية على بيان ما أُجمل في القرآن وتفصيل ما أُبهم فيه، بل قد ثبت عن النبي صلى الله عليه وسلم أنه أنشأ أحكامًا شرعية مستقلة لم يرد لها ذكر في كتاب الله أصلًا، ومع ذلك أجمعت الأمة على وجوب العمل بها واعتبارها ملزمة، وهذا دليل قاطع على أن السنة مصدر تشريعي مستقل بذاته، لا مجرد تابع للقرآن أو شارح له فحسب.</w:t>
+        <w:t xml:space="preserve">قد يظن الظانّ أن وظيفة السنة تنتهي عند حدود البيان والتفصيل لما ورد في القرآن، فإذا لم يرد الحكم في الكتاب أصلًا سقط اعتبار السنة فيه. وهذا الظن، على شيوعه، تكذبه نصوص السنة نفسها؛ فقد ثبت عن النبي صلى الله عليه وسلم أنه أنشأ أحكامًا لم يرد لها ذكر في القرآن أصلًا، لا تلميحًا ولا تصريحًا، ومع ذلك أجمعت الأمة على إلزاميتها إجماعًا لا خلاف فيه، وهذا وحده كافٍ لإثبات أن السنة مصدر تشريعي مستقل بذاته، لا مجرد شارح تابع.</w:t>
       </w:r>
     </w:p>
     <w:tbl>
@@ -3323,7 +3239,7 @@
                 <w:szCs w:val="22"/>
                 <w:rtl/>
               </w:rPr>
-              <w:t xml:space="preserve">يظن بعض الناس أن القرآن الكريم قد استوعب تفصيل كل حكم شرعي، وأن ما ليس فيه نص قرآني صريح لا يكون واجبًا ولا محرَّمًا. وهذا الظن مخالف لما أجمعت عليه الأمة، ومناقض لصريح الأدلة المتقدمة في المبحث الأول التي أوجبت طاعة النبي صلى الله عليه وسلم واتباع ما جاء به مطلقًا، سواء وافق نص القرآن، أم فصّله، أم استقل بإنشائه.</w:t>
+              <w:t xml:space="preserve">يظن بعض الناس أن القرآن استوعب تفصيل كل حكم شرعي، وأن ما لا نص عليه فيه صراحة لا يكون واجبًا ولا محرَّمًا. وهذا الظن يصادم ما تقرر في المبحث الأول من إيجاب طاعة النبي صلى الله عليه وسلم واتباع كل ما جاء به مطلقًا، سواء وافق نص القرآن، أم فصّله، أم استقل بإنشائه ابتداءً.</w:t>
             </w:r>
           </w:p>
         </w:tc>
@@ -3373,112 +3289,91 @@
           <w:szCs w:val="22"/>
           <w:rtl/>
         </w:rPr>
-        <w:t xml:space="preserve">ومن أظهر الأمثلة على ذلك تحريم الجمع بين المرأة وعمتها أو خالتها في الزواج، فقد قال النبي صلى الله عليه وسلم: «لَا يُجْمَعُ بَيْنَ الْمَرْأَةِ وَعَمَّتِهَا، وَلَا بَيْنَ الْمَرْأَةِ وَخَالَتِهَا» [رواه البخاري، رقم 5109]. وهذا الحكم لم يرد له ذكر البتة في آيات المحرَّمات من النساء الواردة في سورة النساء، ومع ذلك أجمعت الأمة على تحريمه، وما ذاك إلا لثبوته عن النبي صلى الله عليه وسلم، واعتبار سنته مصدرًا تشريعيًا مستقلًا لا يُشترط له سبق نص قرآني.</w:t>
-      </w:r>
-    </w:p>
-    <w:p>
-      <w:pPr>
-        <w:bidi/>
-        <w:spacing w:after="140" w:before="0" w:line="300"/>
-        <w:jc w:val="both"/>
-      </w:pPr>
-      <w:r>
-        <w:rPr>
-          <w:rFonts w:ascii="Amiri" w:cs="Amiri" w:eastAsia="Amiri" w:hAnsi="Amiri"/>
-          <w:b w:val="false"/>
-          <w:bCs w:val="false"/>
-          <w:i w:val="false"/>
-          <w:iCs w:val="false"/>
-          <w:color w:val="181410"/>
-          <w:sz w:val="22"/>
-          <w:szCs w:val="22"/>
-          <w:rtl/>
-        </w:rPr>
-        <w:t xml:space="preserve">ومن ذلك أيضًا تحريم لحوم الحمر الأهلية، فقد قال النبي صلى الله عليه وسلم: «إِنَّ اللَّهَ وَرَسُولَهُ يَنْهَيَانِكُمْ عَنْ لُحُومِ الْحُمُرِ الْأَهْلِيَّةِ فَإِنَّهَا رِجْسٌ» [رواه البخاري، رقم 5528، عن أنس بن مالك رضي الله عنه]. فهذا التحريم لم يرد له ذكر في القرآن الكريم، ومع ذلك التزمته الأمة كافة، ولافتٌ في هذا الحديث قوله صلى الله عليه وسلم: "إن الله ورسوله ينهيانكم"، فقرن نهيه بنهي الله عز وجل، وهو أبلغ ما يكون في تقرير أن نهي النبي صلى الله عليه وسلم تشريع من عند الله، لا رأيًا اجتهاديًا منه.</w:t>
-      </w:r>
-    </w:p>
-    <w:p>
-      <w:pPr>
-        <w:bidi/>
-        <w:spacing w:after="140" w:before="0" w:line="300"/>
-        <w:jc w:val="both"/>
-      </w:pPr>
-      <w:r>
-        <w:rPr>
-          <w:rFonts w:ascii="Amiri" w:cs="Amiri" w:eastAsia="Amiri" w:hAnsi="Amiri"/>
-          <w:b w:val="false"/>
-          <w:bCs w:val="false"/>
-          <w:i w:val="false"/>
-          <w:iCs w:val="false"/>
-          <w:color w:val="181410"/>
-          <w:sz w:val="22"/>
-          <w:szCs w:val="22"/>
-          <w:rtl/>
-        </w:rPr>
-        <w:t xml:space="preserve">ومن الأحكام التي استقر عليها العمل بالسنة أيضًا، ولم يرد لها نص صريح في القرآن، وجوب الدية على العاقلة في القتل الخطأ، وهو حكم عرفه الصحابة والتابعون من هدي النبي صلى الله عليه وسلم وقضائه، فأقرّه أهل العلم واعتبروه من الأحكام الثابتة التي استقلت السنة بتقريرها، تنظيمًا لتحمل المسؤولية بين أفراد القبيلة أو العصبة، رفعًا للحرج عن القاتل خطأً وأهله.</w:t>
-      </w:r>
-    </w:p>
-    <w:p>
-      <w:pPr>
-        <w:bidi/>
-        <w:spacing w:after="140" w:before="0" w:line="300"/>
-        <w:jc w:val="both"/>
-      </w:pPr>
-      <w:r>
-        <w:rPr>
-          <w:rFonts w:ascii="Amiri" w:cs="Amiri" w:eastAsia="Amiri" w:hAnsi="Amiri"/>
-          <w:b w:val="false"/>
-          <w:bCs w:val="false"/>
-          <w:i w:val="false"/>
-          <w:iCs w:val="false"/>
-          <w:color w:val="181410"/>
-          <w:sz w:val="22"/>
-          <w:szCs w:val="22"/>
-          <w:rtl/>
-        </w:rPr>
-        <w:t xml:space="preserve">ومما يؤكد هذا الأصل أيضًا قوله صلى الله عليه وسلم: «أَلَا إِنِّي أُوتِيتُ الْكِتَابَ وَمِثْلَهُ مَعَهُ» [رواه أبو داود، رقم 4604، عن المقداد بن معدي كرب رضي الله عنه]. فهذا الحديث نص صريح من النبي صلى الله عليه وسلم على أنه أُعطي من الوحي ما يماثل القرآن في وجوب الاتباع، وإن كان مغايرًا له في اللفظ وطريقة النزول، وهذا يقطع الطريق على من يظن أن حجية السنة تقف عند حد كونها مجرد تفسير للقرآن، بل هي وحي مستقل يُنشئ الأحكام كما يُنشئها القرآن سواء بسواء.</w:t>
-      </w:r>
-    </w:p>
-    <w:p>
-      <w:pPr>
-        <w:bidi/>
-        <w:spacing w:after="100" w:before="200" w:line="300"/>
-        <w:jc w:val="right"/>
-      </w:pPr>
-      <w:r>
-        <w:rPr>
-          <w:rFonts w:ascii="Amiri" w:cs="Amiri" w:eastAsia="Amiri" w:hAnsi="Amiri"/>
-          <w:b/>
-          <w:bCs/>
-          <w:i w:val="false"/>
-          <w:iCs w:val="false"/>
-          <w:color w:val="152C54"/>
-          <w:sz w:val="22"/>
-          <w:szCs w:val="22"/>
-          <w:rtl/>
-        </w:rPr>
-        <w:t xml:space="preserve">فوائد ومسائل</w:t>
-      </w:r>
-    </w:p>
-    <w:p>
-      <w:pPr>
-        <w:bidi/>
-        <w:spacing w:after="140" w:before="0" w:line="300"/>
-        <w:jc w:val="both"/>
-      </w:pPr>
-      <w:r>
-        <w:rPr>
-          <w:rFonts w:ascii="Amiri" w:cs="Amiri" w:eastAsia="Amiri" w:hAnsi="Amiri"/>
-          <w:b w:val="false"/>
-          <w:bCs w:val="false"/>
-          <w:i w:val="false"/>
-          <w:iCs w:val="false"/>
-          <w:color w:val="181410"/>
-          <w:sz w:val="22"/>
-          <w:szCs w:val="22"/>
-          <w:rtl/>
-        </w:rPr>
-        <w:t xml:space="preserve">وقد سبق في المبحث الرابع بيان وظيفة السنة في تفصيل ما أُجمل في القرآن، أما هذا المبحث فيتناول وجهًا آخر أدق، وهو استقلالها بإنشاء أحكام جديدة كليًا، وهذا هو الذي كان محل إنكار طائفة قليلة عبر التاريخ ممن حاول قصر التشريع على القرآن وحده، وهو قول باطل مصادم للإجماع المنعقد على مر العصور، كما سبق بيانه في المبحث الثالث، ومصادم أيضًا لصريح النصوص الآمرة باتباع كل ما جاء به النبي صلى الله عليه وسلم دون تقييد.</w:t>
+        <w:t xml:space="preserve">ومن أوضح الأمثلة على هذا الاستقلال تحريم الجمع بين المرأة وعمتها أو خالتها في عقد واحد، فقد قال النبي صلى الله عليه وسلم: «لَا يُجْمَعُ بَيْنَ الْمَرْأَةِ وَعَمَّتِهَا، وَلَا بَيْنَ الْمَرْأَةِ وَخَالَتِهَا» [رواه البخاري، رقم 5109]. ومن يراجع آيات المحرَّمات من النساء في سورة النساء لن يجد لهذا الحكم أثرًا، لا من قريب ولا من بعيد؛ ومع هذا الغياب التام من النص القرآني، التزمت الأمة هذا التحريم دون تردد، لأن ثبوته عن النبي صلى الله عليه وسلم كافٍ وحده لإلزامها به، من غير حاجة إلى سند قرآني سابق يُعتضد به.</w:t>
+      </w:r>
+    </w:p>
+    <w:p>
+      <w:pPr>
+        <w:bidi/>
+        <w:spacing w:after="140" w:before="0" w:line="300"/>
+        <w:jc w:val="both"/>
+      </w:pPr>
+      <w:r>
+        <w:rPr>
+          <w:rFonts w:ascii="Amiri" w:cs="Amiri" w:eastAsia="Amiri" w:hAnsi="Amiri"/>
+          <w:b w:val="false"/>
+          <w:bCs w:val="false"/>
+          <w:i w:val="false"/>
+          <w:iCs w:val="false"/>
+          <w:color w:val="181410"/>
+          <w:sz w:val="22"/>
+          <w:szCs w:val="22"/>
+          <w:rtl/>
+        </w:rPr>
+        <w:t xml:space="preserve">ومثله تحريم لحوم الحمر الأهلية، الذي جاء بلفظ لافت: «إِنَّ اللَّهَ وَرَسُولَهُ يَنْهَيَانِكُمْ عَنْ لُحُومِ الْحُمُرِ الْأَهْلِيَّةِ فَإِنَّهَا رِجْسٌ» [رواه البخاري، رقم 5528، عن أنس بن مالك رضي الله عنه]. واللفتة هنا في صياغة النهي نفسها لا في مضمونه فحسب: "إن الله ورسوله ينهيانكم"، فلم يقل "إني أنهاكم" اجتهادًا منه، بل قرن نهيه بنهي الله في فعل واحد مشترك؛ وهذا القرن أبلغ ما يكون في نفي احتمال أن يكون التحريم رأيًا شخصيًا، إذ كيف يشرّك النبي صلى الله عليه وسلم اسمه باسم الله في نهي لو كان ذلك النهي من عنده هو؟</w:t>
+      </w:r>
+    </w:p>
+    <w:p>
+      <w:pPr>
+        <w:bidi/>
+        <w:spacing w:after="140" w:before="0" w:line="300"/>
+        <w:jc w:val="both"/>
+      </w:pPr>
+      <w:r>
+        <w:rPr>
+          <w:rFonts w:ascii="Amiri" w:cs="Amiri" w:eastAsia="Amiri" w:hAnsi="Amiri"/>
+          <w:b w:val="false"/>
+          <w:bCs w:val="false"/>
+          <w:i w:val="false"/>
+          <w:iCs w:val="false"/>
+          <w:color w:val="181410"/>
+          <w:sz w:val="22"/>
+          <w:szCs w:val="22"/>
+          <w:rtl/>
+        </w:rPr>
+        <w:t xml:space="preserve">ومن هذا الباب أيضًا وجوب الدية على العاقلة في القتل الخطأ، وهو حكم لم يرد له نص صريح في القرآن، وإنما عرفه الصحابة والتابعون من هدي النبي صلى الله عليه وسلم وقضائه، فاستقر عليه العمل واعتبره أهل العلم من الأحكام التي استقلت السنة بتقريرها، توزيعًا لعبء المسؤولية بين أفراد العصبة، ورفعًا للحرج عمّن أخطأ في قتله وأهله.</w:t>
+      </w:r>
+    </w:p>
+    <w:p>
+      <w:pPr>
+        <w:bidi/>
+        <w:spacing w:after="140" w:before="0" w:line="300"/>
+        <w:jc w:val="both"/>
+      </w:pPr>
+      <w:r>
+        <w:rPr>
+          <w:rFonts w:ascii="Amiri" w:cs="Amiri" w:eastAsia="Amiri" w:hAnsi="Amiri"/>
+          <w:b w:val="false"/>
+          <w:bCs w:val="false"/>
+          <w:i w:val="false"/>
+          <w:iCs w:val="false"/>
+          <w:color w:val="181410"/>
+          <w:sz w:val="22"/>
+          <w:szCs w:val="22"/>
+          <w:rtl/>
+        </w:rPr>
+        <w:t xml:space="preserve">وإذا كانت هذه الأمثلة العملية تثبت الاستقلال بالوقوع، فإن النبي صلى الله عليه وسلم قد قرر الأصل النظري الجامع لها بلفظه هو، حين قال: «أَلَا إِنِّي أُوتِيتُ الْكِتَابَ وَمِثْلَهُ مَعَهُ» [رواه أبو داود، رقم 4604، عن المقداد بن معدي كرب رضي الله عنه]. فهذا نص صريح على أنه أُعطي من الوحي ما يماثل القرآن في وجوب الاتباع، وإن غايره في اللفظ وطريقة النزول؛ وبهذا يُقطع الطريق على من يحصر حجية السنة في كونها تفسيرًا للقرآن فحسب، إذ هي وحي مستقل يُنشئ الأحكام كما ينشئها القرآن سواء بسواء.</w:t>
+      </w:r>
+    </w:p>
+    <w:p>
+      <w:pPr>
+        <w:bidi/>
+        <w:spacing w:after="140" w:before="0" w:line="300"/>
+        <w:jc w:val="both"/>
+      </w:pPr>
+      <w:r>
+        <w:rPr>
+          <w:rFonts w:ascii="Amiri" w:cs="Amiri" w:eastAsia="Amiri" w:hAnsi="Amiri"/>
+          <w:b w:val="false"/>
+          <w:bCs w:val="false"/>
+          <w:i w:val="false"/>
+          <w:iCs w:val="false"/>
+          <w:color w:val="181410"/>
+          <w:sz w:val="22"/>
+          <w:szCs w:val="22"/>
+          <w:rtl/>
+        </w:rPr>
+        <w:t xml:space="preserve">وثمة فرق ينبغي أن يتضح بين هذا المبحث والذي قبله: فالمبحث الرابع تناول السنة بوصفها شارحة لمجمل ورد ذكره في القرآن، أما هنا فالحديث عن أحكام لم يرد لها ذكر أصلًا لا مجملًا ولا مفصلًا. وهذا الوجه الأدق هو الذي أنكرته طائفة قليلة عبر التاريخ، حاولت قصر التشريع على القرآن وحده، وهو إنكار يصطدم بالإجماع المنعقد منذ عهد الصحابة، ويصطدم قبل ذلك بصريح النصوص الآمرة باتباع كل ما جاء به النبي صلى الله عليه وسلم دون تقييد بمصدر سابق.</w:t>
       </w:r>
     </w:p>
     <w:tbl>
@@ -3546,7 +3441,7 @@
                 <w:szCs w:val="22"/>
                 <w:rtl/>
               </w:rPr>
-              <w:t xml:space="preserve">يجب على المسلم أن يعتقد أن السنة النبوية مصدر تشريعي مستقل، لا يُشترط لحجية ما جاء فيها أن يكون له أصل صريح في القرآن الكريم، فالأحكام التي انفردت بها السنة ملزمة كالأحكام التي وافقت القرآن أو فصّلته، لأن مصدرهما جميعًا واحد، وهو الوحي الإلهي.</w:t>
+              <w:t xml:space="preserve">السنة النبوية مصدر تشريعي مستقل، لا يُشترط لحجية ما جاء فيها سبق نص قرآني؛ فالأحكام التي انفردت بها ملزمة كالتي وافقت القرآن أو فصّلته، لأن مصدرهما جميعًا وحي واحد.</w:t>
             </w:r>
           </w:p>
         </w:tc>
@@ -3599,7 +3494,7 @@
           <w:szCs w:val="22"/>
           <w:rtl/>
         </w:rPr>
-        <w:t xml:space="preserve">كان الأئمة الأربعة المتبوعون ـ أبو حنيفة النعمان، ومالك بن أنس، والشافعي، وأحمد بن حنبل ـ رحمهم الله جميعًا، من أشد الناس تعظيمًا للسنة النبوية، وأكثرهم حرصًا على تقديمها على كل رأي أو اجتهاد، حتى إن كل واحد منهم كان يأمر تلاميذه صراحة بترك قوله متى ثبت الحديث الصحيح على خلافه. وهذا المنهج المشترك بينهم، على تباين مدارسهم الفقهية واختلاف أصولهم في بعض تفصيلات الاستنباط، دليل قاطع على أن تعظيم السنة لم يكن خاصًا بمذهب دون آخر، بل هو أصل اتفقت عليه أئمة الفقه الإسلامي كافة.</w:t>
+        <w:t xml:space="preserve">حين يُذكر التمذهب الفقهي، يُخيَّل لبعض الناس أن اتباع مذهب معين يعني تقديم قول إمامه على ما خالفه من السنة الصحيحة عند التعارض. وهذا تصور يكذبه واقع الأئمة الأربعة أنفسهم ـ أبي حنيفة، ومالك، والشافعي، وأحمد ـ رحمهم الله جميعًا؛ فقد كانوا، على تباين مدارسهم واختلاف أصولهم في تفصيلات الاستنباط، متفقين اتفاقًا صريحًا على أمر واحد: أن السنة مقدَّمة على كل رأي، وأن كل واحد منهم كان يأمر تلاميذه بترك قوله متى ثبت الحديث بخلافه.</w:t>
       </w:r>
     </w:p>
     <w:p>
@@ -3641,112 +3536,91 @@
           <w:szCs w:val="22"/>
           <w:rtl/>
         </w:rPr>
-        <w:t xml:space="preserve">فأما الإمام أبو حنيفة النعمان رحمه الله، فقد اشتهر عنه قوله: «مَا جَاءَ عَنْ رَسُولِ اللَّهِ صلى الله عليه وسلم فَعَلَى الرَّأْسِ وَالْعَيْنِ، وَمَا جَاءَ عَنِ الصَّحَابَةِ تَخَيَّرْنَا، وَمَا جَاءَ عَنِ التَّابِعِينَ فَهُمْ رِجَالٌ وَنَحْنُ رِجَالٌ». وهذا القول يبيّن ترتيبًا دقيقًا في مراتب التلقي عند الإمام أبي حنيفة: فما ثبت عن النبي صلى الله عليه وسلم فهو واجب القبول والتسليم بلا مناقشة، وما جاء عن الصحابة فمحل اختيار وترجيح بين قولهم، وما جاء عن التابعين فمحل اجتهاد يسع الفقيه فيه أن يجتهد كما اجتهدوا، وهذا الترتيب يضع السنة النبوية في مرتبة لا تُقارن بها أقوال من دونها.</w:t>
-      </w:r>
-    </w:p>
-    <w:p>
-      <w:pPr>
-        <w:bidi/>
-        <w:spacing w:after="140" w:before="0" w:line="300"/>
-        <w:jc w:val="both"/>
-      </w:pPr>
-      <w:r>
-        <w:rPr>
-          <w:rFonts w:ascii="Amiri" w:cs="Amiri" w:eastAsia="Amiri" w:hAnsi="Amiri"/>
-          <w:b w:val="false"/>
-          <w:bCs w:val="false"/>
-          <w:i w:val="false"/>
-          <w:iCs w:val="false"/>
-          <w:color w:val="181410"/>
-          <w:sz w:val="22"/>
-          <w:szCs w:val="22"/>
-          <w:rtl/>
-        </w:rPr>
-        <w:t xml:space="preserve">وأما الإمام مالك بن أنس رحمه الله، فقد كان يرى أن عمل أهل المدينة معتبر لقربه من عهد النبوة ونقل أهله للسنة عملًا وقولًا، ومع اعتباره هذا الأصل، فإنه لم يجعله بديلًا عن السنة النبوية الصريحة، بل قال قولته الشهيرة التي سبق ذكرها في المبحث الثالث: «كُلٌّ يُؤْخَذُ مِنْ قَوْلِهِ وَيُرَدُّ إِلَّا صَاحِبَ هَذَا الْقَبْرِ» صلى الله عليه وسلم، وفي هذا تصريح منه بأن اجتهاده الفقهي، ومنه اعتباره بعمل أهل المدينة، خاضع هو نفسه للعرض على السنة، لا العكس.</w:t>
-      </w:r>
-    </w:p>
-    <w:p>
-      <w:pPr>
-        <w:bidi/>
-        <w:spacing w:after="140" w:before="0" w:line="300"/>
-        <w:jc w:val="both"/>
-      </w:pPr>
-      <w:r>
-        <w:rPr>
-          <w:rFonts w:ascii="Amiri" w:cs="Amiri" w:eastAsia="Amiri" w:hAnsi="Amiri"/>
-          <w:b w:val="false"/>
-          <w:bCs w:val="false"/>
-          <w:i w:val="false"/>
-          <w:iCs w:val="false"/>
-          <w:color w:val="181410"/>
-          <w:sz w:val="22"/>
-          <w:szCs w:val="22"/>
-          <w:rtl/>
-        </w:rPr>
-        <w:t xml:space="preserve">وأما الإمام الشافعي رحمه الله، فقد كان من أشد الأئمة تصريحًا بتقديم السنة على اجتهاده الشخصي، فقال: «إِذَا وَجَدْتُمْ فِي كِتَابِي مَا يُخَالِفُ سُنَّةَ رَسُولِ اللَّهِ صلى الله عليه وسلم، فَقُولُوا بِسُنَّةِ رَسُولِ اللَّهِ وَدَعُوا قَوْلِي». وهذا نص صريح في أن اجتهاده الفقهي مجرد وسيلة لفهم السنة، فإذا تبين أن اجتهاده أخطأ، وجب المصير إلى السنة وترك قوله. وقال أيضًا رحمه الله كلمته المشهورة: «إِذَا صَحَّ الْحَدِيثُ فَهُوَ مَذْهَبِي»، وهي كلمة تلخص منهجه كله في جعل صحة الحديث معيار الحكم الفقهي، لا مجرد قول يُستأنس به.</w:t>
-      </w:r>
-    </w:p>
-    <w:p>
-      <w:pPr>
-        <w:bidi/>
-        <w:spacing w:after="140" w:before="0" w:line="300"/>
-        <w:jc w:val="both"/>
-      </w:pPr>
-      <w:r>
-        <w:rPr>
-          <w:rFonts w:ascii="Amiri" w:cs="Amiri" w:eastAsia="Amiri" w:hAnsi="Amiri"/>
-          <w:b w:val="false"/>
-          <w:bCs w:val="false"/>
-          <w:i w:val="false"/>
-          <w:iCs w:val="false"/>
-          <w:color w:val="181410"/>
-          <w:sz w:val="22"/>
-          <w:szCs w:val="22"/>
-          <w:rtl/>
-        </w:rPr>
-        <w:t xml:space="preserve">وأما الإمام أحمد بن حنبل رحمه الله، فقد كان أشد الأئمة الأربعة تمسكًا بظاهر الأثر وأقلهم إقدامًا على الاجتهاد الرأيي عند وجود النص، وهو القائل، كما سبق في المبحث الثالث: «لَا تُقَلِّدْنِي، وَلَا تُقَلِّدْ مَالِكًا، وَلَا الشَّافِعِيَّ، وَلَا الْأَوْزَاعِيَّ، وَلَا الثَّوْرِيَّ، وَخُذْ مِنْ حَيْثُ أَخَذُوا»، فأحال تلاميذه إلى المصدر الأصلي الذي استقى منه هؤلاء الأئمة جميعًا، وهو الكتاب والسنة، لا إلى أشخاصهم وإن جلّت منزلتهم.</w:t>
-      </w:r>
-    </w:p>
-    <w:p>
-      <w:pPr>
-        <w:bidi/>
-        <w:spacing w:after="100" w:before="200" w:line="300"/>
-        <w:jc w:val="right"/>
-      </w:pPr>
-      <w:r>
-        <w:rPr>
-          <w:rFonts w:ascii="Amiri" w:cs="Amiri" w:eastAsia="Amiri" w:hAnsi="Amiri"/>
-          <w:b/>
-          <w:bCs/>
-          <w:i w:val="false"/>
-          <w:iCs w:val="false"/>
-          <w:color w:val="152C54"/>
-          <w:sz w:val="22"/>
-          <w:szCs w:val="22"/>
-          <w:rtl/>
-        </w:rPr>
-        <w:t xml:space="preserve">فوائد ومسائل</w:t>
-      </w:r>
-    </w:p>
-    <w:p>
-      <w:pPr>
-        <w:bidi/>
-        <w:spacing w:after="140" w:before="0" w:line="300"/>
-        <w:jc w:val="both"/>
-      </w:pPr>
-      <w:r>
-        <w:rPr>
-          <w:rFonts w:ascii="Amiri" w:cs="Amiri" w:eastAsia="Amiri" w:hAnsi="Amiri"/>
-          <w:b w:val="false"/>
-          <w:bCs w:val="false"/>
-          <w:i w:val="false"/>
-          <w:iCs w:val="false"/>
-          <w:color w:val="181410"/>
-          <w:sz w:val="22"/>
-          <w:szCs w:val="22"/>
-          <w:rtl/>
-        </w:rPr>
-        <w:t xml:space="preserve">يتبين من مواقف الأئمة الأربعة أن التمذهب الفقهي الصحيح لا يعني تقديم قول الإمام على السنة النبوية بحال، بل غاية المذهب أن يكون منهجًا في فهم النصوص واستنباط الأحكام منها، فإذا تعارض قول منسوب إلى إمام مع حديث صحيح ثابت، فالواجب على المقلد أن يعمل بمقتضى قاعدة إمامه نفسه، وهي تقديم السنة، لا أن يتعصب لقول إمامه على حساب السنة، وهذا هو الأدب الذي حرص عليه الأئمة الأربعة أنفسهم مع تلاميذهم.</w:t>
+        <w:t xml:space="preserve">فأما أبو حنيفة النعمان رحمه الله، فقد اشتهر عنه ترتيب دقيق لمراتب التلقي، إذ قال: «مَا جَاءَ عَنْ رَسُولِ اللَّهِ صلى الله عليه وسلم فَعَلَى الرَّأْسِ وَالْعَيْنِ، وَمَا جَاءَ عَنِ الصَّحَابَةِ تَخَيَّرْنَا، وَمَا جَاءَ عَنِ التَّابِعِينَ فَهُمْ رِجَالٌ وَنَحْنُ رِجَالٌ». فما ثبت عن النبي صلى الله عليه وسلم واجب القبول بلا مناقشة، وما جاء عن الصحابة محل اختيار وترجيح، وما جاء عن التابعين محل اجتهاد يسع الفقيه أن يجتهد فيه كما اجتهدوا؛ فوضع بذلك السنة النبوية في مرتبة لا تقاس عليها مرتبة سواها.</w:t>
+      </w:r>
+    </w:p>
+    <w:p>
+      <w:pPr>
+        <w:bidi/>
+        <w:spacing w:after="140" w:before="0" w:line="300"/>
+        <w:jc w:val="both"/>
+      </w:pPr>
+      <w:r>
+        <w:rPr>
+          <w:rFonts w:ascii="Amiri" w:cs="Amiri" w:eastAsia="Amiri" w:hAnsi="Amiri"/>
+          <w:b w:val="false"/>
+          <w:bCs w:val="false"/>
+          <w:i w:val="false"/>
+          <w:iCs w:val="false"/>
+          <w:color w:val="181410"/>
+          <w:sz w:val="22"/>
+          <w:szCs w:val="22"/>
+          <w:rtl/>
+        </w:rPr>
+        <w:t xml:space="preserve">وأما مالك بن أنس رحمه الله، فمع اعتباره عمل أهل المدينة أصلًا معتبرًا، لقربه من عهد النبوة، لم يجعل هذا الاعتبار بديلًا عن السنة الصريحة عند التعارض؛ وهي الكلمة التي مرت بنا في المبحث الثالث شاهدًا على الإجماع، وتحضر هنا من جديد شاهدًا على منهجه الشخصي في التعامل مع اجتهاده هو: «كُلٌّ يُؤْخَذُ مِنْ قَوْلِهِ وَيُرَدُّ إِلَّا صَاحِبَ هَذَا الْقَبْرِ» صلى الله عليه وسلم. فحين قالها مالك، لم يكن يقرر حكمًا عامًا مجردًا فحسب، بل كان يعني بها نفسه أولًا: اجتهاده في الفقه، ومنه اعتباره بعمل أهل المدينة، عرضة للعرض على السنة، لا العكس.</w:t>
+      </w:r>
+    </w:p>
+    <w:p>
+      <w:pPr>
+        <w:bidi/>
+        <w:spacing w:after="140" w:before="0" w:line="300"/>
+        <w:jc w:val="both"/>
+      </w:pPr>
+      <w:r>
+        <w:rPr>
+          <w:rFonts w:ascii="Amiri" w:cs="Amiri" w:eastAsia="Amiri" w:hAnsi="Amiri"/>
+          <w:b w:val="false"/>
+          <w:bCs w:val="false"/>
+          <w:i w:val="false"/>
+          <w:iCs w:val="false"/>
+          <w:color w:val="181410"/>
+          <w:sz w:val="22"/>
+          <w:szCs w:val="22"/>
+          <w:rtl/>
+        </w:rPr>
+        <w:t xml:space="preserve">وأما الشافعي رحمه الله، فكان أشد الأئمة تصريحًا بهذا المعنى، فقال: «إِذَا وَجَدْتُمْ فِي كِتَابِي مَا يُخَالِفُ سُنَّةَ رَسُولِ اللَّهِ صلى الله عليه وسلم، فَقُولُوا بِسُنَّةِ رَسُولِ اللَّهِ وَدَعُوا قَوْلِي». وهذا نص يجعل اجتهاده الفقهي، بكل ما كتبه وصنّفه، مجرد وسيلة لفهم السنة لا غاية في ذاتها؛ فإذا أخطأ الاجتهاد، وجب المصير إلى السنة وترك القول ولو كان قوله هو. وقال أيضًا كلمته الجامعة: «إِذَا صَحَّ الْحَدِيثُ فَهُوَ مَذْهَبِي»، فجعل صحة الحديث، لا موافقته لرأيه المدوَّن، هي المعيار الذي يُقاس به الحكم الفقهي.</w:t>
+      </w:r>
+    </w:p>
+    <w:p>
+      <w:pPr>
+        <w:bidi/>
+        <w:spacing w:after="140" w:before="0" w:line="300"/>
+        <w:jc w:val="both"/>
+      </w:pPr>
+      <w:r>
+        <w:rPr>
+          <w:rFonts w:ascii="Amiri" w:cs="Amiri" w:eastAsia="Amiri" w:hAnsi="Amiri"/>
+          <w:b w:val="false"/>
+          <w:bCs w:val="false"/>
+          <w:i w:val="false"/>
+          <w:iCs w:val="false"/>
+          <w:color w:val="181410"/>
+          <w:sz w:val="22"/>
+          <w:szCs w:val="22"/>
+          <w:rtl/>
+        </w:rPr>
+        <w:t xml:space="preserve">وأما أحمد بن حنبل رحمه الله، وهو أشد الأئمة الأربعة تمسكًا بظاهر الأثر، فقد صاغ المعنى ذاته الذي مر ذكره في سياق الإجماع توجيهًا مباشرًا لتلاميذه: «لَا تُقَلِّدْنِي، وَلَا تُقَلِّدْ مَالِكًا، وَلَا الشَّافِعِيَّ، وَلَا الْأَوْزَاعِيَّ، وَلَا الثَّوْرِيَّ، وَخُذْ مِنْ حَيْثُ أَخَذُوا»؛ فأحالهم إلى المصدر الذي استقى منه هؤلاء الأئمة جميعًا، لا إلى أشخاصهم مهما جلّت منزلتهم.</w:t>
+      </w:r>
+    </w:p>
+    <w:p>
+      <w:pPr>
+        <w:bidi/>
+        <w:spacing w:after="140" w:before="0" w:line="300"/>
+        <w:jc w:val="both"/>
+      </w:pPr>
+      <w:r>
+        <w:rPr>
+          <w:rFonts w:ascii="Amiri" w:cs="Amiri" w:eastAsia="Amiri" w:hAnsi="Amiri"/>
+          <w:b w:val="false"/>
+          <w:bCs w:val="false"/>
+          <w:i w:val="false"/>
+          <w:iCs w:val="false"/>
+          <w:color w:val="181410"/>
+          <w:sz w:val="22"/>
+          <w:szCs w:val="22"/>
+          <w:rtl/>
+        </w:rPr>
+        <w:t xml:space="preserve">والمحصلة أن التمذهب الصحيح عند الأئمة الأربعة أنفسهم لم يكن يومًا بديلًا عن السنة، بل منهجًا في فهمها واستنباط الأحكام منها؛ فإذا تعارض قول منسوب إلى إمام مع حديث صحيح ثابت، كان الواجب على المنتسب إلى ذلك المذهب أن يعمل بقاعدة إمامه نفسه، وهي تقديم السنة، لا أن يتعصب لقوله على حسابها. وهذا هو عين الأدب الذي التزمه الأئمة الأربعة مع تلاميذهم، قبل أن يلتزمه التلاميذ معهم.</w:t>
       </w:r>
     </w:p>
     <w:tbl>
@@ -3814,7 +3688,7 @@
                 <w:szCs w:val="22"/>
                 <w:rtl/>
               </w:rPr>
-              <w:t xml:space="preserve">يجب على المسلم، ولا سيما طالب العلم المنتسب إلى أحد المذاهب الفقهية، أن يعلم أن أئمته أنفسهم أوجبوا عليه تقديم السنة الصحيحة على أقوالهم متى تعارضت معها، وأن التعصب لقول إمام على حساب حديث صحيح ثابت مخالفة لمنهج ذلك الإمام نفسه قبل أن يكون مخالفة للسنة.</w:t>
+              <w:t xml:space="preserve">طالب العلم المنتسب إلى مذهب فقهي مطالب بما طالب به أئمته أنفسهم أتباعهم: تقديم السنة الصحيحة على أقوالهم متى تعارضت معها؛ فالتعصب لقول إمام على حساب حديث ثابت مخالفة لمنهج ذلك الإمام قبل أن تكون مخالفة للسنة.</w:t>
             </w:r>
           </w:p>
         </w:tc>
@@ -3867,91 +3741,70 @@
           <w:szCs w:val="22"/>
           <w:rtl/>
         </w:rPr>
-        <w:t xml:space="preserve">إن السنة النبوية ليست خاصة بجيل الصحابة الذين عاصروا النبي صلى الله عليه وسلم، ولا مقيدة بزمان نزولها أو مكانه، بل هي حجة باقية على جميع المسلمين، في كل عصر من العصور، وفي كل قطر من أقطار الأرض، إلى أن يرث الله الأرض ومن عليها. وذلك لأن السنة، كما تقدم بيانه في المبحث الأول، وحي من عند الله، والوحي لا يُنسخ حكمه بانقضاء زمن نزوله، بل يبقى ملزمًا لمن جاء بعد ذلك الزمن كما كان ملزمًا لمن عاصره، إذ لا فرق في وجوب الاتباع بين جيل وجيل، ما دام الدين واحدًا والشريعة واحدة.</w:t>
-      </w:r>
-    </w:p>
-    <w:p>
-      <w:pPr>
-        <w:bidi/>
-        <w:spacing w:after="100" w:before="200" w:line="300"/>
-        <w:jc w:val="right"/>
-      </w:pPr>
-      <w:r>
-        <w:rPr>
-          <w:rFonts w:ascii="Amiri" w:cs="Amiri" w:eastAsia="Amiri" w:hAnsi="Amiri"/>
-          <w:b/>
-          <w:bCs/>
-          <w:i w:val="false"/>
-          <w:iCs w:val="false"/>
-          <w:color w:val="152C54"/>
-          <w:sz w:val="22"/>
-          <w:szCs w:val="22"/>
-          <w:rtl/>
-        </w:rPr>
-        <w:t xml:space="preserve">الأدلة والنظر</w:t>
-      </w:r>
-    </w:p>
-    <w:p>
-      <w:pPr>
-        <w:bidi/>
-        <w:spacing w:after="140" w:before="0" w:line="300"/>
-        <w:jc w:val="both"/>
-      </w:pPr>
-      <w:r>
-        <w:rPr>
-          <w:rFonts w:ascii="Amiri" w:cs="Amiri" w:eastAsia="Amiri" w:hAnsi="Amiri"/>
-          <w:b w:val="false"/>
-          <w:bCs w:val="false"/>
-          <w:i w:val="false"/>
-          <w:iCs w:val="false"/>
-          <w:color w:val="181410"/>
-          <w:sz w:val="22"/>
-          <w:szCs w:val="22"/>
-          <w:rtl/>
-        </w:rPr>
-        <w:t xml:space="preserve">وقد كان من عادة أهل العلم عبر التاريخ الإسلامي أن يقرروا هذا المعنى بصيغ متعددة، فمنهم من عبّر عنه بأن السنة "دستور دائم" للأمة لا يرتبط بزمن معين، ومنهم من فصّل القول في أن العصمة من الضلال إنما تكون بالتمسك بالوحي بشقيه: الكتاب والسنة، كما تقدم في حديث "تركت فيكم ما إن تمسكتم به لن تضلوا بعدي" المذكور في المبحث الثاني. وهذا هو ما استقر عليه فهم أئمة الإسلام، ومنهم شيخ الإسلام ابن تيمية رحمه الله، الذي عُرف عنه في مصنفاته تقرير أن السنة النبوية مصدر تشريعي ملزم باقٍ لا يسقط الاحتجاج به بمرور الزمن، وأن كل من زعم الاستغناء عنها بدعوى تقدم العصر أو تغير الأحوال فقد جانب الصواب.</w:t>
-      </w:r>
-    </w:p>
-    <w:p>
-      <w:pPr>
-        <w:bidi/>
-        <w:spacing w:after="140" w:before="0" w:line="300"/>
-        <w:jc w:val="both"/>
-      </w:pPr>
-      <w:r>
-        <w:rPr>
-          <w:rFonts w:ascii="Amiri" w:cs="Amiri" w:eastAsia="Amiri" w:hAnsi="Amiri"/>
-          <w:b w:val="false"/>
-          <w:bCs w:val="false"/>
-          <w:i w:val="false"/>
-          <w:iCs w:val="false"/>
-          <w:color w:val="181410"/>
-          <w:sz w:val="22"/>
-          <w:szCs w:val="22"/>
-          <w:rtl/>
-        </w:rPr>
-        <w:t xml:space="preserve">ومن الأدلة العقلية على عموم حجية السنة لكل عصر ومصر أن أحكام العبادات التي بيّنتها ـ كصفة الصلاة، ونصاب الزكاة، ومناسك الحج، المتقدم ذكرها في المبحث الرابع ـ لا يتصور أن تكون واجبة على جيل الصحابة دون من جاء بعدهم، إذ العبادة واحدة، والمكلَّف بها واحد في وصفه، وهو كونه مسلمًا مخاطبًا بالتكليف، فلا وجه لتخصيص الاتباع بزمن دون زمن.</w:t>
-      </w:r>
-    </w:p>
-    <w:p>
-      <w:pPr>
-        <w:bidi/>
-        <w:spacing w:after="140" w:before="0" w:line="300"/>
-        <w:jc w:val="both"/>
-      </w:pPr>
-      <w:r>
-        <w:rPr>
-          <w:rFonts w:ascii="Amiri" w:cs="Amiri" w:eastAsia="Amiri" w:hAnsi="Amiri"/>
-          <w:b w:val="false"/>
-          <w:bCs w:val="false"/>
-          <w:i w:val="false"/>
-          <w:iCs w:val="false"/>
-          <w:color w:val="181410"/>
-          <w:sz w:val="22"/>
-          <w:szCs w:val="22"/>
-          <w:rtl/>
-        </w:rPr>
-        <w:t xml:space="preserve">وقد يستدل بعض من يحاول التقليل من شأن السنة بقوله تعالى: </w:t>
+        <w:t xml:space="preserve">القول بأن السنة النبوية حجة على جيل الصحابة دون من جاء بعدهم قول لا يقوم على أساس، ينقضه ما تقرر في المبحث الأول من أن السنة وحي، والوحي لا يُنسخ حكمه بانقضاء زمن نزوله؛ فما دام الدين واحدًا والمكلَّف به واحدًا في وصفه ـ وهو كونه مسلمًا مخاطبًا بالتكليف ـ فلا وجه لتخصيص الاتباع بجيل دون جيل، أو بقطر دون قطر.</w:t>
+      </w:r>
+    </w:p>
+    <w:p>
+      <w:pPr>
+        <w:bidi/>
+        <w:spacing w:after="140" w:before="0" w:line="300"/>
+        <w:jc w:val="both"/>
+      </w:pPr>
+      <w:r>
+        <w:rPr>
+          <w:rFonts w:ascii="Amiri" w:cs="Amiri" w:eastAsia="Amiri" w:hAnsi="Amiri"/>
+          <w:b w:val="false"/>
+          <w:bCs w:val="false"/>
+          <w:i w:val="false"/>
+          <w:iCs w:val="false"/>
+          <w:color w:val="181410"/>
+          <w:sz w:val="22"/>
+          <w:szCs w:val="22"/>
+          <w:rtl/>
+        </w:rPr>
+        <w:t xml:space="preserve">وقد عبّر أهل العلم عبر التاريخ عن هذا المعنى بصيغ متعددة: فمنهم من وصف السنة بأنها دستور دائم للأمة لا يرتبط بزمن معين، ومنهم من ردّ العصمة من الضلال إلى التمسك بالوحي بشقيه معًا، كما في حديث «تركت فيكم ما إن تمسكتم به لن تضلوا بعدي: كتاب الله وسنتي» الذي مر بنا في المبحث الثاني؛ ولاحظ أن الخطاب في هذا الحديث موجّه إلى "من تمسك"، لا إلى جيل بعينه، فشمل بعمومه كل من يأتي بعد النبي صلى الله عليه وسلم إلى قيام الساعة. وممن قرر هذا المعنى تقريرًا صريحًا شيخ الإسلام ابن تيمية رحمه الله، الذي عُرف عنه في مصنفاته تأكيد أن السنة مصدر تشريعي ملزم لا يسقط الاحتجاج به بمرور الزمن، وأن دعوى الاستغناء عنها بحجة تقدم العصر أو تغير الأحوال دعوى لا سند لها.</w:t>
+      </w:r>
+    </w:p>
+    <w:p>
+      <w:pPr>
+        <w:bidi/>
+        <w:spacing w:after="140" w:before="0" w:line="300"/>
+        <w:jc w:val="both"/>
+      </w:pPr>
+      <w:r>
+        <w:rPr>
+          <w:rFonts w:ascii="Amiri" w:cs="Amiri" w:eastAsia="Amiri" w:hAnsi="Amiri"/>
+          <w:b w:val="false"/>
+          <w:bCs w:val="false"/>
+          <w:i w:val="false"/>
+          <w:iCs w:val="false"/>
+          <w:color w:val="181410"/>
+          <w:sz w:val="22"/>
+          <w:szCs w:val="22"/>
+          <w:rtl/>
+        </w:rPr>
+        <w:t xml:space="preserve">ويسند هذا المعنى دليل عقلي لا يقل قوة عن النقلي: فالعبادات التي بيّنتها السنة تفصيلًا ـ صفة الصلاة، ونصاب الزكاة، ومناسك الحج، وقد مر بيان ذلك في المبحث الرابع ـ لا يُتصور أن تكون واجبة على جيل الصحابة دون من جاء بعدهم، إذ العبادة واحدة والمكلَّف بها واحد في وصفه؛ فإما أن يُقال إن هذه العبادات سقطت عن الأمة بعد الصحابة، وهو قول لا يقول به أحد، وإما أن يُسلَّم بأن بيان السنة لها باقٍ الحجية بقاء أصلها.</w:t>
+      </w:r>
+    </w:p>
+    <w:p>
+      <w:pPr>
+        <w:bidi/>
+        <w:spacing w:after="140" w:before="0" w:line="300"/>
+        <w:jc w:val="both"/>
+      </w:pPr>
+      <w:r>
+        <w:rPr>
+          <w:rFonts w:ascii="Amiri" w:cs="Amiri" w:eastAsia="Amiri" w:hAnsi="Amiri"/>
+          <w:b w:val="false"/>
+          <w:bCs w:val="false"/>
+          <w:i w:val="false"/>
+          <w:iCs w:val="false"/>
+          <w:color w:val="181410"/>
+          <w:sz w:val="22"/>
+          <w:szCs w:val="22"/>
+          <w:rtl/>
+        </w:rPr>
+        <w:t xml:space="preserve">وقد يستدل من يريد التقليل من شأن السنة بقوله تعالى: </w:t>
       </w:r>
       <w:r>
         <w:rPr>
@@ -3993,49 +3846,28 @@
           <w:szCs w:val="22"/>
           <w:rtl/>
         </w:rPr>
-        <w:t xml:space="preserve">، زاعمًا أن القرآن وحده كافٍ لكل عصر، وأن ما سواه من السنة يمكن الاستغناء عنه. والجواب عن هذا أن المراد بالآية أن القرآن لم يُفرّط في بيان أصول الدين وقواعده الكلية، ومن أعظم هذه القواعد الأمر باتباع الرسول صلى الله عليه وسلم والرجوع إلى سنته، كما تقدم في المبحث الأول؛ فالاستدلال بالآية على ترك السنة استدلال بها على نقيض ما دلت عليه، إذ إن من جملة ما لم يفرّط فيه القرآن هو إيجابه اتباع بيان النبي صلى الله عليه وسلم في كل ما يحتاج الناس إلى تفصيله.</w:t>
-      </w:r>
-    </w:p>
-    <w:p>
-      <w:pPr>
-        <w:bidi/>
-        <w:spacing w:after="100" w:before="200" w:line="300"/>
-        <w:jc w:val="right"/>
-      </w:pPr>
-      <w:r>
-        <w:rPr>
-          <w:rFonts w:ascii="Amiri" w:cs="Amiri" w:eastAsia="Amiri" w:hAnsi="Amiri"/>
-          <w:b/>
-          <w:bCs/>
-          <w:i w:val="false"/>
-          <w:iCs w:val="false"/>
-          <w:color w:val="152C54"/>
-          <w:sz w:val="22"/>
-          <w:szCs w:val="22"/>
-          <w:rtl/>
-        </w:rPr>
-        <w:t xml:space="preserve">فوائد ومسائل</w:t>
-      </w:r>
-    </w:p>
-    <w:p>
-      <w:pPr>
-        <w:bidi/>
-        <w:spacing w:after="140" w:before="0" w:line="300"/>
-        <w:jc w:val="both"/>
-      </w:pPr>
-      <w:r>
-        <w:rPr>
-          <w:rFonts w:ascii="Amiri" w:cs="Amiri" w:eastAsia="Amiri" w:hAnsi="Amiri"/>
-          <w:b w:val="false"/>
-          <w:bCs w:val="false"/>
-          <w:i w:val="false"/>
-          <w:iCs w:val="false"/>
-          <w:color w:val="181410"/>
-          <w:sz w:val="22"/>
-          <w:szCs w:val="22"/>
-          <w:rtl/>
-        </w:rPr>
-        <w:t xml:space="preserve">ومما يؤكد هذا المعنى أن رفض السنة، أو الاكتفاء بالقرآن دون الرجوع إليها، يفضي إلى تعطيل كثير من أركان الدين وشرائعه العملية، كما سبق تفصيله في المبحث الرابع؛ فكيف يُتصور أداء الصلاة أو الزكاة أو الحج على الوجه الذي أراده الله دون الرجوع إلى ما بيّنه النبي صلى الله عليه وسلم؟ وهذا وحده كافٍ لإبطال كل دعوى تزعم أن السنة كانت ملزمة لجيل الصحابة فحسب، ثم سقط الاحتجاج بها فيما بعد، فإن العبادات التي شرعها الله لم تتغير، والمكلَّفون بها في كل عصر سواء.</w:t>
+        <w:t xml:space="preserve">، زاعمًا أن القرآن وحده كافٍ لكل عصر وأن ما سواه يمكن الاستغناء عنه. وهذا الاستدلال ينقلب على صاحبه إذا تأمّله المرء بإنصاف: فالمراد بالآية أن القرآن لم يفرّط في بيان أصول الدين وقواعده الكلية، ومن أعظم هذه القواعد الكلية نفسها الأمر باتباع الرسول صلى الله عليه وسلم والرجوع إلى سنته، كما تقرر في المبحث الأول؛ فمن جملة ما لم يفرّط فيه القرآن إيجابه اتباع بيان النبي صلى الله عليه وسلم فيما يحتاج الناس إلى تفصيله. فالاستدلال بالآية على ترك السنة استدلال بها على نقيض ما دلت عليه بالضبط.</w:t>
+      </w:r>
+    </w:p>
+    <w:p>
+      <w:pPr>
+        <w:bidi/>
+        <w:spacing w:after="140" w:before="0" w:line="300"/>
+        <w:jc w:val="both"/>
+      </w:pPr>
+      <w:r>
+        <w:rPr>
+          <w:rFonts w:ascii="Amiri" w:cs="Amiri" w:eastAsia="Amiri" w:hAnsi="Amiri"/>
+          <w:b w:val="false"/>
+          <w:bCs w:val="false"/>
+          <w:i w:val="false"/>
+          <w:iCs w:val="false"/>
+          <w:color w:val="181410"/>
+          <w:sz w:val="22"/>
+          <w:szCs w:val="22"/>
+          <w:rtl/>
+        </w:rPr>
+        <w:t xml:space="preserve">وخلاصة القول أن رفض السنة، أو الاكتفاء بالقرآن دون الرجوع إليها، يفضي عمليًا إلى تعطيل أركان الدين العملية جيلًا بعد جيل؛ فكيف تُتصور صلاة أو زكاة أو حج على الوجه الذي أراده الله دون الرجوع إلى ما بيّنه النبي صلى الله عليه وسلم؟ وهذا وحده كافٍ لإسقاط كل دعوى تزعم أن حجية السنة كانت خاصة بجيل الصحابة، ثم سقطت بعدهم؛ فالعبادات التي شرعها الله لم تتغير، والمكلَّفون بها في كل عصر سواء.</w:t>
       </w:r>
     </w:p>
     <w:tbl>
@@ -4103,7 +3935,7 @@
                 <w:szCs w:val="22"/>
                 <w:rtl/>
               </w:rPr>
-              <w:t xml:space="preserve">يجب على كل مسلم، في أي زمان كان أو مكان، أن يعتقد أن سنة النبي صلى الله عليه وسلم حجة عليه كما كانت حجة على أصحابه رضي الله عنهم، وأن دعوى تجاوز السنة بحجة تغير الزمان دعوى باطلة تصادم كون السنة وحيًا ثابتًا لا يزول حكمه، وأن صلاح أحوال الأمة في كل عصر مرهون بمدى تمسكها بهذا الأصل العظيم.</w:t>
+              <w:t xml:space="preserve">سنة النبي صلى الله عليه وسلم حجة على المسلم في كل زمان ومكان كما كانت حجة على أصحابه؛ ودعوى تجاوزها بحجة تغير الزمان دعوى باطلة تصادم كون السنة وحيًا ثابتًا لا يزول حكمه.</w:t>
             </w:r>
           </w:p>
         </w:tc>
@@ -4182,7 +4014,7 @@
           <w:rtl/>
         </w:rPr>
         <w:t xml:space="preserve">
-إن الناظر في سير الأئمة الأربعة - أبي حنيفة النعمان، ومالك بن أنس، والشافعي، وأحمد بن حنبل رحمهم الله جميعًا - يجدهم من أشد الناس تعظيمًا لسنة النبي صلى الله عليه وسلم، وأكثرهم حرصًا على أن تكون أقوالهم وفتاواهم مبنية على ما صح عن رسول الله صلى الله عليه وسلم، لا يقدّمون عليها رأيًا ولا قياسًا. ومع هذا التعظيم البالغ للسنة، فإن الناظر في تراثهم الفقهي يلحظ أن كل واحد منهم قد ترك العمل ببعض الأحاديث في مسائل معينة، وليس ذلك عن تفريط أو استهانة، بل لأسباب علمية معتبرة ينبغي للمسلم أن يعرفها حتى لا يُساء الظن بأولئك الأئمة الأعلام، وحتى يُدرك أن اختلافهم في العمل ببعض النصوص كان اختلاف اجتهاد لا اختلاف هوى.
+تكاد كتب التراجم تُجمع على أن الأئمة الأربعة - أبا حنيفة، ومالكًا، والشافعي، وأحمد بن حنبل رحمهم الله - كانوا في طليعة من عظّم سنة النبي صلى الله عليه وسلم وقدّمها على كل رأي واستحسان. فكيف يستقيم مع هذا التعظيم أن يُنسب إلى كل واحد منهم ترك العمل بحديث أو أكثر؟ الجواب أن هذا الاستشكال ينشأ من افتراض غير صحيح، هو أن العالم مطالَب بالعمل بكل ما صح عن النبي صلى الله عليه وسلم في نفس الأمر، بصرف النظر عما بلغه هو بعينه من ذلك. والحق أن التكليف الفقهي مرتبط بعلم المكلَّف، لا بمجموع ما في خزائن الرواية؛ فإذا لم يبلغ الحديثُ الإمامَ أصلاً، أو بلغه بسند لم يطمئن إليه، فلا مناص له من التوقف. وهذا ليس تفريطًا، بل هو مقتضى العدل في التكليف نفسه.
 </w:t>
       </w:r>
     </w:p>
@@ -4205,7 +4037,7 @@
           <w:rtl/>
         </w:rPr>
         <w:t xml:space="preserve">
-وأول هذه الأسباب، وأظهرها في زمن كانت وسائل نقل العلم فيه تعتمد على السماع المباشر والرحلة في طلب الحديث، هو أن الحديث قد لا يكون قد بلغ الإمام أصلاً، أو بلغه بسند لم يطمئن إليه. فقد كان علم الحديث في عصر الأئمة الأربعة لم يُدوَّن بعدُ التدوين الجامع الذي حصل في العصور اللاحقة على أيدي أصحاب الكتب الستة وغيرهم، وإنما كان العلماء يتلقون الأحاديث عن شيوخهم في بلدانهم، أو يرحلون إلى الأمصار الأخرى طلبًا لما عند علمائها. فكان من الطبيعي أن يصل حديث معين إلى إمام في مكة أو المدينة، بينما لا يصل بعدُ إلى إمام آخر في الكوفة أو بغداد أو مصر، لتباعد الديار، واختلاف طبقات الرواة الذين لقيهم كل إمام، وتفاوت الفرص في السماع.
+وكان هذا السبب - عدم البلوغ - أظهر الأسباب أثرًا في عصر الأئمة الأربعة تحديدًا، إذ لم يكن علم الحديث قد استقر بعدُ في دواوين جامعة كالتي عرفتها الأمة لاحقًا على يد أصحاب الكتب الستة. كان طالب العلم يتلقى حديثه سماعًا من أفواه الشيوخ في بلده، أو يشد الرحال إلى الأمصار طلبًا لما عند علمائها، فيصل حديث إلى إمام في مكة أو المدينة قبل أن يبلغ نظيره في الكوفة أو بغداد أو الفسطاط بسنوات، تبعًا لتباعد الديار وتفاوت طبقات من لقيهم كل واحد منهم. هذا واقع جغرافي وزمني بحت، لا صلة له بدرجة تعظيم الإمام للسنة.
 </w:t>
       </w:r>
     </w:p>
@@ -4227,7 +4059,7 @@
           <w:szCs w:val="22"/>
           <w:rtl/>
         </w:rPr>
-        <w:t xml:space="preserve">الأدلة والأمثلة</w:t>
+        <w:t xml:space="preserve">شاهد من منهج الشافعي رحمه الله</w:t>
       </w:r>
     </w:p>
     <w:p>
@@ -4249,30 +4081,7 @@
           <w:rtl/>
         </w:rPr>
         <w:t xml:space="preserve">
-ومن أوضح ما يُستدل به على هذا السبب ما هو معروف ومشهور من توجيهات الإمام الشافعي رحمه الله لأصحابه، وهو قوله: «إِذَا وَجَدْتُمْ فِي كِتَابِي خِلَافَ سُنَّةِ رَسُولِ اللَّهِ فَقُولُوا بِسُنَّةِ رَسُولِ اللَّهِ وَدَعُوا قَوْلِي»، وقوله أيضًا: «إِذَا صَحَّ الْحَدِيثُ خِلَافَ قَوْلِي فَاعْمَلُوا بِالْحَدِيثِ وَاتْرُكُوا قَوْلِي». وهذان القولان، وقد نقلهما الإمام النووي رحمه الله وأثبت معناهما في غير موضع من كتبه، يدلان دلالة واضحة على منهج الشافعي في التعامل مع السنة، وهو أنه كان يرى أن اجتهاده الفقهي مرتبط بما بلغه من العلم في وقت معين، فإذا صح عنده بعد ذلك حديث يخالف قوله، فالواجب اتباع الحديث لا التعصب للقول السابق. وهذا يفسر لنا لماذا كان للشافعي قول قديم أفتى به في العراق، وقول جديد أفتى به في مصر، إذ كان بعض ما استقر عنده من العلم والأحاديث قد تغير أو ازداد بتغير البلد وسعة الرواية فيه.
-</w:t>
-      </w:r>
-    </w:p>
-    <w:p>
-      <w:pPr>
-        <w:bidi/>
-        <w:spacing w:after="140" w:before="0" w:line="300"/>
-        <w:jc w:val="both"/>
-      </w:pPr>
-      <w:r>
-        <w:rPr>
-          <w:rFonts w:ascii="Amiri" w:cs="Amiri" w:eastAsia="Amiri" w:hAnsi="Amiri"/>
-          <w:b w:val="false"/>
-          <w:bCs w:val="false"/>
-          <w:i w:val="false"/>
-          <w:iCs w:val="false"/>
-          <w:color w:val="181410"/>
-          <w:sz w:val="22"/>
-          <w:szCs w:val="22"/>
-          <w:rtl/>
-        </w:rPr>
-        <w:t xml:space="preserve">
-ومن الأمثلة العملية على هذا السبب أيضًا ما يُذكر من أن الإمام مالك بن أنس رحمه الله لم يعمل ببعض ما ورد في الأذان والإقامة في أذن المولود، لأن هذا الحديث لم يبلغه بسند اطمأن إليه، في حين عمل به غيره من الأئمة كالإمام أحمد بن حنبل حين بلغه بسند رآه معتبرًا. وهذا مثال جيد يوضح أن عدم عمل إمام بحديث معين لا يعني بالضرورة تضعيفه لذلك الحديث في ذاته، بل قد يكون سببه أن هذا الحديث لم يكن من علم ذلك الإمام أصلاً، وهذا أمر لا حرج فيه على أحد، فلا أحد من أهل العلم أحاط بجميع ما صح عن النبي صلى الله عليه وسلم مهما بلغت منزلته.
+ولعل خير من عبّر عن هذا الأصل بلسانه هو الشافعي نفسه، إذ نُقل عنه، وأثبت النووي رحمه الله معناه في غير موضع من كتبه، قوله: «إِذَا وَجَدْتُمْ فِي كِتَابِي خِلَافَ سُنَّةِ رَسُولِ اللَّهِ فَقُولُوا بِسُنَّةِ رَسُولِ اللَّهِ وَدَعُوا قَوْلِي»، وقوله: «إِذَا صَحَّ الْحَدِيثُ خِلَافَ قَوْلِي فَاعْمَلُوا بِالْحَدِيثِ وَاتْرُكُوا قَوْلِي». وليس هذان القولان مجرد توصية أدبية بالتواضع، بل هما إقرار صريح من الشافعي بأن اجتهاده الفقهي دالٌّ، في زمن معين، على ما بلغه من العلم في ذلك الزمن، لا على مجموع السنة كما هي في نفس الأمر. ومن هنا تُفهم ظاهرة قوليه القديم والجديد: أفتى في العراق بما استقر عنده من العلم هناك، فلما انتقل إلى مصر واتسعت روايته وتغيرت بعض معطياته، غيّر بعض ما أفتى به من قبل، لا تناقضًا في المنهج، بل وفاءً لمنهجه ذاته في اتباع الحديث حيثما ثبت.
 </w:t>
       </w:r>
     </w:p>
@@ -4334,27 +4143,6 @@
     <w:p>
       <w:pPr>
         <w:bidi/>
-        <w:spacing w:after="100" w:before="200" w:line="300"/>
-        <w:jc w:val="right"/>
-      </w:pPr>
-      <w:r>
-        <w:rPr>
-          <w:rFonts w:ascii="Amiri" w:cs="Amiri" w:eastAsia="Amiri" w:hAnsi="Amiri"/>
-          <w:b/>
-          <w:bCs/>
-          <w:i w:val="false"/>
-          <w:iCs w:val="false"/>
-          <w:color w:val="152C54"/>
-          <w:sz w:val="22"/>
-          <w:szCs w:val="22"/>
-          <w:rtl/>
-        </w:rPr>
-        <w:t xml:space="preserve">فوائد ومسائل</w:t>
-      </w:r>
-    </w:p>
-    <w:p>
-      <w:pPr>
-        <w:bidi/>
         <w:spacing w:after="140" w:before="0" w:line="300"/>
         <w:jc w:val="both"/>
       </w:pPr>
@@ -4371,7 +4159,7 @@
           <w:rtl/>
         </w:rPr>
         <w:t xml:space="preserve">
-ومن الفوائد المتعلقة بهذا السبب أن يُعلم أن هذا العذر خاص بزمن الأئمة الأربعة ومن قاربهم، إذ كانت الأحاديث حينئذ متفرقة في صدور الرواة وفي مصنفات لم تكتمل بعد، بخلاف من جاء بعدهم من الفقهاء والمحققين ممن توفرت له الكتب الجامعة كالصحيحين والسنن والمسانيد، فأصبح بإمكانه أن يقف على أحاديث لم تبلغ الإمام الأول، فيستدرك عليه بأدب واحترام، لا بتنقص أو تجهيل، وهذا هو منهج أهل العلم المحققين إلى يومنا هذا.
+وتزداد الصورة وضوحًا بمثال عملي: لم يعمل الإمام مالك بما ورد في الأذان والإقامة في أذن المولود، بينما عمل به الإمام أحمد بن حنبل حين بلغه بسند رآه معتبرًا. فهل معنى ذلك أن مالكًا حكم على الحديث بالبطلان وأحمد حكم عليه بالصحة، فتناقضا؟ كلا؛ الأقرب أن الحديث لم يبلغ مالكًا بإسناد اطمأن إليه، فتوقف عملاً بأصله في التثبت، بينما بلغ أحمد بطريق وثق به فعمل. اختلافهما إذن اختلاف في المعلوم، لا اختلاف في الحكم على المجهول، وهذا فارق جوهري: لا أحد من أهل العلم - مهما اتسعت روايته - أحاط بكل ما صح عن النبي صلى الله عليه وسلم، ولو زعم عالم ذلك لكان زعمه هو الجدير بالمساءلة، لا توقف من توقف تورعًا.
 </w:t>
       </w:r>
     </w:p>
@@ -4394,7 +4182,7 @@
           <w:rtl/>
         </w:rPr>
         <w:t xml:space="preserve">
-كما ينبغي التفريق بين عدم بلوغ الحديث أصلاً، وبين بلوغه مع الشك في ثبوته، فهذا الثاني سبب مستقل سيأتي الكلام عليه في المبحث الثاني، وقد يلتبس أحدهما بالآخر عند من لا يميز بين المسألتين، مع أن لكل منهما حكمًا خاصًا في ميزان أهل الحديث.
+وهذا العذر خاص أساسًا بذلك الطور المبكر من تاريخ التدوين. فمن جاء بعد الأئمة الأربعة من المحققين، وبين يديه الصحيحان والسنن والمسانيد مجموعة مبوبة، قد يقف على حديث لم يبلغ إمامًا متقدمًا، فيستدرك عليه. لكنه استدراك تلميذ بارّ لا استدراك خصم، لأنه يقوم على إنصاف الإمام بالإقرار بأن ما فاته إنما فاته لأمر خارج عن إرادته، لا عن تفريط منه. ويحسن التنبيه، قبل الانتقال إلى السبب التالي، إلى أن عدم البلوغ غير الشك في الثبوت: فالأول انقطاع في اتصال الخبر بالإمام أصلاً، والثاني وصول الخبر إليه مقرونًا بريبة في سنده، وهما مسألتان تحكمهما موازين مختلفة، وإن اشتبهتا أحيانًا على من لا يميز بينهما.
 </w:t>
       </w:r>
     </w:p>
@@ -4464,7 +4252,7 @@
                 <w:rtl/>
               </w:rPr>
               <w:t xml:space="preserve">
-يجب على المسلم أن يحسن الظن بأئمة الهدى إذا وجدهم قد تركوا العمل بحديث معين، وأن يعلم أن ذلك قد يكون لعدم بلوغه إليهم، لا لتهاون بالسنة، وأن يقتدي بمنهج الإمام الشافعي رحمه الله في تقديم الحديث الصحيح إذا تبين له على أي قول أو رأي، فإن هذا هو عين الإنصاف واتباع الحق أينما وُجد.
+من حقّ أئمة الهدى على من يذكرهم أن يُحمل تركهم العمل بحديث لم يبلغهم على أحسن محمل، لا على التهاون بالسنة. ومن أراد أن يقتدي بمنهج الشافعي رحمه الله فليقدّم الحديث الصحيح إذا تبين له على كل قول سبقه، فذلك عين الإنصاف واتباع الحق أينما ظهر.
 </w:t>
             </w:r>
           </w:p>
@@ -4519,29 +4307,31 @@
           <w:rtl/>
         </w:rPr>
         <w:t xml:space="preserve">
-السبب الثاني من الأسباب التي تدفع بعض الأئمة إلى ترك العمل بحديث معين هو ضعف سنده أو عدم ثبوته عن النبي صلى الله عليه وسلم بالطريق الذي يطمئن إليه ذلك الإمام. فقد كان الأئمة الأربعة رحمهم الله من أشد الناس تحريًا في قبول الأحاديث، وكانوا يشترطون لقبول الحديث والاحتجاج به شروطًا معروفة عند أهل هذا الفن، من اتصال السند من أوله إلى آخره، وعدالة الرواة وضبطهم، وسلامة الحديث من الشذوذ والعلة القادحة. فما لم تتوفر هذه الشروط في نظر الإمام، لم ير الاحتجاج بذلك الحديث في الأحكام، وإن كان قد يذكره أو يشير إليه في غير مقام الاستدلال الملزم.
+إذا كان السبب الأول متعلقًا بما لم يبلغ الإمام أصلاً، فإن هذا السبب أخطر موقعًا، لأنه يتناول حديثًا بلغ الإمام فعلاً، ثم امتنع عن العمل به لضعف في سنده أو عدم ثبوته عنده. وقد يستشكل بعض الناس هذا الموضع بالذات، فيظن أن ردّ حديثٍ بلغ العالم ضربٌ من تقديم الرأي على النص. والحق أن هذا الفهم مقلوب: فالإمام حين يرد حديثًا لضعف سنده لا يقدّم عقله على السنة، بل يمتنع عن نسبة قول إلى النبي صلى الله عليه وسلم لم يثبت عنده أنه قاله. الورع هنا كامن في التوقف، لا في التسرع بالقبول؛ فلو أخذ العالم بكل ما يُروى دون تمحيص لصار ذلك بابًا مفتوحًا لنسبة كل مقول - صحيحه وسقيمه - إلى رسول الله صلى الله عليه وسلم، وهذا هو المحذور الحقيقي الجدير بأن يُخشى، لا التثبت والتحري.
 </w:t>
       </w:r>
     </w:p>
     <w:p>
       <w:pPr>
         <w:bidi/>
-        <w:spacing w:after="100" w:before="200" w:line="300"/>
-        <w:jc w:val="right"/>
-      </w:pPr>
-      <w:r>
-        <w:rPr>
-          <w:rFonts w:ascii="Amiri" w:cs="Amiri" w:eastAsia="Amiri" w:hAnsi="Amiri"/>
-          <w:b/>
-          <w:bCs/>
-          <w:i w:val="false"/>
-          <w:iCs w:val="false"/>
-          <w:color w:val="152C54"/>
-          <w:sz w:val="22"/>
-          <w:szCs w:val="22"/>
-          <w:rtl/>
-        </w:rPr>
-        <w:t xml:space="preserve">الأدلة والأمثلة</w:t>
+        <w:spacing w:after="140" w:before="0" w:line="300"/>
+        <w:jc w:val="both"/>
+      </w:pPr>
+      <w:r>
+        <w:rPr>
+          <w:rFonts w:ascii="Amiri" w:cs="Amiri" w:eastAsia="Amiri" w:hAnsi="Amiri"/>
+          <w:b w:val="false"/>
+          <w:bCs w:val="false"/>
+          <w:i w:val="false"/>
+          <w:iCs w:val="false"/>
+          <w:color w:val="181410"/>
+          <w:sz w:val="22"/>
+          <w:szCs w:val="22"/>
+          <w:rtl/>
+        </w:rPr>
+        <w:t xml:space="preserve">
+ولذلك اشترط الأئمة الأربعة لقبول الحديث والاحتجاج به شروطًا معلومة عند أهل هذا الفن: اتصال السند من أوله إلى منتهاه، وعدالة رواته وضبطهم، وسلامة المتن من الشذوذ والعلة القادحة. فما لم تتحقق هذه الشروط في نظر الإمام، امتنع عن جعل الحديث حجة ملزمة في الأحكام، وإن كان قد يذكره استئناسًا في غير مقام الإلزام.
+</w:t>
       </w:r>
     </w:p>
     <w:tbl>
@@ -4734,7 +4524,7 @@
           <w:rtl/>
         </w:rPr>
         <w:t xml:space="preserve">
-ومن أبرز من عُرف بالتشدد في هذا الباب الإمام أبو حنيفة رحمه الله، فقد عُرف عنه في أصول مذهبه أنه كان يقدّم الحديث المتصل الثابت على الحديث المرسل إذا تعارضا في مسألة واحدة، وهذا معنى معروف ومستقر في أصول الحنفية، وإن لم يُنقل عنه رحمه الله نص محفوظ بلفظه، إذ لم يترك أبو حنيفة مصنفًا فقهيًا مدونًا بقلمه، وإنما وصل إلينا فقهه واختياراته الأصولية عبر تلامذته ومن دوّن مذهبه من بعده. والمقصود أن هذا التوجه - وهو ترجيح المتصل الثابت على المرسل عند التعارض - كان من ملامح منهجه رحمه الله في التعامل مع الأخبار، وهو توجه ينسجم مع حرصه الشديد على التثبت وعدم قبول أي حديث إلا بعد التحقق من صحة سنده واتصاله.
+فأبو حنيفة رحمه الله يمثل الطرف الأشد تحريًا في هذا الباب، إذ استقر في أصول مذهبه تقديم الحديث المتصل الثابت على المرسل عند التعارض بينهما. ولا يوجد نص محفوظ بلفظه عنه في هذا، إذ لم يدوّن أبو حنيفة فقهه بقلمه، وإنما وصل إلينا عبر تلامذته ومن دوّن مذهبه من بعده؛ غير أن هذا التوجه استقر واطرد في المذهب حتى صار من أبرز معالمه، وهو ينسجم مع ما عُرف عنه من شدة التثبت في قبول الأخبار.
 </w:t>
       </w:r>
     </w:p>
@@ -4757,34 +4547,13 @@
           <w:rtl/>
         </w:rPr>
         <w:t xml:space="preserve">
-ومن الأمثلة العملية أيضًا أن الإمام أحمد بن حنبل رحمه الله، وهو من أوسع الأئمة اطلاعًا على الحديث وأشدهم عناية بجمعه ونقده، كان يترك العمل ببعض الأحاديث التي لم يثبت لديه صحة سندها بعد الفحص والتحري، ولا سيما في المسائل التي تحتاج إلى دليل قاطع لا يحتمل التردد. فكان يرى أن الأحاديث الثابتة الصحيحة هي الحجة الملزمة في أصول الأحكام، أما الأحاديث التي لم يثبت سندها فلا تصلح وحدها دليلاً في القضايا الكبرى التي تحتاج إلى يقين وثبوت، وإن كان قد يستأنس ببعضها في غير هذا الباب.
+ولم يكن أحمد بن حنبل - رغم سعة اطلاعه واتساع روايته حتى عُدّ من أوسع أهل زمانه حفظًا للحديث - بمنأى عن هذا المسلك؛ فقد كان يترك العمل ببعض ما لم يثبت له صحة سنده بعد الفحص، خصوصًا في المسائل التي لا تحتمل غير دليل قاطع. وفي هذا مفارقة تستحق التأمل: أن يكون أوسع الأئمة رواية أشدهم في بعض المواضع امتناعًا عن العمل. وتفسيرها أن سعة الرواية توسّع دائرة العلم بعلل الأسانيد كما توسّع دائرة العلم بمتونها، فمن عرف الطرق الكثيرة لحديث واحد كان أقدر على كشف عيوبها ممن لم يعرف منها إلا طريقًا واحدًا.
 </w:t>
       </w:r>
     </w:p>
     <w:p>
       <w:pPr>
         <w:bidi/>
-        <w:spacing w:after="100" w:before="200" w:line="300"/>
-        <w:jc w:val="right"/>
-      </w:pPr>
-      <w:r>
-        <w:rPr>
-          <w:rFonts w:ascii="Amiri" w:cs="Amiri" w:eastAsia="Amiri" w:hAnsi="Amiri"/>
-          <w:b/>
-          <w:bCs/>
-          <w:i w:val="false"/>
-          <w:iCs w:val="false"/>
-          <w:color w:val="152C54"/>
-          <w:sz w:val="22"/>
-          <w:szCs w:val="22"/>
-          <w:rtl/>
-        </w:rPr>
-        <w:t xml:space="preserve">فوائد ومسائل</w:t>
-      </w:r>
-    </w:p>
-    <w:p>
-      <w:pPr>
-        <w:bidi/>
         <w:spacing w:after="140" w:before="0" w:line="300"/>
         <w:jc w:val="both"/>
       </w:pPr>
@@ -4801,30 +4570,7 @@
           <w:rtl/>
         </w:rPr>
         <w:t xml:space="preserve">
-ومن المسائل المهمة هنا أن يُعلم أن الحكم على السند بالضعف أو الصحة أمر اجتهادي يتفاوت فيه أهل العلم بحسب ما توفر لديهم من معرفة بأحوال الرواة وطبقاتهم، فقد يرى إمام حديثًا ضعيفًا لعلة ظهرت له، بينما يراه إمام آخر صحيحًا لأنه وقف على متابعة أو شاهد يقوّيه لم يطّلع عليه الأول. ولذلك فإن اختلاف الأئمة في تصحيح حديث أو تضعيفه لا يعني تناقضًا في المنهج، بل هو أثر طبيعي لتفاوت العلم والاطلاع، شأنه في ذلك شأن ما تقدم في المبحث الأول من تفاوت بلوغ الأحاديث.
-</w:t>
-      </w:r>
-    </w:p>
-    <w:p>
-      <w:pPr>
-        <w:bidi/>
-        <w:spacing w:after="140" w:before="0" w:line="300"/>
-        <w:jc w:val="both"/>
-      </w:pPr>
-      <w:r>
-        <w:rPr>
-          <w:rFonts w:ascii="Amiri" w:cs="Amiri" w:eastAsia="Amiri" w:hAnsi="Amiri"/>
-          <w:b w:val="false"/>
-          <w:bCs w:val="false"/>
-          <w:i w:val="false"/>
-          <w:iCs w:val="false"/>
-          <w:color w:val="181410"/>
-          <w:sz w:val="22"/>
-          <w:szCs w:val="22"/>
-          <w:rtl/>
-        </w:rPr>
-        <w:t xml:space="preserve">
-وينبغي أيضًا أن يُدرك أن هذا السبب يتداخل أحيانًا مع السبب الأول، فقد يُظَن أن حديثًا لم يبلغ إمامًا معينًا، والحقيقة أنه بلغه لكن بسند لم يثبت عنده، فامتنع عن العمل به لهذه العلة لا لعدم البلوغ، وهذا التمييز مهم لمن أراد أن يفهم مواقف الأئمة فهمًا دقيقًا منصفًا.
+والحكم على السند بالصحة أو الضعف اجتهاد، لا نص منزّل، يتفاوت فيه أهل العلم بحسب معرفتهم برجاله وطبقاتهم؛ فقد يرى إمام حديثًا معلولاً لعلة ظهرت له، ويراه آخر سليمًا لأنه وقف على متابعة أو شاهد يقويه لم يبلغ الأول. وليس هذا التفاوت خللاً في المنهج، بل أثر طبيعي لتفاوت العلم، شأنه شأن تفاوت البلوغ الذي تقدم في المبحث السابق. بل إن الموضعين يتداخلان أحيانًا حتى يصعب التمييز بينهما: فقد يُظن أن حديثًا لم يبلغ إمامًا، والحقيقة أنه بلغه لكن بسند لم يثبت عنده، فامتنع لهذه العلة لا لعدم البلوغ. والفرق دقيق، لكنه مهم لمن أراد أن يفهم موقف كل إمام على حقيقته لا على الظن به.
 </w:t>
       </w:r>
     </w:p>
@@ -4894,7 +4640,7 @@
                 <w:rtl/>
               </w:rPr>
               <w:t xml:space="preserve">
-يجب على المسلم أن يدرك أن التحري في ثبوت الحديث قبل العمل به من صميم منهج أهل السنة والجماعة، وأن ترك إمام من الأئمة العمل بحديث لم يثبت عنده سنده هو من باب الأمانة العلمية لا من باب التفريط، فلا ينبغي أن يُتخذ ذلك ذريعة للطعن في الأئمة، بل هو دليل على شدة تحريهم وورعهم في نسبة الأقوال إلى النبي صلى الله عليه وسلم.
+التحري في ثبوت الحديث قبل العمل به أصل من أصول منهج أهل السنة والجماعة، وترك إمام العمل بحديث لم يثبت عنده سنده أمانة علمية لا تفريط. فليُحذر من اتخاذ ذلك ذريعة للطعن في الأئمة، إذ هو أدلّ شيء على شدة تحريهم فيما ينسبونه إلى النبي صلى الله عليه وسلم.
 </w:t>
             </w:r>
           </w:p>
@@ -4949,34 +4695,13 @@
           <w:rtl/>
         </w:rPr>
         <w:t xml:space="preserve">
-من الأسباب المعتبرة أيضًا في ترك بعض الأئمة العمل ببعض الأحاديث أن يجد الإمام حديثين يتناولان مسألة واحدة، إلا أن أحدهما أقوى من الآخر من حيث السند أو من حيث الدلالة على الحكم، فيعمل بالأقوى منهما ويترك العمل بالآخر عند التعارض. وهذا ليس تنقيصًا من شأن الحديث الذي تُرك العمل به، ولا حكمًا بضعفه في ذاته، بل هو إعمال لأصل معروف عند أهل العلم يسمى الترجيح بين الأدلة عند التعارض، وهو أصل معتبر عند جميع الأئمة، إذ لا يجوز الأخذ بدليلين متعارضين معًا في آن واحد، بل لا بد من طريق للجمع أو الترجيح أو النسخ عند تعذر الجمع.
+قد يجد الإمام حديثين صحيحين يتناولان مسألة واحدة، إلا أن أحدهما أقوى من الآخر سندًا أو أبين دلالة على الحكم، فيعمل بالأرجح ويترك ظاهر الآخر. وهذا مما ينبغي أن يُفهم على وجهه الصحيح: فالحديث المتروك العمل بظاهره هنا لم يُحكم عليه بضعف ولا بطلان، وإنما وقع تعارض في الظاهر بينه وبين نص آخر أقوى، ولا يجوز عند أهل العلم الأخذ بدليلين متعارضين معًا في آن واحد؛ بل لا بد من الجمع بينهما إن أمكن، أو الترجيح عند تعذر الجمع، أو المصير إلى النسخ إن ثبت تأخر أحدهما وتعذر معه الجمع والترجيح جميعًا.
 </w:t>
       </w:r>
     </w:p>
     <w:p>
       <w:pPr>
         <w:bidi/>
-        <w:spacing w:after="100" w:before="200" w:line="300"/>
-        <w:jc w:val="right"/>
-      </w:pPr>
-      <w:r>
-        <w:rPr>
-          <w:rFonts w:ascii="Amiri" w:cs="Amiri" w:eastAsia="Amiri" w:hAnsi="Amiri"/>
-          <w:b/>
-          <w:bCs/>
-          <w:i w:val="false"/>
-          <w:iCs w:val="false"/>
-          <w:color w:val="152C54"/>
-          <w:sz w:val="22"/>
-          <w:szCs w:val="22"/>
-          <w:rtl/>
-        </w:rPr>
-        <w:t xml:space="preserve">الأدلة والأمثلة</w:t>
-      </w:r>
-    </w:p>
-    <w:p>
-      <w:pPr>
-        <w:bidi/>
         <w:spacing w:after="140" w:before="0" w:line="300"/>
         <w:jc w:val="both"/>
       </w:pPr>
@@ -4993,7 +4718,7 @@
           <w:rtl/>
         </w:rPr>
         <w:t xml:space="preserve">
-وقد عُرف عن شيخ الإسلام ابن تيمية رحمه الله - وهو ممن اعتنى بتقرير هذا الأصل وتفصيله في مواضع كثيرة من كتبه - أنه كان يقرر أن الأصل عند تعارض حديثين صحيحين هو السعي أولاً إلى الجمع بينهما بما لا يُبطل أحدهما، فإن تعذر الجمع، وجب النظر في الترجيح بينهما بحسب قوة السند وقوة الدلالة على المراد، فإن تبين تأخر أحدهما عن الآخر زمنًا وثبت أنه ناسخ له، حُمل الأمر على النسخ. وهذا المنهج في التعامل مع النصوص الظاهرة التعارض هو ما كان عليه الأئمة الأربعة رحمهم الله جميعًا، وإن تفاوتوا أحيانًا في تطبيق قواعده على بعض الجزئيات.
+وقد فصّل شيخ الإسلام ابن تيمية رحمه الله هذا الأصل في مواضع كثيرة من كتبه، مقررًا أن السعي إلى الجمع بين الدليلين الصحيحين مقدّم على المصير إلى الترجيح، لأن في الجمع إعمالًا للنصين معًا، وفي الترجيح إهدارًا لأحدهما في هذه المسألة بعينها. فإن تعذر الجمع، وجب النظر في موازين الترجيح: قوة السند، ووضوح الدلالة على المراد. فإن ثبت تأخر أحد النصين زمنًا عن الآخر وتعذر معه الجمع، حُمل الأمر على النسخ. وهذا المنهج - وإن تفاوت الأئمة الأربعة في تطبيق تفصيلاته على بعض الجزئيات - كان مسلكهم جميعًا في التعامل مع ما يظهر من تعارض النصوص.
 </w:t>
       </w:r>
     </w:p>
@@ -5016,7 +4741,30 @@
           <w:rtl/>
         </w:rPr>
         <w:t xml:space="preserve">
-ومن الأمثلة الصحيحة الدقيقة على إعمال هذا الأصل ما يُذكر عن الإمام أحمد بن حنبل رحمه الله في مسألة قضاء السنن الراتبة بعد صلاة العصر. فقد وردت أحاديث عامة صحيحة تنهى عن التطوع بعد صلاة العصر حتى تغرب الشمس، وهي أحاديث ثابتة معروفة. وفي المقابل، ثبت في الصحيح من حديث أم سلمة رضي الله عنها أن النبي صلى الله عليه وسلم صلى ركعتين بعد العصر قضاءً لسنة الظهر التي فاتته، وأخبر أنه سيداوم عليهما. فرأى الإمام أحمد رحمه الله أن هذا الحديث الخاص، وهو فعل من النبي صلى الله عليه وسلم لصلاة ذات سبب متقدم، أقوى دلالة في هذه الصورة الخاصة من عموم أحاديث النهي، فذهب إلى جواز قضاء ما فاته المرء من السنن الراتبة ونحوها من ذوات الأسباب بعد العصر، دون أن يعارض بذلك عموم أحاديث النهي في غير هذه الصورة، إذ حمل النهي العام على ما لا سبب له، وقدّم دلالة الحديث الخاص فيما له سبب. وهذا مثال جيد يبين كيف كان الإمام يوازن بين الأدلة الظاهرة التعارض ليصل إلى الجمع الصحيح بينها، لا إلى إهدار أحدها.
+ولعل أدق مثال يوضح هذا الأصل عمليًا ما ذهب إليه الإمام أحمد بن حنبل في مسألة قضاء السنن الراتبة بعد صلاة العصر. فقد ثبتت أحاديث صحيحة عامة تنهى عن التطوع بعد العصر حتى تغرب الشمس، وهي نصوص لا مطعن فيها. وفي المقابل، ثبت في الصحيح من حديث أم سلمة رضي الله عنها أن النبي صلى الله عليه وسلم صلى ركعتين بعد العصر قضاءً لسنة الظهر التي فاتته، وأخبر أنه سيداوم عليهما. فهنا نص عام بالنهي، ونص خاص بالفعل يخالف ظاهر ذلك العموم في صورة بعينها.
+</w:t>
+      </w:r>
+    </w:p>
+    <w:p>
+      <w:pPr>
+        <w:bidi/>
+        <w:spacing w:after="140" w:before="0" w:line="300"/>
+        <w:jc w:val="both"/>
+      </w:pPr>
+      <w:r>
+        <w:rPr>
+          <w:rFonts w:ascii="Amiri" w:cs="Amiri" w:eastAsia="Amiri" w:hAnsi="Amiri"/>
+          <w:b w:val="false"/>
+          <w:bCs w:val="false"/>
+          <w:i w:val="false"/>
+          <w:iCs w:val="false"/>
+          <w:color w:val="181410"/>
+          <w:sz w:val="22"/>
+          <w:szCs w:val="22"/>
+          <w:rtl/>
+        </w:rPr>
+        <w:t xml:space="preserve">
+فماذا صنع أحمد؟ لم يُسقط أحد النصين، بل جمع بينهما جمعًا أدق مما يُتصور للوهلة الأولى: حمل عموم النهي على التطوع المبتدأ الذي لا سبب متقدم له، وحمل حديث أم سلمة على ما كان قضاءً لفريضة أو سنة راتبة فاتت بسبب طارئ. فالنهي يبقى على إطلاقه فيما لا سبب له، والرخصة تثبت فيما له سبب متقدم، والنصان معًا محكّمان كل في موضعه، ولا تعارض بينهما إلا في الظاهر السطحي الذي يزول بأدنى تأمل في القرينة الفعلية النبوية. وهذا بعينه ما قرره ابن تيمية من تقديم الجمع على الترجيح متى أمكن: فأحمد لم يرجّح حديث أم سلمة على عموم النهي إلغاءً له، بل خصّصه به في صورته الخاصة، وأبقى العموم فيما عداها.
 </w:t>
       </w:r>
     </w:p>
@@ -5072,7 +4820,7 @@
                 <w:rtl/>
               </w:rPr>
               <w:t xml:space="preserve">
-يظن بعض الناس أن مذهب الإمام أحمد يقضي بمنع الصلاة مطلقًا بعد العصر بلا استثناء، وهذا فهم غير دقيق؛ فالصواب - كما تقدم - أن الحنابلة يجيزون الصلاة بعد العصر إذا كانت ذات سبب متقدم كقضاء سنة راتبة فاتت، اعتمادًا على حديث أم سلمة رضي الله عنها، وإنما الممنوع عندهم ابتداء نافلة مطلقة لا سبب لها في هذا الوقت، فلا يصح أن يُنسب إلى الإمام أحمد ترك العمل بأحاديث الرخصة جملة، بل الصحيح أنه أعمل الجمع والترجيح بين النصين كل في موضعه.
+يظن بعض الناس أن مذهب الإمام أحمد يمنع الصلاة مطلقًا بعد العصر بلا استثناء، وهذا وهمٌ ناشئ عن الاكتفاء بعموم النهي دون النظر في تخصيصه. والصواب أن الحنابلة يجيزون الصلاة بعد العصر إذا كانت ذات سبب متقدم كقضاء سنة راتبة فاتت، اعتمادًا على حديث أم سلمة رضي الله عنها، وإنما الممنوع عندهم ابتداء نافلة مطلقة لا سبب لها. فلا يصح أن يُنسب إلى الإمام أحمد ترك العمل بحديث الرخصة جملة، بل الصحيح أنه أعمل النصين معًا كل في موضعه، وهذا أدق تمثيلاً لمنهجه في الجمع لا في مجرد الترجيح.
 </w:t>
             </w:r>
           </w:p>
@@ -5087,27 +4835,6 @@
     <w:p>
       <w:pPr>
         <w:bidi/>
-        <w:spacing w:after="100" w:before="200" w:line="300"/>
-        <w:jc w:val="right"/>
-      </w:pPr>
-      <w:r>
-        <w:rPr>
-          <w:rFonts w:ascii="Amiri" w:cs="Amiri" w:eastAsia="Amiri" w:hAnsi="Amiri"/>
-          <w:b/>
-          <w:bCs/>
-          <w:i w:val="false"/>
-          <w:iCs w:val="false"/>
-          <w:color w:val="152C54"/>
-          <w:sz w:val="22"/>
-          <w:szCs w:val="22"/>
-          <w:rtl/>
-        </w:rPr>
-        <w:t xml:space="preserve">فوائد ومسائل</w:t>
-      </w:r>
-    </w:p>
-    <w:p>
-      <w:pPr>
-        <w:bidi/>
         <w:spacing w:after="140" w:before="0" w:line="300"/>
         <w:jc w:val="both"/>
       </w:pPr>
@@ -5124,30 +4851,7 @@
           <w:rtl/>
         </w:rPr>
         <w:t xml:space="preserve">
-ومن الفوائد المتعلقة بهذا المبحث معرفة أوجه الترجيح التي يعتمدها أهل العلم عند تعارض الأدلة، ومنها: كثرة طرق الحديث وتعدد رواته، ودرجة ضبط رواة كل طريق وعدالتهم، وكون أحد الدليلين نصًا خاصًا في المسألة والآخر عامًا يشملها ضمن غيرها، وكون أحدهما فعلاً من النبي صلى الله عليه وسلم يفسر مجمل الآخر أو يخصصه. وقد أشرنا إلى بعض هذه الأوجه في المثال المتقدم.
-</w:t>
-      </w:r>
-    </w:p>
-    <w:p>
-      <w:pPr>
-        <w:bidi/>
-        <w:spacing w:after="140" w:before="0" w:line="300"/>
-        <w:jc w:val="both"/>
-      </w:pPr>
-      <w:r>
-        <w:rPr>
-          <w:rFonts w:ascii="Amiri" w:cs="Amiri" w:eastAsia="Amiri" w:hAnsi="Amiri"/>
-          <w:b w:val="false"/>
-          <w:bCs w:val="false"/>
-          <w:i w:val="false"/>
-          <w:iCs w:val="false"/>
-          <w:color w:val="181410"/>
-          <w:sz w:val="22"/>
-          <w:szCs w:val="22"/>
-          <w:rtl/>
-        </w:rPr>
-        <w:t xml:space="preserve">
-وينبغي التفريق بين هذا السبب وما سيأتي في المبحث الرابع من عدم وضوح دلالة الحديث؛ فالحديث في هذا المبحث ثابت واضح الدلالة في ذاته، وإنما الإشكال في معارضته لحديث آخر أقوى منه، بخلاف ما سيأتي حيث يكون الإشكال داخليًا في فهم الحديث الواحد نفسه.
+وتتعدد أوجه الترجيح التي اعتمدها أهل العلم عند تعذر الجمع: كثرة طرق الحديث، ودرجة ضبط رواته وعدالتهم، وكون أحد النصين خاصًا والآخر عامًا، وكون أحدهما فعلاً نبويًا يفسر مجمل الآخر أو يخصصه، كما رأينا في المثال المتقدم. ويحسن هنا التمييز بين هذا الموضع وما يأتي بعده من اشتباه الدلالة: فالحديث هنا ثابت واضح في ذاته، وإنما نشأ الإشكال من معارضته لنص آخر أقوى، بخلاف الآتي حيث يكون الإشكال داخليًا في فهم النص الواحد نفسه، لا في معارضته لغيره.
 </w:t>
       </w:r>
     </w:p>
@@ -5217,7 +4921,7 @@
                 <w:rtl/>
               </w:rPr>
               <w:t xml:space="preserve">
-يجب على المسلم إذا وجد ما يظهر له تعارضًا بين حديثين صحيحين ألا يبادر إلى رد أحدهما أو اتهامه، بل يسأل أهل العلم عن وجه الجمع أو الترجيح بينهما، فقد يكون لكل منهما موضع يُعمل فيه، كما تقدم في مثال قضاء السنن بعد العصر، فذلك أسلم للدين وأحفظ لمكانة السنة النبوية.
+من وجد تعارضًا ظاهرًا بين حديثين صحيحين فلا يُسارع إلى رد أحدهما أو الشك في أحد الإمامين المختلفين فيهما، بل يسأل أهل العلم عن وجه الجمع أو الترجيح؛ فقد يكون لكل نص موضعه، كما تبين في مسألة قضاء السنن بعد العصر، وهذا أسلم للدين وأحفظ لمكانة السنة النبوية.
 </w:t>
             </w:r>
           </w:p>
@@ -5272,34 +4976,13 @@
           <w:rtl/>
         </w:rPr>
         <w:t xml:space="preserve">
-ومن الأسباب التي تدفع بعض الأئمة إلى التوقف عن العمل بحديث معين أن يكون هذا الحديث محتملاً لأكثر من معنى، أو غير واضح الدلالة على الحكم المراد منه، فيتوقف الإمام عن الجزم بالعمل به حتى يتبين له المعنى الصحيح المراد، وهذا ضرب من ضروب الاحتياط في الدين لا يُعاب على صاحبه، بل يُحمد له. فقد كان الأئمة الأربعة رحمهم الله يرون أن الحكم الشرعي ينبغي أن يُبنى على دلالة واضحة بيّنة، فلا يُعتمد الحديث الغامض الذي تتجاذبه معانٍ متعددة إلا بعد تحرير المراد منه بالنظر في سياقه وقرائنه وما يعضده من نصوص أخرى.
+وقد يتوقف الإمام عن الجزم بالعمل بحديث لا لعلة في سنده ولا لمعارضته بغيره، بل لأن دلالته على الحكم المراد غير جلية، فيحتمل النص أكثر من معنى دون قرينة راجحة تعيّن أحدها. وهذا التوقف احتياط محمود لا تفريط؛ فالحكم الشرعي ينبغي أن يُبنى على دلالة واضحة، لا أن يُنزَّل النص تعسفًا على أحد معانيه المحتملة قبل تحرير المراد منه بالنظر في سياقه وقرائنه وما يعضده من نصوص أخرى.
 </w:t>
       </w:r>
     </w:p>
     <w:p>
       <w:pPr>
         <w:bidi/>
-        <w:spacing w:after="100" w:before="200" w:line="300"/>
-        <w:jc w:val="right"/>
-      </w:pPr>
-      <w:r>
-        <w:rPr>
-          <w:rFonts w:ascii="Amiri" w:cs="Amiri" w:eastAsia="Amiri" w:hAnsi="Amiri"/>
-          <w:b/>
-          <w:bCs/>
-          <w:i w:val="false"/>
-          <w:iCs w:val="false"/>
-          <w:color w:val="152C54"/>
-          <w:sz w:val="22"/>
-          <w:szCs w:val="22"/>
-          <w:rtl/>
-        </w:rPr>
-        <w:t xml:space="preserve">الأدلة والأمثلة</w:t>
-      </w:r>
-    </w:p>
-    <w:p>
-      <w:pPr>
-        <w:bidi/>
         <w:spacing w:after="140" w:before="0" w:line="300"/>
         <w:jc w:val="both"/>
       </w:pPr>
@@ -5316,7 +4999,7 @@
           <w:rtl/>
         </w:rPr>
         <w:t xml:space="preserve">
-وقد رُوي عن الإمام مالك بن أنس رحمه الله ما معناه أن من العلم أن لا يقول العالم فيما لا يعلمه على وجه اليقين، وأنه إذا جاء الحديث عن النبي صلى الله عليه وسلم ولم يتضح للعالم معناه على وجه الجزم، فإن له في سلفه من العلماء أسوة حسنة في التوقف والتريث حتى يتبين الأمر. وهذا المعنى المروي عنه يدل على أن التوقف عند اشتباه الدلالة كان منهجًا معروفًا عند أهل العلم المتقدمين، وليس تفريطًا في السنة، بل هو من كمال الفقه فيها، إذ إن العجلة في تنزيل النص على غير المراد منه قد تُوقع في الخطأ أشد مما يوقع فيه التأني والتثبت.
+وقد رُوي عن الإمام مالك ما معناه أن من تمام العلم ألا يتحدث العالم فيما لا يعلمه على وجه اليقين، وأن التوقف عند اشتباه معنى الحديث له في سلف العلماء أسوة حسنة. وهذا يكشف أن التوقف عند اشتباه الدلالة لم يكن ابتداعًا متأخرًا، بل منهجًا معروفًا عند المتقدمين أنفسهم، بل هو من كمال الفقه في الدين لا نقصانًا فيه: فالعجلة في تنزيل النص على غير مراده قد توقع في الخطأ أشد مما يوقعه التأني والتثبت، إذ إن حكمًا مبنيًا على فهم خاطئ لنص صحيح أخطر من توقف مؤقت ريثما يتضح الأمر.
 </w:t>
       </w:r>
     </w:p>
@@ -5339,34 +5022,13 @@
           <w:rtl/>
         </w:rPr>
         <w:t xml:space="preserve">
-ومن الأمثلة على هذا السبب أيضًا ما يُذكر من موقف الإمام الشافعي رحمه الله من بعض الأحاديث التي لم تتضح له دلالتها تمامًا في أول الأمر، فقد كان رحمه الله شديد التحري في تحديد المعنى المراد من النص، ويرى أن من الاحتياط الواجب عدم الجزم بالعمل بالحديث حتى يتبين المقصود منه بجلاء، فربما توقف عن حديث في مسألة حتى يجد ما يعضد أحد معانيه المحتملة من سياقه أو من نص آخر يفسره، ثم يعمل به بعد ذلك إذا اتضح له وجه الدلالة الصحيح. وهذا التوقف المؤقت لا يعني ردَّ الحديث بالكلية، بل هو تأخير للعمل ريثما يتبين المراد.
+وعُرف عن الشافعي رحمه الله نظير هذا؛ فقد كان شديد التحري في تحديد المعنى المراد من النص، وربما توقف عن حديث في مسألة حتى يجد ما يعضد أحد معانيه المحتملة من سياقه أو من نص آخر يفسره، ثم عمل به إذا اتضح له وجه الدلالة الصحيح. وهذا التوقف المؤقت لا يعني رد الحديث بالكلية، وإنما هو تأخير للعمل ريثما يتبين المراد، وشتان بين من يرد النص وبين من يرجئ تطبيقه انتظارًا لتمام فهمه.
 </w:t>
       </w:r>
     </w:p>
     <w:p>
       <w:pPr>
         <w:bidi/>
-        <w:spacing w:after="100" w:before="200" w:line="300"/>
-        <w:jc w:val="right"/>
-      </w:pPr>
-      <w:r>
-        <w:rPr>
-          <w:rFonts w:ascii="Amiri" w:cs="Amiri" w:eastAsia="Amiri" w:hAnsi="Amiri"/>
-          <w:b/>
-          <w:bCs/>
-          <w:i w:val="false"/>
-          <w:iCs w:val="false"/>
-          <w:color w:val="152C54"/>
-          <w:sz w:val="22"/>
-          <w:szCs w:val="22"/>
-          <w:rtl/>
-        </w:rPr>
-        <w:t xml:space="preserve">فوائد ومسائل</w:t>
-      </w:r>
-    </w:p>
-    <w:p>
-      <w:pPr>
-        <w:bidi/>
         <w:spacing w:after="140" w:before="0" w:line="300"/>
         <w:jc w:val="both"/>
       </w:pPr>
@@ -5383,30 +5045,7 @@
           <w:rtl/>
         </w:rPr>
         <w:t xml:space="preserve">
-ومن المسائل المهمة في هذا الباب التفريق بين الدلالة القطعية التي لا تحتمل إلا معنى واحدًا، والدلالة الظنية المحتملة لأكثر من معنى، فالأولى يجب العمل بمقتضاها متى ثبت الحديث، أما الثانية فقد يسع الإمام التوقف فيها حتى تتضح القرائن المرجحة لأحد المعاني على غيره. وهذا مما يفسر أيضًا كثيرًا من اختلاف الفقهاء في تفسير الحديث الواحد، إذ قد يرجح كل منهم معنى بحسب ما ظهر له من قرائن.
-</w:t>
-      </w:r>
-    </w:p>
-    <w:p>
-      <w:pPr>
-        <w:bidi/>
-        <w:spacing w:after="140" w:before="0" w:line="300"/>
-        <w:jc w:val="both"/>
-      </w:pPr>
-      <w:r>
-        <w:rPr>
-          <w:rFonts w:ascii="Amiri" w:cs="Amiri" w:eastAsia="Amiri" w:hAnsi="Amiri"/>
-          <w:b w:val="false"/>
-          <w:bCs w:val="false"/>
-          <w:i w:val="false"/>
-          <w:iCs w:val="false"/>
-          <w:color w:val="181410"/>
-          <w:sz w:val="22"/>
-          <w:szCs w:val="22"/>
-          <w:rtl/>
-        </w:rPr>
-        <w:t xml:space="preserve">
-وهذا السبب يختلف عما تقدم في المبحث الثالث، إذ إن الإشكال هناك كان خارجيًا ناشئًا عن تعارض حديث بحديث آخر، أما هنا فالإشكال داخلي في فهم الحديث الواحد نفسه واحتماله لأكثر من معنى، فليس ثمة تعارض بين نصين، وإنما غموض في دلالة نص واحد.
+ويحسن هنا التفريق بين الدلالة القطعية التي لا تحتمل إلا معنى واحدًا، فيجب العمل بمقتضاها متى ثبت الحديث، وبين الدلالة الظنية المحتملة لأكثر من معنى، حيث قد يسع الإمام التوقف فيها حتى تتضح القرائن المرجحة. وهذا الفارق هو ما يفسر كثيرًا من اختلاف الفقهاء في تفسير الحديث الواحد، إذ يرجح كل منهم معنى بحسب ما ظهر له من قرائن، لا لتشهٍّ أو تعصب. ويختلف هذا عما تقدم في المبحث الثالث اختلافًا جوهريًا: فالإشكال هناك خارجي، ناشئ من تعارض حديث بحديث آخر أقوى، أما هنا فالإشكال داخلي، كامن في فهم الحديث الواحد نفسه واحتماله لأكثر من معنى، فليس ثمة نصان متعارضان، بل نص واحد غامض الدلالة.
 </w:t>
       </w:r>
     </w:p>
@@ -5476,7 +5115,7 @@
                 <w:rtl/>
               </w:rPr>
               <w:t xml:space="preserve">
-يجب على المسلم ألا يتعجل في فهم النصوص المحتملة لأكثر من معنى، وأن يرجع فيها إلى أهل العلم الراسخين الذين يعرفون طرق الجمع بين النصوص وتحرير دلالاتها، فالتأني في هذا الباب من الفقه في الدين، والعجلة فيه قد تُوقع في تحريف الكلم عن مواضعه من غير قصد.
+لا يليق بغير الراسخين في العلم أن يتعجلوا الحكم في النصوص المحتملة لأكثر من معنى، بل يُرجَع فيها إلى أهل الاختصاص ممن يحسنون الجمع بين النصوص وتحرير دلالاتها؛ فالتأني هنا فقه، والعجلة فيه قد تقلب المراد عن وجهه من غير قصد.
 </w:t>
             </w:r>
           </w:p>
@@ -5531,29 +5170,8 @@
           <w:rtl/>
         </w:rPr>
         <w:t xml:space="preserve">
-ومن الأسباب التي دفعت بعض الأئمة إلى ترك العمل ببعض الأحاديث أن يكون للإمام شروط خاصة يشترطها لتطبيق الحديث والاحتجاج به في الأحكام، فإذا لم تتوفر هذه الشروط في حديث معين، توقف عن العمل به وإن كان صحيحًا في ذاته عند غيره، وذلك لاعتبارات منهجية يراها ذلك الإمام متممة لصحة الاستدلال، لا لرد الحديث في نفسه.
+ومن الأسباب الأخيرة أن يضع الإمام لنفسه شروطًا منهجية خاصة لقبول الحديث والاحتجاج به، فإذا لم تتحقق هذه الشروط في حديث معين توقف عن العمل به - وإن كان صحيحًا في ذاته عند غيره - لا لرده في نفسه، بل لأن الاستدلال به عنده لا يكتمل إلا بتوفر ما اشترطه.
 </w:t>
-      </w:r>
-    </w:p>
-    <w:p>
-      <w:pPr>
-        <w:bidi/>
-        <w:spacing w:after="100" w:before="200" w:line="300"/>
-        <w:jc w:val="right"/>
-      </w:pPr>
-      <w:r>
-        <w:rPr>
-          <w:rFonts w:ascii="Amiri" w:cs="Amiri" w:eastAsia="Amiri" w:hAnsi="Amiri"/>
-          <w:b/>
-          <w:bCs/>
-          <w:i w:val="false"/>
-          <w:iCs w:val="false"/>
-          <w:color w:val="152C54"/>
-          <w:sz w:val="22"/>
-          <w:szCs w:val="22"/>
-          <w:rtl/>
-        </w:rPr>
-        <w:t xml:space="preserve">الأدلة والأمثلة</w:t>
       </w:r>
     </w:p>
     <w:tbl>
@@ -5660,7 +5278,7 @@
           <w:rtl/>
         </w:rPr>
         <w:t xml:space="preserve">
-فمن أبرز الأمثلة على ذلك موقف الإمام مالك بن أنس رحمه الله، فقد كان يعتمد على عمل أهل المدينة باعتباره مصدرًا مهمًا من مصادر معرفة السنة، إذ رأى أن أهل المدينة توارثوا عملهم جيلاً عن جيل عن الصحابة الذين عاشوا مع النبي صلى الله عليه وسلم وشاهدوا هديه وعملوا به على مرأى منه ومسمع. فإذا وجد الإمام مالك حديث آحاد يخالف هذا العمل المستقر المتواتر عمليًا عند أهل المدينة، فإنه كان يتوقف عن الأخذ بذلك الحديث المخالف، لأنه يرى أن العمل المتواتر عمليًا أقوى دلالة على ما استقر عليه الأمر عن النبي صلى الله عليه وسلم من خبر آحاد قد يتطرق إليه احتمال الوهم أو النسخ الذي لم يبلغه. وهذا شرط منهجي خاص بمذهب الإمام مالك رحمه الله لم يشاركه فيه غيره من الأئمة على هذا النحو، وهو مبني على تقدير عالٍ لمكانة المدينة النبوية ومنزلة أهلها في حفظ السنة العملية.
+وأبرز صور هذا السبب اعتماد الإمام مالك على عمل أهل المدينة مصدرًا من مصادر معرفة السنة؛ فقد توارث أهل المدينة عملهم جيلاً عن جيل عن الصحابة الذين عاصروا النبي صلى الله عليه وسلم وشهدوا هديه على مرأى ومسمع منه. فإذا وجد حديث آحاد يخالف هذا العمل المستقر المتوارث عمليًا، توقف عن الأخذ به، لأنه رأى أن نقل الأمة العملي المتواتر لما استقر عليه الأمر عن النبي صلى الله عليه وسلم أقوى دلالة من خبر آحاد يتطرق إليه احتمال الوهم أو نسخ لم يبلغ الراوي. وهذا شرط خاص بمذهبه لم يشاركه فيه غيره من الأئمة على هذا النحو، ينبع من تقدير عالٍ لمكانة المدينة النبوية في حفظ السنة العملية جيلاً بعد جيل.
 </w:t>
       </w:r>
     </w:p>
@@ -5683,34 +5301,13 @@
           <w:rtl/>
         </w:rPr>
         <w:t xml:space="preserve">
-ومن الأمثلة أيضًا منهج الإمام أحمد بن حنبل رحمه الله، فقد كان يشترط في قبول بعض الأحاديث التي يظهر لها تعلق بأصول الشريعة العامة أن تتوفر فيها ضوابط تقوّيها، كاتصال سندها الاتصال الوثيق الثابت، أو موافقتها لما استقر من أصول الشريعة وقواعدها الكلية، فإن جاء الحديث بحكم يخالف ظاهره أصلاً عامًا من أصول الشريعة، ولم تتوفر فيه هذه الضوابط المقوية، توقف عن الجزم بالعمل به حتى تتبين له وجه الجمع أو يظهر له من القرائن ما يرجح أحد الاحتمالين، حرصًا منه على انسجام الأحكام الفرعية مع الأصول الكلية للشريعة.
+ولأحمد بن حنبل نظير من هذا، وإن اختلف في تفصيله؛ فقد كان يشترط فيما يتعلق بأصول الشريعة العامة أن يتوفر في الحديث ما يقويه، كاتصال سنده الوثيق أو موافقته لقواعد الشريعة الكلية المستقرة. فإن جاء حديث بحكم يخالف ظاهره أصلاً عامًا، ولم تتوفر فيه هذه المقويات، توقف عن الجزم بالعمل به حتى يتبين وجه الجمع، أو تظهر قرينة ترجح أحد الاحتمالين، حرصًا على انسجام الفروع مع الأصول الكلية.
 </w:t>
       </w:r>
     </w:p>
     <w:p>
       <w:pPr>
         <w:bidi/>
-        <w:spacing w:after="100" w:before="200" w:line="300"/>
-        <w:jc w:val="right"/>
-      </w:pPr>
-      <w:r>
-        <w:rPr>
-          <w:rFonts w:ascii="Amiri" w:cs="Amiri" w:eastAsia="Amiri" w:hAnsi="Amiri"/>
-          <w:b/>
-          <w:bCs/>
-          <w:i w:val="false"/>
-          <w:iCs w:val="false"/>
-          <w:color w:val="152C54"/>
-          <w:sz w:val="22"/>
-          <w:szCs w:val="22"/>
-          <w:rtl/>
-        </w:rPr>
-        <w:t xml:space="preserve">فوائد ومسائل</w:t>
-      </w:r>
-    </w:p>
-    <w:p>
-      <w:pPr>
-        <w:bidi/>
         <w:spacing w:after="140" w:before="0" w:line="300"/>
         <w:jc w:val="both"/>
       </w:pPr>
@@ -5727,7 +5324,7 @@
           <w:rtl/>
         </w:rPr>
         <w:t xml:space="preserve">
-ومن الفوائد أن يُلحظ أن هذا السبب الخامس كثيرًا ما يتداخل مع الأسباب السابقة، فاشتراط قوة السند يرجع إلى ما تقدم في المبحث الثاني، واشتراط موافقة الأصول العامة قد يرجع إلى نوع من الترجيح المذكور في المبحث الثالث، واشتراط وضوح الدلالة يرجع إلى المبحث الرابع. فليست هذه الأسباب الخمسة منفصلة انفصالاً تامًا، بل هي أوجه متكاملة لمنهج علمي واحد دقيق كان عليه الأئمة الأربعة رحمهم الله في التعامل مع السنة النبوية.
+ويلحظ الناظر أن هذا السبب الخامس يتقاطع مع ما سبقه جميعًا: فاشتراط قوة السند صورة من المبحث الثاني، واشتراط موافقة الأصول العامة ضرب من الترجيح المذكور في المبحث الثالث، واشتراط وضوح الدلالة يرجع إلى المبحث الرابع. وليس هذا التداخل عيبًا في التقسيم، بل دليل على أن الأسباب الخمسة ليست خانات منفصلة يُصنَّف فيها كل موقف على حدة، وإنما هي أوجه متكاملة لمنهج واحد دقيق: التثبت في النقل، والتحقق في الفهم، والانضباط في التنزيل.
 </w:t>
       </w:r>
     </w:p>
@@ -5750,7 +5347,7 @@
           <w:rtl/>
         </w:rPr>
         <w:t xml:space="preserve">
-وختامًا لهذا الفصل، فإن الأسباب التي دفعت الأئمة الأربعة رحمهم الله إلى ترك العمل ببعض الأحاديث لم تكن مبنية على استهانة بالسنة، ولا على تقصير في تعظيم النبي صلى الله عليه وسلم، بل كانت لأسباب علمية ومنهجية دقيقة تستند إلى قواعد التثبت والتحقيق التي عُرفوا بها. وقد كان هدفهم جميعًا، رحمهم الله، واحدًا لا يتغير، وهو الوصول إلى الحق وبذل الوسع في اتباع ما صح عن النبي صلى الله عليه وسلم، وهذا هو الميزان الذي ينبغي أن يُقاس به موقف كل عالم من عالم آخر إذا اختلفا في مسألة من مسائل الفقه.
+وإذا استُحضر هذا كله، أمكن القول بإنصاف إن الأئمة الأربعة رحمهم الله لم يتركوا العمل ببعض الأحاديث عن استهانة بالسنة أو تقصير في تعظيم صاحبها صلى الله عليه وسلم، بل عن منهجية دقيقة تحكمها قواعد التثبت التي عُرفوا بها. غايتهم واحدة لا تتعدد: بلوغ الحق واتباع ما صح عن النبي صلى الله عليه وسلم. وهذا هو الميزان الذي ينبغي أن يُقاس به موقف كل عالم إذا اختلف مع غيره في مسألة من مسائل الفقه، لا ميزان الظن والتخوين.
 </w:t>
       </w:r>
     </w:p>
@@ -5820,7 +5417,7 @@
                 <w:rtl/>
               </w:rPr>
               <w:t xml:space="preserve">
-يجب على المسلم أن يعلم أن اشتراط بعض الأئمة شروطًا خاصة لتطبيق حديث معين هو اجتهاد علمي معتبر لا طعن فيه، وأن يتأدب في النظر إلى اختلاف الأئمة رحمهم الله، فيلتمس لهم الأعذار العلمية، ويعلم أن غايتهم جميعًا واحدة وهي اتباع الحق واتباع سنة النبي صلى الله عليه وسلم، كل بحسب ما بلغه وثبت عنده واتضح له من العلم.
+اشتراط بعض الأئمة شروطًا خاصة لتطبيق حديث معين اجتهاد علمي معتبر لا مغمز فيه، فليتأدب الناظر في اختلافهم بالتماس العذر العلمي لهم، وليعلم أن غايتهم واحدة: اتباع الحق وسنة النبي صلى الله عليه وسلم، كل بحسب ما بلغه وثبت عنده واتضح له.
 </w:t>
             </w:r>
           </w:p>
@@ -5899,28 +5496,28 @@
           <w:szCs w:val="22"/>
           <w:rtl/>
         </w:rPr>
-        <w:t xml:space="preserve">إن من أعظم واجبات المسلم الالتزام بالسنة النبوية واتباعها، فهي المنهاج الكامل الذي يهدي الناس إلى الصراط المستقيم، وهي التطبيق العملي لأحكام الشريعة الإسلامية وتفصيلها. غير أن مخالفة السنة أو الابتداع فيها يُعدّ من أخطر ما يصيب الدين، إذ تؤدي البدع إلى تحريف معالمه وتشويه صورته الصافية، وتفتح بابًا واسعًا للانحرافات التي قد تضل الأمة عن جادة الحق. ولهذا جاء التحذير النبوي من الابتداع في الدين شديدًا صريحًا، فقد قال النبي صلى الله عليه وسلم في خطبته المشهورة: «كُلُّ بِدْعَةٍ ضَلَالَةٌ» (رواه مسلم، رقم 867)، وهو نص جامع مانع يبيّن أن كل إحداث في الدين لا أصل له فهو ضلال، لا يقود صاحبه ولا من تبعه إلا إلى الابتعاد عن طريق الحق.</w:t>
-      </w:r>
-    </w:p>
-    <w:p>
-      <w:pPr>
-        <w:bidi/>
-        <w:spacing w:after="140" w:before="0" w:line="300"/>
-        <w:jc w:val="both"/>
-      </w:pPr>
-      <w:r>
-        <w:rPr>
-          <w:rFonts w:ascii="Amiri" w:cs="Amiri" w:eastAsia="Amiri" w:hAnsi="Amiri"/>
-          <w:b w:val="false"/>
-          <w:bCs w:val="false"/>
-          <w:i w:val="false"/>
-          <w:iCs w:val="false"/>
-          <w:color w:val="181410"/>
-          <w:sz w:val="22"/>
-          <w:szCs w:val="22"/>
-          <w:rtl/>
-        </w:rPr>
-        <w:t xml:space="preserve">ومع هذا التحذير البالغ من البدعة، فإنه من الضروري لأهل العلم والدعاة أن يتعاملوا مع المخالفين وأصحاب البدع بحكمة وتثبت، متجنبين التسرع في الحكم أو التشدد الذي قد يفضي إلى النفور بدلًا من الإصلاح؛ ذلك أن الناس ليسوا سواء في مخالفتهم، فقد يكون المخالف متعمدًا رافضًا للحق بعد قيام الحجة عليه، وقد يكون جاهلًا لا يعرف الحق، أو متأثرًا ببيئة نشأ فيها فألِف مخالفات لم يتبين له وجه الصواب فيها. وهذه التفرقة أصل أصيل في منهج أهل السنة، إذ عليها يُبنى الحكم على المخالف وطريقة دعوته إلى الحق، حتى لا يُنزَّل الجاهلُ منزلة المبتدع المعاند، ولا يُغلَق باب التوبة والإصلاح أمام من لم يتبين له الحق بعد.</w:t>
+        <w:t xml:space="preserve">مخالفة السنة لا تأتي من مشرب واحد. رجل يعرف الحق تمام المعرفة ثم يصرّ على خلافه عنادًا، وآخر يقع في الخطأ نفسه وهو لا يدري أنه خطأ، لم تبلغه حجة ولم يجالس من يبيّن له وجه الصواب؛ فعل الاثنين واحد في الظاهر، لكنهما لا يستويان. ومع هذا يقع كثير ممن يغار على السنة في خلط بين الحالين، فيعامل الجاهل معاملة المعاند، ويحمّله وزرًا هو منه بريء.</w:t>
+      </w:r>
+    </w:p>
+    <w:p>
+      <w:pPr>
+        <w:bidi/>
+        <w:spacing w:after="140" w:before="0" w:line="300"/>
+        <w:jc w:val="both"/>
+      </w:pPr>
+      <w:r>
+        <w:rPr>
+          <w:rFonts w:ascii="Amiri" w:cs="Amiri" w:eastAsia="Amiri" w:hAnsi="Amiri"/>
+          <w:b w:val="false"/>
+          <w:bCs w:val="false"/>
+          <w:i w:val="false"/>
+          <w:iCs w:val="false"/>
+          <w:color w:val="181410"/>
+          <w:sz w:val="22"/>
+          <w:szCs w:val="22"/>
+          <w:rtl/>
+        </w:rPr>
+        <w:t xml:space="preserve">وليس في هذا تهوين من شأن البدعة؛ فقد قال النبي صلى الله عليه وسلم في خطبته المشهورة: «كُلُّ بِدْعَةٍ ضَلَالَةٌ» (رواه مسلم، رقم 867)، وهو حكم على الفعل لا يقبل التلوين بحسب نية صاحبه. لكن الحكم على الفعل شيء، والحكم على فاعله شيء آخر، وهذا بالضبط ما يغفل عنه من يجعل من كل واقع في بدعة مبتدعًا بالمعنى الكامل لهذه الكلمة الثقيلة.</w:t>
       </w:r>
     </w:p>
     <w:tbl>
@@ -5981,7 +5578,7 @@
                 <w:szCs w:val="22"/>
                 <w:rtl/>
               </w:rPr>
-              <w:t xml:space="preserve"> هو من يعرف السنة وأحكامها، ويعلم الحقائق الشرعية معرفة تامة، ثم يصرّ على مخالفتها عنادًا واستكبارًا بعد قيام الحجة عليه، وقد يتجاوز ذلك إلى نشر بدعته والدعوة إليها، فيصير بذلك عدوًا للسنة وسببًا في تضليل غيره من الناس.</w:t>
+              <w:t xml:space="preserve"> من يعرف السنة معرفة تامة، وقد بلغته الحجة فقامت عليه، ثم يصرّ على مخالفتها عن علم وعناد، وقد يتعدى ذلك إلى الدعوة إلى بدعته ونشرها بين الناس، فيصير بفعله هذا مضلًّا لا ضالًّا وحده.</w:t>
             </w:r>
           </w:p>
         </w:tc>
@@ -6050,7 +5647,7 @@
                 <w:szCs w:val="22"/>
                 <w:rtl/>
               </w:rPr>
-              <w:t xml:space="preserve"> هو من وقع في المخالفة عن قلة معرفة، أو عدم تلقٍّ صحيح للعلم الشرعي، أو تقليدًا لبيئة اعتاد فيها ممارسات مخالفة للسنة من غير أن يعرف حقيقتها أو يتبين له وجه الخطأ فيها، فهو غير مصرّ على الباطل عن علم، بل واقع فيه عن غفلة أو تقليد.</w:t>
+              <w:t xml:space="preserve"> من وقع في المخالفة عن قصور في العلم، أو نشأة في بيئة اعتاد فيها ما يخالف السنة من غير أن يتبين له وجه الخطأ فيه؛ فهو واقع في الخطأ لا مصرّ عليه، وباب رجوعه إلى الحق ما يزال مفتوحًا لم يُغلق بعدُ بعناد أو استكبار.</w:t>
             </w:r>
           </w:p>
         </w:tc>
@@ -6079,7 +5676,70 @@
           <w:szCs w:val="22"/>
           <w:rtl/>
         </w:rPr>
-        <w:t xml:space="preserve">الأدلة</w:t>
+        <w:t xml:space="preserve">لماذا يهم هذا التمييز؟</w:t>
+      </w:r>
+    </w:p>
+    <w:p>
+      <w:pPr>
+        <w:bidi/>
+        <w:spacing w:after="140" w:before="0" w:line="300"/>
+        <w:jc w:val="both"/>
+      </w:pPr>
+      <w:r>
+        <w:rPr>
+          <w:rFonts w:ascii="Amiri" w:cs="Amiri" w:eastAsia="Amiri" w:hAnsi="Amiri"/>
+          <w:b w:val="false"/>
+          <w:bCs w:val="false"/>
+          <w:i w:val="false"/>
+          <w:iCs w:val="false"/>
+          <w:color w:val="181410"/>
+          <w:sz w:val="22"/>
+          <w:szCs w:val="22"/>
+          <w:rtl/>
+        </w:rPr>
+        <w:t xml:space="preserve">وقد يُقال: أوليس هذا تدقيقًا نظريًا لا طائل تحته، ما دامت البدعة بدعة على كل حال؟ والجواب أن أثر هذا التمييز عملي محض. فمن يُتّهم بالعناد وهو لم يقصد سوى ما ألِفه يشعر بالظلم قبل أن يشعر بالخطأ، وأول ما يفعله من يشعر بالظلم أن يدافع عن نفسه لا أن يراجع فعله؛ فتتحول المسألة من نقاش في الدليل إلى معركة كرامة، ويتمسك بمخالفته لا لأنه اقتنع بصحتها، بل لأنه لم يعد يملك أن يتراجع دون أن يعترف بأنه كان -كما وُصف- معاندًا لم يكن كذلك. وهنا المفارقة: أن الشدة الموضوعة في غير موضعها لا تُصلح المخالفة، بل تصنع منها عنادًا جديدًا لم يكن له وجود من قبل.</w:t>
+      </w:r>
+    </w:p>
+    <w:p>
+      <w:pPr>
+        <w:bidi/>
+        <w:spacing w:after="140" w:before="0" w:line="300"/>
+        <w:jc w:val="both"/>
+      </w:pPr>
+      <w:r>
+        <w:rPr>
+          <w:rFonts w:ascii="Amiri" w:cs="Amiri" w:eastAsia="Amiri" w:hAnsi="Amiri"/>
+          <w:b w:val="false"/>
+          <w:bCs w:val="false"/>
+          <w:i w:val="false"/>
+          <w:iCs w:val="false"/>
+          <w:color w:val="181410"/>
+          <w:sz w:val="22"/>
+          <w:szCs w:val="22"/>
+          <w:rtl/>
+        </w:rPr>
+        <w:t xml:space="preserve">وفي الطرف الآخر، من يُمنح عذر الجاهل وهو يعلم الحق ويدعو إلى غيره لم يُرحم بل أُهمل. فسكوت أهل العلم عنه لا يُبقي الأمر على حاله، بل يُفهم منه ضمنًا أن لا أحد يجرؤ على مواجهته، فيتسع أثره، ويظن من حوله أن ما هو عليه محتمل ما دام لم يُنكَر عليه. فالخطأ في هذا التمييز -أيًّا كانت جهته- له ثمن يُدفع، لا مجرد لباقة تُفتقد.</w:t>
+      </w:r>
+    </w:p>
+    <w:p>
+      <w:pPr>
+        <w:bidi/>
+        <w:spacing w:after="100" w:before="200" w:line="300"/>
+        <w:jc w:val="right"/>
+      </w:pPr>
+      <w:r>
+        <w:rPr>
+          <w:rFonts w:ascii="Amiri" w:cs="Amiri" w:eastAsia="Amiri" w:hAnsi="Amiri"/>
+          <w:b/>
+          <w:bCs/>
+          <w:i w:val="false"/>
+          <w:iCs w:val="false"/>
+          <w:color w:val="152C54"/>
+          <w:sz w:val="22"/>
+          <w:szCs w:val="22"/>
+          <w:rtl/>
+        </w:rPr>
+        <w:t xml:space="preserve">من القرآن والسنة</w:t>
       </w:r>
     </w:p>
     <w:p>
@@ -6142,28 +5802,28 @@
           <w:szCs w:val="22"/>
           <w:rtl/>
         </w:rPr>
-        <w:t xml:space="preserve">. ففي هذه الآية بيان واضح أن مخالفة الرسول صلى الله عليه وسلم عن علم وهدى يُعدّ خروجًا عن سبيل المؤمنين، وأن عاقبة من يتعمد هذا الطريق عقوبة شديدة، فهذا الوعيد إنما يتناول من قامت عليه الحجة وتبين له الحق ثم أعرض عنه عنادًا، لا من لم يبلغه البيان أو التبس عليه الأمر. وقد قال النبي صلى الله عليه وسلم في التحذير من إحداث ما لا أصل له في الدين: «مَنْ أَحْدَثَ فِي أَمْرِنَا هَذَا مَا لَيْسَ مِنْهُ فَهُوَ رَدٌّ» (رواه البخاري، رقم 2697)، وهذا الحديث دليل صريح على أن كل تغيير أو إضافة في الدين لا أصل لها في السنة مردودة على صاحبها، وأن هذا الرد يشتد إذا كانت البدعة متعمدة عن علم بمخالفتها.</w:t>
-      </w:r>
-    </w:p>
-    <w:p>
-      <w:pPr>
-        <w:bidi/>
-        <w:spacing w:after="140" w:before="0" w:line="300"/>
-        <w:jc w:val="both"/>
-      </w:pPr>
-      <w:r>
-        <w:rPr>
-          <w:rFonts w:ascii="Amiri" w:cs="Amiri" w:eastAsia="Amiri" w:hAnsi="Amiri"/>
-          <w:b w:val="false"/>
-          <w:bCs w:val="false"/>
-          <w:i w:val="false"/>
-          <w:iCs w:val="false"/>
-          <w:color w:val="181410"/>
-          <w:sz w:val="22"/>
-          <w:szCs w:val="22"/>
-          <w:rtl/>
-        </w:rPr>
-        <w:t xml:space="preserve">وفي المقابل، جاء التوجيه الإلهي إلى الرفق بالناس ومراعاة أحوالهم، فقال تعالى: </w:t>
+        <w:t xml:space="preserve">. فالوعيد هنا معلَّق بشرط دقيق -"مِنْ بَعْدِ مَا تَبَيَّنَ لَهُ الْهُدَىٰ"- لا يتحقق إلا فيمن قامت عليه الحجة فأعرض عنها، لا فيمن لم يبلغه البيان أو التبس عليه الأمر. وقال صلى الله عليه وسلم: «مَنْ أَحْدَثَ فِي أَمْرِنَا هَذَا مَا لَيْسَ مِنْهُ فَهُوَ رَدٌّ» (رواه البخاري، رقم 2697)، وهذا رد على الفعل ذاته أينما وُجد، لكن شدة هذا الرد على صاحبه تختلف بحسب علمه بما أحدث.</w:t>
+      </w:r>
+    </w:p>
+    <w:p>
+      <w:pPr>
+        <w:bidi/>
+        <w:spacing w:after="140" w:before="0" w:line="300"/>
+        <w:jc w:val="both"/>
+      </w:pPr>
+      <w:r>
+        <w:rPr>
+          <w:rFonts w:ascii="Amiri" w:cs="Amiri" w:eastAsia="Amiri" w:hAnsi="Amiri"/>
+          <w:b w:val="false"/>
+          <w:bCs w:val="false"/>
+          <w:i w:val="false"/>
+          <w:iCs w:val="false"/>
+          <w:color w:val="181410"/>
+          <w:sz w:val="22"/>
+          <w:szCs w:val="22"/>
+          <w:rtl/>
+        </w:rPr>
+        <w:t xml:space="preserve">وفي المقابل جاء التوجيه الإلهي إلى اللين: </w:t>
       </w:r>
       <w:r>
         <w:rPr>
@@ -6205,49 +5865,7 @@
           <w:szCs w:val="22"/>
           <w:rtl/>
         </w:rPr>
-        <w:t xml:space="preserve">. وهذه الآية، وإن نزلت في سياق قيادة النبي صلى الله عليه وسلم لأصحابه، تحمل أصلًا عامًا في التعامل مع الناس، ومنهم المخالف الجاهل الذي لم يتبين له الحق؛ فلو كان صلى الله عليه وسلم فظًا غليظ القلب لنفر الناس عنه ولم يُقبلوا على دعوته، فكيف بمن يخالف السنة عن غير علم، أليس هو أولى بالرفق والبيان لا بالتنفير والإعراض؟</w:t>
-      </w:r>
-    </w:p>
-    <w:p>
-      <w:pPr>
-        <w:bidi/>
-        <w:spacing w:after="100" w:before="200" w:line="300"/>
-        <w:jc w:val="right"/>
-      </w:pPr>
-      <w:r>
-        <w:rPr>
-          <w:rFonts w:ascii="Amiri" w:cs="Amiri" w:eastAsia="Amiri" w:hAnsi="Amiri"/>
-          <w:b/>
-          <w:bCs/>
-          <w:i w:val="false"/>
-          <w:iCs w:val="false"/>
-          <w:color w:val="152C54"/>
-          <w:sz w:val="22"/>
-          <w:szCs w:val="22"/>
-          <w:rtl/>
-        </w:rPr>
-        <w:t xml:space="preserve">فوائد ومسائل</w:t>
-      </w:r>
-    </w:p>
-    <w:p>
-      <w:pPr>
-        <w:bidi/>
-        <w:spacing w:after="140" w:before="0" w:line="300"/>
-        <w:jc w:val="both"/>
-      </w:pPr>
-      <w:r>
-        <w:rPr>
-          <w:rFonts w:ascii="Amiri" w:cs="Amiri" w:eastAsia="Amiri" w:hAnsi="Amiri"/>
-          <w:b w:val="false"/>
-          <w:bCs w:val="false"/>
-          <w:i w:val="false"/>
-          <w:iCs w:val="false"/>
-          <w:color w:val="181410"/>
-          <w:sz w:val="22"/>
-          <w:szCs w:val="22"/>
-          <w:rtl/>
-        </w:rPr>
-        <w:t xml:space="preserve">من أهم ما ينبني على هذا التمييز أن الحكم على الفعل يختلف عن الحكم على الفاعل؛ فقد يكون الفعل بدعة في ذاته توجب الإنكار والتحذير منها إنكارًا مطلقًا لا يحتمل التردد، بينما لا يلزم من ذلك أن يُوصف كل من وقع فيها بأنه مبتدع معاند مستحق للهجر والتبديع، حتى تُعرف حاله وتُقام عليه الحجة. وأصل مهمة النبي صلى الله عليه وسلم في هذه الأمة إنما هي التعليم والبيان، وهذا معلوم بالضرورة من سيرته صلى الله عليه وسلم ومن مجموع النصوص الحاثة على نشر العلم وتبليغه، فكان صلى الله عليه وسلم يعلّم الجاهل ويرشد الحائر برفق، ولا يعامل من لم يبلغه الحق كمن أعرض عنه بعد بلوغه. وهذا الأصل هو الذي ينبغي أن يستحضره الدعاة وأهل العلم في هذا العصر، فيميزوا بين من يستحق البيان والتعليم، ومن يستحق الإنكار الشديد والتحذير من بدعته وضلاله. وسيأتي في المباحث التالية من هذا الفصل تفصيل القول في كيفية معاملة كل صنف، وما تقتضيه الحكمة في النصح والدعوة (المبحث الثاني والثالث)، وما ينبغي من الرفق في تقديم الأدلة (المبحث الرابع)، وما يلتمس من الأعذار لمن لم يتعمد المخالفة (المبحث الخامس).</w:t>
+        <w:t xml:space="preserve">. فلو نفر النبي صلى الله عليه وسلم من كان قريبًا من الحق أصلًا بفظاظته، لانفضّ من حوله؛ فكيف يُظن بمن هو أبعد عن الحق -المخالف الجاهل- أنه أولى بالتنفير لا بالبيان؟</w:t>
       </w:r>
     </w:p>
     <w:tbl>
@@ -6315,7 +5933,7 @@
                 <w:szCs w:val="22"/>
                 <w:rtl/>
               </w:rPr>
-              <w:t xml:space="preserve">أن يميز في تعامله مع المخالفين بين المتعمد المعاند الذي قامت عليه الحجة فأصر على مخالفته، وبين الجاهل أو المتأثر ببيئته ممن لم يتبين له الحق بعد؛ فيشتد على الأول في الإنكار والتحذير من بدعته، ويرفق بالثاني ويعلمه ويبين له الحق بالحكمة واللين، حتى لا يُظلَم الجاهل بمعاملته معاملة المعاند، ولا يُترك المعاند بلا إنكار رحمة به.</w:t>
+              <w:t xml:space="preserve">أن يسأل قبل أن يحكم: هل هذا معاند بلغته الحجة فردّها، أم جاهل لم يتبين له الحق بعد؟ فيشتد على الأول في الإنكار والتحذير من بدعته، ويرفق بالثاني ويعلّمه، لا رأفة به فحسب، بل لأن كل واحد منهما يحتاج إلى علاج غير علاج الآخر، وخلط العلاجين يفسد الاثنين معًا.</w:t>
             </w:r>
           </w:p>
         </w:tc>
@@ -6368,7 +5986,7 @@
           <w:szCs w:val="22"/>
           <w:rtl/>
         </w:rPr>
-        <w:t xml:space="preserve">إن الحكمة في التعامل مع أهل المخالفات من أصول الدعوة الصحيحة التي لا يستغني عنها داعية ولا عالم، فالحكمة تعني الوصول إلى قلوب الناس وعقولهم وتوجيههم نحو الصواب من غير إثارة للمشاعر السلبية أو تنفير من الحق، ووضع الأمور في مواضعها بحسب ما تقتضيه الأحوال والأشخاص والظروف. ومن الملاحَظ أن كثيرًا من الناس قد يتأثرون بأسلوب الداعية وحسن خلقه ورفقه قبل أن يقتنعوا بحجته ودليله؛ فحسن الأسلوب طريق إلى القلب، والقلب إذا انفتح للناصح تهيأ لقبول الحق ولو كان فيه مخالفة لما ألِفه صاحبه. ولهذا قال الله تعالى موجهًا نبيه صلى الله عليه وسلم إلى المنهج الأمثل في الدعوة: </w:t>
+        <w:t xml:space="preserve">تحديد نوع المخالف لا يكفي وحده؛ فما الذي يُقال له بعد ذلك، وكيف يُقال؟ هذا ما تجيب عنه الحكمة، وهي ليست خُلقًا زائدًا يُستحسن التحلي به، بل الأداة التي بها يصل الحق إلى من أُريد له أن يصله. وقد لاحظ كل من مارس الدعوة أمرًا يسيرًا في وصفه عسيرًا في تطبيقه: أن أكثر الناس يتأثرون بأسلوب من يخاطبهم قبل أن يزنوا حجته؛ فإن وجدوا فيه لينًا أصغَوا ولو لم يقتنعوا بعد، وإن وجدوا فيه استعلاءً أغلقوا آذانهم ولو كان معه كل الحق. وهذه ليست ملاحظة نفسية عابرة، بل أصل قرآني: </w:t>
       </w:r>
       <w:r>
         <w:rPr>
@@ -6410,7 +6028,205 @@
           <w:szCs w:val="22"/>
           <w:rtl/>
         </w:rPr>
-        <w:t xml:space="preserve">، فقرن سبحانه بين الدعوة إلى سبيله وبين الحكمة والموعظة الحسنة، إشعارًا بأن الحق وحده لا يكفي في الدعوة ما لم يُصَغْ بأسلوب حكيم يقرّب ولا ينفر.</w:t>
+        <w:t xml:space="preserve">. فالله سبحانه لم يأمر نبيه أن يدعو بالحق وحده، بل قرن الدعوة بالحكمة والموعظة الحسنة، كأنما يقول: الحق الذي لا يُحسَن عرضه لا يبلغ مقصوده وإن كان حقًا.</w:t>
+      </w:r>
+    </w:p>
+    <w:p>
+      <w:pPr>
+        <w:bidi/>
+        <w:spacing w:after="140" w:before="0" w:line="300"/>
+        <w:jc w:val="both"/>
+      </w:pPr>
+      <w:r>
+        <w:rPr>
+          <w:rFonts w:ascii="Amiri" w:cs="Amiri" w:eastAsia="Amiri" w:hAnsi="Amiri"/>
+          <w:b w:val="false"/>
+          <w:bCs w:val="false"/>
+          <w:i w:val="false"/>
+          <w:iCs w:val="false"/>
+          <w:color w:val="181410"/>
+          <w:sz w:val="22"/>
+          <w:szCs w:val="22"/>
+          <w:rtl/>
+        </w:rPr>
+        <w:t xml:space="preserve">فسّر أهل العلم الحكمة بأنها وضع الشيء في موضعه، ومخاطبة كل إنسان بقدر عقله ومنزلته من العلم، وفسّروا الموعظة الحسنة بأنها التذكير المقرون بالترغيب والترهيب على وجه يلين القلب لا يقسيه. وهذا لا يخص دعوة من هو بعيد عن الدين أصلًا، بل يشمل -وربما أشد ما يكون- دعوة من وقع في بدعة وهو يحسب نفسه على شيء؛ فهذا لا يحتاج إلى من يخبره أنه مخطئ فحسب، بل إلى من يقنعه بذلك من غير أن يستفزّ فيه إصرارًا لم يكن له من قبل.</w:t>
+      </w:r>
+    </w:p>
+    <w:tbl>
+      <w:tblPr>
+        <w:tblW w:type="pct" w:w="100%"/>
+        <w:tblBorders>
+          <w:top w:val="single" w:color="8C3B2E" w:sz="6"/>
+          <w:left w:val="single" w:color="8C3B2E" w:sz="24"/>
+          <w:bottom w:val="single" w:color="8C3B2E" w:sz="6"/>
+          <w:right w:val="single" w:color="8C3B2E" w:sz="6"/>
+          <w:insideH w:val="single" w:color="auto" w:sz="4"/>
+          <w:insideV w:val="single" w:color="auto" w:sz="4"/>
+        </w:tblBorders>
+      </w:tblPr>
+      <w:tblGrid>
+        <w:gridCol w:w="100"/>
+      </w:tblGrid>
+      <w:tr>
+        <w:tc>
+          <w:tcPr>
+            <w:shd w:fill="FBF7EE" w:val="clear"/>
+            <w:tcMar>
+              <w:top w:type="dxa" w:w="160"/>
+              <w:left w:type="dxa" w:w="200"/>
+              <w:bottom w:type="dxa" w:w="160"/>
+              <w:right w:type="dxa" w:w="200"/>
+            </w:tcMar>
+          </w:tcPr>
+          <w:p>
+            <w:pPr>
+              <w:bidi/>
+              <w:spacing w:after="100" w:before="0" w:line="300"/>
+              <w:jc w:val="right"/>
+            </w:pPr>
+          </w:p>
+          <w:p>
+            <w:pPr>
+              <w:bidi/>
+              <w:spacing w:after="0" w:before="0" w:line="300"/>
+              <w:jc w:val="both"/>
+            </w:pPr>
+            <w:r>
+              <w:rPr>
+                <w:rFonts w:ascii="Amiri" w:cs="Amiri" w:eastAsia="Amiri" w:hAnsi="Amiri"/>
+                <w:b w:val="false"/>
+                <w:bCs w:val="false"/>
+                <w:i w:val="false"/>
+                <w:iCs w:val="false"/>
+                <w:color w:val="181410"/>
+                <w:sz w:val="22"/>
+                <w:szCs w:val="22"/>
+                <w:rtl/>
+              </w:rPr>
+              <w:t xml:space="preserve">بين هذا وذاك يقع كثير من الدعاة في غلط من نوعين متضادين: فريق يُذيب معالم السنة تحت شعار الرفق، حتى يصير التسامح عنده غطاءً لتمرير البدعة من غير إنكار، وفريق يحمل الناس على النفور من الحق تحت شعار الغيرة عليه، حتى تصير الغلظة عنده علامة الصدق في الدين. وكلا الفريقين يظن أنه الأقرب إلى هدي النبوة، والحق أن هذا الهدي أبعد ما يكون عن الطرفين معًا: بيان كامل للحق لا يُنقص منه شيء إرضاءً لأحد، مصحوب بأسلوب لا يُقسَّى فيه القلب ولا يُستفَزّ.</w:t>
+            </w:r>
+          </w:p>
+        </w:tc>
+      </w:tr>
+    </w:tbl>
+    <w:p>
+      <w:pPr>
+        <w:spacing w:after="140"/>
+      </w:pPr>
+    </w:p>
+    <w:p>
+      <w:pPr>
+        <w:bidi/>
+        <w:spacing w:after="140" w:before="0" w:line="300"/>
+        <w:jc w:val="both"/>
+      </w:pPr>
+      <w:r>
+        <w:rPr>
+          <w:rFonts w:ascii="Amiri" w:cs="Amiri" w:eastAsia="Amiri" w:hAnsi="Amiri"/>
+          <w:b w:val="false"/>
+          <w:bCs w:val="false"/>
+          <w:i w:val="false"/>
+          <w:iCs w:val="false"/>
+          <w:color w:val="181410"/>
+          <w:sz w:val="22"/>
+          <w:szCs w:val="22"/>
+          <w:rtl/>
+        </w:rPr>
+        <w:t xml:space="preserve">ومن أدق ما تراعيه الحكمة أثر الكلمة لا صحتها فحسب؛ فكم من كلمة حق أُريد بها الإصلاح جاءت في غير وقتها أو غير موضعها فأورثت نفورًا بدل القبول، وكم من سكوت مؤقت كان أقرب إلى هداية صاحب المخالفة من مبادرته بالإنكار في لحظة لم يكن مهيّأً فيها لسماعه. القول الحق لا يتغير، لكن توقيته وموضعه يتغيران بتغير الأحوال، وهذا بعينه معنى </w:t>
+      </w:r>
+      <w:r>
+        <w:rPr>
+          <w:rFonts w:ascii="Amiri Quran" w:cs="Amiri Quran" w:eastAsia="Amiri Quran" w:hAnsi="Amiri Quran"/>
+          <w:b w:val="false"/>
+          <w:bCs w:val="false"/>
+          <w:i w:val="false"/>
+          <w:iCs w:val="false"/>
+          <w:color w:val="0D2143"/>
+          <w:sz w:val="26"/>
+          <w:szCs w:val="26"/>
+          <w:rtl/>
+        </w:rPr>
+        <w:t xml:space="preserve">﴿بِالْحِكْمَةِ﴾</w:t>
+      </w:r>
+      <w:r>
+        <w:rPr>
+          <w:rFonts w:ascii="Amiri" w:cs="Amiri" w:eastAsia="Amiri" w:hAnsi="Amiri"/>
+          <w:b w:val="false"/>
+          <w:bCs w:val="false"/>
+          <w:i w:val="false"/>
+          <w:iCs w:val="false"/>
+          <w:color w:val="181410"/>
+          <w:sz w:val="22"/>
+          <w:szCs w:val="22"/>
+          <w:rtl/>
+        </w:rPr>
+        <w:t xml:space="preserve">؛ فليست الحكمة زيادة على الحق، بل شرط في وصوله. وإذا كانت هذه الحكمة أصلًا كليًا، فإن لها صورًا عملية تتجلى بها في مقام النصيحة تحديدًا، وهو ما يفصّله المبحث التالي.</w:t>
+      </w:r>
+    </w:p>
+    <w:p>
+      <w:pPr>
+        <w:pStyle w:val="Heading2"/>
+        <w:bidi/>
+        <w:spacing w:after="140" w:before="320"/>
+        <w:jc w:val="right"/>
+      </w:pPr>
+      <w:bookmarkStart w:name="bm_faqrah_15" w:id="1024"/>
+      <w:r>
+        <w:rPr>
+          <w:rFonts w:ascii="Aref Ruqaa" w:cs="Aref Ruqaa" w:eastAsia="Aref Ruqaa" w:hAnsi="Aref Ruqaa"/>
+          <w:b/>
+          <w:bCs/>
+          <w:i w:val="false"/>
+          <w:iCs w:val="false"/>
+          <w:color w:val="0D2143"/>
+          <w:sz w:val="28"/>
+          <w:szCs w:val="28"/>
+          <w:rtl/>
+        </w:rPr>
+        <w:t xml:space="preserve">المبحث الثالث: تحري الحكمة في النصيحة والدعوة</w:t>
+      </w:r>
+      <w:bookmarkEnd w:id="1024"/>
+    </w:p>
+    <w:p>
+      <w:pPr>
+        <w:bidi/>
+        <w:spacing w:after="140" w:before="0" w:line="300"/>
+        <w:jc w:val="both"/>
+      </w:pPr>
+      <w:r>
+        <w:rPr>
+          <w:rFonts w:ascii="Amiri" w:cs="Amiri" w:eastAsia="Amiri" w:hAnsi="Amiri"/>
+          <w:b w:val="false"/>
+          <w:bCs w:val="false"/>
+          <w:i w:val="false"/>
+          <w:iCs w:val="false"/>
+          <w:color w:val="181410"/>
+          <w:sz w:val="22"/>
+          <w:szCs w:val="22"/>
+          <w:rtl/>
+        </w:rPr>
+        <w:t xml:space="preserve">إذا كانت الحكمة أصلًا، فما صورتها حين يجلس الناصح أمام من يريد نصحه؟ ليست الحكمة شعارًا يُستحضر عند الحاجة إلى تبرير الرفق، بل سلوك محدد له أدوات يمكن وصفها. وقد جمع النبي صلى الله عليه وسلم مقصود هذا الباب في كلمات معدودة: «يَسِّرُوا وَلَا تُعَسِّرُوا، وَبَشِّرُوا وَلَا تُنَفِّرُوا» (رواه البخاري، رقم 69). أربع كلمات، كل اثنتين منها متقابلتان: التيسير في وجه التعسير، والتبشير في وجه التنفير. والحديث -وإن ورد في سياق التعليم العام- ينطبق على من يتصدى لنصح المخالف بخاصة؛ لأن المخالف أشد الناس حاجة إلى من ييسر عليه طريق العودة، لا من يزيده تعسيرًا عليه.</w:t>
+      </w:r>
+    </w:p>
+    <w:p>
+      <w:pPr>
+        <w:bidi/>
+        <w:spacing w:after="140" w:before="0" w:line="300"/>
+        <w:jc w:val="both"/>
+      </w:pPr>
+      <w:r>
+        <w:rPr>
+          <w:rFonts w:ascii="Amiri" w:cs="Amiri" w:eastAsia="Amiri" w:hAnsi="Amiri"/>
+          <w:b w:val="false"/>
+          <w:bCs w:val="false"/>
+          <w:i w:val="false"/>
+          <w:iCs w:val="false"/>
+          <w:color w:val="181410"/>
+          <w:sz w:val="22"/>
+          <w:szCs w:val="22"/>
+          <w:rtl/>
+        </w:rPr>
+        <w:t xml:space="preserve">ومكمن الفرق أن المخالف -خلافًا لمن لم يسمع بالحق أصلًا- يُطلب منه أن يتراجع عما اعتاده أو تبناه، وهذا أثقل على النفس من مجرد تعلّم أمر جديد؛ فالتراجع يستلزم اعترافًا بالخطأ، والاعتراف بالخطأ يحتاج إلى بيئة آمنة لا يُستهزأ فيها بصاحبه ولا يُشهَّر به. ولذلك كانت وسائل التيسير في حقه أدق وألزم.</w:t>
       </w:r>
     </w:p>
     <w:p>
@@ -6431,35 +6247,40 @@
           <w:szCs w:val="22"/>
           <w:rtl/>
         </w:rPr>
-        <w:t xml:space="preserve">الأدلة</w:t>
-      </w:r>
-    </w:p>
-    <w:p>
-      <w:pPr>
-        <w:bidi/>
-        <w:spacing w:after="140" w:before="0" w:line="300"/>
-        <w:jc w:val="both"/>
-      </w:pPr>
-      <w:r>
-        <w:rPr>
-          <w:rFonts w:ascii="Amiri" w:cs="Amiri" w:eastAsia="Amiri" w:hAnsi="Amiri"/>
-          <w:b w:val="false"/>
-          <w:bCs w:val="false"/>
-          <w:i w:val="false"/>
-          <w:iCs w:val="false"/>
-          <w:color w:val="181410"/>
-          <w:sz w:val="22"/>
-          <w:szCs w:val="22"/>
-          <w:rtl/>
-        </w:rPr>
-        <w:t xml:space="preserve">الآية السابقة من سورة النحل هي الأصل الجامع في هذا الباب، وقد فسّر أهل العلم الحكمة فيها بأنها وضع الشيء في موضعه، ومخاطبة كل إنسان بما يناسب حاله وعقله ومنزلته من العلم، والموعظة الحسنة بأنها التذكير المقرون بالترغيب والترهيب على وجه يلين القلب ولا يقسيه. وهذا الأصل ينسحب على كل من يُدعى إلى الحق، سواء كان بعيدًا عن الدين أصلًا أم كان من أهل القبلة وقع في مخالفة أو بدعة؛ فليست الحكمة خاصة بدعوة غير المسلمين، بل هي منهج عام يشمل دعوة العصاة والمخالفين وأهل الأهواء أيضًا، بل قد تكون الحاجة إليها معهم أشد، لأنهم يحسبون أنهم على شيء من الحق، فيحتاج توجيههم إلى رفق ولين حتى لا يزدادوا تعلقًا بمخالفتهم عنادًا ومكابرة.</w:t>
-      </w:r>
-    </w:p>
-    <w:p>
-      <w:pPr>
-        <w:bidi/>
-        <w:spacing w:after="100" w:before="200" w:line="300"/>
-        <w:jc w:val="right"/>
+        <w:t xml:space="preserve">وسائل عملية</w:t>
+      </w:r>
+    </w:p>
+    <w:p>
+      <w:pPr>
+        <w:bidi/>
+        <w:spacing w:after="140" w:before="0" w:line="300"/>
+        <w:jc w:val="both"/>
+      </w:pPr>
+      <w:r>
+        <w:rPr>
+          <w:rFonts w:ascii="Amiri" w:cs="Amiri" w:eastAsia="Amiri" w:hAnsi="Amiri"/>
+          <w:b w:val="false"/>
+          <w:bCs w:val="false"/>
+          <w:i w:val="false"/>
+          <w:iCs w:val="false"/>
+          <w:color w:val="181410"/>
+          <w:sz w:val="22"/>
+          <w:szCs w:val="22"/>
+          <w:rtl/>
+        </w:rPr>
+        <w:t xml:space="preserve">ومن أظهر هذه الوسائل:</w:t>
+      </w:r>
+    </w:p>
+    <w:p>
+      <w:pPr>
+        <w:pStyle w:val="ListParagraph"/>
+        <w:numPr>
+          <w:ilvl w:val="0"/>
+          <w:numId w:val="2"/>
+        </w:numPr>
+        <w:bidi/>
+        <w:spacing w:after="90" w:line="300"/>
+        <w:jc w:val="both"/>
       </w:pPr>
       <w:r>
         <w:rPr>
@@ -6468,33 +6289,167 @@
           <w:bCs/>
           <w:i w:val="false"/>
           <w:iCs w:val="false"/>
-          <w:color w:val="152C54"/>
-          <w:sz w:val="22"/>
-          <w:szCs w:val="22"/>
-          <w:rtl/>
-        </w:rPr>
-        <w:t xml:space="preserve">فوائد ومسائل</w:t>
-      </w:r>
-    </w:p>
-    <w:p>
-      <w:pPr>
-        <w:bidi/>
-        <w:spacing w:after="140" w:before="0" w:line="300"/>
-        <w:jc w:val="both"/>
-      </w:pPr>
-      <w:r>
-        <w:rPr>
-          <w:rFonts w:ascii="Amiri" w:cs="Amiri" w:eastAsia="Amiri" w:hAnsi="Amiri"/>
-          <w:b w:val="false"/>
-          <w:bCs w:val="false"/>
-          <w:i w:val="false"/>
-          <w:iCs w:val="false"/>
-          <w:color w:val="181410"/>
-          <w:sz w:val="22"/>
-          <w:szCs w:val="22"/>
-          <w:rtl/>
-        </w:rPr>
-        <w:t xml:space="preserve">ينبغي التنبيه إلى أن الحكمة في الدعوة لا تعني بحال التنازل عن شيء من الحق أو المداهنة في بيانه، وإنما هي حكمة في الأسلوب والوسيلة لا في المضمون والغاية؛ فالحق يُقال كاملًا غير منقوص، لكن بطريقة تراعي حال المخاطَب ومقتضى المقام. ومن أظهر صور الإخلال بهذا التوازن ميلان بعض الناس إلى أحد طرفين: إما التساهل المفرط الذي يذيب معالم السنة ويسوّغ البدع بدعوى الرفق، وإما التشديد المفرط الذي يحمل الناس على الفرار من الحق بدعوى الغيرة عليه. وكلا الطرفين خروج عن هدي النبوة التي جمعت بين وضوح البيان ولين الخطاب. ومن فوائد الحكمة أيضًا أنها تراعي المآلات، فرب كلمة حق أُريد بها الإصلاح أثمرت فسادًا لسوء موضعها أو توقيتها، ورب سكوت أو تأجيل كان أدعى إلى قبول الحق من المبادرة بالإنكار في غير أوانه. وسيأتي في المبحث الثالث تفصيل ما يتحرّاه الداعية من وسائل الحكمة في تقديم النصيحة، وفي المبحث الرابع بيان أثر الرفق في تقريب المخالف من الحق.</w:t>
+          <w:color w:val="0D2143"/>
+          <w:sz w:val="22"/>
+          <w:szCs w:val="22"/>
+          <w:rtl/>
+        </w:rPr>
+        <w:t xml:space="preserve">التدرج</w:t>
+      </w:r>
+      <w:r>
+        <w:rPr>
+          <w:rFonts w:ascii="Amiri" w:cs="Amiri" w:eastAsia="Amiri" w:hAnsi="Amiri"/>
+          <w:b w:val="false"/>
+          <w:bCs w:val="false"/>
+          <w:i w:val="false"/>
+          <w:iCs w:val="false"/>
+          <w:color w:val="181410"/>
+          <w:sz w:val="22"/>
+          <w:szCs w:val="22"/>
+          <w:rtl/>
+        </w:rPr>
+        <w:t xml:space="preserve">: فلا يُثقَل المخالف بجملة من الإنكارات دفعة واحدة، إذ يشعر عندها أن دينه كله موضع اتهام، فينكفئ دفاعًا عن نفسه لا مراجعة لخطئه.</w:t>
+      </w:r>
+    </w:p>
+    <w:p>
+      <w:pPr>
+        <w:pStyle w:val="ListParagraph"/>
+        <w:numPr>
+          <w:ilvl w:val="0"/>
+          <w:numId w:val="2"/>
+        </w:numPr>
+        <w:bidi/>
+        <w:spacing w:after="90" w:line="300"/>
+        <w:jc w:val="both"/>
+      </w:pPr>
+      <w:r>
+        <w:rPr>
+          <w:rFonts w:ascii="Amiri" w:cs="Amiri" w:eastAsia="Amiri" w:hAnsi="Amiri"/>
+          <w:b/>
+          <w:bCs/>
+          <w:i w:val="false"/>
+          <w:iCs w:val="false"/>
+          <w:color w:val="0D2143"/>
+          <w:sz w:val="22"/>
+          <w:szCs w:val="22"/>
+          <w:rtl/>
+        </w:rPr>
+        <w:t xml:space="preserve">اختيار الوقت والمكان</w:t>
+      </w:r>
+      <w:r>
+        <w:rPr>
+          <w:rFonts w:ascii="Amiri" w:cs="Amiri" w:eastAsia="Amiri" w:hAnsi="Amiri"/>
+          <w:b w:val="false"/>
+          <w:bCs w:val="false"/>
+          <w:i w:val="false"/>
+          <w:iCs w:val="false"/>
+          <w:color w:val="181410"/>
+          <w:sz w:val="22"/>
+          <w:szCs w:val="22"/>
+          <w:rtl/>
+        </w:rPr>
+        <w:t xml:space="preserve">: فللنصح لحظات يُقبل فيها القلب على السماع، ولحظات يكون فيها مشغولًا أو متوترًا لا يسع أي كلام مهما حسنت نيته.</w:t>
+      </w:r>
+    </w:p>
+    <w:p>
+      <w:pPr>
+        <w:pStyle w:val="ListParagraph"/>
+        <w:numPr>
+          <w:ilvl w:val="0"/>
+          <w:numId w:val="2"/>
+        </w:numPr>
+        <w:bidi/>
+        <w:spacing w:after="90" w:line="300"/>
+        <w:jc w:val="both"/>
+      </w:pPr>
+      <w:r>
+        <w:rPr>
+          <w:rFonts w:ascii="Amiri" w:cs="Amiri" w:eastAsia="Amiri" w:hAnsi="Amiri"/>
+          <w:b/>
+          <w:bCs/>
+          <w:i w:val="false"/>
+          <w:iCs w:val="false"/>
+          <w:color w:val="0D2143"/>
+          <w:sz w:val="22"/>
+          <w:szCs w:val="22"/>
+          <w:rtl/>
+        </w:rPr>
+        <w:t xml:space="preserve">تفضيل السر على العلن</w:t>
+      </w:r>
+      <w:r>
+        <w:rPr>
+          <w:rFonts w:ascii="Amiri" w:cs="Amiri" w:eastAsia="Amiri" w:hAnsi="Amiri"/>
+          <w:b w:val="false"/>
+          <w:bCs w:val="false"/>
+          <w:i w:val="false"/>
+          <w:iCs w:val="false"/>
+          <w:color w:val="181410"/>
+          <w:sz w:val="22"/>
+          <w:szCs w:val="22"/>
+          <w:rtl/>
+        </w:rPr>
+        <w:t xml:space="preserve"> فيمن لا مصلحة في إشهار خطئه؛ إذ يضع الإنكار العلني صاحب المخالفة أمام الناس، فيدافع عن نفسه لا لأنه مقتنع بموقفه، بل لأن التراجع أمام الملأ أثقل من التراجع في خلوة. وهذا فرق دقيق يغفل عنه من يظن أن علنية الإنكار دليل على قوة الغيرة؛ فالغيرة الصادقة تبحث عن أقرب طريق إلى قبول الحق، لا عن أوسع جمهور يشهد الإنكار.</w:t>
+      </w:r>
+    </w:p>
+    <w:p>
+      <w:pPr>
+        <w:pStyle w:val="ListParagraph"/>
+        <w:numPr>
+          <w:ilvl w:val="0"/>
+          <w:numId w:val="2"/>
+        </w:numPr>
+        <w:bidi/>
+        <w:spacing w:after="90" w:line="300"/>
+        <w:jc w:val="both"/>
+      </w:pPr>
+      <w:r>
+        <w:rPr>
+          <w:rFonts w:ascii="Amiri" w:cs="Amiri" w:eastAsia="Amiri" w:hAnsi="Amiri"/>
+          <w:b/>
+          <w:bCs/>
+          <w:i w:val="false"/>
+          <w:iCs w:val="false"/>
+          <w:color w:val="0D2143"/>
+          <w:sz w:val="22"/>
+          <w:szCs w:val="22"/>
+          <w:rtl/>
+        </w:rPr>
+        <w:t xml:space="preserve">مراعاة اختلاف الأشخاص</w:t>
+      </w:r>
+      <w:r>
+        <w:rPr>
+          <w:rFonts w:ascii="Amiri" w:cs="Amiri" w:eastAsia="Amiri" w:hAnsi="Amiri"/>
+          <w:b w:val="false"/>
+          <w:bCs w:val="false"/>
+          <w:i w:val="false"/>
+          <w:iCs w:val="false"/>
+          <w:color w:val="181410"/>
+          <w:sz w:val="22"/>
+          <w:szCs w:val="22"/>
+          <w:rtl/>
+        </w:rPr>
+        <w:t xml:space="preserve">: فما يُجدي مع من يحب المواجهة المباشرة قد يُنفّر آخر يحتاج إلى تمهيد أطول ومدخل أرفق.</w:t>
+      </w:r>
+    </w:p>
+    <w:p>
+      <w:pPr>
+        <w:bidi/>
+        <w:spacing w:after="140" w:before="0" w:line="300"/>
+        <w:jc w:val="both"/>
+      </w:pPr>
+      <w:r>
+        <w:rPr>
+          <w:rFonts w:ascii="Amiri" w:cs="Amiri" w:eastAsia="Amiri" w:hAnsi="Amiri"/>
+          <w:b w:val="false"/>
+          <w:bCs w:val="false"/>
+          <w:i w:val="false"/>
+          <w:iCs w:val="false"/>
+          <w:color w:val="181410"/>
+          <w:sz w:val="22"/>
+          <w:szCs w:val="22"/>
+          <w:rtl/>
+        </w:rPr>
+        <w:t xml:space="preserve">وهذه الوسائل كلها إنما هي تفصيل لخُلق واحد جامع، هو الرفق، وهو موضوع المبحث التالي.</w:t>
       </w:r>
     </w:p>
     <w:tbl>
@@ -6562,7 +6517,7 @@
                 <w:szCs w:val="22"/>
                 <w:rtl/>
               </w:rPr>
-              <w:t xml:space="preserve">أن يتحلى بالحكمة في دعوته وإنكاره، فيجمع بين وضوح الحق وبيانه كاملًا من غير مداهنة، وبين حسن الأسلوب ومراعاة حال المخاطَب من غير تشدد ينفّر أو تساهل يميّع الحق، مستحضرًا أن الغاية من الدعوة هداية المخالف لا الانتصار عليه.</w:t>
+              <w:t xml:space="preserve">أن يتحرى في نصحه للمخالفين التيسير لا التعسير، فيختار أنسب الأوقات والأساليب، ويتدرج في بيان الحق، ويقدّر أن التراجع عن مخالفة مألوفة أثقل على النفس من قبول أمر جديد، فيهيئ لصاحبه طريقًا يستطيع أن يسلكه دون أن يُكسَر أمام نفسه أو أمام غيره.</w:t>
             </w:r>
           </w:p>
         </w:tc>
@@ -6580,7 +6535,7 @@
         <w:spacing w:after="140" w:before="320"/>
         <w:jc w:val="right"/>
       </w:pPr>
-      <w:bookmarkStart w:name="bm_faqrah_15" w:id="1024"/>
+      <w:bookmarkStart w:name="bm_faqrah_16" w:id="1025"/>
       <w:r>
         <w:rPr>
           <w:rFonts w:ascii="Aref Ruqaa" w:cs="Aref Ruqaa" w:eastAsia="Aref Ruqaa" w:hAnsi="Aref Ruqaa"/>
@@ -6593,29 +6548,50 @@
           <w:szCs w:val="28"/>
           <w:rtl/>
         </w:rPr>
-        <w:t xml:space="preserve">المبحث الثالث: تحري الحكمة في النصيحة والدعوة</w:t>
-      </w:r>
-      <w:bookmarkEnd w:id="1024"/>
-    </w:p>
-    <w:p>
-      <w:pPr>
-        <w:bidi/>
-        <w:spacing w:after="140" w:before="0" w:line="300"/>
-        <w:jc w:val="both"/>
-      </w:pPr>
-      <w:r>
-        <w:rPr>
-          <w:rFonts w:ascii="Amiri" w:cs="Amiri" w:eastAsia="Amiri" w:hAnsi="Amiri"/>
-          <w:b w:val="false"/>
-          <w:bCs w:val="false"/>
-          <w:i w:val="false"/>
-          <w:iCs w:val="false"/>
-          <w:color w:val="181410"/>
-          <w:sz w:val="22"/>
-          <w:szCs w:val="22"/>
-          <w:rtl/>
-        </w:rPr>
-        <w:t xml:space="preserve">إذا تقرر في المبحث الثاني أن الحكمة أصل عام في الدعوة إلى الله، فإن مما ينبغي تفصيله أن هذه الحكمة لها وسائل عملية يتحراها الناصح عند تقديم النصيحة للمخالف، حتى تصل إلى مقصودها من غير أن تصطدم بمقاومة نفسية تحول دون قبولها. ومن أعظم ما ورد في هذا الباب قول الله تعالى: </w:t>
+        <w:t xml:space="preserve">المبحث الرابع: توجيه المخالف بالرفق وتقديم الأدلة المقنعة</w:t>
+      </w:r>
+      <w:bookmarkEnd w:id="1025"/>
+    </w:p>
+    <w:p>
+      <w:pPr>
+        <w:bidi/>
+        <w:spacing w:after="140" w:before="0" w:line="300"/>
+        <w:jc w:val="both"/>
+      </w:pPr>
+      <w:r>
+        <w:rPr>
+          <w:rFonts w:ascii="Amiri" w:cs="Amiri" w:eastAsia="Amiri" w:hAnsi="Amiri"/>
+          <w:b w:val="false"/>
+          <w:bCs w:val="false"/>
+          <w:i w:val="false"/>
+          <w:iCs w:val="false"/>
+          <w:color w:val="181410"/>
+          <w:sz w:val="22"/>
+          <w:szCs w:val="22"/>
+          <w:rtl/>
+        </w:rPr>
+        <w:t xml:space="preserve">قال النبي صلى الله عليه وسلم: «مَا كَانَ الرِّفْقُ فِي شَيْءٍ إِلَّا زَانَهُ، وَمَا نُزِعَ مِنْ شَيْءٍ إِلَّا شَانَهُ» (رواه مسلم، رقم 2594). والملاحظ في هذا الحديث أنه لم يشترط لزينة الرفق أن يكون صاحبه على خطأ يحتاج إلى تلطيفه؛ بل أطلق القول: ما كان الرفق في شيء إلا زانه، ولو كان هذا الشيء حقًا محضًا وصاحبه على صواب تام. فالمحق الذي ينزع الرفق من كلامه لا يخسر شيئًا من صحة قوله، لكنه يخسر ما هو أخطر: الأثر الذي كان يمكن أن يُحدثه هذا القول في نفس من يسمعه. وكم من ناصح كان على حق في كل ما قال، فلم يُقبل قوله لأن الطريقة التي قيل بها نفّرت أكثر مما بيّنت.</w:t>
+      </w:r>
+    </w:p>
+    <w:p>
+      <w:pPr>
+        <w:bidi/>
+        <w:spacing w:after="140" w:before="0" w:line="300"/>
+        <w:jc w:val="both"/>
+      </w:pPr>
+      <w:r>
+        <w:rPr>
+          <w:rFonts w:ascii="Amiri" w:cs="Amiri" w:eastAsia="Amiri" w:hAnsi="Amiri"/>
+          <w:b w:val="false"/>
+          <w:bCs w:val="false"/>
+          <w:i w:val="false"/>
+          <w:iCs w:val="false"/>
+          <w:color w:val="181410"/>
+          <w:sz w:val="22"/>
+          <w:szCs w:val="22"/>
+          <w:rtl/>
+        </w:rPr>
+        <w:t xml:space="preserve">وهذا بعينه ما تُقرِّره آية آل عمران في وصف خُلق النبي صلى الله عليه وسلم مع أصحابه: </w:t>
       </w:r>
       <w:r>
         <w:rPr>
@@ -6629,7 +6605,7 @@
           <w:szCs w:val="26"/>
           <w:rtl/>
         </w:rPr>
-        <w:t xml:space="preserve">﴿ادْعُ إِلَىٰ سَبِيلِ رَبِّكَ بِالْحِكْمَةِ وَالْمَوْعِظَةِ الْحَسَنَةِ﴾</w:t>
+        <w:t xml:space="preserve">﴿فَبِمَا رَحْمَةٍ مِّنَ اللَّـهِ لِنتَ لَهُمْ ۖ وَلَوْ كُنتَ فَظًّا غَلِيظَ الْقَلْبِ لَانفَضُّوا مِنْ حَوْلِكَ﴾</w:t>
       </w:r>
       <w:r>
         <w:rPr>
@@ -6643,105 +6619,104 @@
           <w:szCs w:val="16"/>
           <w:rtl/>
         </w:rPr>
-        <w:t xml:space="preserve"> [النحل: 125]</w:t>
-      </w:r>
-      <w:r>
-        <w:rPr>
-          <w:rFonts w:ascii="Amiri" w:cs="Amiri" w:eastAsia="Amiri" w:hAnsi="Amiri"/>
-          <w:b w:val="false"/>
-          <w:bCs w:val="false"/>
-          <w:i w:val="false"/>
-          <w:iCs w:val="false"/>
-          <w:color w:val="181410"/>
-          <w:sz w:val="22"/>
-          <w:szCs w:val="22"/>
-          <w:rtl/>
-        </w:rPr>
-        <w:t xml:space="preserve">، وهذه الآية وإن سبق ذكرها فإن تكرار الاستشهاد بها هنا في سياق النصيحة يؤكد أن الحكمة ليست شعارًا نظريًا فحسب، بل منهج عملي يتحول إلى سلوك في كل موقف دعوي. وقد بيّن النبي صلى الله عليه وسلم هذا المنهج العملي بيانًا جليًا حين قال: «يَسِّرُوا وَلَا تُعَسِّرُوا، وَبَشِّرُوا وَلَا تُنَفِّرُوا» (رواه البخاري، رقم 69)، فجمع صلى الله عليه وسلم في هذا الحديث الوجيز بين أمرين: التيسير في مقابل التعسير، والتبشير في مقابل التنفير، وكلاهما ركن من أركان النصيحة الحكيمة.</w:t>
-      </w:r>
-    </w:p>
-    <w:p>
-      <w:pPr>
-        <w:bidi/>
-        <w:spacing w:after="100" w:before="200" w:line="300"/>
-        <w:jc w:val="right"/>
-      </w:pPr>
-      <w:r>
-        <w:rPr>
-          <w:rFonts w:ascii="Amiri" w:cs="Amiri" w:eastAsia="Amiri" w:hAnsi="Amiri"/>
-          <w:b/>
-          <w:bCs/>
-          <w:i w:val="false"/>
-          <w:iCs w:val="false"/>
-          <w:color w:val="152C54"/>
-          <w:sz w:val="22"/>
-          <w:szCs w:val="22"/>
-          <w:rtl/>
-        </w:rPr>
-        <w:t xml:space="preserve">الأدلة</w:t>
-      </w:r>
-    </w:p>
-    <w:p>
-      <w:pPr>
-        <w:bidi/>
-        <w:spacing w:after="140" w:before="0" w:line="300"/>
-        <w:jc w:val="both"/>
-      </w:pPr>
-      <w:r>
-        <w:rPr>
-          <w:rFonts w:ascii="Amiri" w:cs="Amiri" w:eastAsia="Amiri" w:hAnsi="Amiri"/>
-          <w:b w:val="false"/>
-          <w:bCs w:val="false"/>
-          <w:i w:val="false"/>
-          <w:iCs w:val="false"/>
-          <w:color w:val="181410"/>
-          <w:sz w:val="22"/>
-          <w:szCs w:val="22"/>
-          <w:rtl/>
-        </w:rPr>
-        <w:t xml:space="preserve">حديث «يَسِّرُوا وَلَا تُعَسِّرُوا، وَبَشِّرُوا وَلَا تُنَفِّرُوا» وإن ورد أصلًا في سياق التعليم والإرشاد العام، إلا أن معناه يتسع لكل ناصح ومرشد، بما في ذلك من يتصدى لنصح المخالفين وأهل البدع؛ فإن مقصود النصيحة تقريب المنصوح من الحق لا إبعاده عنه، والتيسير في العرض والتدرج في البيان أدعى إلى تحقيق هذا المقصود من المبادرة بالتشديد والتعنيف الذي قد يحمل المخالف على التمسك بمخالفته عنادًا ومكابرة. وقد جرى هدي النبي صلى الله عليه وسلم على هذا الأصل في مواقف كثيرة من سيرته، حيث كان يقابل الجفاء أحيانًا بالحلم، والجهل بالبيان الهادئ، فيترك في نفس المخاطَب أثرًا يفوق أثر التوبيخ المباشر.</w:t>
-      </w:r>
-    </w:p>
-    <w:p>
-      <w:pPr>
-        <w:bidi/>
-        <w:spacing w:after="100" w:before="200" w:line="300"/>
-        <w:jc w:val="right"/>
-      </w:pPr>
-      <w:r>
-        <w:rPr>
-          <w:rFonts w:ascii="Amiri" w:cs="Amiri" w:eastAsia="Amiri" w:hAnsi="Amiri"/>
-          <w:b/>
-          <w:bCs/>
-          <w:i w:val="false"/>
-          <w:iCs w:val="false"/>
-          <w:color w:val="152C54"/>
-          <w:sz w:val="22"/>
-          <w:szCs w:val="22"/>
-          <w:rtl/>
-        </w:rPr>
-        <w:t xml:space="preserve">فوائد ومسائل</w:t>
-      </w:r>
-    </w:p>
-    <w:p>
-      <w:pPr>
-        <w:bidi/>
-        <w:spacing w:after="140" w:before="0" w:line="300"/>
-        <w:jc w:val="both"/>
-      </w:pPr>
-      <w:r>
-        <w:rPr>
-          <w:rFonts w:ascii="Amiri" w:cs="Amiri" w:eastAsia="Amiri" w:hAnsi="Amiri"/>
-          <w:b w:val="false"/>
-          <w:bCs w:val="false"/>
-          <w:i w:val="false"/>
-          <w:iCs w:val="false"/>
-          <w:color w:val="181410"/>
-          <w:sz w:val="22"/>
-          <w:szCs w:val="22"/>
-          <w:rtl/>
-        </w:rPr>
-        <w:t xml:space="preserve">من الوسائل العملية التي تندرج تحت هذا الأصل: التدرج في تقديم الحق وعدم إثقال المخالف بجملة من الإنكارات دفعة واحدة، والحرص على انتقاء الوقت والمكان المناسبين للنصح، وتفضيل النصح السري على العلني في حق من لا مصلحة في إشهاره، إذ الغالب أن الإنكار العلني يحمل صاحب المخالفة على الدفاع عن نفسه والتعصب لرأيه بدلًا من مراجعته والرجوع عنه، بخلاف النصح الهادئ في خلوة يفتح للمخالف بابًا للتراجع من غير أن يشعر بالإحراج أو المكابرة أمام الناس. وكذلك من الحكمة مراعاة الفروق بين الأفراد، فما يصلح مع شخص من أسلوب الحوار المباشر قد لا يصلح مع آخر يحتاج إلى تمهيد وتدرج أطول. وهذا كله داخل تحت عموم قوله صلى الله عليه وسلم «بَشِّرُوا وَلَا تُنَفِّرُوا»، فإن التنفير من الدين قد يقع بحسن نية من الناصح إذا لم يراعِ هذه الاعتبارات، فيكون بذلك قد أضاع مقصود النصيحة وهو مقصود شريف.</w:t>
+        <w:t xml:space="preserve"> [آل عمران: 159]</w:t>
+      </w:r>
+      <w:r>
+        <w:rPr>
+          <w:rFonts w:ascii="Amiri" w:cs="Amiri" w:eastAsia="Amiri" w:hAnsi="Amiri"/>
+          <w:b w:val="false"/>
+          <w:bCs w:val="false"/>
+          <w:i w:val="false"/>
+          <w:iCs w:val="false"/>
+          <w:color w:val="181410"/>
+          <w:sz w:val="22"/>
+          <w:szCs w:val="22"/>
+          <w:rtl/>
+        </w:rPr>
+        <w:t xml:space="preserve">. تأمل: الذين وُصفوا باحتمال الانفضاض هم أصحابه المؤمنون به المصدّقون لرسالته، لا أعداؤه ولا المرتابون فيه؛ فإذا كان اللين شرطًا لثبات من آمن به أصلًا، فكيف بمن لم يبلغ هذه المنزلة من التسليم، وهو المخالف الذي ما يزال قلبه معلقًا بما ألِفه؟</w:t>
+      </w:r>
+    </w:p>
+    <w:tbl>
+      <w:tblPr>
+        <w:tblW w:type="pct" w:w="100%"/>
+        <w:tblBorders>
+          <w:top w:val="single" w:color="8C3B2E" w:sz="6"/>
+          <w:left w:val="single" w:color="8C3B2E" w:sz="24"/>
+          <w:bottom w:val="single" w:color="8C3B2E" w:sz="6"/>
+          <w:right w:val="single" w:color="8C3B2E" w:sz="6"/>
+          <w:insideH w:val="single" w:color="auto" w:sz="4"/>
+          <w:insideV w:val="single" w:color="auto" w:sz="4"/>
+        </w:tblBorders>
+      </w:tblPr>
+      <w:tblGrid>
+        <w:gridCol w:w="100"/>
+      </w:tblGrid>
+      <w:tr>
+        <w:tc>
+          <w:tcPr>
+            <w:shd w:fill="FBF7EE" w:val="clear"/>
+            <w:tcMar>
+              <w:top w:type="dxa" w:w="160"/>
+              <w:left w:type="dxa" w:w="200"/>
+              <w:bottom w:type="dxa" w:w="160"/>
+              <w:right w:type="dxa" w:w="200"/>
+            </w:tcMar>
+          </w:tcPr>
+          <w:p>
+            <w:pPr>
+              <w:bidi/>
+              <w:spacing w:after="100" w:before="0" w:line="300"/>
+              <w:jc w:val="right"/>
+            </w:pPr>
+          </w:p>
+          <w:p>
+            <w:pPr>
+              <w:bidi/>
+              <w:spacing w:after="0" w:before="0" w:line="300"/>
+              <w:jc w:val="both"/>
+            </w:pPr>
+            <w:r>
+              <w:rPr>
+                <w:rFonts w:ascii="Amiri" w:cs="Amiri" w:eastAsia="Amiri" w:hAnsi="Amiri"/>
+                <w:b w:val="false"/>
+                <w:bCs w:val="false"/>
+                <w:i w:val="false"/>
+                <w:iCs w:val="false"/>
+                <w:color w:val="181410"/>
+                <w:sz w:val="22"/>
+                <w:szCs w:val="22"/>
+                <w:rtl/>
+              </w:rPr>
+              <w:t xml:space="preserve">يخلط كثير من الدعاة بين إفحام المخالف وإقناعه، وبينهما فرق جوهري: الإفحام يُسكت اللسان ويترك في النفس أثر الغلبة والانكسار، وقد يُخرج المخالف من الحوار وهو أشد تعلقًا بموقفه من قبل وإن عجز عن الدفاع عنه، لأن الهزيمة أمام الآخرين تستنفر العصبية لا العقل. أما الإقناع فهو أن يخرج المخالف من الحوار وقد رأى الحق بعينه هو، لا مفروضًا عليه من خارجه، فيقبله عن رضا لا عن قهر. ومن قصر همه على أن يُسكت خصمه لا أن يهديه، فقد أخطأ مقصود النصيحة من أساسه، ولو أصاب كل دليل ساقه.</w:t>
+            </w:r>
+          </w:p>
+        </w:tc>
+      </w:tr>
+    </w:tbl>
+    <w:p>
+      <w:pPr>
+        <w:spacing w:after="140"/>
+      </w:pPr>
+    </w:p>
+    <w:p>
+      <w:pPr>
+        <w:bidi/>
+        <w:spacing w:after="140" w:before="0" w:line="300"/>
+        <w:jc w:val="both"/>
+      </w:pPr>
+      <w:r>
+        <w:rPr>
+          <w:rFonts w:ascii="Amiri" w:cs="Amiri" w:eastAsia="Amiri" w:hAnsi="Amiri"/>
+          <w:b w:val="false"/>
+          <w:bCs w:val="false"/>
+          <w:i w:val="false"/>
+          <w:iCs w:val="false"/>
+          <w:color w:val="181410"/>
+          <w:sz w:val="22"/>
+          <w:szCs w:val="22"/>
+          <w:rtl/>
+        </w:rPr>
+        <w:t xml:space="preserve">ومن أدوات الرفق التي قد تُغفَل الإصغاءُ نفسه: أن يُترك للمخالف مجال يعرض فيه شبهته أو سبب تمسكه بما هو عليه قبل أن يُرَدّ عليه. فهذا وحده -قبل أي جواب- يشعره أنه يُخاطَب لا يُحاكَم، وهو ما يهيئ نفسه لتقبل الجواب حين يُقدَّم إليه. ويبقى سؤال لم يُجب عنه بعد: هل كل من وقع في هذه المخالفة قصدها؟ هذا ما يتناوله المبحث الأخير.</w:t>
       </w:r>
     </w:p>
     <w:tbl>
@@ -6809,7 +6784,7 @@
                 <w:szCs w:val="22"/>
                 <w:rtl/>
               </w:rPr>
-              <w:t xml:space="preserve">أن يتحرى في نصحه للمخالفين التيسير لا التعسير، والتبشير لا التنفير، فيختار لنصيحته أنسب الأوقات والأساليب، ويتدرج في بيان الحق، حاذرًا أن يكون سببًا في تنفير المنصوح عن الحق وهو يظن أنه يقربه إليه.</w:t>
+              <w:t xml:space="preserve">أن يجمع في توجيه المخالف بين رفق لا يذهب ببيان الحق، وحجة لا تذهب بأثر الرفق، فلا يقنع بأن يُسكت خصمه، بل يسعى إلى أن يراه بعينه هو، مدركًا أن الفرق بين إفحام الخصم وإقناعه هو الفرق بين نصر يُشهَد وهداية تدوم.</w:t>
             </w:r>
           </w:p>
         </w:tc>
@@ -6827,7 +6802,7 @@
         <w:spacing w:after="140" w:before="320"/>
         <w:jc w:val="right"/>
       </w:pPr>
-      <w:bookmarkStart w:name="bm_faqrah_16" w:id="1025"/>
+      <w:bookmarkStart w:name="bm_faqrah_17" w:id="1026"/>
       <w:r>
         <w:rPr>
           <w:rFonts w:ascii="Aref Ruqaa" w:cs="Aref Ruqaa" w:eastAsia="Aref Ruqaa" w:hAnsi="Aref Ruqaa"/>
@@ -6840,29 +6815,50 @@
           <w:szCs w:val="28"/>
           <w:rtl/>
         </w:rPr>
-        <w:t xml:space="preserve">المبحث الرابع: توجيه المخالف بالرفق وتقديم الأدلة المقنعة</w:t>
-      </w:r>
-      <w:bookmarkEnd w:id="1025"/>
-    </w:p>
-    <w:p>
-      <w:pPr>
-        <w:bidi/>
-        <w:spacing w:after="140" w:before="0" w:line="300"/>
-        <w:jc w:val="both"/>
-      </w:pPr>
-      <w:r>
-        <w:rPr>
-          <w:rFonts w:ascii="Amiri" w:cs="Amiri" w:eastAsia="Amiri" w:hAnsi="Amiri"/>
-          <w:b w:val="false"/>
-          <w:bCs w:val="false"/>
-          <w:i w:val="false"/>
-          <w:iCs w:val="false"/>
-          <w:color w:val="181410"/>
-          <w:sz w:val="22"/>
-          <w:szCs w:val="22"/>
-          <w:rtl/>
-        </w:rPr>
-        <w:t xml:space="preserve">إذا كانت الحكمة أصلًا عامًا، والتيسير والتبشير وسيلتين من وسائلها، فإن الرفق هو الروح التي تسري في هذا كله، وهو خلق نبوي أصيل ينبغي أن يتحلى به كل من يتصدى لنصح المخالفين وتوجيههم إلى الحق. قال النبي صلى الله عليه وسلم: «مَا كَانَ الرِّفْقُ فِي شَيْءٍ إِلَّا زَانَهُ، وَمَا نُزِعَ مِنْ شَيْءٍ إِلَّا شَانَهُ» (رواه مسلم، رقم 2594)، وهذا الحديث الجامع يبيّن أن الرفق زينة لكل عمل، وأن نزعه شين له مهما كان صاحبه محقًا في مضمون ما يقول؛ فقد يكون الناصح على صواب في أصل الحكم، لكنه إن جرّده من الرفق أفسد ثمرته وربما انقلب أثره إلى ضده. والرفق هنا لا يعني الميوعة في الطرح ولا التنازل عن جوهر الحق، بل هو أسلوب في تبليغه يجذب المخالف بدلًا من أن ينفره.</w:t>
+        <w:t xml:space="preserve">المبحث الخامس: تفهم دوافع المخالفين والتماس الأعذار لمن لم يتعمد المخالفة</w:t>
+      </w:r>
+      <w:bookmarkEnd w:id="1026"/>
+    </w:p>
+    <w:p>
+      <w:pPr>
+        <w:bidi/>
+        <w:spacing w:after="140" w:before="0" w:line="300"/>
+        <w:jc w:val="both"/>
+      </w:pPr>
+      <w:r>
+        <w:rPr>
+          <w:rFonts w:ascii="Amiri" w:cs="Amiri" w:eastAsia="Amiri" w:hAnsi="Amiri"/>
+          <w:b w:val="false"/>
+          <w:bCs w:val="false"/>
+          <w:i w:val="false"/>
+          <w:iCs w:val="false"/>
+          <w:color w:val="181410"/>
+          <w:sz w:val="22"/>
+          <w:szCs w:val="22"/>
+          <w:rtl/>
+        </w:rPr>
+        <w:t xml:space="preserve">لم يقصد كل من خالف السنة مخالفتها. هذا ما يقرره النبي صلى الله عليه وسلم في أصل جامع: «رُفِعَ عَنْ أُمَّتِي الْخَطَأُ وَالنِّسْيَانُ وَمَا اسْتُكْرِهُوا عَلَيْهِ» (رواه ابن ماجه، رقم 2045، وصححه الألباني في صحيح الجامع). فالشريعة نفسها تفرّق بين من أخطأ وهو يقصد الصواب فأخطأه، وبين من قصد المخالفة وهو يعلم أنها مخالفة؛ وهذا الفرق ليس تنازلًا من الشريعة عن صرامتها، بل هو صرامتها بعينها موضوعة في موضعها: العدل لا يقتضي مساواة غير المتساويين. وقد يكون الدافع خطأً في الاجتهاد، أو نسيانًا، أو إكراهًا من ظرف قاهر، أو نشأة في بيئة لم تُتَح فيها معرفة الحق -والأسباب تتعدد، لكن الجامع بينها أن صاحبها لم يُرِد المخالفة لذاتها.</w:t>
+      </w:r>
+    </w:p>
+    <w:p>
+      <w:pPr>
+        <w:bidi/>
+        <w:spacing w:after="140" w:before="0" w:line="300"/>
+        <w:jc w:val="both"/>
+      </w:pPr>
+      <w:r>
+        <w:rPr>
+          <w:rFonts w:ascii="Amiri" w:cs="Amiri" w:eastAsia="Amiri" w:hAnsi="Amiri"/>
+          <w:b w:val="false"/>
+          <w:bCs w:val="false"/>
+          <w:i w:val="false"/>
+          <w:iCs w:val="false"/>
+          <w:color w:val="181410"/>
+          <w:sz w:val="22"/>
+          <w:szCs w:val="22"/>
+          <w:rtl/>
+        </w:rPr>
+        <w:t xml:space="preserve">وعلى هذا الأصل سار سلف هذه الأمة، فكانوا يلتمسون العذر لمن لم تتضح له وجوه الحق، ويفرقون بينه وبين المصر على مخالفته بعد قيام الحجة عليه؛ حتى نُقل هذا التحري في الرفق عن أئمة كالإمام أحمد بن حنبل والإمام الشافعي رحمهما الله. ولم يكن هذا منهم رخصة يتساهلون بها في أصل الدين، بل فقهًا في التفريق بين من يستحق البيان ومن يستحق الإنكار.</w:t>
       </w:r>
     </w:p>
     <w:p>
@@ -6883,112 +6879,70 @@
           <w:szCs w:val="22"/>
           <w:rtl/>
         </w:rPr>
-        <w:t xml:space="preserve">الأدلة</w:t>
-      </w:r>
-    </w:p>
-    <w:p>
-      <w:pPr>
-        <w:bidi/>
-        <w:spacing w:after="140" w:before="0" w:line="300"/>
-        <w:jc w:val="both"/>
-      </w:pPr>
-      <w:r>
-        <w:rPr>
-          <w:rFonts w:ascii="Amiri" w:cs="Amiri" w:eastAsia="Amiri" w:hAnsi="Amiri"/>
-          <w:b w:val="false"/>
-          <w:bCs w:val="false"/>
-          <w:i w:val="false"/>
-          <w:iCs w:val="false"/>
-          <w:color w:val="181410"/>
-          <w:sz w:val="22"/>
-          <w:szCs w:val="22"/>
-          <w:rtl/>
-        </w:rPr>
-        <w:t xml:space="preserve">يستأنس لهذا المعنى أيضًا بما تقدم في المبحث الأول من قوله تعالى: </w:t>
-      </w:r>
-      <w:r>
-        <w:rPr>
-          <w:rFonts w:ascii="Amiri Quran" w:cs="Amiri Quran" w:eastAsia="Amiri Quran" w:hAnsi="Amiri Quran"/>
-          <w:b w:val="false"/>
-          <w:bCs w:val="false"/>
-          <w:i w:val="false"/>
-          <w:iCs w:val="false"/>
-          <w:color w:val="0D2143"/>
-          <w:sz w:val="26"/>
-          <w:szCs w:val="26"/>
-          <w:rtl/>
-        </w:rPr>
-        <w:t xml:space="preserve">﴿فَبِمَا رَحْمَةٍ مِّنَ اللَّـهِ لِنتَ لَهُمْ ۖ وَلَوْ كُنتَ فَظًّا غَلِيظَ الْقَلْبِ لَانفَضُّوا مِنْ حَوْلِكَ﴾</w:t>
-      </w:r>
-      <w:r>
-        <w:rPr>
-          <w:rFonts w:ascii="Cairo" w:cs="Cairo" w:eastAsia="Cairo" w:hAnsi="Cairo"/>
-          <w:b/>
-          <w:bCs/>
-          <w:i w:val="false"/>
-          <w:iCs w:val="false"/>
-          <w:color w:val="8A6A1F"/>
-          <w:sz w:val="16"/>
-          <w:szCs w:val="16"/>
-          <w:rtl/>
-        </w:rPr>
-        <w:t xml:space="preserve"> [آل عمران: 159]</w:t>
-      </w:r>
-      <w:r>
-        <w:rPr>
-          <w:rFonts w:ascii="Amiri" w:cs="Amiri" w:eastAsia="Amiri" w:hAnsi="Amiri"/>
-          <w:b w:val="false"/>
-          <w:bCs w:val="false"/>
-          <w:i w:val="false"/>
-          <w:iCs w:val="false"/>
-          <w:color w:val="181410"/>
-          <w:sz w:val="22"/>
-          <w:szCs w:val="22"/>
-          <w:rtl/>
-        </w:rPr>
-        <w:t xml:space="preserve">، فهذا اللين النبوي كان له الأثر الأعظم في تقريب الناس من دعوته صلى الله عليه وسلم، ولو قابل الناس بالفظاظة والغلظة لانفضوا من حوله ونفروا من دعوته، فكيف بمن يخاطب مخالفًا يحمل في نفسه ما يحمل من تعلق بمألوفه وتأثر بما نشأ عليه؟ إن هذا المخالف أحوج ما يكون إلى من يقترب منه برفق لا إلى من يصده بجفاء. ومع هذا الرفق في الأسلوب، لا بد من تقديم الأدلة المقنعة التي تخاطب العقل والقلب معًا، فالرفق وحده من غير حجة قد لا يكفي لإقناع المخالف، كما أن الحجة المجردة من الرفق قد لا تصل إلى قلبه وإن أفحمت عقله؛ فاجتماع الرفق مع الدليل الواضح هو الطريق الأمثل لتوجيه المخالف.</w:t>
-      </w:r>
-    </w:p>
-    <w:p>
-      <w:pPr>
-        <w:bidi/>
-        <w:spacing w:after="100" w:before="200" w:line="300"/>
-        <w:jc w:val="right"/>
-      </w:pPr>
-      <w:r>
-        <w:rPr>
-          <w:rFonts w:ascii="Amiri" w:cs="Amiri" w:eastAsia="Amiri" w:hAnsi="Amiri"/>
-          <w:b/>
-          <w:bCs/>
-          <w:i w:val="false"/>
-          <w:iCs w:val="false"/>
-          <w:color w:val="152C54"/>
-          <w:sz w:val="22"/>
-          <w:szCs w:val="22"/>
-          <w:rtl/>
-        </w:rPr>
-        <w:t xml:space="preserve">فوائد ومسائل</w:t>
-      </w:r>
-    </w:p>
-    <w:p>
-      <w:pPr>
-        <w:bidi/>
-        <w:spacing w:after="140" w:before="0" w:line="300"/>
-        <w:jc w:val="both"/>
-      </w:pPr>
-      <w:r>
-        <w:rPr>
-          <w:rFonts w:ascii="Amiri" w:cs="Amiri" w:eastAsia="Amiri" w:hAnsi="Amiri"/>
-          <w:b w:val="false"/>
-          <w:bCs w:val="false"/>
-          <w:i w:val="false"/>
-          <w:iCs w:val="false"/>
-          <w:color w:val="181410"/>
-          <w:sz w:val="22"/>
-          <w:szCs w:val="22"/>
-          <w:rtl/>
-        </w:rPr>
-        <w:t xml:space="preserve">من فقه هذا الباب أن يُقدَّم للمخالف الدليل من الكتاب والسنة على وجه مبسّط مفهوم، لا على وجه الإلزام بمجرد القول أو الاحتجاج بالسلطة العلمية للناصح؛ فالمقصود إقناع المخالف لا إفحامه، وبين الأمرين فرق كبير: فالإفحام يترك في النفس أثر الغلبة والانكسار وقد يورث الحقد والإصرار على المخالفة عنادًا، أما الإقناع فيفتح للمخالف بابًا يدخل منه إلى الحق طائعًا مختارًا، مدركًا لوجه الصواب بنفسه لا مُكرَهًا عليه. ومن هذا الباب أيضًا حسن الاستماع إلى المخالف وإتاحة الفرصة له ليعرض شبهته أو سبب تمسكه بما هو عليه، فإن هذا الاستماع في ذاته من الرفق الذي يُشعر المخالف بالاحترام، وهو مما يهيئ نفسه لقبول الجواب حين يُقدَّم إليه. وسيأتي في المبحث الخامس ما يكمّل هذا المعنى من التماس الأعذار لمن لم يتعمد المخالفة، وهو امتداد طبيعي لهذا الرفق الذي تقرر في هذا المبحث.</w:t>
+        <w:t xml:space="preserve">الحكم على الفعل، لا على الفاعل وحده</w:t>
+      </w:r>
+    </w:p>
+    <w:p>
+      <w:pPr>
+        <w:bidi/>
+        <w:spacing w:after="140" w:before="0" w:line="300"/>
+        <w:jc w:val="both"/>
+      </w:pPr>
+      <w:r>
+        <w:rPr>
+          <w:rFonts w:ascii="Amiri" w:cs="Amiri" w:eastAsia="Amiri" w:hAnsi="Amiri"/>
+          <w:b w:val="false"/>
+          <w:bCs w:val="false"/>
+          <w:i w:val="false"/>
+          <w:iCs w:val="false"/>
+          <w:color w:val="181410"/>
+          <w:sz w:val="22"/>
+          <w:szCs w:val="22"/>
+          <w:rtl/>
+        </w:rPr>
+        <w:t xml:space="preserve">وهنا يعود بنا الأمر إلى ما افتُتح به هذا الفصل: أن الحكم على الفعل غير الحكم على فاعله. التماس العذر لا يعني أن البدعة تصير غير بدعة برضا صاحبها أو حسن نيته؛ فالفعل يبقى منكرًا يجب بيانه والتحذير منه كائنًا من كان فاعله. ما يتغير بالعذر هو موقع الفاعل من هذا الحكم: أهو مُصرّ يستحق وصف العناد، أم جاهل أو متأول يستحق التعليم والبيان؟ هذا هو كل ما في الأمر، وهو تمييز دقيق، لكنه حاسم في تحديد كيفية الخطاب لا في تحديد الحكم على الخطأ.</w:t>
+      </w:r>
+    </w:p>
+    <w:p>
+      <w:pPr>
+        <w:bidi/>
+        <w:spacing w:after="140" w:before="0" w:line="300"/>
+        <w:jc w:val="both"/>
+      </w:pPr>
+      <w:r>
+        <w:rPr>
+          <w:rFonts w:ascii="Amiri" w:cs="Amiri" w:eastAsia="Amiri" w:hAnsi="Amiri"/>
+          <w:b w:val="false"/>
+          <w:bCs w:val="false"/>
+          <w:i w:val="false"/>
+          <w:iCs w:val="false"/>
+          <w:color w:val="181410"/>
+          <w:sz w:val="22"/>
+          <w:szCs w:val="22"/>
+          <w:rtl/>
+        </w:rPr>
+        <w:t xml:space="preserve">ثم إن الأعذار نفسها ليست على درجة واحدة؛ فمن نشأ في بيئة معزولة لا يجد فيها من يبيّن له الحق أعذر ممن خالط أهل العلم وسمع منهم البيان الواضح ثم أعرض عنه إلى ما اعتاد. فبُعد المخالف عن مظانّ العلم يقوّي عذره، وقربه منها مع إعراضه عنه يضعفه حتى يقترب من صورة المتعمد التي افتُتح بها هذا الفصل.</w:t>
+      </w:r>
+    </w:p>
+    <w:p>
+      <w:pPr>
+        <w:bidi/>
+        <w:spacing w:after="140" w:before="0" w:line="300"/>
+        <w:jc w:val="both"/>
+      </w:pPr>
+      <w:r>
+        <w:rPr>
+          <w:rFonts w:ascii="Amiri" w:cs="Amiri" w:eastAsia="Amiri" w:hAnsi="Amiri"/>
+          <w:b w:val="false"/>
+          <w:bCs w:val="false"/>
+          <w:i w:val="false"/>
+          <w:iCs w:val="false"/>
+          <w:color w:val="181410"/>
+          <w:sz w:val="22"/>
+          <w:szCs w:val="22"/>
+          <w:rtl/>
+        </w:rPr>
+        <w:t xml:space="preserve">وبهذا يكتمل ما سعى إليه هذا الفصل من أوله: أن الشدة والرفق ليسا خيارين متعارضين يُختار أحدهما بحسب المزاج، بل موضعان لحكم واحد يتحدد بحال المخالف نفسه. من عرف الحق وأصر على خلافه بعد قيام الحجة، فذلك موضع الشدة والتحذير الذي لا مجال فيه للين. ومن جهل أو أخطأ أو أُكره، فذلك موضع الرفق والتعليم الذي لا مكان فيه للقسوة. وما بين هذين الطرفين ميدان واسع، هو بالضبط ما تحتاج فيه الحكمة التي تحدثت عنها بقية هذا الفصل: أن يعرف الداعية أين هو من هذين الموضعين، فيضع كل مخالف في مكانه الذي يستحقه، لا في المكان الذي يريحه هو أن يضعه فيه.</w:t>
       </w:r>
     </w:p>
     <w:tbl>
@@ -7056,7 +7010,7 @@
                 <w:szCs w:val="22"/>
                 <w:rtl/>
               </w:rPr>
-              <w:t xml:space="preserve">أن يجمع في توجيه المخالف بين الرفق في الأسلوب والوضوح في الحجة، فلا يكون رفقه ميوعة تُذهب بيان الحق، ولا تكون حجته قسوة تُذهب بأثر الرفق، بل يسعى إلى إقناع المخالف بقلبه وعقله معًا، لا إلى إفحامه أو الظهور عليه.</w:t>
+              <w:t xml:space="preserve">أن يلتمس الأعذار لمن أخطأ عن جهل أو نسيان أو إكراه، فيعلّمه ويرفق به من غير أن يتنازل عن بيان بطلان مخالفته، مع بقاء الشدة والتحذير واجبين في حق من تعمد المخالفة بعد قيام الحجة عليه وأصر عليها عنادًا؛ فذلك هو العدل الذي جمع بين الحق وأهله.</w:t>
             </w:r>
           </w:p>
         </w:tc>
@@ -7069,12 +7023,13 @@
     </w:p>
     <w:p>
       <w:pPr>
-        <w:pStyle w:val="Heading2"/>
-        <w:bidi/>
-        <w:spacing w:after="140" w:before="320"/>
+        <w:pStyle w:val="Heading1"/>
+        <w:pageBreakBefore/>
+        <w:bidi/>
+        <w:spacing w:after="160" w:before="0"/>
         <w:jc w:val="right"/>
       </w:pPr>
-      <w:bookmarkStart w:name="bm_faqrah_17" w:id="1026"/>
+      <w:bookmarkStart w:name="bm_fasl4" w:id="1027"/>
       <w:r>
         <w:rPr>
           <w:rFonts w:ascii="Aref Ruqaa" w:cs="Aref Ruqaa" w:eastAsia="Aref Ruqaa" w:hAnsi="Aref Ruqaa"/>
@@ -7082,118 +7037,163 @@
           <w:bCs/>
           <w:i w:val="false"/>
           <w:iCs w:val="false"/>
+          <w:color w:val="0A1830"/>
+          <w:sz w:val="34"/>
+          <w:szCs w:val="34"/>
+          <w:rtl/>
+        </w:rPr>
+        <w:t xml:space="preserve">الفصل الرابع — منهج الصحابة والتابعين في اتباع السنة النبوية وتطبيقها</w:t>
+      </w:r>
+      <w:bookmarkEnd w:id="1027"/>
+    </w:p>
+    <w:p>
+      <w:pPr>
+        <w:bidi/>
+        <w:spacing w:after="140" w:before="0" w:line="300"/>
+        <w:jc w:val="both"/>
+      </w:pPr>
+      <w:r>
+        <w:rPr>
+          <w:rFonts w:ascii="Amiri" w:cs="Amiri" w:eastAsia="Amiri" w:hAnsi="Amiri"/>
+          <w:b w:val="false"/>
+          <w:bCs w:val="false"/>
+          <w:i w:val="false"/>
+          <w:iCs w:val="false"/>
+          <w:color w:val="181410"/>
+          <w:sz w:val="22"/>
+          <w:szCs w:val="22"/>
+          <w:rtl/>
+        </w:rPr>
+        <w:t xml:space="preserve">حين يُراد إثبات حجية السنة النبوية مصدرًا للتشريع، يُكتفى غالبًا بسَوق الأدلة النظرية: آيات الطاعة، وأحاديث الوحي، وأقوال الأصوليين في مراتب الأدلة. غير أن هذا كله يظل، مهما بلغ إحكامه، خطابًا عن السنة لا شهادةً عليها وهي تُمارَس. الشهادة الحقة جاءت من موضعٍ آخر: من سلوك الجيل الذي عاصر التنزيل، ثم الجيل الذي تلقّى عنه، حين حوّلا الدعوى النظرية إلى ممارسة يومية في القضاء والفتوى والتربية وفض الخلاف. فحين نظر أبو بكر في القرآن أولًا ثم طلب السنة، لم يكن يُنظّر لترتيب الأدلة، بل كان يُطبّقه؛ والفارق بين الأمرين هو بالضبط ما يمنح سيرة الصحابة والتابعين قيمتها دليلًا مستقلًا لا يُغني عنه نصٌّ نظري ولا قاعدة أصولية مجردة.</w:t>
+      </w:r>
+    </w:p>
+    <w:p>
+      <w:pPr>
+        <w:bidi/>
+        <w:spacing w:after="140" w:before="0" w:line="300"/>
+        <w:jc w:val="both"/>
+      </w:pPr>
+      <w:r>
+        <w:rPr>
+          <w:rFonts w:ascii="Amiri" w:cs="Amiri" w:eastAsia="Amiri" w:hAnsi="Amiri"/>
+          <w:b w:val="false"/>
+          <w:bCs w:val="false"/>
+          <w:i w:val="false"/>
+          <w:iCs w:val="false"/>
+          <w:color w:val="181410"/>
+          <w:sz w:val="22"/>
+          <w:szCs w:val="22"/>
+          <w:rtl/>
+        </w:rPr>
+        <w:t xml:space="preserve">هذا الفصل يتتبع خمس صور من هذه الممارسة: التزامًا يحمي جوهر الشريعة من الذوبان، ومنهجًا في القضاء يكشف كيف تحوّلت مراتب الأدلة من سلوكٍ إلى نظرية، ونقلًا أمينًا حفظ حلقة الاتصال بين المشاهدة والتدوين، ووظيفةً اجتماعية جمعت الأمة حول مرجعٍ لا يملكه فريقٌ دون آخر، وأخيرًا جهدًا علميًا حوّل ذلك كله إلى مدوّنةٍ مضبوطة يُحتكم إليها إلى اليوم.</w:t>
+      </w:r>
+    </w:p>
+    <w:p>
+      <w:pPr>
+        <w:pStyle w:val="Heading2"/>
+        <w:bidi/>
+        <w:spacing w:after="140" w:before="320"/>
+        <w:jc w:val="right"/>
+      </w:pPr>
+      <w:bookmarkStart w:name="bm_faqrah_18" w:id="1028"/>
+      <w:r>
+        <w:rPr>
+          <w:rFonts w:ascii="Aref Ruqaa" w:cs="Aref Ruqaa" w:eastAsia="Aref Ruqaa" w:hAnsi="Aref Ruqaa"/>
+          <w:b/>
+          <w:bCs/>
+          <w:i w:val="false"/>
+          <w:iCs w:val="false"/>
           <w:color w:val="0D2143"/>
           <w:sz w:val="28"/>
           <w:szCs w:val="28"/>
           <w:rtl/>
         </w:rPr>
-        <w:t xml:space="preserve">المبحث الخامس: تفهم دوافع المخالفين والتماس الأعذار لمن لم يتعمد المخالفة</w:t>
-      </w:r>
-      <w:bookmarkEnd w:id="1026"/>
-    </w:p>
-    <w:p>
-      <w:pPr>
-        <w:bidi/>
-        <w:spacing w:after="140" w:before="0" w:line="300"/>
-        <w:jc w:val="both"/>
-      </w:pPr>
-      <w:r>
-        <w:rPr>
-          <w:rFonts w:ascii="Amiri" w:cs="Amiri" w:eastAsia="Amiri" w:hAnsi="Amiri"/>
-          <w:b w:val="false"/>
-          <w:bCs w:val="false"/>
-          <w:i w:val="false"/>
-          <w:iCs w:val="false"/>
-          <w:color w:val="181410"/>
-          <w:sz w:val="22"/>
-          <w:szCs w:val="22"/>
-          <w:rtl/>
-        </w:rPr>
-        <w:t xml:space="preserve">يأتي هذا المبحث تتمة لما تقدم من مباحث هذا الفصل، فبعد التمييز بين أنواع المخالفين (المبحث الأول)، والتأكيد على وجوب الحكمة والرفق في التعامل معهم (المباحث الثاني إلى الرابع)، يبقى أصل مهم ينبغي استحضاره، وهو تفهم دوافع المخالفة والتماس الأعذار لمن لم يتعمدها. فليس كل من وقع في مخالفة قد تعمد الإعراض عن الحق وهو عالم به، بل قد يكون دافعه إلى ذلك خطأ في الاجتهاد، أو نسيانًا، أو إكراهًا من ظرف قاهر، أو نشأة في بيئة لم تُتَح له فيها معرفة الحق. وقد جاء الشرع الحكيم برفع المؤاخذة عمن كان هذا حاله، فقال النبي صلى الله عليه وسلم: «رُفِعَ عَنْ أُمَّتِي الْخَطَأُ وَالنِّسْيَانُ وَمَا اسْتُكْرِهُوا عَلَيْهِ» (رواه ابن ماجه، رقم 2045، وصححه الألباني في صحيح الجامع).</w:t>
-      </w:r>
-    </w:p>
-    <w:p>
-      <w:pPr>
-        <w:bidi/>
-        <w:spacing w:after="100" w:before="200" w:line="300"/>
-        <w:jc w:val="right"/>
-      </w:pPr>
-      <w:r>
-        <w:rPr>
-          <w:rFonts w:ascii="Amiri" w:cs="Amiri" w:eastAsia="Amiri" w:hAnsi="Amiri"/>
-          <w:b/>
-          <w:bCs/>
-          <w:i w:val="false"/>
-          <w:iCs w:val="false"/>
-          <w:color w:val="152C54"/>
-          <w:sz w:val="22"/>
-          <w:szCs w:val="22"/>
-          <w:rtl/>
-        </w:rPr>
-        <w:t xml:space="preserve">الأدلة</w:t>
-      </w:r>
-    </w:p>
-    <w:p>
-      <w:pPr>
-        <w:bidi/>
-        <w:spacing w:after="140" w:before="0" w:line="300"/>
-        <w:jc w:val="both"/>
-      </w:pPr>
-      <w:r>
-        <w:rPr>
-          <w:rFonts w:ascii="Amiri" w:cs="Amiri" w:eastAsia="Amiri" w:hAnsi="Amiri"/>
-          <w:b w:val="false"/>
-          <w:bCs w:val="false"/>
-          <w:i w:val="false"/>
-          <w:iCs w:val="false"/>
-          <w:color w:val="181410"/>
-          <w:sz w:val="22"/>
-          <w:szCs w:val="22"/>
-          <w:rtl/>
-        </w:rPr>
-        <w:t xml:space="preserve">يدل هذا الحديث على أصل عظيم في الشريعة، وهو أن الخطأ غير المتعمد لا يُؤاخَذ عليه صاحبه مؤاخذة من تعمد المخالفة عن علم وقصد، وأن هناك فرقًا بيّنًا بين من يخطئ عن جهل أو غفلة أو إكراه، وبين من يخطئ عن تعمد وانحراف واستكبار على الحق بعد بلوغه إياه. وهذا الأصل يوجب على الناصح والداعية أن ينظر في دوافع المخالف قبل الحكم عليه، فيلتمس له العذر إن كان ممن يُعذر، ويكون في تعامله معه أقرب إلى التعليم منه إلى التجريح. وقد سار على هذا المنهج سلف هذه الأمة الصالح، فقد كان من هديهم التحري في اللين والتماس الأعذار لمن لا يعلم أو لمن تأثر ببيئته، حتى نُقل عن أئمة الهدى، كالإمام أحمد بن حنبل والإمام الشافعي رحمهما الله، تحريهما الرفق مع المخالفين الذين لم تتضح لهم وجوه الحق، وتفريقهما بين هؤلاء وبين المعاندين المصرين على مخالفتهم بعد قيام الحجة عليهم.</w:t>
-      </w:r>
-    </w:p>
-    <w:p>
-      <w:pPr>
-        <w:bidi/>
-        <w:spacing w:after="100" w:before="200" w:line="300"/>
-        <w:jc w:val="right"/>
-      </w:pPr>
-      <w:r>
-        <w:rPr>
-          <w:rFonts w:ascii="Amiri" w:cs="Amiri" w:eastAsia="Amiri" w:hAnsi="Amiri"/>
-          <w:b/>
-          <w:bCs/>
-          <w:i w:val="false"/>
-          <w:iCs w:val="false"/>
-          <w:color w:val="152C54"/>
-          <w:sz w:val="22"/>
-          <w:szCs w:val="22"/>
-          <w:rtl/>
-        </w:rPr>
-        <w:t xml:space="preserve">فوائد ومسائل</w:t>
-      </w:r>
-    </w:p>
-    <w:p>
-      <w:pPr>
-        <w:bidi/>
-        <w:spacing w:after="140" w:before="0" w:line="300"/>
-        <w:jc w:val="both"/>
-      </w:pPr>
-      <w:r>
-        <w:rPr>
-          <w:rFonts w:ascii="Amiri" w:cs="Amiri" w:eastAsia="Amiri" w:hAnsi="Amiri"/>
-          <w:b w:val="false"/>
-          <w:bCs w:val="false"/>
-          <w:i w:val="false"/>
-          <w:iCs w:val="false"/>
-          <w:color w:val="181410"/>
-          <w:sz w:val="22"/>
-          <w:szCs w:val="22"/>
-          <w:rtl/>
-        </w:rPr>
-        <w:t xml:space="preserve">من أهم فوائد هذا المبحث أن التماس الأعذار لا يعني إسقاط الحكم الشرعي على الفعل ذاته، فالبدعة تبقى بدعة والمخالفة تبقى مخالفة توجب البيان والتحذير كما تقرر في المبحث الأول، لكن التماس العذر يتعلق بالحكم على الشخص لا بالحكم على الفعل؛ فقد يكون الفعل منكرًا في ذاته، بينما لا يستحق فاعله وصف الإصرار والعناد إذا كان جاهلًا لم تبلغه الحجة، أو متأولًا اجتهد فأخطأ، أو ناشئًا في بيئة لم يجد فيها من يبين له الحق. ومن فقه هذا الباب أيضًا أن الأعذار تتفاوت قوة وضعفًا بحسب قرب المخالف من مظان العلم وبعده عنها، فليس عذر من عاش في بيئة معزولة عن أهل العلم كعذر من خالطهم وسمع منهم ثم أعرض. وبهذا التفصيل يجتمع في منهج أهل السنة أصلان لا تناقض بينهما: الجزم ببطلان البدعة والتحذير منها، والرحمة بمن وقع فيها عن غير قصد وتعليمه ما يزيل عنه جهله، وهذا هو عين العدل والحكمة التي دعا إليها هذا الفصل بمباحثه الخمسة.</w:t>
+        <w:t xml:space="preserve">المبحث الأول: التزام الصحابة رضي الله عنهم بالسنة النبوية وأثره في صيانة الشريعة</w:t>
+      </w:r>
+      <w:bookmarkEnd w:id="1028"/>
+    </w:p>
+    <w:p>
+      <w:pPr>
+        <w:bidi/>
+        <w:spacing w:after="140" w:before="0" w:line="300"/>
+        <w:jc w:val="both"/>
+      </w:pPr>
+      <w:r>
+        <w:rPr>
+          <w:rFonts w:ascii="Amiri" w:cs="Amiri" w:eastAsia="Amiri" w:hAnsi="Amiri"/>
+          <w:b w:val="false"/>
+          <w:bCs w:val="false"/>
+          <w:i w:val="false"/>
+          <w:iCs w:val="false"/>
+          <w:color w:val="181410"/>
+          <w:sz w:val="22"/>
+          <w:szCs w:val="22"/>
+          <w:rtl/>
+        </w:rPr>
+        <w:t xml:space="preserve">لم تكن السنة عند الصحابة نصًّا يُستأنس به عند الحاجة، بل ركيزةً لا يقوم الدين بدونها؛ ولهذا حين نتأمل مواقفهم في هذا الباب لا نجد وصايا عامة بالتمسك بالخير، بل نجد تحذيرًا محددًا من إحداث ما لم يأذن به الشرع، وربطًا دقيقًا بين هذا الإحداث وفساد القلب قبل فساد العمل.</w:t>
+      </w:r>
+    </w:p>
+    <w:p>
+      <w:pPr>
+        <w:bidi/>
+        <w:spacing w:after="140" w:before="0" w:line="300"/>
+        <w:jc w:val="both"/>
+      </w:pPr>
+      <w:r>
+        <w:rPr>
+          <w:rFonts w:ascii="Amiri" w:cs="Amiri" w:eastAsia="Amiri" w:hAnsi="Amiri"/>
+          <w:b w:val="false"/>
+          <w:bCs w:val="false"/>
+          <w:i w:val="false"/>
+          <w:iCs w:val="false"/>
+          <w:color w:val="181410"/>
+          <w:sz w:val="22"/>
+          <w:szCs w:val="22"/>
+          <w:rtl/>
+        </w:rPr>
+        <w:t xml:space="preserve">يُجسّد هذا الموقف قول عبد الله بن مسعود رضي الله عنه، وهو أحد أضبط الصحابة لهدي النبي صلى الله عليه وسلم وأطولهم ملازمةً له: «اتَّبِعوا ولا تَبْتَدِعوا فقد كُفِيتُم، وكلُّ بدعةٍ ضلالة» (عبد الله بن مسعود رضي الله عنه). والكلمة الأولى فيه - «كُفيتم» - هي مفتاح الحجة: فابن مسعود لا يُحرّم الابتداع بحكمٍ مجرد، بل يُسنده إلى أن الحاجة إلى الإحداث أصلًا منتفية، لأن الوحي جاء كافيًا مستوعبًا، ومن استحدث بعد ذلك فإنما يزعم نقصًا في تشريعٍ كامل.</w:t>
+      </w:r>
+    </w:p>
+    <w:p>
+      <w:pPr>
+        <w:bidi/>
+        <w:spacing w:after="140" w:before="0" w:line="300"/>
+        <w:jc w:val="both"/>
+      </w:pPr>
+      <w:r>
+        <w:rPr>
+          <w:rFonts w:ascii="Amiri" w:cs="Amiri" w:eastAsia="Amiri" w:hAnsi="Amiri"/>
+          <w:b w:val="false"/>
+          <w:bCs w:val="false"/>
+          <w:i w:val="false"/>
+          <w:iCs w:val="false"/>
+          <w:color w:val="181410"/>
+          <w:sz w:val="22"/>
+          <w:szCs w:val="22"/>
+          <w:rtl/>
+        </w:rPr>
+        <w:t xml:space="preserve">أما عمر بن الخطاب رضي الله عنه فقد نقل المعنى نفسه إلى مساحة أعمق حين قال: «إني لأخاف إن تركتم شيئًا مما جاء به رسول الله صلى الله عليه وسلم أن تزيغ قلوبكم». والزَّيغ هنا ليس عقوبةً مقترنة بترك السنة على سبيل التهديد، بل هو - في تصوّر عمر - أثرها الطبيعي: فحين يتهاون المرء في جزءٍ يسير من الهدي النبوي، لا يفقد ذلك الجزء وحده، بل تبدأ استقامة قلبه بالميل عنه شيئًا فشيئًا، حتى يجد نفسه بعيدًا عن الجادة من غير أن يشعر بلحظة الانحراف. وبهذا يلتقي الأثران على معنًى واحد من زاويتين متكاملتين: الأول ينفي الحاجة إلى ما سوى السنة، والثاني يُحذّر من عاقبة إهمال شيء منها، وكلاهما يرفض الفصل بين الاتباع الظاهر واستقامة الباطن.</w:t>
+      </w:r>
+    </w:p>
+    <w:p>
+      <w:pPr>
+        <w:bidi/>
+        <w:spacing w:after="140" w:before="0" w:line="300"/>
+        <w:jc w:val="both"/>
+      </w:pPr>
+      <w:r>
+        <w:rPr>
+          <w:rFonts w:ascii="Amiri" w:cs="Amiri" w:eastAsia="Amiri" w:hAnsi="Amiri"/>
+          <w:b w:val="false"/>
+          <w:bCs w:val="false"/>
+          <w:i w:val="false"/>
+          <w:iCs w:val="false"/>
+          <w:color w:val="181410"/>
+          <w:sz w:val="22"/>
+          <w:szCs w:val="22"/>
+          <w:rtl/>
+        </w:rPr>
+        <w:t xml:space="preserve">وما كان هذا الموقف عند الصحابة اجتهادًا فرديًا قابلًا للتفاوت من واحدٍ إلى آخر، بل صار عرفًا جيليًا توارثه من عاصر التنزيل عمّن جاء بعده. ولعل في هذا وحده تفسيرًا لسلامة هذه الشريعة من التحريف الذي أصاب أممًا سبقتها: فحين يتحول تعظيم النص إلى ثقافةٍ جماعية لا موقف فردٍ عابر، يصعب على أي طارئ أن يجد له موطئ قدم.</w:t>
       </w:r>
     </w:p>
     <w:tbl>
@@ -7261,7 +7261,7 @@
                 <w:szCs w:val="22"/>
                 <w:rtl/>
               </w:rPr>
-              <w:t xml:space="preserve">أن يلتمس الأعذار لمن أخطأ عن جهل أو نسيان أو إكراه، فيعلّمه ويرفق به من غير أن يتنازل عن بيان بطلان مخالفته، مع بقاء الشدة والتحذير واجبين في حق من تعمد المخالفة بعد قيام الحجة عليه وأصر عليها عنادًا.</w:t>
+              <w:t xml:space="preserve">أن يستحضر المسلم أن تعظيم السنة عند الصحابة لم يكن تهذيبًا وجدانيًا، بل موقفًا معرفيًا بأن الوحي مكتفٍ بذاته لا يحتاج استدراكًا؛ فإذا تعامل مع سنة نبيّه بهذا الفهم أدرك أن التهاون في جزءٍ منها ليس تقصيرًا هامشيًا، بل هو الباب الذي يزيغ منه القلب أولًا قبل أن ينحرف العمل.</w:t>
             </w:r>
           </w:p>
         </w:tc>
@@ -7274,13 +7274,12 @@
     </w:p>
     <w:p>
       <w:pPr>
-        <w:pStyle w:val="Heading1"/>
-        <w:pageBreakBefore/>
-        <w:bidi/>
-        <w:spacing w:after="160" w:before="0"/>
+        <w:pStyle w:val="Heading2"/>
+        <w:bidi/>
+        <w:spacing w:after="140" w:before="320"/>
         <w:jc w:val="right"/>
       </w:pPr>
-      <w:bookmarkStart w:name="bm_fasl4" w:id="1027"/>
+      <w:bookmarkStart w:name="bm_faqrah_19" w:id="1029"/>
       <w:r>
         <w:rPr>
           <w:rFonts w:ascii="Aref Ruqaa" w:cs="Aref Ruqaa" w:eastAsia="Aref Ruqaa" w:hAnsi="Aref Ruqaa"/>
@@ -7288,79 +7287,76 @@
           <w:bCs/>
           <w:i w:val="false"/>
           <w:iCs w:val="false"/>
-          <w:color w:val="0A1830"/>
-          <w:sz w:val="34"/>
-          <w:szCs w:val="34"/>
-          <w:rtl/>
-        </w:rPr>
-        <w:t xml:space="preserve">الفصل الرابع — منهج الصحابة والتابعين في اتباع السنة النبوية وتطبيقها</w:t>
-      </w:r>
-      <w:bookmarkEnd w:id="1027"/>
-    </w:p>
-    <w:p>
-      <w:pPr>
-        <w:bidi/>
-        <w:spacing w:after="140" w:before="0" w:line="300"/>
-        <w:jc w:val="both"/>
-      </w:pPr>
-      <w:r>
-        <w:rPr>
-          <w:rFonts w:ascii="Amiri" w:cs="Amiri" w:eastAsia="Amiri" w:hAnsi="Amiri"/>
-          <w:b w:val="false"/>
-          <w:bCs w:val="false"/>
-          <w:i w:val="false"/>
-          <w:iCs w:val="false"/>
-          <w:color w:val="181410"/>
-          <w:sz w:val="22"/>
-          <w:szCs w:val="22"/>
-          <w:rtl/>
-        </w:rPr>
-        <w:t xml:space="preserve">تُعدُّ السنة النبوية الشريفة وحيًا من الله تعالى إلى نبيه محمد صلى الله عليه وسلم، وقد حفظت الشريعة الإسلامية نقاءها وسموّها من خلال التزام جيل الصحابة والتابعين بالسنة النبوية وتطبيقها على أرض الواقع. لقد أدرك هذان الجيلان أن التمسك بما جاء به النبي صلى الله عليه وسلم هو أساس الدين، وأن التهاون في ذلك يعرّض الأمة للفتن والانحراف عن منهج الحق. وكان الصحابة رضي الله عنهم، ثم من بعدهم التابعون، أكثر الناس التزامًا بسنن النبي صلى الله عليه وسلم، يقتدون بأقواله وأفعاله وتوجيهاته، ويعتبرونها مصدرًا للتشريع لا يمكن تجاوزه ولا الاستغناء عنه بحال. وفي هذا الفصل نتتبع معالم هذا المنهج عبر خمسة مباحث، تبدأ بالتزام الصحابة بالسنة وأثره في صيانة الشريعة، وتنتهي بجهود العلماء في تدوينها وحفظها عبر الأجيال.</w:t>
-      </w:r>
-    </w:p>
-    <w:p>
-      <w:pPr>
-        <w:pStyle w:val="Heading2"/>
-        <w:bidi/>
-        <w:spacing w:after="140" w:before="320"/>
-        <w:jc w:val="right"/>
-      </w:pPr>
-      <w:bookmarkStart w:name="bm_faqrah_18" w:id="1028"/>
-      <w:r>
-        <w:rPr>
-          <w:rFonts w:ascii="Aref Ruqaa" w:cs="Aref Ruqaa" w:eastAsia="Aref Ruqaa" w:hAnsi="Aref Ruqaa"/>
-          <w:b/>
-          <w:bCs/>
-          <w:i w:val="false"/>
-          <w:iCs w:val="false"/>
           <w:color w:val="0D2143"/>
           <w:sz w:val="28"/>
           <w:szCs w:val="28"/>
           <w:rtl/>
         </w:rPr>
-        <w:t xml:space="preserve">المبحث الأول: التزام الصحابة رضي الله عنهم بالسنة النبوية وأثره في صيانة الشريعة</w:t>
-      </w:r>
-      <w:bookmarkEnd w:id="1028"/>
-    </w:p>
-    <w:p>
-      <w:pPr>
-        <w:bidi/>
-        <w:spacing w:after="140" w:before="0" w:line="300"/>
-        <w:jc w:val="both"/>
-      </w:pPr>
-      <w:r>
-        <w:rPr>
-          <w:rFonts w:ascii="Amiri" w:cs="Amiri" w:eastAsia="Amiri" w:hAnsi="Amiri"/>
-          <w:b w:val="false"/>
-          <w:bCs w:val="false"/>
-          <w:i w:val="false"/>
-          <w:iCs w:val="false"/>
-          <w:color w:val="181410"/>
-          <w:sz w:val="22"/>
-          <w:szCs w:val="22"/>
-          <w:rtl/>
-        </w:rPr>
-        <w:t xml:space="preserve">كان الصحابة رضي الله عنهم من أحرص الناس على التمسك بالسنة النبوية، وكانوا ينظرون إليها باعتبارها وحيًا يُكمل القرآن الكريم ويُفسّره، لا مجرد نصوصٍ ثانوية يُستأنس بها عند الحاجة. لم يكن في تصورهم أن السنة تراثٌ مكمّل يُرجع إليه عند الضرورة، بل كانوا يوقنون أنها مصدر أساسي للتشريع إلى جانب القرآن الكريم، لا يقوم الدين إلا بهما معًا. وقد ورد عن جماعة منهم من الأقوال والمواقف ما يبيّن مدى حرصهم على تطبيق السنة كما وردت عن النبي صلى الله عليه وسلم، من غير زيادة ولا نقصان ولا تحريف.</w:t>
+        <w:t xml:space="preserve">المبحث الثاني: السنة النبوية مرجعًا أساسيًا للصحابة في الفتوى والقضاء</w:t>
+      </w:r>
+      <w:bookmarkEnd w:id="1029"/>
+    </w:p>
+    <w:p>
+      <w:pPr>
+        <w:bidi/>
+        <w:spacing w:after="140" w:before="0" w:line="300"/>
+        <w:jc w:val="both"/>
+      </w:pPr>
+      <w:r>
+        <w:rPr>
+          <w:rFonts w:ascii="Amiri" w:cs="Amiri" w:eastAsia="Amiri" w:hAnsi="Amiri"/>
+          <w:b w:val="false"/>
+          <w:bCs w:val="false"/>
+          <w:i w:val="false"/>
+          <w:iCs w:val="false"/>
+          <w:color w:val="181410"/>
+          <w:sz w:val="22"/>
+          <w:szCs w:val="22"/>
+          <w:rtl/>
+        </w:rPr>
+        <w:t xml:space="preserve">يذكر الأصوليون ترتيب أدلة الاستنباط - الكتاب فالسنة فالإجماع فالاجتهاد - وكأنه بناءٌ نظري صيغ في مجالس المناظرة. والحقيقة أن هذا الترتيب لم يُخترع، بل استُخرج، وكان له وجودٌ عملي قبل أن يوجد له اسم؛ ومنهج أبي بكر الصديق رضي الله عنه في القضاء نموذجٌ لذلك الوجود العملي بعينه.</w:t>
+      </w:r>
+    </w:p>
+    <w:p>
+      <w:pPr>
+        <w:bidi/>
+        <w:spacing w:after="140" w:before="0" w:line="300"/>
+        <w:jc w:val="both"/>
+      </w:pPr>
+      <w:r>
+        <w:rPr>
+          <w:rFonts w:ascii="Amiri" w:cs="Amiri" w:eastAsia="Amiri" w:hAnsi="Amiri"/>
+          <w:b w:val="false"/>
+          <w:bCs w:val="false"/>
+          <w:i w:val="false"/>
+          <w:iCs w:val="false"/>
+          <w:color w:val="181410"/>
+          <w:sz w:val="22"/>
+          <w:szCs w:val="22"/>
+          <w:rtl/>
+        </w:rPr>
+        <w:t xml:space="preserve">فقد نقل ابن القيم رحمه الله في «إعلام الموقعين» عن ميمون بن مهران أن أبا بكر رضي الله عنه كان إذا ورد عليه الحكم نظر أولًا في كتاب الله، فإن وجد فيه ما يقضي به قضى به، فإن لم يجد في الكتاب طلب السنة في المسألة، فإن وجد فيها سنةً عن رسول الله صلى الله عليه وسلم قضى بها، فإن أعياه أن يجد فيها سنة سأل المسلمين هل علموا للنبي صلى الله عليه وسلم فيها قضاءً، فإن لم يجد جمع رؤساء الناس وأهل العلم منهم فاستشارهم، فإذا اجتمع رأيهم على أمرٍ قضى به. أربع خطوات لا خطوة واحدة، وكل خطوة منها مشروطة بعجز التي قبلها: لا ينتقل إلى السنة إلا بعد أن يُعييه الكتاب، ولا إلى سؤال الناس إلا بعد أن تُعييه السنة، ولا إلى المشورة إلا بعد أن يُعييه سؤال الناس.</w:t>
+      </w:r>
+    </w:p>
+    <w:p>
+      <w:pPr>
+        <w:bidi/>
+        <w:spacing w:after="140" w:before="0" w:line="300"/>
+        <w:jc w:val="both"/>
+      </w:pPr>
+      <w:r>
+        <w:rPr>
+          <w:rFonts w:ascii="Amiri" w:cs="Amiri" w:eastAsia="Amiri" w:hAnsi="Amiri"/>
+          <w:b w:val="false"/>
+          <w:bCs w:val="false"/>
+          <w:i w:val="false"/>
+          <w:iCs w:val="false"/>
+          <w:color w:val="181410"/>
+          <w:sz w:val="22"/>
+          <w:szCs w:val="22"/>
+          <w:rtl/>
+        </w:rPr>
+        <w:t xml:space="preserve">ولم يكن عمر بن الخطاب رضي الله عنه بعيدًا عن هذا المسلك، بل زاد عليه صراحةً في السؤال نفسه؛ فكان إذا عُرضت عليه القضية يبدأ بـ: «هل ورد فيها شيء عن رسول الله صلى الله عليه وسلم؟»، فإن وُجد له حديثٌ ترك رأيه وأخذ به، وإن لم يجد اجتهد بعد استفراغ الوسع. والسؤال بصيغته هذه ليس إجراءً شكليًا، بل اعترافٌ عملي بأن رأي عمر - رغم مكانته وفقهه - لا يملك أن يبتدئ به الحكم، وإنما يُستدعى فقط حين يُغلَق باب النص.</w:t>
       </w:r>
     </w:p>
     <w:p>
@@ -7381,92 +7377,98 @@
           <w:szCs w:val="22"/>
           <w:rtl/>
         </w:rPr>
-        <w:t xml:space="preserve">الأدلة والآثار</w:t>
-      </w:r>
-    </w:p>
-    <w:p>
-      <w:pPr>
-        <w:bidi/>
-        <w:spacing w:after="140" w:before="0" w:line="300"/>
-        <w:jc w:val="both"/>
-      </w:pPr>
-      <w:r>
-        <w:rPr>
-          <w:rFonts w:ascii="Amiri" w:cs="Amiri" w:eastAsia="Amiri" w:hAnsi="Amiri"/>
-          <w:b w:val="false"/>
-          <w:bCs w:val="false"/>
-          <w:i w:val="false"/>
-          <w:iCs w:val="false"/>
-          <w:color w:val="181410"/>
-          <w:sz w:val="22"/>
-          <w:szCs w:val="22"/>
-          <w:rtl/>
-        </w:rPr>
-        <w:t xml:space="preserve">من أبرز ما اشتُهر في هذا الباب قول عبد الله بن مسعود رضي الله عنه، أحد كبار الصحابة وأعلمهم بالسنة: «اتَّبِعوا ولا تَبْتَدِعوا فقد كُفِيتُم، وكلُّ بدعةٍ ضلالة» (عبد الله بن مسعود رضي الله عنه). وهذه الكلمات تعكس فهمًا عميقًا لمنزلة الاتباع في الدين، فقد كان ابن مسعود يرى أن اتباع السنة هو الطريق الوحيد للوصول إلى الحق، وأن أي إحداثٍ في الدين لم يأذن به الشرع هو انحرافٌ عن الجادة، مهما حسُنت نية صاحبه أو استحسنه الناس. وقد كان ابن مسعود، بحكم ملازمته الطويلة للنبي صلى الله عليه وسلم وضبطه لهديه، من أشد الناس تحذيرًا من الابتداع في الدين، وأكثرهم دعوةً إلى الوقوف عند حدود ما جاء به الوحي.</w:t>
-      </w:r>
-    </w:p>
-    <w:p>
-      <w:pPr>
-        <w:bidi/>
-        <w:spacing w:after="140" w:before="0" w:line="300"/>
-        <w:jc w:val="both"/>
-      </w:pPr>
-      <w:r>
-        <w:rPr>
-          <w:rFonts w:ascii="Amiri" w:cs="Amiri" w:eastAsia="Amiri" w:hAnsi="Amiri"/>
-          <w:b w:val="false"/>
-          <w:bCs w:val="false"/>
-          <w:i w:val="false"/>
-          <w:iCs w:val="false"/>
-          <w:color w:val="181410"/>
-          <w:sz w:val="22"/>
-          <w:szCs w:val="22"/>
-          <w:rtl/>
-        </w:rPr>
-        <w:t xml:space="preserve">وقد رُوي عن عمر بن الخطاب رضي الله عنه في هذا المعنى قوله: «إني لأخاف إن تركتم شيئًا مما جاء به رسول الله صلى الله عليه وسلم أن تزيغ قلوبكم». وعمر رضي الله عنه، وهو من ألصق الصحابة بالنبي صلى الله عليه وسلم وأشدهم فقهًا في مقاصد الشريعة، كان يدرك خطورة التهاون في شيء من جوانب السنة، مهما بدا يسيرًا، إذ إن هذا التهاون قد يكون بابًا يُفضي إلى زيغ القلوب عن الحق شيئًا فشيئًا، حتى تتباعد عن هدي النبوة من حيث لا يشعر صاحبها.</w:t>
-      </w:r>
-    </w:p>
-    <w:p>
-      <w:pPr>
-        <w:bidi/>
-        <w:spacing w:after="100" w:before="200" w:line="300"/>
-        <w:jc w:val="right"/>
-      </w:pPr>
-      <w:r>
-        <w:rPr>
-          <w:rFonts w:ascii="Amiri" w:cs="Amiri" w:eastAsia="Amiri" w:hAnsi="Amiri"/>
-          <w:b/>
-          <w:bCs/>
-          <w:i w:val="false"/>
-          <w:iCs w:val="false"/>
-          <w:color w:val="152C54"/>
-          <w:sz w:val="22"/>
-          <w:szCs w:val="22"/>
-          <w:rtl/>
-        </w:rPr>
-        <w:t xml:space="preserve">فوائد ومسائل</w:t>
-      </w:r>
-    </w:p>
-    <w:p>
-      <w:pPr>
-        <w:bidi/>
-        <w:spacing w:after="140" w:before="0" w:line="300"/>
-        <w:jc w:val="both"/>
-      </w:pPr>
-      <w:r>
-        <w:rPr>
-          <w:rFonts w:ascii="Amiri" w:cs="Amiri" w:eastAsia="Amiri" w:hAnsi="Amiri"/>
-          <w:b w:val="false"/>
-          <w:bCs w:val="false"/>
-          <w:i w:val="false"/>
-          <w:iCs w:val="false"/>
-          <w:color w:val="181410"/>
-          <w:sz w:val="22"/>
-          <w:szCs w:val="22"/>
-          <w:rtl/>
-        </w:rPr>
-        <w:t xml:space="preserve">يستفاد من هذين الأثرين وأمثالهما جملة من المسائل المهمة؛ أولها أن الاتباع عند الصحابة رضي الله عنهم لم يكن مجرد سلوكٍ فردي، بل كان قناعةً راسخة بأن صيانة الدين من الضياع والتحريف لا تكون إلا بالتزام حدود ما جاء به الوحي، قرآنًا وسنة، ورفض كل ما يُقحم عليه من غير أصل. وثانيها أن ربط ترك السنة بزيغ القلوب، كما في أثر عمر رضي الله عنه، يكشف عن نظرة الصحابة الشمولية للسنة، إذ لم يكونوا يفصلون بين الجانب العملي والجانب القلبي في الالتزام بها، فترك السنة عندهم ليس تقصيرًا عمليًا فحسب، بل هو مؤذنٌ بخللٍ في القلب ذاته. وثالثها أن هذا المنهج الذي رسّخه كبار الصحابة كان هو الضمانة الأولى لبقاء الشريعة نقيةً من شوائب الأهواء والآراء المحدثة، إذ إن كل جيلٍ التزم هذا الأصل توارثه ممن قبله وورّثه لمن بعده، فتحقق بذلك حفظ الدين على مرّ العصور.</w:t>
-      </w:r>
+        <w:t xml:space="preserve">من الممارسة إلى النظرية</w:t>
+      </w:r>
+    </w:p>
+    <w:p>
+      <w:pPr>
+        <w:bidi/>
+        <w:spacing w:after="140" w:before="0" w:line="300"/>
+        <w:jc w:val="both"/>
+      </w:pPr>
+      <w:r>
+        <w:rPr>
+          <w:rFonts w:ascii="Amiri" w:cs="Amiri" w:eastAsia="Amiri" w:hAnsi="Amiri"/>
+          <w:b w:val="false"/>
+          <w:bCs w:val="false"/>
+          <w:i w:val="false"/>
+          <w:iCs w:val="false"/>
+          <w:color w:val="181410"/>
+          <w:sz w:val="22"/>
+          <w:szCs w:val="22"/>
+          <w:rtl/>
+        </w:rPr>
+        <w:t xml:space="preserve">هذا التدرج - لا مجرد ذكر السنة إلى جانب الكتاب - هو ما تحوّل لاحقًا إلى نظرية مراتب الأدلة عند الأصوليين؛ فالفقيه حين يقرأ اليوم أن السنة مقدَّمة على القياس والاجتهاد، إنما يقرأ صياغةً متأخرة لِما كان أبو بكر يمارسه دون أن يحتاج إلى تسميته. والفارق بين أن نعرف هذا الترتيب من كتب الأصول وأن نراه في سلوك خليفتين متعاقبين فارقٌ جوهري: الأول معرفةٌ بحجية الترتيب، والثاني شهادةٌ على أنه لم يكن يومًا نظرية مفروضة على الممارسة، بل كان الممارسة ذاتها قبل أن تُصاغ نظرية. ولهذا كانت سيرة أبي بكر وعمر رضي الله عنهما دليلًا لا يُستغنى عنه، لا لأنها تُخبرنا بما ينبغي أن يكون، بل لأنها تُثبت أن هذا الترتيب كان بالفعل هو الواقع المعيش.</w:t>
+      </w:r>
+    </w:p>
+    <w:tbl>
+      <w:tblPr>
+        <w:tblW w:type="pct" w:w="100%"/>
+        <w:tblBorders>
+          <w:top w:val="single" w:color="152C54" w:sz="6"/>
+          <w:left w:val="single" w:color="152C54" w:sz="24"/>
+          <w:bottom w:val="single" w:color="152C54" w:sz="6"/>
+          <w:right w:val="single" w:color="152C54" w:sz="6"/>
+          <w:insideH w:val="single" w:color="auto" w:sz="4"/>
+          <w:insideV w:val="single" w:color="auto" w:sz="4"/>
+        </w:tblBorders>
+      </w:tblPr>
+      <w:tblGrid>
+        <w:gridCol w:w="100"/>
+      </w:tblGrid>
+      <w:tr>
+        <w:tc>
+          <w:tcPr>
+            <w:shd w:fill="F6EFDD" w:val="clear"/>
+            <w:tcMar>
+              <w:top w:type="dxa" w:w="160"/>
+              <w:left w:type="dxa" w:w="200"/>
+              <w:bottom w:type="dxa" w:w="160"/>
+              <w:right w:type="dxa" w:w="200"/>
+            </w:tcMar>
+          </w:tcPr>
+          <w:p>
+            <w:pPr>
+              <w:bidi/>
+              <w:spacing w:after="80" w:before="0" w:line="300"/>
+              <w:jc w:val="both"/>
+            </w:pPr>
+            <w:r>
+              <w:rPr>
+                <w:rFonts w:ascii="Amiri" w:cs="Amiri" w:eastAsia="Amiri" w:hAnsi="Amiri"/>
+                <w:b/>
+                <w:bCs/>
+                <w:i w:val="false"/>
+                <w:iCs w:val="false"/>
+                <w:color w:val="0D2143"/>
+                <w:sz w:val="22"/>
+                <w:szCs w:val="22"/>
+                <w:rtl/>
+              </w:rPr>
+              <w:t xml:space="preserve">الاجتهاد عند فقدان النص:</w:t>
+            </w:r>
+            <w:r>
+              <w:rPr>
+                <w:rFonts w:ascii="Amiri" w:cs="Amiri" w:eastAsia="Amiri" w:hAnsi="Amiri"/>
+                <w:b w:val="false"/>
+                <w:bCs w:val="false"/>
+                <w:i w:val="false"/>
+                <w:iCs w:val="false"/>
+                <w:color w:val="181410"/>
+                <w:sz w:val="22"/>
+                <w:szCs w:val="22"/>
+                <w:rtl/>
+              </w:rPr>
+              <w:t xml:space="preserve"> بذل الفقيه وسعه في استنباط الحكم بعد التحقق من خلو المسألة من نصٍّ صريح في الكتاب أو السنة؛ وهو - كما دلّت عليه سيرة أبي بكر وعمر - محطة أخيرة في الترتيب، لا بديل متاح في أي محطة سواها.</w:t>
+            </w:r>
+          </w:p>
+        </w:tc>
+      </w:tr>
+    </w:tbl>
+    <w:p>
+      <w:pPr>
+        <w:spacing w:after="140"/>
+      </w:pPr>
     </w:p>
     <w:tbl>
       <w:tblPr>
@@ -7533,7 +7535,7 @@
                 <w:szCs w:val="22"/>
                 <w:rtl/>
               </w:rPr>
-              <w:t xml:space="preserve">يجب على المسلم أن يقتدي بمنهج الصحابة رضي الله عنهم في تعظيم السنة النبوية واعتبارها مصدرًا أصيلًا للتشريع لا يقل منزلةً عن القرآن الكريم في وجوب الاتباع، وأن يحذر الابتداع في الدين مهما زُيّن له، وأن يستشعر أن التهاون في شيء من هدي النبي صلى الله عليه وسلم قد يكون بداية انحرافٍ في القلب قبل أن يكون تقصيرًا في العمل.</w:t>
+              <w:t xml:space="preserve">ألا يُقدّم رأيه أو رأي غيره على نصٍّ من كتابٍ أو سنة، اقتداءً بمن كان أقدر الناس على الاجتهاد فما استعمله إلا بعد أن أعياه طلب النص؛ فإن كان هذا حال أبي بكر وعمر رضي الله عنهما، فمن دونهما أولى بالتثبت وأحرى بالتؤدة.</w:t>
             </w:r>
           </w:p>
         </w:tc>
@@ -7551,7 +7553,7 @@
         <w:spacing w:after="140" w:before="320"/>
         <w:jc w:val="right"/>
       </w:pPr>
-      <w:bookmarkStart w:name="bm_faqrah_19" w:id="1029"/>
+      <w:bookmarkStart w:name="bm_faqrah_20" w:id="1030"/>
       <w:r>
         <w:rPr>
           <w:rFonts w:ascii="Aref Ruqaa" w:cs="Aref Ruqaa" w:eastAsia="Aref Ruqaa" w:hAnsi="Aref Ruqaa"/>
@@ -7564,204 +7566,93 @@
           <w:szCs w:val="28"/>
           <w:rtl/>
         </w:rPr>
-        <w:t xml:space="preserve">المبحث الثاني: السنة النبوية مرجعًا أساسيًا للصحابة في الفتوى والقضاء</w:t>
-      </w:r>
-      <w:bookmarkEnd w:id="1029"/>
-    </w:p>
-    <w:p>
-      <w:pPr>
-        <w:bidi/>
-        <w:spacing w:after="140" w:before="0" w:line="300"/>
-        <w:jc w:val="both"/>
-      </w:pPr>
-      <w:r>
-        <w:rPr>
-          <w:rFonts w:ascii="Amiri" w:cs="Amiri" w:eastAsia="Amiri" w:hAnsi="Amiri"/>
-          <w:b w:val="false"/>
-          <w:bCs w:val="false"/>
-          <w:i w:val="false"/>
-          <w:iCs w:val="false"/>
-          <w:color w:val="181410"/>
-          <w:sz w:val="22"/>
-          <w:szCs w:val="22"/>
-          <w:rtl/>
-        </w:rPr>
-        <w:t xml:space="preserve">لم يكن التزام الصحابة رضي الله عنهم بالسنة النبوية مقتصرًا على جوانب العبادة الفردية فحسب، كما تقدم في المبحث الأول، بل تعدى ذلك إلى مجالات الحكم والقضاء والفتوى. فقد كانوا يلتزمون بالسنة عند إصدار الأحكام الشرعية، ويرون أنها المرجع الأول الذي يجب الرجوع إليه في كل ما يُعرض عليهم من نوازل ومسائل، وكانوا يحرصون على تطبيقها بحذافيرها، ويعتبرونها الحكم الفصل الذي لا يُعدَل عنه إلى غيره إلا عند فقدانه.</w:t>
-      </w:r>
-    </w:p>
-    <w:p>
-      <w:pPr>
-        <w:bidi/>
-        <w:spacing w:after="100" w:before="200" w:line="300"/>
-        <w:jc w:val="right"/>
-      </w:pPr>
-      <w:r>
-        <w:rPr>
-          <w:rFonts w:ascii="Amiri" w:cs="Amiri" w:eastAsia="Amiri" w:hAnsi="Amiri"/>
-          <w:b/>
-          <w:bCs/>
-          <w:i w:val="false"/>
-          <w:iCs w:val="false"/>
-          <w:color w:val="152C54"/>
-          <w:sz w:val="22"/>
-          <w:szCs w:val="22"/>
-          <w:rtl/>
-        </w:rPr>
-        <w:t xml:space="preserve">الأدلة والآثار</w:t>
-      </w:r>
-    </w:p>
-    <w:p>
-      <w:pPr>
-        <w:bidi/>
-        <w:spacing w:after="140" w:before="0" w:line="300"/>
-        <w:jc w:val="both"/>
-      </w:pPr>
-      <w:r>
-        <w:rPr>
-          <w:rFonts w:ascii="Amiri" w:cs="Amiri" w:eastAsia="Amiri" w:hAnsi="Amiri"/>
-          <w:b w:val="false"/>
-          <w:bCs w:val="false"/>
-          <w:i w:val="false"/>
-          <w:iCs w:val="false"/>
-          <w:color w:val="181410"/>
-          <w:sz w:val="22"/>
-          <w:szCs w:val="22"/>
-          <w:rtl/>
-        </w:rPr>
-        <w:t xml:space="preserve">من أشهر ما نُقل في هذا الباب المنهج الذي كان يسلكه أبو بكر الصديق رضي الله عنه، أول الخلفاء الراشدين، في نظره في القضايا التي تُعرض عليه؛ فقد نقل ابن القيم رحمه الله في «إعلام الموقعين» عن ميمون بن مهران أن أبا بكر رضي الله عنه كان إذا ورد عليه الحكم نظر أولًا في كتاب الله، فإن وجد فيه ما يقضي به قضى به، فإن لم يجد في الكتاب طلب السنة في المسألة، فإن وجد فيها سنةً عن رسول الله صلى الله عليه وسلم قضى بها، فإن أعياه أن يجد فيها سنة سأل المسلمين هل علموا للنبي صلى الله عليه وسلم فيها قضاءً، فإن لم يجد جمع رؤساء الناس وأهل العلم منهم فاستشارهم، فإذا اجتمع رأيهم على أمرٍ قضى به. وهذا المنهج الذي سار عليه أبو بكر رضي الله عنه يكشف عن ترتيبٍ دقيقٍ في مصادر التلقي عنده: الكتاب أولًا، ثم السنة ثانيًا، ثم الاجتهاد والمشورة عند فقدان النص، وهو ترتيبٌ صار بعد ذلك أصلًا من أصول الاستنباط عند الفقهاء.</w:t>
-      </w:r>
-    </w:p>
-    <w:p>
-      <w:pPr>
-        <w:bidi/>
-        <w:spacing w:after="140" w:before="0" w:line="300"/>
-        <w:jc w:val="both"/>
-      </w:pPr>
-      <w:r>
-        <w:rPr>
-          <w:rFonts w:ascii="Amiri" w:cs="Amiri" w:eastAsia="Amiri" w:hAnsi="Amiri"/>
-          <w:b w:val="false"/>
-          <w:bCs w:val="false"/>
-          <w:i w:val="false"/>
-          <w:iCs w:val="false"/>
-          <w:color w:val="181410"/>
-          <w:sz w:val="22"/>
-          <w:szCs w:val="22"/>
-          <w:rtl/>
-        </w:rPr>
-        <w:t xml:space="preserve">وعلى النهج نفسه سار عمر بن الخطاب رضي الله عنه، فكان إذا عُرض عليه الحكم في بعض المسائل يسأل: «هل ورد فيها شيء عن رسول الله صلى الله عليه وسلم؟»، فإن وُجد له حديثٌ ترك رأيه وأخذ بما جاء عن النبي صلى الله عليه وسلم، وإن لم يجد اجتهد رأيه بعد استفراغ الوسع في البحث. وهذا السلوك يعكس بوضوح تمسك الصحابة بالسنة كمرجعٍ أساسي يُقدَّم على الاجتهاد الشخصي، فالسنة عندهم كانت ميزان العدل والحق الذي لا يُتجاوز، ولم يكن الرأي عندهم إلا آخر ما يُلجأ إليه بعد استنفاد النظر في النص.</w:t>
-      </w:r>
-    </w:p>
-    <w:p>
-      <w:pPr>
-        <w:bidi/>
-        <w:spacing w:after="100" w:before="200" w:line="300"/>
-        <w:jc w:val="right"/>
-      </w:pPr>
-      <w:r>
-        <w:rPr>
-          <w:rFonts w:ascii="Amiri" w:cs="Amiri" w:eastAsia="Amiri" w:hAnsi="Amiri"/>
-          <w:b/>
-          <w:bCs/>
-          <w:i w:val="false"/>
-          <w:iCs w:val="false"/>
-          <w:color w:val="152C54"/>
-          <w:sz w:val="22"/>
-          <w:szCs w:val="22"/>
-          <w:rtl/>
-        </w:rPr>
-        <w:t xml:space="preserve">فوائد ومسائل</w:t>
-      </w:r>
-    </w:p>
-    <w:p>
-      <w:pPr>
-        <w:bidi/>
-        <w:spacing w:after="140" w:before="0" w:line="300"/>
-        <w:jc w:val="both"/>
-      </w:pPr>
-      <w:r>
-        <w:rPr>
-          <w:rFonts w:ascii="Amiri" w:cs="Amiri" w:eastAsia="Amiri" w:hAnsi="Amiri"/>
-          <w:b w:val="false"/>
-          <w:bCs w:val="false"/>
-          <w:i w:val="false"/>
-          <w:iCs w:val="false"/>
-          <w:color w:val="181410"/>
-          <w:sz w:val="22"/>
-          <w:szCs w:val="22"/>
-          <w:rtl/>
-        </w:rPr>
-        <w:t xml:space="preserve">يتضح من هذا المنهج أن الصحابة رضي الله عنهم أسّسوا عمليًا لترتيب مصادر التشريع الذي استقر عليه علماء الأصول من بعدهم، وهو تقديم النص على الرأي، وعدم اللجوء إلى الاجتهاد إلا عند فقدان الدليل من الكتاب والسنة. كما يتضح أن البحث عن السنة كان جهدًا فعليًا يبذله الصحابة قبل الحكم، لا مجرد استحضارٍ ذهني، إذ كان بعضهم يسأل غيره، وربما اجتمع الرأي جماعيًا على البحث عن النص قبل اللجوء إلى الاجتهاد. وفي هذا درسٌ بيّن لمن يتصدى للفتوى أو القضاء في كل عصر، ألا يستعجل إلى الرأي قبل استفراغ الوسع في طلب النص الشرعي.</w:t>
-      </w:r>
-    </w:p>
-    <w:tbl>
-      <w:tblPr>
-        <w:tblW w:type="pct" w:w="100%"/>
-        <w:tblBorders>
-          <w:top w:val="single" w:color="152C54" w:sz="6"/>
-          <w:left w:val="single" w:color="152C54" w:sz="24"/>
-          <w:bottom w:val="single" w:color="152C54" w:sz="6"/>
-          <w:right w:val="single" w:color="152C54" w:sz="6"/>
-          <w:insideH w:val="single" w:color="auto" w:sz="4"/>
-          <w:insideV w:val="single" w:color="auto" w:sz="4"/>
-        </w:tblBorders>
-      </w:tblPr>
-      <w:tblGrid>
-        <w:gridCol w:w="100"/>
-      </w:tblGrid>
-      <w:tr>
-        <w:tc>
-          <w:tcPr>
-            <w:shd w:fill="F6EFDD" w:val="clear"/>
-            <w:tcMar>
-              <w:top w:type="dxa" w:w="160"/>
-              <w:left w:type="dxa" w:w="200"/>
-              <w:bottom w:type="dxa" w:w="160"/>
-              <w:right w:type="dxa" w:w="200"/>
-            </w:tcMar>
-          </w:tcPr>
-          <w:p>
-            <w:pPr>
-              <w:bidi/>
-              <w:spacing w:after="80" w:before="0" w:line="300"/>
-              <w:jc w:val="both"/>
-            </w:pPr>
-            <w:r>
-              <w:rPr>
-                <w:rFonts w:ascii="Amiri" w:cs="Amiri" w:eastAsia="Amiri" w:hAnsi="Amiri"/>
-                <w:b/>
-                <w:bCs/>
-                <w:i w:val="false"/>
-                <w:iCs w:val="false"/>
-                <w:color w:val="0D2143"/>
-                <w:sz w:val="22"/>
-                <w:szCs w:val="22"/>
-                <w:rtl/>
-              </w:rPr>
-              <w:t xml:space="preserve">الاجتهاد عند فقدان النص:</w:t>
-            </w:r>
-            <w:r>
-              <w:rPr>
-                <w:rFonts w:ascii="Amiri" w:cs="Amiri" w:eastAsia="Amiri" w:hAnsi="Amiri"/>
-                <w:b w:val="false"/>
-                <w:bCs w:val="false"/>
-                <w:i w:val="false"/>
-                <w:iCs w:val="false"/>
-                <w:color w:val="181410"/>
-                <w:sz w:val="22"/>
-                <w:szCs w:val="22"/>
-                <w:rtl/>
-              </w:rPr>
-              <w:t xml:space="preserve"> هو بذل الفقيه وسعه في استنباط الحكم الشرعي بعد التحقق من عدم وجود نصٍ صريح في المسألة من الكتاب أو السنة، وهو ما سار عليه كبار الصحابة رضي الله عنهم، ترتيبًا لا تخييرًا.</w:t>
-            </w:r>
-          </w:p>
-        </w:tc>
-      </w:tr>
-    </w:tbl>
-    <w:p>
-      <w:pPr>
-        <w:spacing w:after="140"/>
-      </w:pPr>
+        <w:t xml:space="preserve">المبحث الثالث: نقل التابعين للسنة النبوية وحفظهم إياها</w:t>
+      </w:r>
+      <w:bookmarkEnd w:id="1030"/>
+    </w:p>
+    <w:p>
+      <w:pPr>
+        <w:bidi/>
+        <w:spacing w:after="140" w:before="0" w:line="300"/>
+        <w:jc w:val="both"/>
+      </w:pPr>
+      <w:r>
+        <w:rPr>
+          <w:rFonts w:ascii="Amiri" w:cs="Amiri" w:eastAsia="Amiri" w:hAnsi="Amiri"/>
+          <w:b w:val="false"/>
+          <w:bCs w:val="false"/>
+          <w:i w:val="false"/>
+          <w:iCs w:val="false"/>
+          <w:color w:val="181410"/>
+          <w:sz w:val="22"/>
+          <w:szCs w:val="22"/>
+          <w:rtl/>
+        </w:rPr>
+        <w:t xml:space="preserve">ثمة فارقٌ دقيق بين ناقلٍ للسنة يروي عمّن لم يلقه، وناقلٍ عاصر من رأى النبي صلى الله عليه وسلم وسمع منه مباشرة؛ والتابعون كانوا من الصنف الثاني، وهذا وحده يمنح نقلهم وزنًا لا يُدانيه نقل من جاء بعدهم مهما بلغت دقته. فهم لم ينقلوا نصوصًا مجردة، بل نقلوا - إلى جانبها - طريقة فهم الصحابة لها وتطبيقهم إياها، وهو ما لا يُستفاد من النص وحده.</w:t>
+      </w:r>
+    </w:p>
+    <w:p>
+      <w:pPr>
+        <w:bidi/>
+        <w:spacing w:after="140" w:before="0" w:line="300"/>
+        <w:jc w:val="both"/>
+      </w:pPr>
+      <w:r>
+        <w:rPr>
+          <w:rFonts w:ascii="Amiri" w:cs="Amiri" w:eastAsia="Amiri" w:hAnsi="Amiri"/>
+          <w:b w:val="false"/>
+          <w:bCs w:val="false"/>
+          <w:i w:val="false"/>
+          <w:iCs w:val="false"/>
+          <w:color w:val="181410"/>
+          <w:sz w:val="22"/>
+          <w:szCs w:val="22"/>
+          <w:rtl/>
+        </w:rPr>
+        <w:t xml:space="preserve">ويُظهر هذا الوعي بوضوح قول سعيد بن المسيب رحمه الله، وهو من أعلم التابعين بأقضية الصحابة وفتاويهم: «ما من أمرٍ إلا ولي فيه سنةٌ من رسول الله صلى الله عليه وسلم، أو قولٌ من الصحابة» (سعيد بن المسيب رحمه الله). ولافتٌ أنه يذكر الأمرين معًا في نَفَسٍ واحد - سنة النبي وقول الصحابي - لا لأنه يساوي بينهما في المرتبة، بل لأن معرفته بأحدهما كانت غالبًا لا تنفك عن معرفته بالآخر: فكيف طُبّقت السنة عمليًا لا يُعرف في الغالب إلا من خلال ما نُقل عن الصحابة من تطبيقها.</w:t>
+      </w:r>
+    </w:p>
+    <w:p>
+      <w:pPr>
+        <w:bidi/>
+        <w:spacing w:after="140" w:before="0" w:line="300"/>
+        <w:jc w:val="both"/>
+      </w:pPr>
+      <w:r>
+        <w:rPr>
+          <w:rFonts w:ascii="Amiri" w:cs="Amiri" w:eastAsia="Amiri" w:hAnsi="Amiri"/>
+          <w:b w:val="false"/>
+          <w:bCs w:val="false"/>
+          <w:i w:val="false"/>
+          <w:iCs w:val="false"/>
+          <w:color w:val="181410"/>
+          <w:sz w:val="22"/>
+          <w:szCs w:val="22"/>
+          <w:rtl/>
+        </w:rPr>
+        <w:t xml:space="preserve">ويُنسب إلى الحسن البصري رحمه الله، وهو ممن اشتهر بتقواه وزهده من التابعين، أنه كان يعلّم تلاميذه أن السنة ميزانٌ يُوزن به الحق من الباطل، وأن ما وافقها فهو المعتبر وما خالفها فهو مردود - وإن كان هذا المعنى قد اشتهر عنه في كتب أهل العلم دون إسنادٍ محدد يمكن تعيينه بدقة. وحتى مع هذا التحفظ في الإسناد، يبقى المعنى صادقًا على منهج جيلٍ كامل لا على قول فرد: فمعيار الحسن هذا هو نفسه معيار سعيد بن المسيب وأمثاله، وإن اختلفت العبارة.</w:t>
+      </w:r>
+    </w:p>
+    <w:p>
+      <w:pPr>
+        <w:bidi/>
+        <w:spacing w:after="140" w:before="0" w:line="300"/>
+        <w:jc w:val="both"/>
+      </w:pPr>
+      <w:r>
+        <w:rPr>
+          <w:rFonts w:ascii="Amiri" w:cs="Amiri" w:eastAsia="Amiri" w:hAnsi="Amiri"/>
+          <w:b w:val="false"/>
+          <w:bCs w:val="false"/>
+          <w:i w:val="false"/>
+          <w:iCs w:val="false"/>
+          <w:color w:val="181410"/>
+          <w:sz w:val="22"/>
+          <w:szCs w:val="22"/>
+          <w:rtl/>
+        </w:rPr>
+        <w:t xml:space="preserve">وبهذا يتضح أن هذا الجيل لم يكن مجرد جسرٍ يعبر عليه اللفظ من عصرٍ إلى عصر، بل كان الحلقة التي حفظت مع اللفظ سياقه وتطبيقه، وهو ما سيحتاجه علماء الحديث بعد قرنٍ أو أكثر حين يشرعون في غربلة الروايات والتحقق من رجالها؛ إذ لم يكن بالإمكان بناء ذلك الصرح النقدي المتأخر لولا أن جيلًا كاملًا سبقه ورثةً أمناء لا نقلة عابرين.</w:t>
+      </w:r>
     </w:p>
     <w:tbl>
       <w:tblPr>
@@ -7828,7 +7719,7 @@
                 <w:szCs w:val="22"/>
                 <w:rtl/>
               </w:rPr>
-              <w:t xml:space="preserve">يجب على من يتصدى للفتوى أو القضاء أن يقتدي بمنهج أبي بكر وعمر رضي الله عنهما في تقديم نصوص الكتاب والسنة على كل رأيٍ واجتهاد، وألا يُقدم على الرأي الشخصي إلا بعد استفراغ الوسع في البحث عن الدليل، وأن يستشير أهل العلم عند غياب النص، اقتداءً بهدي الخلفاء الراشدين.</w:t>
+              <w:t xml:space="preserve">أن يعلم طالب العلم أن قيمة النقل عن السلف ليست في عبارته وحدها، بل في السياق الذي يحمله معه؛ فلا يكتفِ بحفظ الألفاظ، وليتحرَّ في نسبة الأقوال إلى أصحابها الدقة نفسها التي فرّق بها التابعون بين ما ثبت عندهم إسنادُه وما اشتهر دون تعيين قائله.</w:t>
             </w:r>
           </w:p>
         </w:tc>
@@ -7846,7 +7737,7 @@
         <w:spacing w:after="140" w:before="320"/>
         <w:jc w:val="right"/>
       </w:pPr>
-      <w:bookmarkStart w:name="bm_faqrah_20" w:id="1030"/>
+      <w:bookmarkStart w:name="bm_faqrah_21" w:id="1031"/>
       <w:r>
         <w:rPr>
           <w:rFonts w:ascii="Aref Ruqaa" w:cs="Aref Ruqaa" w:eastAsia="Aref Ruqaa" w:hAnsi="Aref Ruqaa"/>
@@ -7859,134 +7750,92 @@
           <w:szCs w:val="28"/>
           <w:rtl/>
         </w:rPr>
-        <w:t xml:space="preserve">المبحث الثالث: نقل التابعين للسنة النبوية وحفظهم إياها</w:t>
-      </w:r>
-      <w:bookmarkEnd w:id="1030"/>
-    </w:p>
-    <w:p>
-      <w:pPr>
-        <w:bidi/>
-        <w:spacing w:after="140" w:before="0" w:line="300"/>
-        <w:jc w:val="both"/>
-      </w:pPr>
-      <w:r>
-        <w:rPr>
-          <w:rFonts w:ascii="Amiri" w:cs="Amiri" w:eastAsia="Amiri" w:hAnsi="Amiri"/>
-          <w:b w:val="false"/>
-          <w:bCs w:val="false"/>
-          <w:i w:val="false"/>
-          <w:iCs w:val="false"/>
-          <w:color w:val="181410"/>
-          <w:sz w:val="22"/>
-          <w:szCs w:val="22"/>
-          <w:rtl/>
-        </w:rPr>
-        <w:t xml:space="preserve">حين ننتقل من جيل الصحابة إلى جيل التابعين، نجد أن هذا الجيل سار على النهج نفسه في الالتزام بالسنة ونقلها بأمانة وحرص، كما تقدم بيانه في المبحثين الأول والثاني. فقد كان التابعون يرون أن اتباع السنة هو الواجب الأول، وأن المحافظة على ما جاء عن النبي صلى الله عليه وسلم وعن صحابته الكرام أمانةٌ في أعناقهم يجب أن يؤدوها بصدقٍ لمن يأتي بعدهم، فكانوا حلقة الوصل التي حفظت السنة من الانقطاع، ونقلتها من جيل المشاهدة إلى جيل الرواية والتدوين.</w:t>
-      </w:r>
-    </w:p>
-    <w:p>
-      <w:pPr>
-        <w:bidi/>
-        <w:spacing w:after="100" w:before="200" w:line="300"/>
-        <w:jc w:val="right"/>
-      </w:pPr>
-      <w:r>
-        <w:rPr>
-          <w:rFonts w:ascii="Amiri" w:cs="Amiri" w:eastAsia="Amiri" w:hAnsi="Amiri"/>
-          <w:b/>
-          <w:bCs/>
-          <w:i w:val="false"/>
-          <w:iCs w:val="false"/>
-          <w:color w:val="152C54"/>
-          <w:sz w:val="22"/>
-          <w:szCs w:val="22"/>
-          <w:rtl/>
-        </w:rPr>
-        <w:t xml:space="preserve">الأدلة والآثار</w:t>
-      </w:r>
-    </w:p>
-    <w:p>
-      <w:pPr>
-        <w:bidi/>
-        <w:spacing w:after="140" w:before="0" w:line="300"/>
-        <w:jc w:val="both"/>
-      </w:pPr>
-      <w:r>
-        <w:rPr>
-          <w:rFonts w:ascii="Amiri" w:cs="Amiri" w:eastAsia="Amiri" w:hAnsi="Amiri"/>
-          <w:b w:val="false"/>
-          <w:bCs w:val="false"/>
-          <w:i w:val="false"/>
-          <w:iCs w:val="false"/>
-          <w:color w:val="181410"/>
-          <w:sz w:val="22"/>
-          <w:szCs w:val="22"/>
-          <w:rtl/>
-        </w:rPr>
-        <w:t xml:space="preserve">من كبار التابعين الذين اشتهروا بهذا المنهج سعيد بن المسيب رحمه الله، فقد كان يقول: «ما من أمرٍ إلا ولي فيه سنةٌ من رسول الله صلى الله عليه وسلم، أو قولٌ من الصحابة» (سعيد بن المسيب رحمه الله). ويعبّر هذا القول عن إدراكٍ عميق لدى سعيد بن المسيب لمكانة السنة وأقوال الصحابة في استنباط الأحكام، ويظهر مدى حرصه على ألا يصدر في مسألةٍ من مسائل الدين عن رأيٍ مجرد، بل عن أثرٍ يُسند إلى النبي صلى الله عليه وسلم أو إلى من لازمه من أصحابه.</w:t>
-      </w:r>
-    </w:p>
-    <w:p>
-      <w:pPr>
-        <w:bidi/>
-        <w:spacing w:after="140" w:before="0" w:line="300"/>
-        <w:jc w:val="both"/>
-      </w:pPr>
-      <w:r>
-        <w:rPr>
-          <w:rFonts w:ascii="Amiri" w:cs="Amiri" w:eastAsia="Amiri" w:hAnsi="Amiri"/>
-          <w:b w:val="false"/>
-          <w:bCs w:val="false"/>
-          <w:i w:val="false"/>
-          <w:iCs w:val="false"/>
-          <w:color w:val="181410"/>
-          <w:sz w:val="22"/>
-          <w:szCs w:val="22"/>
-          <w:rtl/>
-        </w:rPr>
-        <w:t xml:space="preserve">وممّا اشتهر في هذا المعنى أيضًا عن الحسن البصري رحمه الله، وهو من التابعين المعروفين بتقواهم وزهدهم، أنه كان يعلّم تلاميذه أن السنة هي الميزان الذي يُوزن به الحق من الباطل، وأن ما وافقها فهو المعتبر، وما خالفها فهو مردود، وإن كان هذا المعنى قد اشتهر عنه في كتب أهل العلم دون إسنادٍ محدد يمكن تعيينه بدقة، فإنه يبقى معبّرًا عن روح المنهج الذي كان عليه التابعون في تعظيم السنة واتخاذها معيارًا للحكم على الأقوال والأفعال، وكان الحسن البصري، من خلال هذه النظرة، يرسّخ في أذهان تلاميذه وأتباعه أهمية الالتزام بما جاء عن النبي صلى الله عليه وسلم، وعدم الحيدة عنه مهما كانت الظروف والأحوال.</w:t>
-      </w:r>
-    </w:p>
-    <w:p>
-      <w:pPr>
-        <w:bidi/>
-        <w:spacing w:after="100" w:before="200" w:line="300"/>
-        <w:jc w:val="right"/>
-      </w:pPr>
-      <w:r>
-        <w:rPr>
-          <w:rFonts w:ascii="Amiri" w:cs="Amiri" w:eastAsia="Amiri" w:hAnsi="Amiri"/>
-          <w:b/>
-          <w:bCs/>
-          <w:i w:val="false"/>
-          <w:iCs w:val="false"/>
-          <w:color w:val="152C54"/>
-          <w:sz w:val="22"/>
-          <w:szCs w:val="22"/>
-          <w:rtl/>
-        </w:rPr>
-        <w:t xml:space="preserve">فوائد ومسائل</w:t>
-      </w:r>
-    </w:p>
-    <w:p>
-      <w:pPr>
-        <w:bidi/>
-        <w:spacing w:after="140" w:before="0" w:line="300"/>
-        <w:jc w:val="both"/>
-      </w:pPr>
-      <w:r>
-        <w:rPr>
-          <w:rFonts w:ascii="Amiri" w:cs="Amiri" w:eastAsia="Amiri" w:hAnsi="Amiri"/>
-          <w:b w:val="false"/>
-          <w:bCs w:val="false"/>
-          <w:i w:val="false"/>
-          <w:iCs w:val="false"/>
-          <w:color w:val="181410"/>
-          <w:sz w:val="22"/>
-          <w:szCs w:val="22"/>
-          <w:rtl/>
-        </w:rPr>
-        <w:t xml:space="preserve">يستفاد من منهج التابعين أن حفظ السنة لم يكن مقتصرًا على مجرد الرواية اللفظية، بل تعداه إلى ترسيخ منهجٍ فكري يجعل السنة معيارًا شاملًا يُقاس عليه صواب الأقوال وفسادها. كما يتضح أن التابعين، إذ عاصروا كبار الصحابة وتلقّوا عنهم مباشرة، كانوا أقدر الناس على ضبط السنة ونقلها بصورتها الصحيحة، لأنهم جمعوا بين قرب العهد وشدة الورع في النقل. وهذا الجيل هو الذي مهّد الطريق لما جاء بعده من جهود التدوين المنظم للسنة، وهو ما سيأتي تفصيله في المبحث الخامس من هذا الفصل.</w:t>
+        <w:t xml:space="preserve">المبحث الرابع: أثر التزام السلف بالسنة في توحيد الأمة وتماسكها</w:t>
+      </w:r>
+      <w:bookmarkEnd w:id="1031"/>
+    </w:p>
+    <w:p>
+      <w:pPr>
+        <w:bidi/>
+        <w:spacing w:after="140" w:before="0" w:line="300"/>
+        <w:jc w:val="both"/>
+      </w:pPr>
+      <w:r>
+        <w:rPr>
+          <w:rFonts w:ascii="Amiri" w:cs="Amiri" w:eastAsia="Amiri" w:hAnsi="Amiri"/>
+          <w:b w:val="false"/>
+          <w:bCs w:val="false"/>
+          <w:i w:val="false"/>
+          <w:iCs w:val="false"/>
+          <w:color w:val="181410"/>
+          <w:sz w:val="22"/>
+          <w:szCs w:val="22"/>
+          <w:rtl/>
+        </w:rPr>
+        <w:t xml:space="preserve">لكل رأيٍ صاحب، وهذه وحدها كافية لتفسير عجز الآراء عن حسم الخلاف: فحين يُحتكم إلى رأي فلان، يبقى في الأفق سؤالٌ عن سبب ترجيح رأيه دون رأي غيره. أما السنة فلا تحمل هذا العيب؛ إذ لا تُنسب إلى طرفٍ من أطراف النزاع فيُتَّهم بالتحيز، ولا يملك أحدٌ أن يدّعي فيها حظًّا أوفر من غيره. ومن هذه الخاصية بالذات استمد التمسك بها قدرته على جمع الكلمة، لا على مجرد تنظيم العبادة.</w:t>
+      </w:r>
+    </w:p>
+    <w:p>
+      <w:pPr>
+        <w:bidi/>
+        <w:spacing w:after="140" w:before="0" w:line="300"/>
+        <w:jc w:val="both"/>
+      </w:pPr>
+      <w:r>
+        <w:rPr>
+          <w:rFonts w:ascii="Amiri" w:cs="Amiri" w:eastAsia="Amiri" w:hAnsi="Amiri"/>
+          <w:b w:val="false"/>
+          <w:bCs w:val="false"/>
+          <w:i w:val="false"/>
+          <w:iCs w:val="false"/>
+          <w:color w:val="181410"/>
+          <w:sz w:val="22"/>
+          <w:szCs w:val="22"/>
+          <w:rtl/>
+        </w:rPr>
+        <w:t xml:space="preserve">وقد عبّر الإمام الأوزاعي، أحد أئمة التابعين، عن هذا المعنى بعبارةٍ لا تحتمل التأويل: «عليكَ بآثارِ مَن سَلَف، وإنْ رَفَضَكَ الناسُ، وإيَّاكَ وآراءَ الرجالِ، وإنْ زَخْرَفُوا لكَ القولَ بالبِدَع» (الآجري، الشريعة). ولافتٌ في هذه العبارة أنها لا تشترط أن يوافقك الناس على تمسكك بالأثر - بل تفترض العكس - وأنها تصف مخالفة الأثر بـ«الزخرفة» لا بحسن القصد؛ أي أن جمال العبارة أو انتشار القول لا يمنحانه شرعية إن جانب هدي من سلف.</w:t>
+      </w:r>
+    </w:p>
+    <w:p>
+      <w:pPr>
+        <w:bidi/>
+        <w:spacing w:after="140" w:before="0" w:line="300"/>
+        <w:jc w:val="both"/>
+      </w:pPr>
+      <w:r>
+        <w:rPr>
+          <w:rFonts w:ascii="Amiri" w:cs="Amiri" w:eastAsia="Amiri" w:hAnsi="Amiri"/>
+          <w:b w:val="false"/>
+          <w:bCs w:val="false"/>
+          <w:i w:val="false"/>
+          <w:iCs w:val="false"/>
+          <w:color w:val="181410"/>
+          <w:sz w:val="22"/>
+          <w:szCs w:val="22"/>
+          <w:rtl/>
+        </w:rPr>
+        <w:t xml:space="preserve">ولم تكن هذه القناعة عند الأوزاعي وحده معزولةً عن سياقها؛ فقد شارك فيها عامة أئمة عصره، لأنهم أدركوا أمرًا بسيطًا في ظاهره: أن اختلاف الاجتهادات لا مفر منه في أي أمة حية، لكن هذا الاختلاف لا يتحول إلى فُرقة إلا حين يفتقر إلى ميزانٍ يحتكم إليه الجميع دون استثناء. والسنة كانت هذا الميزان بعينه، لا لأنها أوثق دليلًا فحسب، بل لأنها الدليل الوحيد الذي لا يملك أحدٌ في الأمة أن يدّعي احتكاره أو تفسيره وفق هواه دون رادّ.</w:t>
+      </w:r>
+    </w:p>
+    <w:p>
+      <w:pPr>
+        <w:bidi/>
+        <w:spacing w:after="140" w:before="0" w:line="300"/>
+        <w:jc w:val="both"/>
+      </w:pPr>
+      <w:r>
+        <w:rPr>
+          <w:rFonts w:ascii="Amiri" w:cs="Amiri" w:eastAsia="Amiri" w:hAnsi="Amiri"/>
+          <w:b w:val="false"/>
+          <w:bCs w:val="false"/>
+          <w:i w:val="false"/>
+          <w:iCs w:val="false"/>
+          <w:color w:val="181410"/>
+          <w:sz w:val="22"/>
+          <w:szCs w:val="22"/>
+          <w:rtl/>
+        </w:rPr>
+        <w:t xml:space="preserve">فوظيفة السنة هنا تتجاوز كونها مصدر أحكامٍ إلى كونها أداة ضبطٍ اجتماعي: تمنع الخلاف الفقهي من أن ينقلب خلافًا على الهوية، لأنها - خلافًا لكل رأيٍ بشري - لا طرف فيها يُغالَب ولا صاحب لها يُخصَم.</w:t>
       </w:r>
     </w:p>
     <w:tbl>
@@ -8054,7 +7903,7 @@
                 <w:szCs w:val="22"/>
                 <w:rtl/>
               </w:rPr>
-              <w:t xml:space="preserve">يجب على طالب العلم أن يقتدي بمنهج التابعين في اتخاذ السنة معيارًا يُوزن به كل قولٍ وعمل، وأن يتحرى الدقة والأمانة في نقل ما يبلغه من أقوال أهل العلم، فلا ينسب إلى السنة أو إلى أحدٍ من السلف ما لم يثبت عنه، اقتداءً بورع التابعين وحرصهم على صدق النقل.</w:t>
+              <w:t xml:space="preserve">أن يتذكر عند كل خلافٍ يعرض له أن مرجعية السنة لا تُقاس بمن قالها من الناس، بل بكونها الميزان الذي لا يملكه فريقٌ دون فريق؛ فيرد النزاع إليها لا إلى من يُحسن تزيين الرأي، عملًا بوصية الأوزاعي «عليك بآثار من سلف، وإن رفضك الناس».</w:t>
             </w:r>
           </w:p>
         </w:tc>
@@ -8072,7 +7921,7 @@
         <w:spacing w:after="140" w:before="320"/>
         <w:jc w:val="right"/>
       </w:pPr>
-      <w:bookmarkStart w:name="bm_faqrah_21" w:id="1031"/>
+      <w:bookmarkStart w:name="bm_faqrah_22" w:id="1032"/>
       <w:r>
         <w:rPr>
           <w:rFonts w:ascii="Aref Ruqaa" w:cs="Aref Ruqaa" w:eastAsia="Aref Ruqaa" w:hAnsi="Aref Ruqaa"/>
@@ -8085,30 +7934,113 @@
           <w:szCs w:val="28"/>
           <w:rtl/>
         </w:rPr>
-        <w:t xml:space="preserve">المبحث الرابع: أثر التزام السلف بالسنة في توحيد الأمة وتماسكها</w:t>
-      </w:r>
-      <w:bookmarkEnd w:id="1031"/>
-    </w:p>
-    <w:p>
-      <w:pPr>
-        <w:bidi/>
-        <w:spacing w:after="140" w:before="0" w:line="300"/>
-        <w:jc w:val="both"/>
-      </w:pPr>
-      <w:r>
-        <w:rPr>
-          <w:rFonts w:ascii="Amiri" w:cs="Amiri" w:eastAsia="Amiri" w:hAnsi="Amiri"/>
-          <w:b w:val="false"/>
-          <w:bCs w:val="false"/>
-          <w:i w:val="false"/>
-          <w:iCs w:val="false"/>
-          <w:color w:val="181410"/>
-          <w:sz w:val="22"/>
-          <w:szCs w:val="22"/>
-          <w:rtl/>
-        </w:rPr>
-        <w:t xml:space="preserve">إن التزام الصحابة والتابعين بالسنة النبوية، على النحو الذي بيّنته المباحث السابقة، لم يكن أثره مقصورًا على الجانب الشخصي أو العبادي، بل أسهم إسهامًا كبيرًا في توحيد صف الأمة وتماسكها، ونبذ الخلافات التي كان يمكن أن تُفرّقها. فالرجوع إلى السنة عند الاختلاف كان يجنّب الأمة كثيرًا من الفتن والانقسامات، ويجعلها متحدةً حول هدي النبي صلى الله عليه وسلم، بعيدًا عن تشتت الآراء وتضارب الأهواء.</w:t>
-      </w:r>
+        <w:t xml:space="preserve">المبحث الخامس: جهود العلماء في تدوين السنة وحفظها عبر الأجيال</w:t>
+      </w:r>
+      <w:bookmarkEnd w:id="1032"/>
+    </w:p>
+    <w:p>
+      <w:pPr>
+        <w:bidi/>
+        <w:spacing w:after="140" w:before="0" w:line="300"/>
+        <w:jc w:val="both"/>
+      </w:pPr>
+      <w:r>
+        <w:rPr>
+          <w:rFonts w:ascii="Amiri" w:cs="Amiri" w:eastAsia="Amiri" w:hAnsi="Amiri"/>
+          <w:b w:val="false"/>
+          <w:bCs w:val="false"/>
+          <w:i w:val="false"/>
+          <w:iCs w:val="false"/>
+          <w:color w:val="181410"/>
+          <w:sz w:val="22"/>
+          <w:szCs w:val="22"/>
+          <w:rtl/>
+        </w:rPr>
+        <w:t xml:space="preserve">جيل التابعين، كما تقدم، حمل السنة حاملًا أمينًا لسياقها؛ لكن الأمانة الشفوية - مهما بلغت دقتها - تظل عرضة لعارضين اثنين لم يكونا قائمين بالقدر نفسه في العصر الأول: اتساع رقعة الإسلام حتى تباعدت الأمصار، وتكاثر الروايات حتى اختلط بعضها ببعض. وهذان العارضان بالذات - لا مجرد الحرص على الحفظ - هما ما دفع العلماء إلى نقلةٍ نوعية: من حفظٍ يتوارثه الأفراد إلى تدوينٍ تضبطه قواعد.</w:t>
+      </w:r>
+    </w:p>
+    <w:p>
+      <w:pPr>
+        <w:bidi/>
+        <w:spacing w:after="140" w:before="0" w:line="300"/>
+        <w:jc w:val="both"/>
+      </w:pPr>
+      <w:r>
+        <w:rPr>
+          <w:rFonts w:ascii="Amiri" w:cs="Amiri" w:eastAsia="Amiri" w:hAnsi="Amiri"/>
+          <w:b w:val="false"/>
+          <w:bCs w:val="false"/>
+          <w:i w:val="false"/>
+          <w:iCs w:val="false"/>
+          <w:color w:val="181410"/>
+          <w:sz w:val="22"/>
+          <w:szCs w:val="22"/>
+          <w:rtl/>
+        </w:rPr>
+        <w:t xml:space="preserve">وكان الإمام مالك بن أنس رحمه الله في طليعة من قام بهذه النقلة، فكتب «الموطأ» منتقيًا فيه الأحاديث الصحيحة الثابتة، مرتبًا إياه ترتيبًا فقهيًا جعله - إلى جانب كونه مرجعًا حديثيًا - من أوائل المصنفات الجامعة بين رواية الحديث والاستنباط منه. ثم جاء الإمام الشافعي رحمه الله فخطا خطوةً أبعد: لم يكتفِ بجمع السنة، بل سأل سؤالًا أعمق - كيف يُستنبط الحكم من الكتاب والسنة أصلًا؟ - وأجاب عنه في «الرسالة» بمنهجٍ صار أصلًا لعلم أصول الفقه بعد ذلك.</w:t>
+      </w:r>
+    </w:p>
+    <w:p>
+      <w:pPr>
+        <w:bidi/>
+        <w:spacing w:after="140" w:before="0" w:line="300"/>
+        <w:jc w:val="both"/>
+      </w:pPr>
+      <w:r>
+        <w:rPr>
+          <w:rFonts w:ascii="Amiri" w:cs="Amiri" w:eastAsia="Amiri" w:hAnsi="Amiri"/>
+          <w:b w:val="false"/>
+          <w:bCs w:val="false"/>
+          <w:i w:val="false"/>
+          <w:iCs w:val="false"/>
+          <w:color w:val="181410"/>
+          <w:sz w:val="22"/>
+          <w:szCs w:val="22"/>
+          <w:rtl/>
+        </w:rPr>
+        <w:t xml:space="preserve">وعلى هذا الأساس بنى علماء الحديث، وفي مقدمتهم البخاري ومسلم رحمهما الله، صرحًا نقديًا صارمًا: اشترط البخاري اتصال السند وعدالة الراوي وضبطه، وسار مسلم على نهجٍ قريبٍ من هذه الدقة، حتى تفرّع عن جهدهما علما الجرح والتعديل ومصطلح الحديث، فصار بالإمكان تمييز الصحيح من الضعيف بمعايير يمكن تعلّمها وتطبيقها، لا بالحدس أو حسن الظن.</w:t>
+      </w:r>
+    </w:p>
+    <w:tbl>
+      <w:tblPr>
+        <w:tblW w:type="pct" w:w="100%"/>
+        <w:tblBorders>
+          <w:top w:val="single" w:color="A9812A" w:sz="6"/>
+          <w:left w:val="single" w:color="A9812A" w:sz="24"/>
+          <w:bottom w:val="single" w:color="A9812A" w:sz="6"/>
+          <w:right w:val="single" w:color="A9812A" w:sz="6"/>
+          <w:insideH w:val="single" w:color="auto" w:sz="4"/>
+          <w:insideV w:val="single" w:color="auto" w:sz="4"/>
+        </w:tblBorders>
+      </w:tblPr>
+      <w:tblGrid>
+        <w:gridCol w:w="100"/>
+      </w:tblGrid>
+      <w:tr>
+        <w:tc>
+          <w:tcPr>
+            <w:shd w:fill="FFFFFF" w:val="clear"/>
+            <w:tcMar>
+              <w:top w:type="dxa" w:w="160"/>
+              <w:left w:type="dxa" w:w="200"/>
+              <w:bottom w:type="dxa" w:w="160"/>
+              <w:right w:type="dxa" w:w="200"/>
+            </w:tcMar>
+          </w:tcPr>
+          <w:p>
+            <w:pPr>
+              <w:bidi/>
+              <w:spacing w:after="100" w:before="0" w:line="300"/>
+              <w:jc w:val="right"/>
+            </w:pPr>
+          </w:p>
+        </w:tc>
+      </w:tr>
+    </w:tbl>
+    <w:p>
+      <w:pPr>
+        <w:spacing w:after="140"/>
+      </w:pPr>
     </w:p>
     <w:p>
       <w:pPr>
@@ -8128,91 +8060,49 @@
           <w:szCs w:val="22"/>
           <w:rtl/>
         </w:rPr>
-        <w:t xml:space="preserve">الأدلة والآثار</w:t>
-      </w:r>
-    </w:p>
-    <w:p>
-      <w:pPr>
-        <w:bidi/>
-        <w:spacing w:after="140" w:before="0" w:line="300"/>
-        <w:jc w:val="both"/>
-      </w:pPr>
-      <w:r>
-        <w:rPr>
-          <w:rFonts w:ascii="Amiri" w:cs="Amiri" w:eastAsia="Amiri" w:hAnsi="Amiri"/>
-          <w:b w:val="false"/>
-          <w:bCs w:val="false"/>
-          <w:i w:val="false"/>
-          <w:iCs w:val="false"/>
-          <w:color w:val="181410"/>
-          <w:sz w:val="22"/>
-          <w:szCs w:val="22"/>
-          <w:rtl/>
-        </w:rPr>
-        <w:t xml:space="preserve">وقد قال الإمام الأوزاعي، أحد أئمة التابعين، في هذا السياق: «عليكَ بآثارِ مَن سَلَف، وإنْ رَفَضَكَ الناسُ، وإيَّاكَ وآراءَ الرجالِ، وإنْ زَخْرَفُوا لكَ القولَ بالبِدَع» (الآجري، الشريعة). وقد كان الأوزاعي يرى أن اتباع السنة هو الضمانة لبقاء الأمة على نهجٍ واحد، وأن الابتعاد عنها واتّباع الآراء المخالفة يؤدي إلى الفُرقة والتشرذم، فكان يحث الناس على التمسك بالسنة حتى لو خالفهم أكثر الناس، لأنها الحبل المتين الذي يحفظ وحدة الأمة ويصونها من التنازع.</w:t>
-      </w:r>
-    </w:p>
-    <w:p>
-      <w:pPr>
-        <w:bidi/>
-        <w:spacing w:after="140" w:before="0" w:line="300"/>
-        <w:jc w:val="both"/>
-      </w:pPr>
-      <w:r>
-        <w:rPr>
-          <w:rFonts w:ascii="Amiri" w:cs="Amiri" w:eastAsia="Amiri" w:hAnsi="Amiri"/>
-          <w:b w:val="false"/>
-          <w:bCs w:val="false"/>
-          <w:i w:val="false"/>
-          <w:iCs w:val="false"/>
-          <w:color w:val="181410"/>
-          <w:sz w:val="22"/>
-          <w:szCs w:val="22"/>
-          <w:rtl/>
-        </w:rPr>
-        <w:t xml:space="preserve">ولم يكن هذا المعنى وقفًا على الأوزاعي وحده، بل كان قناعةً راسخة عند عامة أئمة السلف قاطبة؛ فقد أدركوا أن اختلاف الآراء إذا تُرك بلا ميزانٍ جامع يتحول إلى تنازعٍ يمزّق وحدة الصف، وأن السنة النبوية هي الميزان الوحيد الذي يحتكم إليه الجميع دون تحيّز أو هوى، لأنها لا تُنسب إلى أحدٍ من الخلق فيُتحفّظ عليها أو يُعترض على صاحبها، وإنما تُنسب إلى النبي صلى الله عليه وسلم الذي أجمعت الأمة على وجوب اتباعه. ولهذا كان التمسك بالسنة عند تنازع الأمة في مسألةٍ من المسائل هو السبيل الذي يُطفئ الخلاف قبل أن يستفحل، ويردّ الجميع إلى أصلٍ واحدٍ لا يتعدد ولا يتفرق.</w:t>
-      </w:r>
-    </w:p>
-    <w:p>
-      <w:pPr>
-        <w:bidi/>
-        <w:spacing w:after="100" w:before="200" w:line="300"/>
-        <w:jc w:val="right"/>
-      </w:pPr>
-      <w:r>
-        <w:rPr>
-          <w:rFonts w:ascii="Amiri" w:cs="Amiri" w:eastAsia="Amiri" w:hAnsi="Amiri"/>
-          <w:b/>
-          <w:bCs/>
-          <w:i w:val="false"/>
-          <w:iCs w:val="false"/>
-          <w:color w:val="152C54"/>
-          <w:sz w:val="22"/>
-          <w:szCs w:val="22"/>
-          <w:rtl/>
-        </w:rPr>
-        <w:t xml:space="preserve">فوائد ومسائل</w:t>
-      </w:r>
-    </w:p>
-    <w:p>
-      <w:pPr>
-        <w:bidi/>
-        <w:spacing w:after="140" w:before="0" w:line="300"/>
-        <w:jc w:val="both"/>
-      </w:pPr>
-      <w:r>
-        <w:rPr>
-          <w:rFonts w:ascii="Amiri" w:cs="Amiri" w:eastAsia="Amiri" w:hAnsi="Amiri"/>
-          <w:b w:val="false"/>
-          <w:bCs w:val="false"/>
-          <w:i w:val="false"/>
-          <w:iCs w:val="false"/>
-          <w:color w:val="181410"/>
-          <w:sz w:val="22"/>
-          <w:szCs w:val="22"/>
-          <w:rtl/>
-        </w:rPr>
-        <w:t xml:space="preserve">يستفاد من هذا المبحث أن للسنة وظيفةً اجتماعية عظيمة إلى جانب وظيفتها التشريعية، وهي جمع كلمة الأمة على منهجٍ واحد، ودرء الفتن الناشئة عن تعدد الآراء وتضاربها. كما يتضح أن أئمة السلف كانوا يدركون أن الخروج عن السنة إلى الآراء المحدثة، مهما زُيّنت بحسن العبارة وحُسّنت بزخرف القول، هو بابٌ للفرقة لا للاجتماع، ولهذا كانوا يحذّرون أشد التحذير من متابعة كل ناعقٍ بقولٍ محدث، ويربطون النجاة من الفتن والانحرافات بالتمسك بما كان عليه النبي صلى الله عليه وسلم وأصحابه، إذ إن التمسك بهذا الأصل هو سبيل السلامة الذي أجمع عليه سلف هذه الأمة، وترك هذا الأصل هو الباب الذي تدخل منه الفرقة والاختلاف.</w:t>
+        <w:t xml:space="preserve">خاتمة الفصل</w:t>
+      </w:r>
+    </w:p>
+    <w:p>
+      <w:pPr>
+        <w:bidi/>
+        <w:spacing w:after="140" w:before="0" w:line="300"/>
+        <w:jc w:val="both"/>
+      </w:pPr>
+      <w:r>
+        <w:rPr>
+          <w:rFonts w:ascii="Amiri" w:cs="Amiri" w:eastAsia="Amiri" w:hAnsi="Amiri"/>
+          <w:b w:val="false"/>
+          <w:bCs w:val="false"/>
+          <w:i w:val="false"/>
+          <w:iCs w:val="false"/>
+          <w:color w:val="181410"/>
+          <w:sz w:val="22"/>
+          <w:szCs w:val="22"/>
+          <w:rtl/>
+        </w:rPr>
+        <w:t xml:space="preserve">إن الخيط الذي يربط هذه المباحث الخمسة ليس كونها جميعًا تتحدث عن السنة، بل كونها تُثبت مجتمعةً دعوى واحدة: أن حجية السنة لم تكن مسألة نظرية احتاجت إقناع جيل الصحابة والتابعين بها، بل كانت افتراضًا عاشوا عليه قبل أن يُكتب. سيرتهم بهذا دليلٌ من طبقةٍ تخالف أدلة الأصوليين المتأخرين: فالأصولي يستنبط الحجية من النص، وسيرة الصحابي والتابعي تكشفها وهي تُمارَس فعلًا بلا وسيطٍ نظري بينها وبين واقع الحياة؛ ولذلك لا تُقرأ هذه السير تاريخًا يُستأنس به، بل شاهدًا لا تكتمل قضية حجية السنة بدونه.</w:t>
+      </w:r>
+    </w:p>
+    <w:p>
+      <w:pPr>
+        <w:bidi/>
+        <w:spacing w:after="140" w:before="0" w:line="300"/>
+        <w:jc w:val="both"/>
+      </w:pPr>
+      <w:r>
+        <w:rPr>
+          <w:rFonts w:ascii="Amiri" w:cs="Amiri" w:eastAsia="Amiri" w:hAnsi="Amiri"/>
+          <w:b w:val="false"/>
+          <w:bCs w:val="false"/>
+          <w:i w:val="false"/>
+          <w:iCs w:val="false"/>
+          <w:color w:val="181410"/>
+          <w:sz w:val="22"/>
+          <w:szCs w:val="22"/>
+          <w:rtl/>
+        </w:rPr>
+        <w:t xml:space="preserve">وحين تدوّنت السنة أخيرًا على يد مالك والشافعي والبخاري ومسلم، لم يكن ذلك مرحلة منفصلة عما سبقها، بل الثمرة التي لم يكن لها أن تنضج لولا جذورها في التزام الصحابة، وقضاء الخلفاء الراشدين، وأمانة التابعين، ووظيفة السنة الجامعة للأمة. فمن أراد اليوم أن يفهم لماذا تحتل السنة هذه المكانة في التشريع، فلن يجد جوابًا وافيًا في كتب الأصول وحدها، بل سيحتاج أن يعود إلى هذا التاريخ العملي، حيث كانت الحجية تُمارَس قبل أن تُبرهن.</w:t>
       </w:r>
     </w:p>
     <w:tbl>
@@ -8280,7 +8170,7 @@
                 <w:szCs w:val="22"/>
                 <w:rtl/>
               </w:rPr>
-              <w:t xml:space="preserve">يجب على المسلم أن يستشعر أن التمسك بالسنة ليس شأنًا فرديًا فحسب، بل هو صمام أمان لوحدة الأمة، فلا يتبع رأيًا محدثًا مهما حسُن ظاهره إذا خالف ما كان عليه السلف الصالح، وأن يتخذ من قول الأوزاعي «عليك بآثار من سلف» منهجًا عمليًا عند الاختلاف، فيردّ النزاع إلى السنة لا إلى الأهواء.</w:t>
+              <w:t xml:space="preserve">أن يستحضر أن ما بين يديه من أحاديث صحيحة موثقة إنما وصله عبر سلسلة أماناتٍ متصلة، أول حلقاتها صحابيٌّ رفض أن يقضي برأيه قبل أن يسأل عن سنة، وآخرها محدّثٌ اشترط الاتصال والعدالة والضبط؛ فلا يقطع هذه السلسلة بنسبة قولٍ إلى السنة أو إلى أحدٍ من السلف دون تثبت، ولْيرجع فيما أشكل عليه إلى أهل الاختصاص.</w:t>
             </w:r>
           </w:p>
         </w:tc>
@@ -8293,12 +8183,13 @@
     </w:p>
     <w:p>
       <w:pPr>
-        <w:pStyle w:val="Heading2"/>
-        <w:bidi/>
-        <w:spacing w:after="140" w:before="320"/>
+        <w:pStyle w:val="Heading1"/>
+        <w:pageBreakBefore/>
+        <w:bidi/>
+        <w:spacing w:after="160" w:before="0"/>
         <w:jc w:val="right"/>
       </w:pPr>
-      <w:bookmarkStart w:name="bm_faqrah_22" w:id="1032"/>
+      <w:bookmarkStart w:name="bm_fasl5" w:id="1033"/>
       <w:r>
         <w:rPr>
           <w:rFonts w:ascii="Aref Ruqaa" w:cs="Aref Ruqaa" w:eastAsia="Aref Ruqaa" w:hAnsi="Aref Ruqaa"/>
@@ -8306,34 +8197,121 @@
           <w:bCs/>
           <w:i w:val="false"/>
           <w:iCs w:val="false"/>
+          <w:color w:val="0A1830"/>
+          <w:sz w:val="34"/>
+          <w:szCs w:val="34"/>
+          <w:rtl/>
+        </w:rPr>
+        <w:t xml:space="preserve">الفصل الخامس — الشبهات حول حجية السنة النبوية والرد عليها بالأدلة</w:t>
+      </w:r>
+      <w:bookmarkEnd w:id="1033"/>
+    </w:p>
+    <w:p>
+      <w:pPr>
+        <w:bidi/>
+        <w:spacing w:after="140" w:before="0" w:line="300"/>
+        <w:jc w:val="both"/>
+      </w:pPr>
+      <w:r>
+        <w:rPr>
+          <w:rFonts w:ascii="Amiri" w:cs="Amiri" w:eastAsia="Amiri" w:hAnsi="Amiri"/>
+          <w:b w:val="false"/>
+          <w:bCs w:val="false"/>
+          <w:i w:val="false"/>
+          <w:iCs w:val="false"/>
+          <w:color w:val="181410"/>
+          <w:sz w:val="22"/>
+          <w:szCs w:val="22"/>
+          <w:rtl/>
+        </w:rPr>
+        <w:t xml:space="preserve">لكل ركنٍ من أركان الدين خصومٌ يحاولون زعزعته، وقد نالت السنةَ النبويةَ حصةٌ موفورة من هذا الابتلاء؛ فهي - بعد كتاب الله عز وجل - الأصل الثاني الذي تُبنى عليه الأحكام: تُفسِّر مجمَل القرآن، وتُفصِّل مُبهَمه، وتُقيِّد مُطلقَه، وتُنشئ من الأحكام ما سكت القرآن عن تفصيله. وقد أجمعت الأمة، من عصر الصحابة إلى يومنا هذا، على أن هذا المقام لا يُنازَع فيه، لكن الإجماع على حجية شيء لا يعني انقطاع الطعن فيه؛ فكل مصدرٍ عظيم الأثر مطمعٌ لمن أراد هدم الدين من أساسه، وقد تنوعت طرائق الطعن في السنة بتنوع أزمنة القائلين بها وثقافاتهم: فمن قائلٍ يزعم أن القرآن وحده كافٍ فلا حاجة معه إلى نصٍّ آخر، إلى مشككٍ في أن يكون ما نُقل إلينا بعد أربعة عشر قرنًا صحيح النسبة إلى قائله، إلى من يزن السنة بميزان عقله الخاص فيرد منها ما لم يستوعبه، إلى من يحتج بوجود تعارضٍ ظاهري بين حديثين على انهيار المنظومة كلها، وأخيرًا إلى من يشكك في نقاء متونها من الدخيل الوافد عليها من ثقافاتٍ أخرى. والمتأمل في هذه الشبهات الخمس يلحظ أنها ليست مبحثًا واحدًا يتكرر بصيغ مختلفة، بل سُلّمٌ متدرج: فمن سلَّم بأن السنة مصدرٌ في الأصل، انتقل شكه إلى صحة ما وصل منها؛ ومن سلَّم بصحة النقل، انتقل شكه إلى موافقته للعقل؛ ومن سلَّم بذلك، انتقل شكه إلى اتساقها مع نفسها؛ ومن سلَّم بهذا كله، بقي له أن يشكك في نقاء مصدرها من كل دخيل. وهذا الفصل يتتبع هذا السلّم درجةً درجة، فيسوق كل شبهةٍ في أقوى ما تُصاغ به، قبل أن يكشف موضع الخلل فيها.</w:t>
+      </w:r>
+    </w:p>
+    <w:p>
+      <w:pPr>
+        <w:pStyle w:val="Heading2"/>
+        <w:bidi/>
+        <w:spacing w:after="140" w:before="320"/>
+        <w:jc w:val="right"/>
+      </w:pPr>
+      <w:bookmarkStart w:name="bm_faqrah_23" w:id="1034"/>
+      <w:r>
+        <w:rPr>
+          <w:rFonts w:ascii="Aref Ruqaa" w:cs="Aref Ruqaa" w:eastAsia="Aref Ruqaa" w:hAnsi="Aref Ruqaa"/>
+          <w:b/>
+          <w:bCs/>
+          <w:i w:val="false"/>
+          <w:iCs w:val="false"/>
           <w:color w:val="0D2143"/>
           <w:sz w:val="28"/>
           <w:szCs w:val="28"/>
           <w:rtl/>
         </w:rPr>
-        <w:t xml:space="preserve">المبحث الخامس: جهود العلماء في تدوين السنة وحفظها عبر الأجيال</w:t>
-      </w:r>
-      <w:bookmarkEnd w:id="1032"/>
-    </w:p>
-    <w:p>
-      <w:pPr>
-        <w:bidi/>
-        <w:spacing w:after="140" w:before="0" w:line="300"/>
-        <w:jc w:val="both"/>
-      </w:pPr>
-      <w:r>
-        <w:rPr>
-          <w:rFonts w:ascii="Amiri" w:cs="Amiri" w:eastAsia="Amiri" w:hAnsi="Amiri"/>
-          <w:b w:val="false"/>
-          <w:bCs w:val="false"/>
-          <w:i w:val="false"/>
-          <w:iCs w:val="false"/>
-          <w:color w:val="181410"/>
-          <w:sz w:val="22"/>
-          <w:szCs w:val="22"/>
-          <w:rtl/>
-        </w:rPr>
-        <w:t xml:space="preserve">مع مرور الزمن، وتوسع رقعة الإسلام، وتباعد الأمصار، أدرك علماء الأمة أن حفظ السنة وتدوينها ضرورةٌ لصيانتها من الضياع أو التحريف، بعد أن كانت محفوظةً في الصدور تنتقل بالمشافهة من جيلٍ إلى جيل، كما بيّنت المباحث السابقة في نقل الصحابة ثم التابعين لها. فبدأت جهود العلماء في جمع الأحاديث وتدوينها بطرقٍ علمية دقيقة تضمن توثيقها والتحقق من صحتها، حتى صارت السنة مدوّنةً مضبوطة، مصونةً من عبث العابثين وتحريف المبطلين.</w:t>
+        <w:t xml:space="preserve">المبحث الأول: شبهة الاكتفاء بالقرآن الكريم عن السنة النبوية</w:t>
+      </w:r>
+      <w:bookmarkEnd w:id="1034"/>
+    </w:p>
+    <w:p>
+      <w:pPr>
+        <w:bidi/>
+        <w:spacing w:after="140" w:before="0" w:line="300"/>
+        <w:jc w:val="both"/>
+      </w:pPr>
+      <w:r>
+        <w:rPr>
+          <w:rFonts w:ascii="Amiri" w:cs="Amiri" w:eastAsia="Amiri" w:hAnsi="Amiri"/>
+          <w:b w:val="false"/>
+          <w:bCs w:val="false"/>
+          <w:i w:val="false"/>
+          <w:iCs w:val="false"/>
+          <w:color w:val="181410"/>
+          <w:sz w:val="22"/>
+          <w:szCs w:val="22"/>
+          <w:rtl/>
+        </w:rPr>
+        <w:t xml:space="preserve">تطالعنا في العصر الحديث دعوى الاكتفاء بالقرآن الكريم عن السنة، ولها جذورٌ عند طوائف قديمة سبقت عصرنا بقرون. وأقوى ما تُصاغ به هذه الدعوى ليس مجرد الاستشهاد بآيةٍ مفردة، بل استدلالٌ متكامل: فالقرآن يصف نفسه بأنه ما فرَّط في شيء، </w:t>
+      </w:r>
+      <w:r>
+        <w:rPr>
+          <w:rFonts w:ascii="Amiri Quran" w:cs="Amiri Quran" w:eastAsia="Amiri Quran" w:hAnsi="Amiri Quran"/>
+          <w:b w:val="false"/>
+          <w:bCs w:val="false"/>
+          <w:i w:val="false"/>
+          <w:iCs w:val="false"/>
+          <w:color w:val="0D2143"/>
+          <w:sz w:val="26"/>
+          <w:szCs w:val="26"/>
+          <w:rtl/>
+        </w:rPr>
+        <w:t xml:space="preserve">﴿مَا فَرَّطْنَا فِي الْكِتَابِ مِنْ شَيْءٍ﴾</w:t>
+      </w:r>
+      <w:r>
+        <w:rPr>
+          <w:rFonts w:ascii="Cairo" w:cs="Cairo" w:eastAsia="Cairo" w:hAnsi="Cairo"/>
+          <w:b/>
+          <w:bCs/>
+          <w:i w:val="false"/>
+          <w:iCs w:val="false"/>
+          <w:color w:val="8A6A1F"/>
+          <w:sz w:val="16"/>
+          <w:szCs w:val="16"/>
+          <w:rtl/>
+        </w:rPr>
+        <w:t xml:space="preserve"> [الأنعام: 38]</w:t>
+      </w:r>
+      <w:r>
+        <w:rPr>
+          <w:rFonts w:ascii="Amiri" w:cs="Amiri" w:eastAsia="Amiri" w:hAnsi="Amiri"/>
+          <w:b w:val="false"/>
+          <w:bCs w:val="false"/>
+          <w:i w:val="false"/>
+          <w:iCs w:val="false"/>
+          <w:color w:val="181410"/>
+          <w:sz w:val="22"/>
+          <w:szCs w:val="22"/>
+          <w:rtl/>
+        </w:rPr>
+        <w:t xml:space="preserve">، وهذا - في نظر أصحاب الدعوى - وعدٌ بالكفاية والاستغناء؛ فإذا صحّ هذا الوعد، وأُلزم المسلم في الوقت ذاته بالرجوع إلى منظومة أخرى ضخمة من النصوص المنقولة آحادًا عبر أجيال ليستنبط منها ما لم يجده صريحًا في كتاب ربه، فقد انتقض الوعد من أصله؛ إذ صار كمال الدين وبيانه رهينًا بمادةٍ أدنى يقينًا من القرآن ذاته، لأن القرآن تواتر لفظًا وحرفًا، بينما نُقل معظم السنة آحادًا جيلًا بعد جيل، ولم يبلغ كثيرٌ منه درجة التواتر التي بلغها القرآن. فكيف - يتساءل أصحاب هذه الدعوى - يُبنى الدين الواحد على مصدرين متفاوتي اليقين، ويُجعل الأدنى يقينًا حاكمًا أحيانًا على الأعلى، بتخصيص عمومه وتقييد مطلقه؟</w:t>
       </w:r>
     </w:p>
     <w:p>
@@ -8354,91 +8332,28 @@
           <w:szCs w:val="22"/>
           <w:rtl/>
         </w:rPr>
-        <w:t xml:space="preserve">الأدلة والآثار</w:t>
-      </w:r>
-    </w:p>
-    <w:p>
-      <w:pPr>
-        <w:bidi/>
-        <w:spacing w:after="140" w:before="0" w:line="300"/>
-        <w:jc w:val="both"/>
-      </w:pPr>
-      <w:r>
-        <w:rPr>
-          <w:rFonts w:ascii="Amiri" w:cs="Amiri" w:eastAsia="Amiri" w:hAnsi="Amiri"/>
-          <w:b w:val="false"/>
-          <w:bCs w:val="false"/>
-          <w:i w:val="false"/>
-          <w:iCs w:val="false"/>
-          <w:color w:val="181410"/>
-          <w:sz w:val="22"/>
-          <w:szCs w:val="22"/>
-          <w:rtl/>
-        </w:rPr>
-        <w:t xml:space="preserve">وكان من أوائل من قاموا بهذه المهمة العظيمة الإمام مالك بن أنس رحمه الله، الذي كتب «الموطأ»، وحرص فيه على اختيار الأحاديث الصحيحة الثابتة، ورتّبه بطريقةٍ علمية جعلت منه مرجعًا لأهل العلم في زمانه وما بعده، حتى عُدّ من أوائل المصنفات الجامعة بين الحديث والفقه. تلا ذلك جهد الإمام الشافعي رحمه الله، الذي لم يقتصر على تدوين السنة فحسب، بل أسس علم أصول الفقه على قواعد مستنبطة من الكتاب والسنة، وكتب «الرسالة» التي وضع فيها منهجًا علميًا للاستنباط، فكان بذلك من أوائل من صاغ قواعد منهجية منضبطة لاستنباط الأحكام من الكتاب والسنة معًا، وهو ما استفاد منه من جاء بعده من أهل العلم في ضبط طرق الاستدلال.</w:t>
-      </w:r>
-    </w:p>
-    <w:p>
-      <w:pPr>
-        <w:bidi/>
-        <w:spacing w:after="140" w:before="0" w:line="300"/>
-        <w:jc w:val="both"/>
-      </w:pPr>
-      <w:r>
-        <w:rPr>
-          <w:rFonts w:ascii="Amiri" w:cs="Amiri" w:eastAsia="Amiri" w:hAnsi="Amiri"/>
-          <w:b w:val="false"/>
-          <w:bCs w:val="false"/>
-          <w:i w:val="false"/>
-          <w:iCs w:val="false"/>
-          <w:color w:val="181410"/>
-          <w:sz w:val="22"/>
-          <w:szCs w:val="22"/>
-          <w:rtl/>
-        </w:rPr>
-        <w:t xml:space="preserve">وجاء من بعدهم علماء الحديث، كالإمام البخاري والإمام مسلم رحمهما الله، فقاموا بجمع الأحاديث الصحيحة وتنقيحها وفق معايير صارمة، حيث اشترط البخاري أن يكون الحديث متصل السند، وأن يكون الراوي عدلًا ضابطًا، وسار مسلم على نهجٍ قريبٍ من هذا في الدقة والتحري. وقد ضمنت هذه الجهود الجبارة في تدوين السنة وصيانتها أن تصلنا الأحاديث النبوية بأعلى درجات الدقة والأمانة، فكان علم الجرح والتعديل، وعلم مصطلح الحديث الذي تفرّع عن هذه الجهود، سياجًا منيعًا حال دون اختلاط الصحيح بالضعيف، أو الثابت بالموضوع المكذوب.</w:t>
-      </w:r>
-    </w:p>
-    <w:p>
-      <w:pPr>
-        <w:bidi/>
-        <w:spacing w:after="100" w:before="200" w:line="300"/>
-        <w:jc w:val="right"/>
-      </w:pPr>
-      <w:r>
-        <w:rPr>
-          <w:rFonts w:ascii="Amiri" w:cs="Amiri" w:eastAsia="Amiri" w:hAnsi="Amiri"/>
-          <w:b/>
-          <w:bCs/>
-          <w:i w:val="false"/>
-          <w:iCs w:val="false"/>
-          <w:color w:val="152C54"/>
-          <w:sz w:val="22"/>
-          <w:szCs w:val="22"/>
-          <w:rtl/>
-        </w:rPr>
-        <w:t xml:space="preserve">فوائد ومسائل</w:t>
-      </w:r>
-    </w:p>
-    <w:p>
-      <w:pPr>
-        <w:bidi/>
-        <w:spacing w:after="140" w:before="0" w:line="300"/>
-        <w:jc w:val="both"/>
-      </w:pPr>
-      <w:r>
-        <w:rPr>
-          <w:rFonts w:ascii="Amiri" w:cs="Amiri" w:eastAsia="Amiri" w:hAnsi="Amiri"/>
-          <w:b w:val="false"/>
-          <w:bCs w:val="false"/>
-          <w:i w:val="false"/>
-          <w:iCs w:val="false"/>
-          <w:color w:val="181410"/>
-          <w:sz w:val="22"/>
-          <w:szCs w:val="22"/>
-          <w:rtl/>
-        </w:rPr>
-        <w:t xml:space="preserve">يتبين من هذا المبحث أن تدوين السنة لم يكن عملًا عشوائيًا، بل كان امتدادًا طبيعيًا لمنهج الصحابة والتابعين في تعظيم السنة والحرص على صدق نقلها، غير أنه انتقل من مرحلة الحفظ الفردي والنقل الشفهي إلى مرحلة التدوين المنظم القائم على قواعد علمية دقيقة. كما يتضح أن اشتراط اتصال السند وعدالة الرواة وضبطهم، كما فعل البخاري ومسلم، هو الثمرة الناضجة لذلك الحرص الذي بدأ عند الصحابة حين كانوا يسألون عن السنة قبل الحكم، كما تقدم في المبحث الثاني، ثم عند التابعين حين كانوا يربطون كل أمرٍ بسنةٍ أو أثرٍ عن الصحابة، كما تقدم في المبحث الثالث. وبهذا يتضح أن سلسلة الحفظ والنقل لم تنقطع من عهد النبوة إلى عهد التدوين، بل كانت حلقاتٍ متصلة، كل جيلٍ فيها أدّى الأمانة لمن بعده.</w:t>
+        <w:t xml:space="preserve">وجه الرد</w:t>
+      </w:r>
+    </w:p>
+    <w:p>
+      <w:pPr>
+        <w:bidi/>
+        <w:spacing w:after="140" w:before="0" w:line="300"/>
+        <w:jc w:val="both"/>
+      </w:pPr>
+      <w:r>
+        <w:rPr>
+          <w:rFonts w:ascii="Amiri" w:cs="Amiri" w:eastAsia="Amiri" w:hAnsi="Amiri"/>
+          <w:b w:val="false"/>
+          <w:bCs w:val="false"/>
+          <w:i w:val="false"/>
+          <w:iCs w:val="false"/>
+          <w:color w:val="181410"/>
+          <w:sz w:val="22"/>
+          <w:szCs w:val="22"/>
+          <w:rtl/>
+        </w:rPr>
+        <w:t xml:space="preserve">وأول ما يُقال في هذا الاستدلال أنه يحمل لفظ «الكتاب» في الآية على القرآن حصرًا، وهذا خلاف ما قرره جمهور المفسرين؛ فقد نقل ابن كثير عن ابن عباس رضي الله عنهما وغيره أن المراد بـ«الكتاب» هاهنا هو اللوح المحفوظ، أي علم الله المحيط بكل شيء، لا مصحفٌ بين دفتين. لكن هذا وحده ردٌّ جزئي، لأنه - وإن رجّحه أكثر المفسرين - ليس محل إجماعٍ حرفي، وسيقول قائل: ولو سلّمنا جدلًا أن المراد القرآن، أفلا يزال الإشكال قائمًا؟</w:t>
       </w:r>
     </w:p>
     <w:tbl>
@@ -8485,6 +8400,174 @@
     <w:p>
       <w:pPr>
         <w:bidi/>
+        <w:spacing w:after="140" w:before="0" w:line="300"/>
+        <w:jc w:val="both"/>
+      </w:pPr>
+      <w:r>
+        <w:rPr>
+          <w:rFonts w:ascii="Amiri" w:cs="Amiri" w:eastAsia="Amiri" w:hAnsi="Amiri"/>
+          <w:b w:val="false"/>
+          <w:bCs w:val="false"/>
+          <w:i w:val="false"/>
+          <w:iCs w:val="false"/>
+          <w:color w:val="181410"/>
+          <w:sz w:val="22"/>
+          <w:szCs w:val="22"/>
+          <w:rtl/>
+        </w:rPr>
+        <w:t xml:space="preserve">والجواب الأعمق لا يُطلب من تفسير لفظةٍ واحدة، بل من اختبار الدعوى بنفسها: فليُطالَب من يقول بكفاية القرآن وحده أن يستخرج من نصوصه صفة صلاةٍ كاملة - عدد ركعاتها، مواضع سجودها، صيغة تشهدها - أو أن يستخرج نصاب الزكاة ومقاديرها في كل صنفٍ من أصناف المال؛ فسيجد نفسه عاجزًا، لا لضعفٍ في فهمه، بل لأن القرآن لم يُسق أصلًا لهذا الغرض. إن الآية تصف كمال الهدى في أصوله الكلية - العقيدة، والأخلاق، وقواعد التشريع العامة - لا استيعاب كل جزئيةٍ عملية بنصٍّ صريح؛ ومطالبةُ نصٍّ بأن يفعل ما لم يقصد فعله، ثم اتهامه بالنقص حين لا يفعله، مغالطةٌ في أصل الاستدلال، لا كشفٌ عن عيبٍ في النص.</w:t>
+      </w:r>
+    </w:p>
+    <w:p>
+      <w:pPr>
+        <w:bidi/>
+        <w:spacing w:after="140" w:before="0" w:line="300"/>
+        <w:jc w:val="both"/>
+      </w:pPr>
+      <w:r>
+        <w:rPr>
+          <w:rFonts w:ascii="Amiri" w:cs="Amiri" w:eastAsia="Amiri" w:hAnsi="Amiri"/>
+          <w:b w:val="false"/>
+          <w:bCs w:val="false"/>
+          <w:i w:val="false"/>
+          <w:iCs w:val="false"/>
+          <w:color w:val="181410"/>
+          <w:sz w:val="22"/>
+          <w:szCs w:val="22"/>
+          <w:rtl/>
+        </w:rPr>
+        <w:t xml:space="preserve">وثمّ نكتةٌ أعمق تُسقط الدعوى من أساسها: إن «الاكتفاء بالقرآن وحده» منهجٌ يزعم أصحابه أنه مستمَدٌّ من القرآن نفسه، فإذا كان القرآن ذاته يأمر بطاعة الرسول صلى الله عليه وسلم أمرًا مستقلًّا غير معلَّق على موافقته لظاهر آيةٍ أخرى - كما في قوله تعالى: </w:t>
+      </w:r>
+      <w:r>
+        <w:rPr>
+          <w:rFonts w:ascii="Amiri Quran" w:cs="Amiri Quran" w:eastAsia="Amiri Quran" w:hAnsi="Amiri Quran"/>
+          <w:b w:val="false"/>
+          <w:bCs w:val="false"/>
+          <w:i w:val="false"/>
+          <w:iCs w:val="false"/>
+          <w:color w:val="0D2143"/>
+          <w:sz w:val="26"/>
+          <w:szCs w:val="26"/>
+          <w:rtl/>
+        </w:rPr>
+        <w:t xml:space="preserve">﴿وَمَا آتَاكُمُ الرَّسُولُ فَخُذُوهُ وَمَا نَهَاكُمْ عَنْهُ فَانتَهُوا﴾</w:t>
+      </w:r>
+      <w:r>
+        <w:rPr>
+          <w:rFonts w:ascii="Cairo" w:cs="Cairo" w:eastAsia="Cairo" w:hAnsi="Cairo"/>
+          <w:b/>
+          <w:bCs/>
+          <w:i w:val="false"/>
+          <w:iCs w:val="false"/>
+          <w:color w:val="8A6A1F"/>
+          <w:sz w:val="16"/>
+          <w:szCs w:val="16"/>
+          <w:rtl/>
+        </w:rPr>
+        <w:t xml:space="preserve"> [الحشر: 7]</w:t>
+      </w:r>
+      <w:r>
+        <w:rPr>
+          <w:rFonts w:ascii="Amiri" w:cs="Amiri" w:eastAsia="Amiri" w:hAnsi="Amiri"/>
+          <w:b w:val="false"/>
+          <w:bCs w:val="false"/>
+          <w:i w:val="false"/>
+          <w:iCs w:val="false"/>
+          <w:color w:val="181410"/>
+          <w:sz w:val="22"/>
+          <w:szCs w:val="22"/>
+          <w:rtl/>
+        </w:rPr>
+        <w:t xml:space="preserve">، وقوله: </w:t>
+      </w:r>
+      <w:r>
+        <w:rPr>
+          <w:rFonts w:ascii="Amiri Quran" w:cs="Amiri Quran" w:eastAsia="Amiri Quran" w:hAnsi="Amiri Quran"/>
+          <w:b w:val="false"/>
+          <w:bCs w:val="false"/>
+          <w:i w:val="false"/>
+          <w:iCs w:val="false"/>
+          <w:color w:val="0D2143"/>
+          <w:sz w:val="26"/>
+          <w:szCs w:val="26"/>
+          <w:rtl/>
+        </w:rPr>
+        <w:t xml:space="preserve">﴿مَنْ يُطِعِ الرَّسُولَ فَقَدْ أَطَاعَ اللَّهَ﴾</w:t>
+      </w:r>
+      <w:r>
+        <w:rPr>
+          <w:rFonts w:ascii="Cairo" w:cs="Cairo" w:eastAsia="Cairo" w:hAnsi="Cairo"/>
+          <w:b/>
+          <w:bCs/>
+          <w:i w:val="false"/>
+          <w:iCs w:val="false"/>
+          <w:color w:val="8A6A1F"/>
+          <w:sz w:val="16"/>
+          <w:szCs w:val="16"/>
+          <w:rtl/>
+        </w:rPr>
+        <w:t xml:space="preserve"> [النساء: 80]</w:t>
+      </w:r>
+      <w:r>
+        <w:rPr>
+          <w:rFonts w:ascii="Amiri" w:cs="Amiri" w:eastAsia="Amiri" w:hAnsi="Amiri"/>
+          <w:b w:val="false"/>
+          <w:bCs w:val="false"/>
+          <w:i w:val="false"/>
+          <w:iCs w:val="false"/>
+          <w:color w:val="181410"/>
+          <w:sz w:val="22"/>
+          <w:szCs w:val="22"/>
+          <w:rtl/>
+        </w:rPr>
+        <w:t xml:space="preserve"> - فإن الأخذ بالقرآن وحده، على حقيقته، يقتضي الأخذ بما جاء به الرسول صلى الله عليه وسلم من بيانٍ وتفصيل؛ ومن ثمّ فإن دعوى «القرآن وحده» ليست بديلًا عن السنة، بل هي - إذا صدق أصحابها في التزامها - طريقٌ يُفضي إليها حتمًا. فالمنهج يهدم نفسه بنفسه: من ادّعى الاكتفاء بالقرآن، وجد القرآن يأمره بما يتجاوز هذا الاكتفاء.</w:t>
+      </w:r>
+    </w:p>
+    <w:p>
+      <w:pPr>
+        <w:bidi/>
+        <w:spacing w:after="140" w:before="0" w:line="300"/>
+        <w:jc w:val="both"/>
+      </w:pPr>
+      <w:r>
+        <w:rPr>
+          <w:rFonts w:ascii="Amiri" w:cs="Amiri" w:eastAsia="Amiri" w:hAnsi="Amiri"/>
+          <w:b w:val="false"/>
+          <w:bCs w:val="false"/>
+          <w:i w:val="false"/>
+          <w:iCs w:val="false"/>
+          <w:color w:val="181410"/>
+          <w:sz w:val="22"/>
+          <w:szCs w:val="22"/>
+          <w:rtl/>
+        </w:rPr>
+        <w:t xml:space="preserve">يبقى الاعتراض الأدق، وهو التفاوت في درجة اليقين بين نصٍّ تواتر لفظه كالقرآن، وأخبارٍ آحاد نقلها الثقات جيلًا بعد جيل. وهذا فرقٌ حقيقي لا ينبغي دفعه بالمكابرة، لكنه لا يمس حجية السنة في العمل، لأن الأحكام العملية - كما قرر الأصوليون قاطبة - لا تُشترط لها درجة اليقين القطعي المشترطة في أصول الاعتقاد، بل يكفي فيها غلبة الظن الناشئة عن صحة السند وضبط رواته، وهذا هو الحال في كل قضاءٍ إنساني يُبنى على شهادةٍ وبيّنة لا على مشاهدةٍ حسية مباشرة. على أن جوهر السنة العملية - صفة الصلاة، ومقادير الزكاة، ومناسك الحج - لم يصلنا بطريق آحادٍ منفرد أصلًا، بل بلغ درجة التواتر العملي: توارثت الأمة كلها، خلفًا عن سلف، أداء هذه العبادات على هيئةٍ واحدة متصلة إلى عصر النبوة، وهذا تواترٌ بالفعل لا يقل يقينًا عن تواتر اللفظ، بل قد يفوقه، لأنه شهادة أمةٍ بأسرها في كل جيل، لا شهادة رواةٍ معدودين. فما ظنّه المعترض ثغرة، هو في حقيقته موضع القوة.</w:t>
+      </w:r>
+    </w:p>
+    <w:p>
+      <w:pPr>
+        <w:bidi/>
+        <w:spacing w:after="140" w:before="0" w:line="300"/>
+        <w:jc w:val="both"/>
+      </w:pPr>
+      <w:r>
+        <w:rPr>
+          <w:rFonts w:ascii="Amiri" w:cs="Amiri" w:eastAsia="Amiri" w:hAnsi="Amiri"/>
+          <w:b w:val="false"/>
+          <w:bCs w:val="false"/>
+          <w:i w:val="false"/>
+          <w:iCs w:val="false"/>
+          <w:color w:val="181410"/>
+          <w:sz w:val="22"/>
+          <w:szCs w:val="22"/>
+          <w:rtl/>
+        </w:rPr>
+        <w:t xml:space="preserve">ولو كان في الأمر ما يسوّغ الاكتفاء بالقرآن، لظهر ذلك في القرون الثلاثة المفضلة، حيث كان الصحابة والتابعون أعرف الناس بمقاصد التنزيل وأشدهم حرصًا على اتباعه؛ فلم يُعرف عن أحدٍ منهم أنه استغنى بظاهر القرآن عن بيان النبي صلى الله عليه وسلم. وهذا ليس مجرد سابقةٍ تاريخية تُستأنس بها، بل دليلٌ عملي: فمن عاصر التنزيل وعاين أسبابه، وهو أعلم الناس بمراده، هو أول من كان ينبغي أن يهتدي إلى الاستغناء عن السنة لو كان فيه مندوحة، فامتناعه عن ذلك برهانٌ على تعذّره.</w:t>
+      </w:r>
+    </w:p>
+    <w:p>
+      <w:pPr>
+        <w:bidi/>
         <w:spacing w:after="100" w:before="200" w:line="300"/>
         <w:jc w:val="right"/>
       </w:pPr>
@@ -8500,28 +8583,28 @@
           <w:szCs w:val="22"/>
           <w:rtl/>
         </w:rPr>
-        <w:t xml:space="preserve">خاتمة الفصل</w:t>
-      </w:r>
-    </w:p>
-    <w:p>
-      <w:pPr>
-        <w:bidi/>
-        <w:spacing w:after="140" w:before="0" w:line="300"/>
-        <w:jc w:val="both"/>
-      </w:pPr>
-      <w:r>
-        <w:rPr>
-          <w:rFonts w:ascii="Amiri" w:cs="Amiri" w:eastAsia="Amiri" w:hAnsi="Amiri"/>
-          <w:b w:val="false"/>
-          <w:bCs w:val="false"/>
-          <w:i w:val="false"/>
-          <w:iCs w:val="false"/>
-          <w:color w:val="181410"/>
-          <w:sz w:val="22"/>
-          <w:szCs w:val="22"/>
-          <w:rtl/>
-        </w:rPr>
-        <w:t xml:space="preserve">إن منهج الصحابة والتابعين في التمسك بالسنة النبوية، بما تضمنه من إجلالها مصدرًا للتشريع، وتقديمها على الرأي في الفتوى والقضاء، وأمانة نقلها جيلًا بعد جيل، وجعلها ميزانًا لجمع كلمة الأمة، ثم تدوينها وضبطها على يد أئمة الحديث والفقه، كان من أعظم العوامل التي حفظت هذا الدين وضمنت استمراريته نقيًا صافيًا كما جاء عن النبي صلى الله عليه وسلم. لقد أدرك هؤلاء الأئمة أن السنة ليست مجرد نصوصٍ تُقرأ، بل هي منهج حياةٍ متكامل، تتجلى في أقوالهم وأفعالهم قبل أن تتجلى في كتبهم ومصنفاتهم. وعلى المسلمين اليوم أن يعوا أن العودة إلى منهج السلف في التمسك بالسنة هي ضرورةٌ لضمان وحدة الأمة وصيانة هويتها الإسلامية، فالتمسك بالسنة هو تمسكٌ بسبيل النجاة الذي أوصى به النبي صلى الله عليه وسلم، وهو الطريق الذي يضمن استقامة الدين وحفظه من التحريف والزيغ.</w:t>
+        <w:t xml:space="preserve">أثر هذا في فهم الوحي</w:t>
+      </w:r>
+    </w:p>
+    <w:p>
+      <w:pPr>
+        <w:bidi/>
+        <w:spacing w:after="140" w:before="0" w:line="300"/>
+        <w:jc w:val="both"/>
+      </w:pPr>
+      <w:r>
+        <w:rPr>
+          <w:rFonts w:ascii="Amiri" w:cs="Amiri" w:eastAsia="Amiri" w:hAnsi="Amiri"/>
+          <w:b w:val="false"/>
+          <w:bCs w:val="false"/>
+          <w:i w:val="false"/>
+          <w:iCs w:val="false"/>
+          <w:color w:val="181410"/>
+          <w:sz w:val="22"/>
+          <w:szCs w:val="22"/>
+          <w:rtl/>
+        </w:rPr>
+        <w:t xml:space="preserve">وثمة أثرٌ لا يقل خطورة عن أصل الشبهة: فرفض السنة لا يُبقي القرآن وحده حاكمًا، بل يفتح الباب لكل قارئٍ أن يكون هو المرجع في فهم النص، بلا ضابطٍ نبوي يوحّد الفهم؛ فتتحول وحدة المصدر - التي أراد أصحاب هذه الدعوى تحقيقها بنبذ السنة - إلى تعددٍ لا ينضبط، لأن كل فريقٍ سيدّعي أن فهمه هو ظاهر القرآن. والمفارقة أن من ادّعى حماية القرآن من الزيادة عليه، فتح عليه أبواب التأويل التي لا حارس لها.</w:t>
       </w:r>
     </w:p>
     <w:tbl>
@@ -8589,7 +8672,7 @@
                 <w:szCs w:val="22"/>
                 <w:rtl/>
               </w:rPr>
-              <w:t xml:space="preserve">يجب على المسلم أن يقدّر جهود أئمة الحديث والفقه في تدوين السنة وضبطها، وأن يعلم أن ما وصله من الأحاديث الصحيحة إنما هو ثمرة أمانةٍ متصلة الحلقات منذ عهد الصحابة، فيصون هذه الأمانة بالتعلم الصحيح والرجوع إلى أهل الاختصاص، ويحذر من كل قولٍ يُنسب إلى السنة دون تثبتٍ من صحته وضبط سنده.</w:t>
+              <w:t xml:space="preserve">يجب على المسلم أن يعتقد جازمًا أن السنة وحيٌ من الله، شارحةٌ لكتابه لا منازعة له، وأن يدرك أن دعوى «الاكتفاء بالقرآن» تنهار من داخلها قبل أن تُنقض من خارجها؛ فليجمع بين الكتاب والسنة كما جمع بينهما سلف هذه الأمة، فهما مصدرا التشريع اللذان لا ينفك أحدهما عن الآخر.</w:t>
             </w:r>
           </w:p>
         </w:tc>
@@ -8602,13 +8685,12 @@
     </w:p>
     <w:p>
       <w:pPr>
-        <w:pStyle w:val="Heading1"/>
-        <w:pageBreakBefore/>
-        <w:bidi/>
-        <w:spacing w:after="160" w:before="0"/>
+        <w:pStyle w:val="Heading2"/>
+        <w:bidi/>
+        <w:spacing w:after="140" w:before="320"/>
         <w:jc w:val="right"/>
       </w:pPr>
-      <w:bookmarkStart w:name="bm_fasl5" w:id="1033"/>
+      <w:bookmarkStart w:name="bm_faqrah_24" w:id="1035"/>
       <w:r>
         <w:rPr>
           <w:rFonts w:ascii="Aref Ruqaa" w:cs="Aref Ruqaa" w:eastAsia="Aref Ruqaa" w:hAnsi="Aref Ruqaa"/>
@@ -8616,187 +8698,65 @@
           <w:bCs/>
           <w:i w:val="false"/>
           <w:iCs w:val="false"/>
-          <w:color w:val="0A1830"/>
-          <w:sz w:val="34"/>
-          <w:szCs w:val="34"/>
-          <w:rtl/>
-        </w:rPr>
-        <w:t xml:space="preserve">الفصل الخامس — الشبهات حول حجية السنة النبوية والرد عليها بالأدلة</w:t>
-      </w:r>
-      <w:bookmarkEnd w:id="1033"/>
-    </w:p>
-    <w:p>
-      <w:pPr>
-        <w:bidi/>
-        <w:spacing w:after="140" w:before="0" w:line="300"/>
-        <w:jc w:val="both"/>
-      </w:pPr>
-      <w:r>
-        <w:rPr>
-          <w:rFonts w:ascii="Amiri" w:cs="Amiri" w:eastAsia="Amiri" w:hAnsi="Amiri"/>
-          <w:b w:val="false"/>
-          <w:bCs w:val="false"/>
-          <w:i w:val="false"/>
-          <w:iCs w:val="false"/>
-          <w:color w:val="181410"/>
-          <w:sz w:val="22"/>
-          <w:szCs w:val="22"/>
-          <w:rtl/>
-        </w:rPr>
-        <w:t xml:space="preserve">السنةُ النبويةُ الشريفةُ هي الركنُ الثاني من أركان التشريع في الإسلام بعد القرآن الكريم؛ فهي تُفسّر مجمَله، وتُفصّل مُبهَمه، وتُقيّد مُطلقَه، وتُكمّل ما أَجملَته الآياتُ الكريمة من الأوامر والنواهي. وقد أجمعت الأمةُ الإسلاميةُ، منذ عصر الصحابة رضي الله عنهم، مرورًا بالتابعين ومن تبعهم بإحسان، وانتهاءً بعلماء العصور المتلاحقة، على حجية السنة النبوية واعتبارها جزءًا لا يتجزأ من الوحي الإلهي. غير أنه مع اتساع رقعة الإسلام، وامتزاج المسلمين بثقافاتٍ وأفكارٍ متباينة، ظهرت شبهاتٌ وأقاويلُ تدعو تارةً إلى الاكتفاء بالقرآن الكريم وحده، وتشكّك تارةً أخرى في صحة الأحاديث النبوية وضبط رواتها، أو تزعم تعارضها مع العقل، أو تناقضها في ذاتها، أو تسرّب الإسرائيليات إلى متونها. وقد تصدّى علماء الأمة لهذه الشبهات جميعًا بردودٍ رصينةٍ تستند إلى الأدلة النقلية والعقلية معًا، وفي هذا الفصل نستعرض أبرز هذه الشبهات مبحثًا مبحثًا، مع بيان وجه الرد العلمي على كلٍّ منها.</w:t>
-      </w:r>
-    </w:p>
-    <w:p>
-      <w:pPr>
-        <w:pStyle w:val="Heading2"/>
-        <w:bidi/>
-        <w:spacing w:after="140" w:before="320"/>
-        <w:jc w:val="right"/>
-      </w:pPr>
-      <w:bookmarkStart w:name="bm_faqrah_23" w:id="1034"/>
-      <w:r>
-        <w:rPr>
-          <w:rFonts w:ascii="Aref Ruqaa" w:cs="Aref Ruqaa" w:eastAsia="Aref Ruqaa" w:hAnsi="Aref Ruqaa"/>
-          <w:b/>
-          <w:bCs/>
-          <w:i w:val="false"/>
-          <w:iCs w:val="false"/>
           <w:color w:val="0D2143"/>
           <w:sz w:val="28"/>
           <w:szCs w:val="28"/>
           <w:rtl/>
         </w:rPr>
-        <w:t xml:space="preserve">المبحث الأول: شبهة الاكتفاء بالقرآن الكريم عن السنة النبوية</w:t>
-      </w:r>
-      <w:bookmarkEnd w:id="1034"/>
-    </w:p>
-    <w:p>
-      <w:pPr>
-        <w:bidi/>
-        <w:spacing w:after="140" w:before="0" w:line="300"/>
-        <w:jc w:val="both"/>
-      </w:pPr>
-      <w:r>
-        <w:rPr>
-          <w:rFonts w:ascii="Amiri" w:cs="Amiri" w:eastAsia="Amiri" w:hAnsi="Amiri"/>
-          <w:b w:val="false"/>
-          <w:bCs w:val="false"/>
-          <w:i w:val="false"/>
-          <w:iCs w:val="false"/>
-          <w:color w:val="181410"/>
-          <w:sz w:val="22"/>
-          <w:szCs w:val="22"/>
-          <w:rtl/>
-        </w:rPr>
-        <w:t xml:space="preserve">ظهرت في العصر الحديث، وكان لها أصلٌ عند طوائفَ قديمة، دعوى الاكتفاء بالقرآن الكريم ورفض السنة النبوية، باعتبار أن القرآن وحده - من وجهة نظر أصحاب هذه الدعوى - يكفي لتبيين جميع الأحكام الشرعية، ولا حاجة معه إلى نصٍّ آخر يُضاف إليه أو يُفصّل مجمله. وقد استدل هؤلاء بآيةٍ من القرآن الكريم، وهي قوله تعالى: </w:t>
-      </w:r>
-      <w:r>
-        <w:rPr>
-          <w:rFonts w:ascii="Amiri Quran" w:cs="Amiri Quran" w:eastAsia="Amiri Quran" w:hAnsi="Amiri Quran"/>
-          <w:b w:val="false"/>
-          <w:bCs w:val="false"/>
-          <w:i w:val="false"/>
-          <w:iCs w:val="false"/>
-          <w:color w:val="0D2143"/>
-          <w:sz w:val="26"/>
-          <w:szCs w:val="26"/>
-          <w:rtl/>
-        </w:rPr>
-        <w:t xml:space="preserve">﴿مَا فَرَّطْنَا فِي الْكِتَابِ مِنْ شَيْءٍ﴾</w:t>
-      </w:r>
-      <w:r>
-        <w:rPr>
-          <w:rFonts w:ascii="Cairo" w:cs="Cairo" w:eastAsia="Cairo" w:hAnsi="Cairo"/>
+        <w:t xml:space="preserve">المبحث الثاني: شبهة التشكيك في صحة الأحاديث النبوية وضبط رواتها</w:t>
+      </w:r>
+      <w:bookmarkEnd w:id="1035"/>
+    </w:p>
+    <w:p>
+      <w:pPr>
+        <w:bidi/>
+        <w:spacing w:after="140" w:before="0" w:line="300"/>
+        <w:jc w:val="both"/>
+      </w:pPr>
+      <w:r>
+        <w:rPr>
+          <w:rFonts w:ascii="Amiri" w:cs="Amiri" w:eastAsia="Amiri" w:hAnsi="Amiri"/>
+          <w:b w:val="false"/>
+          <w:bCs w:val="false"/>
+          <w:i w:val="false"/>
+          <w:iCs w:val="false"/>
+          <w:color w:val="181410"/>
+          <w:sz w:val="22"/>
+          <w:szCs w:val="22"/>
+          <w:rtl/>
+        </w:rPr>
+        <w:t xml:space="preserve">فإن سلّم المعترض بأن السنة، من حيث المبدأ، مصدرٌ لا غنى عنه - وقد رأينا في المبحث السابق أن التسليم بهذا يكاد يكون مفروضًا عليه - انتقل شكه درجةً؛ فلم يعد ينكر حجية السنة في ذاتها، بل يشكك في أن ما بين أيدينا اليوم، بعد أربعة عشر قرنًا، هو فعلًا كلام النبي صلى الله عليه وسلم على وجهه. وأقوى ما يُقال في هذا أن النقل الشفهي، مهما حَسُنت النية، عرضةٌ للتحريف والنسيان بحكم طبيعته البشرية؛ وقد أثبتت دراسات علم النفس المعرفي أن الذاكرة لا تسجل الوقائع كشريط تسجيل، بل تعيد بناءها في كل استرجاع، فيتسلل إليها التحريف اللاإرادي دون أن يشعر صاحبها بأنه حرّف شيئًا؛ فكيف بخبرٍ تناقلته أجيالٌ متعاقبة عبر رواةٍ متفاوتين في الذكاء والدين والضبط؟ والأدهى من هذا أن التاريخ الإسلامي نفسه يشهد بوقوع الوضع والاختلاق فعلًا: فقد دوّن العلماء أنفسهم آلاف الأحاديث الموضوعة، ونسبوها إلى غلاةٍ سياسيين ومتعصبةٍ مذهبيين ووعّاظٍ أرادوا الترغيب والترهيب؛ فإذا كان هذا حال ما اكتُشف، فما أدرانا أن ما لم يُكتشف أقل منه أو أكثر؟</w:t>
+      </w:r>
+    </w:p>
+    <w:p>
+      <w:pPr>
+        <w:bidi/>
+        <w:spacing w:after="100" w:before="200" w:line="300"/>
+        <w:jc w:val="right"/>
+      </w:pPr>
+      <w:r>
+        <w:rPr>
+          <w:rFonts w:ascii="Amiri" w:cs="Amiri" w:eastAsia="Amiri" w:hAnsi="Amiri"/>
           <w:b/>
           <w:bCs/>
           <w:i w:val="false"/>
           <w:iCs w:val="false"/>
-          <w:color w:val="8A6A1F"/>
-          <w:sz w:val="16"/>
-          <w:szCs w:val="16"/>
-          <w:rtl/>
-        </w:rPr>
-        <w:t xml:space="preserve"> [الأنعام: 38]</w:t>
-      </w:r>
-      <w:r>
-        <w:rPr>
-          <w:rFonts w:ascii="Amiri" w:cs="Amiri" w:eastAsia="Amiri" w:hAnsi="Amiri"/>
-          <w:b w:val="false"/>
-          <w:bCs w:val="false"/>
-          <w:i w:val="false"/>
-          <w:iCs w:val="false"/>
-          <w:color w:val="181410"/>
-          <w:sz w:val="22"/>
-          <w:szCs w:val="22"/>
-          <w:rtl/>
-        </w:rPr>
-        <w:t xml:space="preserve">، فحملوا لفظ "الكتاب" فيها على القرآن، وزعموا أنه يحتوي على كل ما يحتاجه المسلم من أحكامٍ وتفصيلات، وأنه لا ضرورة معه للسنة في التشريع.</w:t>
-      </w:r>
-    </w:p>
-    <w:p>
-      <w:pPr>
-        <w:bidi/>
-        <w:spacing w:after="100" w:before="200" w:line="300"/>
-        <w:jc w:val="right"/>
-      </w:pPr>
-      <w:r>
-        <w:rPr>
-          <w:rFonts w:ascii="Amiri" w:cs="Amiri" w:eastAsia="Amiri" w:hAnsi="Amiri"/>
-          <w:b/>
-          <w:bCs/>
-          <w:i w:val="false"/>
-          <w:iCs w:val="false"/>
           <w:color w:val="152C54"/>
           <w:sz w:val="22"/>
           <w:szCs w:val="22"/>
           <w:rtl/>
         </w:rPr>
-        <w:t xml:space="preserve">الرد على الشبهة</w:t>
-      </w:r>
-    </w:p>
-    <w:p>
-      <w:pPr>
-        <w:bidi/>
-        <w:spacing w:after="140" w:before="0" w:line="300"/>
-        <w:jc w:val="both"/>
-      </w:pPr>
-      <w:r>
-        <w:rPr>
-          <w:rFonts w:ascii="Amiri" w:cs="Amiri" w:eastAsia="Amiri" w:hAnsi="Amiri"/>
-          <w:b/>
-          <w:bCs/>
-          <w:i w:val="false"/>
-          <w:iCs w:val="false"/>
-          <w:color w:val="0D2143"/>
-          <w:sz w:val="22"/>
-          <w:szCs w:val="22"/>
-          <w:rtl/>
-        </w:rPr>
-        <w:t xml:space="preserve">1. تفسير الآية:</w:t>
-      </w:r>
-      <w:r>
-        <w:rPr>
-          <w:rFonts w:ascii="Amiri" w:cs="Amiri" w:eastAsia="Amiri" w:hAnsi="Amiri"/>
-          <w:b w:val="false"/>
-          <w:bCs w:val="false"/>
-          <w:i w:val="false"/>
-          <w:iCs w:val="false"/>
-          <w:color w:val="181410"/>
-          <w:sz w:val="22"/>
-          <w:szCs w:val="22"/>
-          <w:rtl/>
-        </w:rPr>
-        <w:t xml:space="preserve"> إن حمل لفظ "الكتاب" في هذه الآية على القرآن الكريم حصرًا، ثم البناء عليه في نفي حجية السنة، تفسيرٌ لا يستقيم مع ما قرره جمهور المفسرين. فقد ذهب أكثر المفسرين، فيما نقله ابن كثير عن ابن عباس رضي الله عنهما وغيره، إلى أن المراد بـ"الكتاب" هنا هو اللوح المحفوظ، أي علم الله تعالى الشامل المحيط بكل شيء، لا القرآن بخصوصه؛ وإن كان بعض المفسرين قد أجرى اللفظ على القرآن الكريم نفسه. وعلى كلا القولين، فإن الآية لا تنفي حجية السنة، بل إن القرآن نفسه - كما سيأتي - يحيل في غير موضعٍ إلى السنة النبوية لتفصيل ما أُجمل فيه؛ فهو قد وضع الأصول العامة والكليات، ولم يستوعب تفصيلها، وهذا هو دور السنة التي جاءت لتفصيل الأحكام وتوضيح كيفية تطبيقها. فاعتماد تفسيرٍ ضيقٍ مجتزأ للآية، بمعزلٍ عن فهم السلف وأقوال أهل العلم بالتفسير، إخلالٌ بمقاصد التشريع ومنهج الاستدلال الصحيح.</w:t>
+        <w:t xml:space="preserve">كيف واجه العلماء هذا الاحتمال؟</w:t>
       </w:r>
     </w:p>
     <w:tbl>
       <w:tblPr>
         <w:tblW w:type="pct" w:w="100%"/>
         <w:tblBorders>
-          <w:top w:val="single" w:color="A9812A" w:sz="6"/>
-          <w:left w:val="single" w:color="A9812A" w:sz="24"/>
-          <w:bottom w:val="single" w:color="A9812A" w:sz="6"/>
-          <w:right w:val="single" w:color="A9812A" w:sz="6"/>
+          <w:top w:val="single" w:color="152C54" w:sz="6"/>
+          <w:left w:val="single" w:color="152C54" w:sz="24"/>
+          <w:bottom w:val="single" w:color="152C54" w:sz="6"/>
+          <w:right w:val="single" w:color="152C54" w:sz="6"/>
           <w:insideH w:val="single" w:color="auto" w:sz="4"/>
           <w:insideV w:val="single" w:color="auto" w:sz="4"/>
         </w:tblBorders>
@@ -8807,7 +8767,7 @@
       <w:tr>
         <w:tc>
           <w:tcPr>
-            <w:shd w:fill="FFFFFF" w:val="clear"/>
+            <w:shd w:fill="F6EFDD" w:val="clear"/>
             <w:tcMar>
               <w:top w:type="dxa" w:w="160"/>
               <w:left w:type="dxa" w:w="200"/>
@@ -8815,13 +8775,7 @@
               <w:right w:type="dxa" w:w="200"/>
             </w:tcMar>
           </w:tcPr>
-          <w:p>
-            <w:pPr>
-              <w:bidi/>
-              <w:spacing w:after="100" w:before="0" w:line="300"/>
-              <w:jc w:val="right"/>
-            </w:pPr>
-          </w:p>
+          <w:p/>
         </w:tc>
       </w:tr>
     </w:tbl>
@@ -8839,226 +8793,142 @@
       <w:r>
         <w:rPr>
           <w:rFonts w:ascii="Amiri" w:cs="Amiri" w:eastAsia="Amiri" w:hAnsi="Amiri"/>
+          <w:b w:val="false"/>
+          <w:bCs w:val="false"/>
+          <w:i w:val="false"/>
+          <w:iCs w:val="false"/>
+          <w:color w:val="181410"/>
+          <w:sz w:val="22"/>
+          <w:szCs w:val="22"/>
+          <w:rtl/>
+        </w:rPr>
+        <w:t xml:space="preserve">والملاحظ أن هذا الاعتراض يفترض ضمنًا أن الأمة تركت النقل الشفهي جاريًا بلا رقابة، فاكتشفت الوضع صدفةً أو تأخرًا؛ وهذا افتراضٌ يكذّبه واقع التاريخ العلمي للحديث. فمنذ أن بدأت دواعٍ سياسية ومذهبية للكذب على النبي صلى الله عليه وسلم تظهر في القرن الأول الهجري، انتبه علماء الحديث إلى الخطر مبكرًا، وأسّسوا لأجل هذا الوعي منظومةً متكاملة اصطُلح عليها بـ«علم الإسناد»، تضمنت شروطًا لقبول الرواية لا تقل دقةً عن أي منهجٍ نقدي حديث: عدالة الراوي في دينه وخُلقه، وضبطه في حفظه وإتقانه، واتصال سنده دون انقطاعٍ يُخفي مجهولًا، وسلامة متنه من الشذوذ والعلة الخفية. وليست هذه شروطًا نظرية، بل طُبِّقت عمليًّا عبر تدوين تراجم عشرات الآلاف من الرواة، تُثبت مواليدهم ووفياتهم ورحلاتهم وشيوخهم وتلاميذهم، حتى أمكن التحقق من إمكان لقاء الراوي بمن روى عنه، فيُكشف بذلك من ادّعى السماع من شيخٍ لم يدركه أصلًا.</w:t>
+      </w:r>
+    </w:p>
+    <w:p>
+      <w:pPr>
+        <w:bidi/>
+        <w:spacing w:after="140" w:before="0" w:line="300"/>
+        <w:jc w:val="both"/>
+      </w:pPr>
+      <w:r>
+        <w:rPr>
+          <w:rFonts w:ascii="Amiri" w:cs="Amiri" w:eastAsia="Amiri" w:hAnsi="Amiri"/>
+          <w:b w:val="false"/>
+          <w:bCs w:val="false"/>
+          <w:i w:val="false"/>
+          <w:iCs w:val="false"/>
+          <w:color w:val="181410"/>
+          <w:sz w:val="22"/>
+          <w:szCs w:val="22"/>
+          <w:rtl/>
+        </w:rPr>
+        <w:t xml:space="preserve">أما التحريف اللاإرادي الذي يخشاه علم النفس المعرفي في الشهادة الفردية، فقد احتاط له منهج المحدثين بأداةٍ لم يكن عالم النفس بحاجة إليها لأنه يدرس شاهدًا واحدًا: المقارنة بين الطرق المتعددة. فالحديث الواحد قد يرويه عشرات الرواة في عصورٍ وأمصارٍ متباعدة، فإذا اجتمعت رواياتهم على لفظٍ واحد أو معنى واحد مع تعذر التواطؤ بينهم، دلّ ذلك على ضبط الأصل؛ وإذا خالفت رواية راوٍ روايةَ من هو أوثق منه وأكثر عددًا، حُكم عليها بالشذوذ. وهذا بعينه منطق «التوثيق التقاطعي» الذي يعتمده المؤرخون والمحققون اليوم لتمييز الرواية الصادقة من المنحرفة، لا بالثقة بذاكرة فردٍ واحد، بل بمقابلة الروايات المستقلة بعضها ببعض.</w:t>
+      </w:r>
+    </w:p>
+    <w:p>
+      <w:pPr>
+        <w:bidi/>
+        <w:spacing w:after="140" w:before="0" w:line="300"/>
+        <w:jc w:val="both"/>
+      </w:pPr>
+      <w:r>
+        <w:rPr>
+          <w:rFonts w:ascii="Amiri" w:cs="Amiri" w:eastAsia="Amiri" w:hAnsi="Amiri"/>
+          <w:b w:val="false"/>
+          <w:bCs w:val="false"/>
+          <w:i w:val="false"/>
+          <w:iCs w:val="false"/>
+          <w:color w:val="181410"/>
+          <w:sz w:val="22"/>
+          <w:szCs w:val="22"/>
+          <w:rtl/>
+        </w:rPr>
+        <w:t xml:space="preserve">وفي هذا المعنى تحديدًا يجيء قول الإمام الشافعي رحمه الله: «أَجْمَعَ الْمُسْلِمُونَ عَلَى أَنَّ مَنِ اسْتَبَانَتْ لَهُ سُنَّةُ رَسُولِ اللَّهِ ﷺ لَمْ يَكُنْ لَهُ أَنْ يَدَعَهَا لِقَوْلِ أَحَدٍ» (الشافعي، الرسالة)؛ فهو نصٌّ في أن الإجماع انعقد على الحجية بعد الاستبانة لا قبلها، أي بعد أن يمرّ الخبر بمصفاة النقد التي وصفناها، لا بمجرد وروده. وهذا يكشف أن العلماء لم يُرسلوا القبول إرسالًا، بل جعلوه معلَّقًا على تحقق شرط الثبوت، وهو ذاته ما يطالب به المعترض حين يطلب دليلًا على الوثوق.</w:t>
+      </w:r>
+    </w:p>
+    <w:p>
+      <w:pPr>
+        <w:bidi/>
+        <w:spacing w:after="140" w:before="0" w:line="300"/>
+        <w:jc w:val="both"/>
+      </w:pPr>
+      <w:r>
+        <w:rPr>
+          <w:rFonts w:ascii="Amiri" w:cs="Amiri" w:eastAsia="Amiri" w:hAnsi="Amiri"/>
+          <w:b w:val="false"/>
+          <w:bCs w:val="false"/>
+          <w:i w:val="false"/>
+          <w:iCs w:val="false"/>
+          <w:color w:val="181410"/>
+          <w:sz w:val="22"/>
+          <w:szCs w:val="22"/>
+          <w:rtl/>
+        </w:rPr>
+        <w:t xml:space="preserve">ويبقى الاعتراض الأخطر: أن الأمة نفسها تعترف بوجود آلاف الأحاديث الموضوعة، أفلا يكون هذا دليل فشل النظام لا نجاحه؟ والجواب معكوسٌ تمامًا لما يُظن: فالتزوير الذي لا يُكتشف لا يُعرف عدده ولا يُصنَّف ولا تُؤلَّف فيه الكتب، وإنما يُعرف عدد الموضوعات ومصنِّفوها ودوافعهم لأن جهاز النقد نجح في كشفهم، لا لأنه أخفق في صدّهم. فوجود مصنفاتٍ متخصصة في نقد الأحاديث الموضوعة، تحصي المتون المكذوبة وتُسمّي واضعيها وتكشف دوافعهم السياسية والمذهبية، ليس شاهد ضعفٍ في منظومة النقد، بل شاهد قوتها؛ فمن يستدل بوجود الوضع على الشك في الصحيح كله، إنما يحتج بثمرة النقد على إبطال أصل النقد الذي أنتج هذه الثمرة.</w:t>
+      </w:r>
+    </w:p>
+    <w:p>
+      <w:pPr>
+        <w:bidi/>
+        <w:spacing w:after="140" w:before="0" w:line="300"/>
+        <w:jc w:val="both"/>
+      </w:pPr>
+      <w:r>
+        <w:rPr>
+          <w:rFonts w:ascii="Amiri" w:cs="Amiri" w:eastAsia="Amiri" w:hAnsi="Amiri"/>
+          <w:b w:val="false"/>
+          <w:bCs w:val="false"/>
+          <w:i w:val="false"/>
+          <w:iCs w:val="false"/>
+          <w:color w:val="181410"/>
+          <w:sz w:val="22"/>
+          <w:szCs w:val="22"/>
+          <w:rtl/>
+        </w:rPr>
+        <w:t xml:space="preserve">وثمّة خلطٌ منطقي في أصل الشبهة ينبغي كشفه: فهي تسوّي بين إمكان الخطأ في المبدأ - وهذا لازمٌ لكل نقلٍ بشري، حتى نقل المخطوطات ونقل الاكتشاف العلمي نفسه عبر التكرار والتحقق - وبين احتمال وقوع خطأ منهجي غير مكتشَف في كل حديثٍ صحّحه المحدثون، وهذا لا يلزم من الأول؛ فكل معرفة إنسانية منقولة تحتمل الخطأ في المبدأ، ومع ذلك لا يُطالَب الطب ولا التاريخ ولا القانون بيقينٍ مطلق قبل الاعتماد على شهادةٍ موثوقة، وإنما يُطالَب بمنهجٍ يُقلّل احتمال الخطأ إلى أدنى درجة ممكنة، وهذا بعينه ما أنجزه علم الحديث بمنهجٍ لم يُعرف له نظير في توثيق نقلٍ بشري عبر هذا المدى الزمني الطويل. ولذلك كان علماء هذه الأمة، على تفاوت طبقاتهم، يرون في التهاون بالسنة بعد ثبوتها خطرًا عظيمًا؛ يقول الإمام أحمد بن حنبل رحمه الله: «مَنْ رَدَّ حَدِيثَ رَسُولِ اللَّهِ ﷺ فَهُوَ عَلَى شَفَا هَلَكَةٍ»، وما ذلك إلا لعلمهم بأن ما وصل إليهم قد اجتاز هذا التمحيص الشديد، فصار رده بعد ثبوته ردًّا لكلام النبي صلى الله عليه وسلم نفسه، لا لمجرد نقلٍ مشكوكٍ فيه.</w:t>
+      </w:r>
+    </w:p>
+    <w:p>
+      <w:pPr>
+        <w:bidi/>
+        <w:spacing w:after="100" w:before="200" w:line="300"/>
+        <w:jc w:val="right"/>
+      </w:pPr>
+      <w:r>
+        <w:rPr>
+          <w:rFonts w:ascii="Amiri" w:cs="Amiri" w:eastAsia="Amiri" w:hAnsi="Amiri"/>
           <w:b/>
           <w:bCs/>
           <w:i w:val="false"/>
           <w:iCs w:val="false"/>
-          <w:color w:val="0D2143"/>
-          <w:sz w:val="22"/>
-          <w:szCs w:val="22"/>
-          <w:rtl/>
-        </w:rPr>
-        <w:t xml:space="preserve">2. الأدلة القرآنية على حجية السنة:</w:t>
-      </w:r>
-      <w:r>
-        <w:rPr>
-          <w:rFonts w:ascii="Amiri" w:cs="Amiri" w:eastAsia="Amiri" w:hAnsi="Amiri"/>
-          <w:b w:val="false"/>
-          <w:bCs w:val="false"/>
-          <w:i w:val="false"/>
-          <w:iCs w:val="false"/>
-          <w:color w:val="181410"/>
-          <w:sz w:val="22"/>
-          <w:szCs w:val="22"/>
-          <w:rtl/>
-        </w:rPr>
-        <w:t xml:space="preserve"> لا يقتصر الرد على تفسير هذه الآية بعينها، بل إن في القرآن الكريم أدلة كثيرة صريحة تؤكد حجية السنة وضرورة اتباع الرسول صلى الله عليه وسلم فيما جاء به. يقول الله تعالى: </w:t>
-      </w:r>
-      <w:r>
-        <w:rPr>
-          <w:rFonts w:ascii="Amiri Quran" w:cs="Amiri Quran" w:eastAsia="Amiri Quran" w:hAnsi="Amiri Quran"/>
-          <w:b w:val="false"/>
-          <w:bCs w:val="false"/>
-          <w:i w:val="false"/>
-          <w:iCs w:val="false"/>
-          <w:color w:val="0D2143"/>
-          <w:sz w:val="26"/>
-          <w:szCs w:val="26"/>
-          <w:rtl/>
-        </w:rPr>
-        <w:t xml:space="preserve">﴿وَمَا آتَاكُمُ الرَّسُولُ فَخُذُوهُ وَمَا نَهَاكُمْ عَنْهُ فَانتَهُوا﴾</w:t>
-      </w:r>
-      <w:r>
-        <w:rPr>
-          <w:rFonts w:ascii="Cairo" w:cs="Cairo" w:eastAsia="Cairo" w:hAnsi="Cairo"/>
-          <w:b/>
-          <w:bCs/>
-          <w:i w:val="false"/>
-          <w:iCs w:val="false"/>
-          <w:color w:val="8A6A1F"/>
-          <w:sz w:val="16"/>
-          <w:szCs w:val="16"/>
-          <w:rtl/>
-        </w:rPr>
-        <w:t xml:space="preserve"> [الحشر: 7]</w:t>
-      </w:r>
-      <w:r>
-        <w:rPr>
-          <w:rFonts w:ascii="Amiri" w:cs="Amiri" w:eastAsia="Amiri" w:hAnsi="Amiri"/>
-          <w:b w:val="false"/>
-          <w:bCs w:val="false"/>
-          <w:i w:val="false"/>
-          <w:iCs w:val="false"/>
-          <w:color w:val="181410"/>
-          <w:sz w:val="22"/>
-          <w:szCs w:val="22"/>
-          <w:rtl/>
-        </w:rPr>
-        <w:t xml:space="preserve">، ويقول سبحانه: </w:t>
-      </w:r>
-      <w:r>
-        <w:rPr>
-          <w:rFonts w:ascii="Amiri Quran" w:cs="Amiri Quran" w:eastAsia="Amiri Quran" w:hAnsi="Amiri Quran"/>
-          <w:b w:val="false"/>
-          <w:bCs w:val="false"/>
-          <w:i w:val="false"/>
-          <w:iCs w:val="false"/>
-          <w:color w:val="0D2143"/>
-          <w:sz w:val="26"/>
-          <w:szCs w:val="26"/>
-          <w:rtl/>
-        </w:rPr>
-        <w:t xml:space="preserve">﴿مَنْ يُطِعِ الرَّسُولَ فَقَدْ أَطَاعَ اللَّهَ﴾</w:t>
-      </w:r>
-      <w:r>
-        <w:rPr>
-          <w:rFonts w:ascii="Cairo" w:cs="Cairo" w:eastAsia="Cairo" w:hAnsi="Cairo"/>
-          <w:b/>
-          <w:bCs/>
-          <w:i w:val="false"/>
-          <w:iCs w:val="false"/>
-          <w:color w:val="8A6A1F"/>
-          <w:sz w:val="16"/>
-          <w:szCs w:val="16"/>
-          <w:rtl/>
-        </w:rPr>
-        <w:t xml:space="preserve"> [النساء: 80]</w:t>
-      </w:r>
-      <w:r>
-        <w:rPr>
-          <w:rFonts w:ascii="Amiri" w:cs="Amiri" w:eastAsia="Amiri" w:hAnsi="Amiri"/>
-          <w:b w:val="false"/>
-          <w:bCs w:val="false"/>
-          <w:i w:val="false"/>
-          <w:iCs w:val="false"/>
-          <w:color w:val="181410"/>
-          <w:sz w:val="22"/>
-          <w:szCs w:val="22"/>
-          <w:rtl/>
-        </w:rPr>
-        <w:t xml:space="preserve">. فهاتان الآيتان، وما في معناهما، تدلان دلالةً قاطعة على أن طاعة الرسول صلى الله عليه وسلم جزءٌ لا يتجزأ من طاعة الله عز وجل، وأن ما جاء به النبي صلى الله عليه وسلم من أمرٍ أو نهيٍ واجب الأخذ والامتثال، وأنه لا يسع المسلم أن يقتصر على ظاهر القرآن دون أن يأخذ بما بيّنته السنة. وقد سبق في الفصل الأول من هذا الكتاب بيان طرفٍ من شهادة القرآن الكريم لنفسه بحجية السنة، وهذا المبحث يزيد ذلك تأكيدًا وتفصيلًا في مقام الرد على من يزعم الاستغناء عنها.</w:t>
-      </w:r>
-    </w:p>
-    <w:p>
-      <w:pPr>
-        <w:bidi/>
-        <w:spacing w:after="140" w:before="0" w:line="300"/>
-        <w:jc w:val="both"/>
-      </w:pPr>
-      <w:r>
-        <w:rPr>
-          <w:rFonts w:ascii="Amiri" w:cs="Amiri" w:eastAsia="Amiri" w:hAnsi="Amiri"/>
-          <w:b/>
-          <w:bCs/>
-          <w:i w:val="false"/>
-          <w:iCs w:val="false"/>
-          <w:color w:val="0D2143"/>
-          <w:sz w:val="22"/>
-          <w:szCs w:val="22"/>
-          <w:rtl/>
-        </w:rPr>
-        <w:t xml:space="preserve">3. الرد العقلي:</w:t>
-      </w:r>
-      <w:r>
-        <w:rPr>
-          <w:rFonts w:ascii="Amiri" w:cs="Amiri" w:eastAsia="Amiri" w:hAnsi="Amiri"/>
-          <w:b w:val="false"/>
-          <w:bCs w:val="false"/>
-          <w:i w:val="false"/>
-          <w:iCs w:val="false"/>
-          <w:color w:val="181410"/>
-          <w:sz w:val="22"/>
-          <w:szCs w:val="22"/>
-          <w:rtl/>
-        </w:rPr>
-        <w:t xml:space="preserve"> إن القرآن الكريم يحتوي على أصول العقيدة والأحكام العامة، لكنه لم يستوعب تفصيل كل جزئية؛ فقد أمر بإقامة الصلاة وإيتاء الزكاة، دون أن يحدد عدد الركعات في كل صلاة، ولا مقادير الزكاة ونصبها. فالسنة هي التي جاءت لتفصل هذه الأوامر المجملة، وتوضح كيفية تطبيقها عمليًّا. والاعتماد على القرآن وحده دون السنة يؤدي - بالضرورة - إلى تعطيل جانبٍ كبيرٍ من الدين، إذ لا يتصور العقل السليم أن يترك الله تعالى أمته دون بيانٍ للتفصيلات العملية التي لا قوام للعبادة والمعاملة إلا بها.</w:t>
-      </w:r>
-    </w:p>
-    <w:p>
-      <w:pPr>
-        <w:bidi/>
-        <w:spacing w:after="140" w:before="0" w:line="300"/>
-        <w:jc w:val="both"/>
-      </w:pPr>
-      <w:r>
-        <w:rPr>
-          <w:rFonts w:ascii="Amiri" w:cs="Amiri" w:eastAsia="Amiri" w:hAnsi="Amiri"/>
-          <w:b/>
-          <w:bCs/>
-          <w:i w:val="false"/>
-          <w:iCs w:val="false"/>
-          <w:color w:val="0D2143"/>
-          <w:sz w:val="22"/>
-          <w:szCs w:val="22"/>
-          <w:rtl/>
-        </w:rPr>
-        <w:t xml:space="preserve">4. شواهد من التاريخ:</w:t>
-      </w:r>
-      <w:r>
-        <w:rPr>
-          <w:rFonts w:ascii="Amiri" w:cs="Amiri" w:eastAsia="Amiri" w:hAnsi="Amiri"/>
-          <w:b w:val="false"/>
-          <w:bCs w:val="false"/>
-          <w:i w:val="false"/>
-          <w:iCs w:val="false"/>
-          <w:color w:val="181410"/>
-          <w:sz w:val="22"/>
-          <w:szCs w:val="22"/>
-          <w:rtl/>
-        </w:rPr>
-        <w:t xml:space="preserve"> ولو تأملنا في موقف الصحابة رضي الله عنهم، ومن جاء بعدهم من التابعين وتابعيهم، لوجدناهم جميعًا قد اعتمدوا على السنة جنبًا إلى جنب مع القرآن، دون أن يدعو أحدٌ منهم إلى الاكتفاء بالقرآن وحده. ولو كان الأمر كما يزعم أصحاب هذه الدعوى، لوُجد بين السلف الصالح من ترك العمل بالسنة اكتفاءً بظاهر القرآن، ولكن ذلك لم يحدث قط في القرون المفضلة، وهذا إجماعٌ عملي متصل من عصر النبوة إلى يومنا هذا، يدل دلالةً قوية على أن السنة النبوية جزءٌ مكمّل للقرآن الكريم في التشريع، لا غنى عنه بحال.</w:t>
-      </w:r>
-    </w:p>
-    <w:p>
-      <w:pPr>
-        <w:bidi/>
-        <w:spacing w:after="100" w:before="200" w:line="300"/>
-        <w:jc w:val="right"/>
-      </w:pPr>
-      <w:r>
-        <w:rPr>
-          <w:rFonts w:ascii="Amiri" w:cs="Amiri" w:eastAsia="Amiri" w:hAnsi="Amiri"/>
-          <w:b/>
-          <w:bCs/>
-          <w:i w:val="false"/>
-          <w:iCs w:val="false"/>
           <w:color w:val="152C54"/>
           <w:sz w:val="22"/>
           <w:szCs w:val="22"/>
           <w:rtl/>
         </w:rPr>
-        <w:t xml:space="preserve">فوائد ومسائل</w:t>
-      </w:r>
-    </w:p>
-    <w:p>
-      <w:pPr>
-        <w:bidi/>
-        <w:spacing w:after="140" w:before="0" w:line="300"/>
-        <w:jc w:val="both"/>
-      </w:pPr>
-      <w:r>
-        <w:rPr>
-          <w:rFonts w:ascii="Amiri" w:cs="Amiri" w:eastAsia="Amiri" w:hAnsi="Amiri"/>
-          <w:b w:val="false"/>
-          <w:bCs w:val="false"/>
-          <w:i w:val="false"/>
-          <w:iCs w:val="false"/>
-          <w:color w:val="181410"/>
-          <w:sz w:val="22"/>
-          <w:szCs w:val="22"/>
-          <w:rtl/>
-        </w:rPr>
-        <w:t xml:space="preserve">يحسن التنبيه إلى أن دعوى الاكتفاء بالقرآن - على تفاوت درجاتها بين من ينكر السنة جملةً ومن يقبل بعضها ويرد بعضها بهواه - تصطدم بحقيقة أن القرآن الكريم نفسه لا يمكن فهم كثيرٍ من ألفاظه وأحكامه إلا عبر بيان النبي صلى الله عليه وسلم؛ فكيف يُدّعى الاستغناء بالقرآن عمن هو المبيّن الأول له؟ ثم إن رفض السنة يفتح الباب لكل من شاء أن يفسر القرآن برأيه المجرد، دون ضابطٍ نبوي، وهذا مسلكٌ يُفضي إلى تشتت الأمة وضياع مرجعيتها الموحدة في فهم الوحي.</w:t>
+        <w:t xml:space="preserve">بين الشك المشروع والشك المطلق</w:t>
+      </w:r>
+    </w:p>
+    <w:p>
+      <w:pPr>
+        <w:bidi/>
+        <w:spacing w:after="140" w:before="0" w:line="300"/>
+        <w:jc w:val="both"/>
+      </w:pPr>
+      <w:r>
+        <w:rPr>
+          <w:rFonts w:ascii="Amiri" w:cs="Amiri" w:eastAsia="Amiri" w:hAnsi="Amiri"/>
+          <w:b w:val="false"/>
+          <w:bCs w:val="false"/>
+          <w:i w:val="false"/>
+          <w:iCs w:val="false"/>
+          <w:color w:val="181410"/>
+          <w:sz w:val="22"/>
+          <w:szCs w:val="22"/>
+          <w:rtl/>
+        </w:rPr>
+        <w:t xml:space="preserve">وحاصل الأمر أن ثمة فرقًا جوهريًّا بين شكٍّ مشروع يُبنى عليه التمحيص - وهو ما فعله المحدثون أنفسهم حين ميّزوا الصحيح من الضعيف والموضوع - وبين شكٍّ مطلق يُسقط المنظومة كلها بذريعة أن بعض أجزائها لم يثبت. فوجود علمٍ متخصص يفرز الروايات ليس عيبًا يُستدل به على انهيار النقل، بل هو بذاته البرهان على أن الأمة واجهت احتمال الخطأ بمنهجٍ لا بإنكارٍ ولا بتسليمٍ أعمى؛ فمن يحتج بوجود الضعيف والموضوع على رد الصحيح، يقلب الحجة على نفسه، لأن هذا التمييز عينه هو أثر المنهج الذي يطعن فيه.</w:t>
       </w:r>
     </w:p>
     <w:tbl>
@@ -9126,7 +8996,7 @@
                 <w:szCs w:val="22"/>
                 <w:rtl/>
               </w:rPr>
-              <w:t xml:space="preserve">يجب على المسلم أن يعتقد اعتقادًا جازمًا أن السنة النبوية وحيٌ من الله تعالى، وأنها الشارحة المبيّنة للقرآن الكريم، لا غنى عنها في فهم الدين وتطبيق أحكامه؛ فلا يجوز له أن ينخدع بدعوى الاكتفاء بالقرآن وحده، وعليه أن يجمع بين الكتاب والسنة كما جمع بينهما سلف الأمة، فهما معًا مصدرا التشريع اللذان لا ينفك أحدهما عن الآخر.</w:t>
+              <w:t xml:space="preserve">يجب على المسلم أن يثق بمنهج هذه الأمة في حفظ سنة نبيها صلى الله عليه وسلم، فعلم الإسناد والجرح والتعديل حصنٌ علمي فريد لم تُعرف الأمم بمثله؛ وأن يفرّق بين تشكيكٍ يستهدف المنهج نفسه وهو باطل، وبين نقدٍ علمي داخل المنهج وهو عين ما بناه أهل الحديث، فلا يُخدع بدعوى الشك المطلق التي تنكر الفارق بين الاثنين.</w:t>
             </w:r>
           </w:p>
         </w:tc>
@@ -9144,7 +9014,7 @@
         <w:spacing w:after="140" w:before="320"/>
         <w:jc w:val="right"/>
       </w:pPr>
-      <w:bookmarkStart w:name="bm_faqrah_24" w:id="1035"/>
+      <w:bookmarkStart w:name="bm_faqrah_25" w:id="1036"/>
       <w:r>
         <w:rPr>
           <w:rFonts w:ascii="Aref Ruqaa" w:cs="Aref Ruqaa" w:eastAsia="Aref Ruqaa" w:hAnsi="Aref Ruqaa"/>
@@ -9157,29 +9027,29 @@
           <w:szCs w:val="28"/>
           <w:rtl/>
         </w:rPr>
-        <w:t xml:space="preserve">المبحث الثاني: شبهة التشكيك في صحة الأحاديث النبوية وضبط رواتها</w:t>
-      </w:r>
-      <w:bookmarkEnd w:id="1035"/>
-    </w:p>
-    <w:p>
-      <w:pPr>
-        <w:bidi/>
-        <w:spacing w:after="140" w:before="0" w:line="300"/>
-        <w:jc w:val="both"/>
-      </w:pPr>
-      <w:r>
-        <w:rPr>
-          <w:rFonts w:ascii="Amiri" w:cs="Amiri" w:eastAsia="Amiri" w:hAnsi="Amiri"/>
-          <w:b w:val="false"/>
-          <w:bCs w:val="false"/>
-          <w:i w:val="false"/>
-          <w:iCs w:val="false"/>
-          <w:color w:val="181410"/>
-          <w:sz w:val="22"/>
-          <w:szCs w:val="22"/>
-          <w:rtl/>
-        </w:rPr>
-        <w:t xml:space="preserve">يثير بعض المخالفين شبهةً مفادها أن الأحاديث النبوية نُقلت بالرواية الشفهية عبر أجيالٍ متعاقبة، وأن النقل البشري عرضةٌ - بطبيعته - للخطأ والنسيان والتحريف، ومن ثم فلا يمكن الوثوق بصحة ما وصل إلينا من السنة، ولا الاطمئنان إلى ضبط رواتها، فيُستنتج من ذلك التشكيك في صلاحية السنة لأن تكون مصدرًا تشريعيًّا ملزمًا.</w:t>
+        <w:t xml:space="preserve">المبحث الثالث: شبهة التعارض بين السنة والعقل</w:t>
+      </w:r>
+      <w:bookmarkEnd w:id="1036"/>
+    </w:p>
+    <w:p>
+      <w:pPr>
+        <w:bidi/>
+        <w:spacing w:after="140" w:before="0" w:line="300"/>
+        <w:jc w:val="both"/>
+      </w:pPr>
+      <w:r>
+        <w:rPr>
+          <w:rFonts w:ascii="Amiri" w:cs="Amiri" w:eastAsia="Amiri" w:hAnsi="Amiri"/>
+          <w:b w:val="false"/>
+          <w:bCs w:val="false"/>
+          <w:i w:val="false"/>
+          <w:iCs w:val="false"/>
+          <w:color w:val="181410"/>
+          <w:sz w:val="22"/>
+          <w:szCs w:val="22"/>
+          <w:rtl/>
+        </w:rPr>
+        <w:t xml:space="preserve">وقد يُسلّم المعترض بعد هذا كله بأن السنة مصدرٌ، وأن ما ثبت منها ثبت بمنهجٍ رصين، لكنه ينتقل بشكه درجةً أخرى فيقول: ليكن النقل صحيحًا سندًا، لكن ماذا لو كان متنه مما يأباه العقل؟ وأقوى ما يصاغ به هذا الاعتراض ليس مجرد استغراب حكمٍ لم تُدرَك حكمته - فهذا لا يعدو قصور فهمٍ لا يستحق أن يُسمى تعارضًا - بل صورةٌ أدق: أن بعض المتون، على صحة أسانيدها، تحمل في ظاهرها ما يصطدم بحكمٍ عقلي يراه العقلاء ضروريًّا لا يحتمل التردد؛ وحين يقع مثل هذا التصادم، يكون الترجيح - في نظر المعترض - واجبًا لصالح الطرف الأوثق يقينًا: فالنقل، مهما بلغت دقة سنده، وصل إلينا عبر رواةٍ بشرٍ وألفاظٍ قابلة لتعدد الفهم، بينما الحكم العقلي الضروري بديهيٌّ لا واسطة فيه بين العقل ومدركه؛ فكيف يُقدَّم الأقل يقينًا على الأكثر يقينًا، بدعوى التأويل مهما تكلّفنا في تخريجه؟</w:t>
       </w:r>
     </w:p>
     <w:p>
@@ -9200,52 +9070,59 @@
           <w:szCs w:val="22"/>
           <w:rtl/>
         </w:rPr>
-        <w:t xml:space="preserve">الرد على الشبهة</w:t>
-      </w:r>
-    </w:p>
-    <w:p>
-      <w:pPr>
-        <w:bidi/>
-        <w:spacing w:after="140" w:before="0" w:line="300"/>
-        <w:jc w:val="both"/>
-      </w:pPr>
-      <w:r>
-        <w:rPr>
-          <w:rFonts w:ascii="Amiri" w:cs="Amiri" w:eastAsia="Amiri" w:hAnsi="Amiri"/>
-          <w:b/>
-          <w:bCs/>
-          <w:i w:val="false"/>
-          <w:iCs w:val="false"/>
-          <w:color w:val="0D2143"/>
-          <w:sz w:val="22"/>
-          <w:szCs w:val="22"/>
-          <w:rtl/>
-        </w:rPr>
-        <w:t xml:space="preserve">1. نشأة علم الإسناد وعلوم الحديث لتحقيق هذا الغرض بعينه:</w:t>
-      </w:r>
-      <w:r>
-        <w:rPr>
-          <w:rFonts w:ascii="Amiri" w:cs="Amiri" w:eastAsia="Amiri" w:hAnsi="Amiri"/>
-          <w:b w:val="false"/>
-          <w:bCs w:val="false"/>
-          <w:i w:val="false"/>
-          <w:iCs w:val="false"/>
-          <w:color w:val="181410"/>
-          <w:sz w:val="22"/>
-          <w:szCs w:val="22"/>
-          <w:rtl/>
-        </w:rPr>
-        <w:t xml:space="preserve"> إن هذه الشبهة تتجاهل حقيقةً جوهرية، وهي أن الأمة الإسلامية لم تترك النقل الشفهي عرضةً للخطأ دون رقابةٍ أو تمحيص، بل أنشأت منذ القرون الأولى منظومةً علمية متكاملة، هي "علم الإسناد" وما تفرع عنه من علوم الحديث كعلم الجرح والتعديل، ومعرفة الرجال، وعلل الحديث، وضُبطت بها شروط قبول الرواية: عدالة الراوي وضبطه، واتصال السند، والسلامة من الشذوذ والعلة. وهذه المنظومة لم تُنشأ لغرضٍ آخر، بل أُنشئت خصيصًا للتحقق من صحة نسبة الأقوال إلى قائليها، ولم يُعرف في تاريخ الأمم نظامٌ يضاهيها دقةً واستقصاءً في توثيق النقل البشري. فمن يشكك في صحة الحديث بحجة كونه نقلًا بشريًّا، إنما يتجاهل أن العلماء قد سبقوه إلى إدراك هذا الاحتمال، وبنوا لأجله علمًا كاملًا يفرز الصحيح من الضعيف والموضوع.</w:t>
+        <w:t xml:space="preserve">الأصل الذي بُني عليه الرد</w:t>
+      </w:r>
+    </w:p>
+    <w:p>
+      <w:pPr>
+        <w:bidi/>
+        <w:spacing w:after="140" w:before="0" w:line="300"/>
+        <w:jc w:val="both"/>
+      </w:pPr>
+      <w:r>
+        <w:rPr>
+          <w:rFonts w:ascii="Amiri" w:cs="Amiri" w:eastAsia="Amiri" w:hAnsi="Amiri"/>
+          <w:b w:val="false"/>
+          <w:bCs w:val="false"/>
+          <w:i w:val="false"/>
+          <w:iCs w:val="false"/>
+          <w:color w:val="181410"/>
+          <w:sz w:val="22"/>
+          <w:szCs w:val="22"/>
+          <w:rtl/>
+        </w:rPr>
+        <w:t xml:space="preserve">والجواب عن هذا لا يبدأ بإنكار وقوع الاصطدام الظاهري، بل بتحليل بنيته المنطقية. فالنقل الصحيح والعقل الصريح مصدرهما واحد، هو الله خالق العقل ومنزّل الوحي، ومن المحال عقلًا أن يتناقض فعلا الحكيم الواحد تناقضًا حقيقيًّا؛ فإذا ظهر تعارض، فهو - بالضرورة المنطقية - بين أمرين لا يمكن أن يكونا معًا على ما ادُّعي لهما: إما أن النقل لم يثبت ثبوتًا يقينيًّا كما زُعم، أو أن الحكم العقلي ليس في الحقيقة ضروريًّا بديهيًّا كما ظُنّ، بل هو نتيجة مقدماتٍ مكتسبة يمكن أن تخطئ. وقد قرر شيخ الإسلام ابن تيمية رحمه الله هذا الأصل بدقةٍ في كتابه «درء تعارض العقل والنقل» بقوله: «لَا يَجُوزُ أَنْ يَتَعَارَضَ صَرِيحُ الْمَعْقُولِ وَصَحِيحُ الْمَنْقُولِ، وَإِنْ تَعَارَضَا فَإِمَّا الْجَمْعُ، وَإِمَّا التَّوَقُّفُ، وَإِمَّا تَقْدِيمُ الْعَقْلِ إِذَا لَمْ يَكُنِ النَّقْلُ صَحِيحًا أَوْ لَمْ يَكُنِ الْعَقْلُ صَرِيحًا» (ابن تيمية، درء تعارض العقل والنقل). فالنص لم يُطلق تقديم العقل مجردًا، بل قيّده بشرطين معًا: انتفاء صحة النقل، وانتفاء صراحة العقل؛ وهذا فرقٌ جوهري عمن يظن أن ابن تيمية يمنح العقل حق النقض متى استُشكل نصٌّ.</w:t>
+      </w:r>
+    </w:p>
+    <w:p>
+      <w:pPr>
+        <w:bidi/>
+        <w:spacing w:after="140" w:before="0" w:line="300"/>
+        <w:jc w:val="both"/>
+      </w:pPr>
+      <w:r>
+        <w:rPr>
+          <w:rFonts w:ascii="Amiri" w:cs="Amiri" w:eastAsia="Amiri" w:hAnsi="Amiri"/>
+          <w:b w:val="false"/>
+          <w:bCs w:val="false"/>
+          <w:i w:val="false"/>
+          <w:iCs w:val="false"/>
+          <w:color w:val="181410"/>
+          <w:sz w:val="22"/>
+          <w:szCs w:val="22"/>
+          <w:rtl/>
+        </w:rPr>
+        <w:t xml:space="preserve">وهنا يتبين موضع الخلل في الصياغة القوية للشبهة: فهي تفترض أن كل حكمٍ يشعر به المرء بديهيًّا هو بالفعل «صريح العقل» بالمعنى الاصطلاحي الدقيق، أي الحكم الضروري الذي لا يختلف فيه عاقلان مهما اختلفت ثقافتاهما وعصراهما؛ والحق أن أكثر ما يُظن تعارضه مع العقل ليس من هذا القبيل، بل هو مما استقر في الذهن بالإلف والعادة والبيئة الثقافية، فيُخيَّل لصاحبه أنه بداهةٌ عقلية، وما هو إلا مألوفٌ اجتماعي اكتسى ثوب اليقين.</w:t>
       </w:r>
     </w:p>
     <w:tbl>
       <w:tblPr>
         <w:tblW w:type="pct" w:w="100%"/>
         <w:tblBorders>
-          <w:top w:val="single" w:color="152C54" w:sz="6"/>
-          <w:left w:val="single" w:color="152C54" w:sz="24"/>
-          <w:bottom w:val="single" w:color="152C54" w:sz="6"/>
-          <w:right w:val="single" w:color="152C54" w:sz="6"/>
+          <w:top w:val="single" w:color="8C3B2E" w:sz="6"/>
+          <w:left w:val="single" w:color="8C3B2E" w:sz="24"/>
+          <w:bottom w:val="single" w:color="8C3B2E" w:sz="6"/>
+          <w:right w:val="single" w:color="8C3B2E" w:sz="6"/>
           <w:insideH w:val="single" w:color="auto" w:sz="4"/>
           <w:insideV w:val="single" w:color="auto" w:sz="4"/>
         </w:tblBorders>
@@ -9256,7 +9133,7 @@
       <w:tr>
         <w:tc>
           <w:tcPr>
-            <w:shd w:fill="F6EFDD" w:val="clear"/>
+            <w:shd w:fill="FBF7EE" w:val="clear"/>
             <w:tcMar>
               <w:top w:type="dxa" w:w="160"/>
               <w:left w:type="dxa" w:w="200"/>
@@ -9264,7 +9141,13 @@
               <w:right w:type="dxa" w:w="200"/>
             </w:tcMar>
           </w:tcPr>
-          <w:p/>
+          <w:p>
+            <w:pPr>
+              <w:bidi/>
+              <w:spacing w:after="100" w:before="0" w:line="300"/>
+              <w:jc w:val="right"/>
+            </w:pPr>
+          </w:p>
         </w:tc>
       </w:tr>
     </w:tbl>
@@ -9282,142 +9165,79 @@
       <w:r>
         <w:rPr>
           <w:rFonts w:ascii="Amiri" w:cs="Amiri" w:eastAsia="Amiri" w:hAnsi="Amiri"/>
+          <w:b w:val="false"/>
+          <w:bCs w:val="false"/>
+          <w:i w:val="false"/>
+          <w:iCs w:val="false"/>
+          <w:color w:val="181410"/>
+          <w:sz w:val="22"/>
+          <w:szCs w:val="22"/>
+          <w:rtl/>
+        </w:rPr>
+        <w:t xml:space="preserve">ولنأخذ مثالًا واقعيًّا لا افتراضيًّا: أحكام المواريث المبيّنة في السنة تفصيلًا لمجمل القرآن، حيث قد يستشكل بعض الناس تفاوت الأنصبة بين الورثة تفاوتًا لا يبدو منسجمًا - للوهلة الأولى - مع حدسٍ مساواتي عام. لكن هذا الاستشكال، عند تحليله، ليس تصادمًا مع حكمٍ عقلي ضروري، لأن العقل الصريح لا يفرض بذاته نظرية توزيعية بعينها توجب المساواة الحسابية في كل حال؛ هذا حكمٌ قيمي مكتسب، لا بداهة عقلية يشترك فيها كل العقلاء بالضرورة، بدليل أن نظم التوارث البشرية عبر التاريخ لم تتفق عليه. فما يبدو تعارضًا مع «العقل» هو - عند التحقيق - تعارضٌ مع افتراضٍ ثقافي لم يُختبر نقده، لا مع حكمٍ عقلي لا يحتمل غيره.</w:t>
+      </w:r>
+    </w:p>
+    <w:p>
+      <w:pPr>
+        <w:bidi/>
+        <w:spacing w:after="140" w:before="0" w:line="300"/>
+        <w:jc w:val="both"/>
+      </w:pPr>
+      <w:r>
+        <w:rPr>
+          <w:rFonts w:ascii="Amiri" w:cs="Amiri" w:eastAsia="Amiri" w:hAnsi="Amiri"/>
+          <w:b w:val="false"/>
+          <w:bCs w:val="false"/>
+          <w:i w:val="false"/>
+          <w:iCs w:val="false"/>
+          <w:color w:val="181410"/>
+          <w:sz w:val="22"/>
+          <w:szCs w:val="22"/>
+          <w:rtl/>
+        </w:rPr>
+        <w:t xml:space="preserve">وهذا لا يعني إسقاط دور العقل في فهم النصوص والاستنباط منها، فذلك وظيفته المشروعة؛ لكنه يعني أن العقل ليس حَكَمًا مستقلًّا يُسقط نصًّا ثابتًا لمجرد أنه لم يُدرك كل حكمته، فالإنسان محدود العقل بطبيعته، وقد يأتيه الوحي بما يعلو على مداركه دون أن يناقضها، كما يعجز عن الإحاطة بكل حكمة الله في خلقه وتدبيره الكوني مع تسليمه به.</w:t>
+      </w:r>
+    </w:p>
+    <w:p>
+      <w:pPr>
+        <w:bidi/>
+        <w:spacing w:after="100" w:before="200" w:line="300"/>
+        <w:jc w:val="right"/>
+      </w:pPr>
+      <w:r>
+        <w:rPr>
+          <w:rFonts w:ascii="Amiri" w:cs="Amiri" w:eastAsia="Amiri" w:hAnsi="Amiri"/>
           <w:b/>
           <w:bCs/>
           <w:i w:val="false"/>
           <w:iCs w:val="false"/>
-          <w:color w:val="0D2143"/>
-          <w:sz w:val="22"/>
-          <w:szCs w:val="22"/>
-          <w:rtl/>
-        </w:rPr>
-        <w:t xml:space="preserve">2. قول الإمام الشافعي:</w:t>
-      </w:r>
-      <w:r>
-        <w:rPr>
-          <w:rFonts w:ascii="Amiri" w:cs="Amiri" w:eastAsia="Amiri" w:hAnsi="Amiri"/>
-          <w:b w:val="false"/>
-          <w:bCs w:val="false"/>
-          <w:i w:val="false"/>
-          <w:iCs w:val="false"/>
-          <w:color w:val="181410"/>
-          <w:sz w:val="22"/>
-          <w:szCs w:val="22"/>
-          <w:rtl/>
-        </w:rPr>
-        <w:t xml:space="preserve"> قال الإمام الشافعي رحمه الله: «أَجْمَعَ الْمُسْلِمُونَ عَلَى أَنَّ مَنِ اسْتَبَانَتْ لَهُ سُنَّةُ رَسُولِ اللَّهِ ﷺ لَمْ يَكُنْ لَهُ أَنْ يَدَعَهَا لِقَوْلِ أَحَدٍ» (الشافعي، الرسالة). يعبّر هذا القول عن إجماع الأمة على حجية السنة الصحيحة وضرورة اتباعها، ويدل في الوقت نفسه على أن العلماء لم يقبلوا الأحاديث جزافًا دون تحقيقٍ وتدقيق، بل بذلوا جهودًا مضنية في تنقيح الأحاديث الصحيحة وتصنيفها وتمييزها عما سواها، مما يضمن أن ما وصل إلينا اليوم من السنة قد مرّ بمصفاةٍ علمية دقيقة تحفظه من التحريف والتغيير.</w:t>
-      </w:r>
-    </w:p>
-    <w:p>
-      <w:pPr>
-        <w:bidi/>
-        <w:spacing w:after="140" w:before="0" w:line="300"/>
-        <w:jc w:val="both"/>
-      </w:pPr>
-      <w:r>
-        <w:rPr>
-          <w:rFonts w:ascii="Amiri" w:cs="Amiri" w:eastAsia="Amiri" w:hAnsi="Amiri"/>
-          <w:b/>
-          <w:bCs/>
-          <w:i w:val="false"/>
-          <w:iCs w:val="false"/>
-          <w:color w:val="0D2143"/>
-          <w:sz w:val="22"/>
-          <w:szCs w:val="22"/>
-          <w:rtl/>
-        </w:rPr>
-        <w:t xml:space="preserve">3. الرد العقلي:</w:t>
-      </w:r>
-      <w:r>
-        <w:rPr>
-          <w:rFonts w:ascii="Amiri" w:cs="Amiri" w:eastAsia="Amiri" w:hAnsi="Amiri"/>
-          <w:b w:val="false"/>
-          <w:bCs w:val="false"/>
-          <w:i w:val="false"/>
-          <w:iCs w:val="false"/>
-          <w:color w:val="181410"/>
-          <w:sz w:val="22"/>
-          <w:szCs w:val="22"/>
-          <w:rtl/>
-        </w:rPr>
-        <w:t xml:space="preserve"> من الناحية العقلية، فإن التشكيك في صحة الأحاديث النبوية بذريعة أنها نقلٌ بشري قد يتعرض للخطأ أو التحريف، مسلكٌ يؤدي إلى نتيجةٍ خطيرة، وهي فتح الباب للتشكيك في نقل كل الحقائق التاريخية والمعارف العلمية التي تناقلتها البشرية جيلًا بعد جيل؛ إذ لو أُخذ بهذا المنطق على إطلاقه، لبطل الوثوق بكل علمٍ منقول لم يُشاهَد بالعين المجردة. والحق أن الرواية التي اعتمدت سلسلة الإسناد لم تكن نقلًا عبثيًّا، بل كانت نقلًا محكمًا منظمًا، تضمّن آليات تحقق وتوثيق فريدة في تاريخ العلم الإنساني. فالطعن في صحة السنة النبوية بهذا المنطق يضرب بجذور الثقة بين الأجيال، ويناقض المنهج العلمي الذي اعتمدته هذه الأمة منذ فجرها لضمان سلامة النصوص والأقوال.</w:t>
-      </w:r>
-    </w:p>
-    <w:p>
-      <w:pPr>
-        <w:bidi/>
-        <w:spacing w:after="140" w:before="0" w:line="300"/>
-        <w:jc w:val="both"/>
-      </w:pPr>
-      <w:r>
-        <w:rPr>
-          <w:rFonts w:ascii="Amiri" w:cs="Amiri" w:eastAsia="Amiri" w:hAnsi="Amiri"/>
-          <w:b/>
-          <w:bCs/>
-          <w:i w:val="false"/>
-          <w:iCs w:val="false"/>
-          <w:color w:val="0D2143"/>
-          <w:sz w:val="22"/>
-          <w:szCs w:val="22"/>
-          <w:rtl/>
-        </w:rPr>
-        <w:t xml:space="preserve">4. شواهد من أقوال العلماء:</w:t>
-      </w:r>
-      <w:r>
-        <w:rPr>
-          <w:rFonts w:ascii="Amiri" w:cs="Amiri" w:eastAsia="Amiri" w:hAnsi="Amiri"/>
-          <w:b w:val="false"/>
-          <w:bCs w:val="false"/>
-          <w:i w:val="false"/>
-          <w:iCs w:val="false"/>
-          <w:color w:val="181410"/>
-          <w:sz w:val="22"/>
-          <w:szCs w:val="22"/>
-          <w:rtl/>
-        </w:rPr>
-        <w:t xml:space="preserve"> أكد علماء الحديث والفقه، على اختلاف طبقاتهم وعصورهم، أن السنة النبوية وصلت إلينا بعد تنقيحٍ وتدقيقٍ بالغين، واعتبروا من يشكك فيها أو يردها بغير حجةٍ علمية معتبرة قد خرج عن منهج أهل العلم. يقول الإمام أحمد بن حنبل رحمه الله: «مَنْ رَدَّ حَدِيثَ رَسُولِ اللَّهِ ﷺ فَهُوَ عَلَى شَفَا هَلَكَةٍ»، وهذا يعكس عمق إدراك العلماء لخطورة التهاون في السنة النبوية واعتبارها حجةً ملزمة للمسلمين. وقد وُضعت كتب الحديث الصحيحة، كصحيح البخاري وصحيح مسلم، لتكون مرجعًا معتمدًا بعد أن تحققت فيها شروط الصحة والدقة المتفق عليها بين أهل الاختصاص، وهذا الحرص المتواصل من العلماء عبر القرون يُعد بذاته ضمانةً لحجية السنة وثباتها.</w:t>
-      </w:r>
-    </w:p>
-    <w:p>
-      <w:pPr>
-        <w:bidi/>
-        <w:spacing w:after="100" w:before="200" w:line="300"/>
-        <w:jc w:val="right"/>
-      </w:pPr>
-      <w:r>
-        <w:rPr>
-          <w:rFonts w:ascii="Amiri" w:cs="Amiri" w:eastAsia="Amiri" w:hAnsi="Amiri"/>
-          <w:b/>
-          <w:bCs/>
-          <w:i w:val="false"/>
-          <w:iCs w:val="false"/>
           <w:color w:val="152C54"/>
           <w:sz w:val="22"/>
           <w:szCs w:val="22"/>
           <w:rtl/>
         </w:rPr>
-        <w:t xml:space="preserve">فوائد ومسائل</w:t>
-      </w:r>
-    </w:p>
-    <w:p>
-      <w:pPr>
-        <w:bidi/>
-        <w:spacing w:after="140" w:before="0" w:line="300"/>
-        <w:jc w:val="both"/>
-      </w:pPr>
-      <w:r>
-        <w:rPr>
-          <w:rFonts w:ascii="Amiri" w:cs="Amiri" w:eastAsia="Amiri" w:hAnsi="Amiri"/>
-          <w:b w:val="false"/>
-          <w:bCs w:val="false"/>
-          <w:i w:val="false"/>
-          <w:iCs w:val="false"/>
-          <w:color w:val="181410"/>
-          <w:sz w:val="22"/>
-          <w:szCs w:val="22"/>
-          <w:rtl/>
-        </w:rPr>
-        <w:t xml:space="preserve">ينبغي التمييز بين التشكيك المطلق في نقل السنة، وبين ما هو معروفٌ ومقرر عند أهل الحديث أنفسهم من وجود أحاديث ضعيفة أو موضوعة، فهذا الأخير ليس عيبًا في المنهج بل دليلٌ على دقته؛ إذ إن وجود علمٍ متخصص يفرز الصحيح من الضعيف والموضوع هو بذاته البرهان على أن العلماء لم يغفلوا احتمال الخطأ، بل واجهوه بمنهجٍ علمي رصين لم يترك مجالًا للرواية أن تُقبل دون فحص. فمن يستدل بوجود أحاديث ضعيفة على رد السنة كلها، إنما يقلب الحجة على نفسه، لأن هذا التمييز ذاته هو أثر علوم الحديث التي بناها العلماء لهذا الغرض.</w:t>
+        <w:t xml:space="preserve">حين يضيق العقل عن الإحاطة</w:t>
+      </w:r>
+    </w:p>
+    <w:p>
+      <w:pPr>
+        <w:bidi/>
+        <w:spacing w:after="140" w:before="0" w:line="300"/>
+        <w:jc w:val="both"/>
+      </w:pPr>
+      <w:r>
+        <w:rPr>
+          <w:rFonts w:ascii="Amiri" w:cs="Amiri" w:eastAsia="Amiri" w:hAnsi="Amiri"/>
+          <w:b w:val="false"/>
+          <w:bCs w:val="false"/>
+          <w:i w:val="false"/>
+          <w:iCs w:val="false"/>
+          <w:color w:val="181410"/>
+          <w:sz w:val="22"/>
+          <w:szCs w:val="22"/>
+          <w:rtl/>
+        </w:rPr>
+        <w:t xml:space="preserve">وخلاصة القول أن دعوى «تحكيم العقل» في قبول السنة أو ردها، إن أُطلقت بلا ضابطٍ يميّز الضروري من المكتسب، أفضت إلى تعطيل الشريعة بالكلية؛ إذ سيدّعي كل مخالفٍ أن عقله يأبى ما يخالف هواه أو مألوفه. ومنهج أهل السنة تقديم النقل الثابت على ما يُظن تعارضه مع العقل، مع بذل الجهد في فهم النص والتماس حكمته، لا التسرع بردّه لمجرد الاستغراب الأول.</w:t>
       </w:r>
     </w:p>
     <w:tbl>
@@ -9485,7 +9305,7 @@
                 <w:szCs w:val="22"/>
                 <w:rtl/>
               </w:rPr>
-              <w:t xml:space="preserve">يجب على المسلم أن يثق بمنهج الأمة في حفظ سنة نبيها صلى الله عليه وسلم، وأن يعلم أن علم الإسناد والجرح والتعديل هو حصنٌ علمي فريد لم تُعرف الأمم بمثله، وأن يرد على من يشكك في السنة بردٍّ علمي هادئ يبين له عظمة هذا المنهج، لا أن ينساق وراء الشبهة فيهجر حجةً قامت عليها البراهين النقلية والعقلية معًا.</w:t>
+              <w:t xml:space="preserve">يجب على المسلم أن يوقن أن السنة الصحيحة لا تتعارض مع العقل الصريح أبدًا، وأن يميز - عند وجود إشكالٍ ظاهري - بين ما هو بداهةٌ عقلية حقًّا وبين ما هو مألوفٌ اكتسى ثوب البداهة، فيتهم فهمه القاصر أو حكمه المكتسب، لا النص الثابت، سالكًا مسلك التسليم مع الاجتهاد في طلب الفهم.</w:t>
             </w:r>
           </w:p>
         </w:tc>
@@ -9503,7 +9323,7 @@
         <w:spacing w:after="140" w:before="320"/>
         <w:jc w:val="right"/>
       </w:pPr>
-      <w:bookmarkStart w:name="bm_faqrah_25" w:id="1036"/>
+      <w:bookmarkStart w:name="bm_faqrah_26" w:id="1037"/>
       <w:r>
         <w:rPr>
           <w:rFonts w:ascii="Aref Ruqaa" w:cs="Aref Ruqaa" w:eastAsia="Aref Ruqaa" w:hAnsi="Aref Ruqaa"/>
@@ -9516,29 +9336,29 @@
           <w:szCs w:val="28"/>
           <w:rtl/>
         </w:rPr>
-        <w:t xml:space="preserve">المبحث الثالث: شبهة التعارض بين السنة والعقل</w:t>
-      </w:r>
-      <w:bookmarkEnd w:id="1036"/>
-    </w:p>
-    <w:p>
-      <w:pPr>
-        <w:bidi/>
-        <w:spacing w:after="140" w:before="0" w:line="300"/>
-        <w:jc w:val="both"/>
-      </w:pPr>
-      <w:r>
-        <w:rPr>
-          <w:rFonts w:ascii="Amiri" w:cs="Amiri" w:eastAsia="Amiri" w:hAnsi="Amiri"/>
-          <w:b w:val="false"/>
-          <w:bCs w:val="false"/>
-          <w:i w:val="false"/>
-          <w:iCs w:val="false"/>
-          <w:color w:val="181410"/>
-          <w:sz w:val="22"/>
-          <w:szCs w:val="22"/>
-          <w:rtl/>
-        </w:rPr>
-        <w:t xml:space="preserve">يطرح بعضهم شبهةً مفادها أن بعض الأحاديث النبوية قد تتعارض مع "العقل"، وأن العقل يجب أن يكون المعيار الأول لقبول الحديث أو رفضه. ويستندون في هذا إلى أن هناك أحكامًا شرعيةً وردت في السنة تبدو - في نظرهم - غير مفهومة، أو يصعب على العقل إدراك حكمتها، فيرون جواز ترك العمل بالسنة كلما ظنوا أنها تتعارض مع "منطقهم" أو "فهمهم العقلي" الخاص.</w:t>
+        <w:t xml:space="preserve">المبحث الرابع: شبهة تناقض الأحاديث النبوية بعضها ببعض</w:t>
+      </w:r>
+      <w:bookmarkEnd w:id="1037"/>
+    </w:p>
+    <w:p>
+      <w:pPr>
+        <w:bidi/>
+        <w:spacing w:after="140" w:before="0" w:line="300"/>
+        <w:jc w:val="both"/>
+      </w:pPr>
+      <w:r>
+        <w:rPr>
+          <w:rFonts w:ascii="Amiri" w:cs="Amiri" w:eastAsia="Amiri" w:hAnsi="Amiri"/>
+          <w:b w:val="false"/>
+          <w:bCs w:val="false"/>
+          <w:i w:val="false"/>
+          <w:iCs w:val="false"/>
+          <w:color w:val="181410"/>
+          <w:sz w:val="22"/>
+          <w:szCs w:val="22"/>
+          <w:rtl/>
+        </w:rPr>
+        <w:t xml:space="preserve">وقد يتنازل المعترض عن دعوى تعارض السنة مع العقل، فيقرّ أن كثيرًا مما ظنّه الناس تعارضًا هو من قبيل المألوف لا البداهة، لكنه يعيد صياغة اعتراضه في صورةٍ أضيق وأصعب دفعًا: ليست القضية أن حديثًا يخالف عقلًا، بل أن حديثين ثابتين، كلاهما بلغ درجة القبول عند المحدثين، يبدو أحدهما ناقضًا للآخر، فأين وحدة المصدر التي يُفترض أن الوحي منزّهٌ بها عن التناقض؟ والأخطر من مجرد رصد أمثلةٍ على هذا التعارض الظاهري أن يُقال: إن منهج العلماء أنفسهم في معالجة هذا الإشكال - بالجمع تارة، وبالترجيح تارة، وبدعوى النسخ تارة أخرى - مرنٌ إلى حدٍّ يجعله قادرًا على «تبرير» أي تعارضٍ يُطرح عليه مهما بلغت حدته؛ فإذا كانت الأداة قادرة دائمًا على إنتاج تسويةٍ ما بين أي نصين مهما تناقضا ظاهريًّا، أفلا يكون هذا دليل مرونةٍ مصطنعة لا اتساقٍ حقيقي؟ بعبارةٍ أخرى: منهجٌ لا يمكن أن يُفشِل أبدًا في إيجاد مخرج، هو منهجٌ مشكوكٌ في كونه يصف واقع النصوص، لا منهجٌ يتحايل عليها لإنقاذ دعوى العصمة من التناقض.</w:t>
       </w:r>
     </w:p>
     <w:p>
@@ -9559,87 +9379,80 @@
           <w:szCs w:val="22"/>
           <w:rtl/>
         </w:rPr>
-        <w:t xml:space="preserve">الرد على الشبهة</w:t>
-      </w:r>
-    </w:p>
-    <w:p>
-      <w:pPr>
-        <w:bidi/>
-        <w:spacing w:after="140" w:before="0" w:line="300"/>
-        <w:jc w:val="both"/>
-      </w:pPr>
-      <w:r>
-        <w:rPr>
-          <w:rFonts w:ascii="Amiri" w:cs="Amiri" w:eastAsia="Amiri" w:hAnsi="Amiri"/>
-          <w:b/>
-          <w:bCs/>
-          <w:i w:val="false"/>
-          <w:iCs w:val="false"/>
-          <w:color w:val="0D2143"/>
-          <w:sz w:val="22"/>
-          <w:szCs w:val="22"/>
-          <w:rtl/>
-        </w:rPr>
-        <w:t xml:space="preserve">1. التوافق بين النقل والعقل:</w:t>
-      </w:r>
-      <w:r>
-        <w:rPr>
-          <w:rFonts w:ascii="Amiri" w:cs="Amiri" w:eastAsia="Amiri" w:hAnsi="Amiri"/>
-          <w:b w:val="false"/>
-          <w:bCs w:val="false"/>
-          <w:i w:val="false"/>
-          <w:iCs w:val="false"/>
-          <w:color w:val="181410"/>
-          <w:sz w:val="22"/>
-          <w:szCs w:val="22"/>
-          <w:rtl/>
-        </w:rPr>
-        <w:t xml:space="preserve"> إن العلاقة بين النقل الصحيح - وهو السنة الثابتة - والعقل السليم، علاقة تكامل وتوافق، وليست علاقة تناقض أو تصادم. وقد قرر علماء الإسلام أن مصدر النقل ومصدر العقل واحد، فكلاهما من الله تعالى، خالق العقول ومنزل الوحي، ومن المحال أن يتعارض النص الشرعي الصحيح مع العقل الصريح تعارضًا حقيقيًّا. فإذا وجد الإنسان ما يبدو له تعارضًا، فإن السبب - غالبًا - يعود إلى قلة الفهم، أو نقص العلم، أو عدم الإحاطة بتفاصيل النص وملابساته وسياقه الشرعي، لا إلى تناقضٍ حقيقي بين المصدرين.</w:t>
-      </w:r>
-    </w:p>
-    <w:p>
-      <w:pPr>
-        <w:bidi/>
-        <w:spacing w:after="140" w:before="0" w:line="300"/>
-        <w:jc w:val="both"/>
-      </w:pPr>
-      <w:r>
-        <w:rPr>
-          <w:rFonts w:ascii="Amiri" w:cs="Amiri" w:eastAsia="Amiri" w:hAnsi="Amiri"/>
-          <w:b/>
-          <w:bCs/>
-          <w:i w:val="false"/>
-          <w:iCs w:val="false"/>
-          <w:color w:val="0D2143"/>
-          <w:sz w:val="22"/>
-          <w:szCs w:val="22"/>
-          <w:rtl/>
-        </w:rPr>
-        <w:t xml:space="preserve">2. قول الإمام ابن تيمية:</w:t>
-      </w:r>
-      <w:r>
-        <w:rPr>
-          <w:rFonts w:ascii="Amiri" w:cs="Amiri" w:eastAsia="Amiri" w:hAnsi="Amiri"/>
-          <w:b w:val="false"/>
-          <w:bCs w:val="false"/>
-          <w:i w:val="false"/>
-          <w:iCs w:val="false"/>
-          <w:color w:val="181410"/>
-          <w:sz w:val="22"/>
-          <w:szCs w:val="22"/>
-          <w:rtl/>
-        </w:rPr>
-        <w:t xml:space="preserve"> قرر شيخ الإسلام ابن تيمية رحمه الله هذا الأصل في كتابه "درء تعارض العقل والنقل" بقوله: «لَا يَجُوزُ أَنْ يَتَعَارَضَ صَرِيحُ الْمَعْقُولِ وَصَحِيحُ الْمَنْقُولِ، وَإِنْ تَعَارَضَا فَإِمَّا الْجَمْعُ، وَإِمَّا التَّوَقُّفُ، وَإِمَّا تَقْدِيمُ الْعَقْلِ إِذَا لَمْ يَكُنِ النَّقْلُ صَحِيحًا أَوْ لَمْ يَكُنِ الْعَقْلُ صَرِيحًا» (ابن تيمية، درء تعارض العقل والنقل). وحاصل هذا الأصل أن التعارض بين العقل والنقل، متى وقع، فهو تعارضٌ ظاهري ناتج إما عن ضعفٍ في ثبوت النقل، وإما عن قصورٍ في إعمال العقل، لا عن تناقضٍ حقيقي بين المصدرين اللذين لا يمكن أن يتعارضا إذا صحّ النقل وصرُح العقل. وبناءً عليه، فإن من واجب المسلمين الاجتهاد في الفهم الصحيح للنصوص، والتثبت من ثبوتها، بدلًا من إسقاطها بدعوى التعارض المتسرع.</w:t>
+        <w:t xml:space="preserve">منهج العلماء في التعارض الظاهر</w:t>
+      </w:r>
+    </w:p>
+    <w:p>
+      <w:pPr>
+        <w:bidi/>
+        <w:spacing w:after="140" w:before="0" w:line="300"/>
+        <w:jc w:val="both"/>
+      </w:pPr>
+      <w:r>
+        <w:rPr>
+          <w:rFonts w:ascii="Amiri" w:cs="Amiri" w:eastAsia="Amiri" w:hAnsi="Amiri"/>
+          <w:b w:val="false"/>
+          <w:bCs w:val="false"/>
+          <w:i w:val="false"/>
+          <w:iCs w:val="false"/>
+          <w:color w:val="181410"/>
+          <w:sz w:val="22"/>
+          <w:szCs w:val="22"/>
+          <w:rtl/>
+        </w:rPr>
+        <w:t xml:space="preserve">وللرد على هذا يجب أولًا التفريق بين منهجٍ يُنتج تسوياتٍ مخصَّصة لكل حالةٍ بعينها بلا ضابطٍ عام - وهذا هو التحايل الذي يخشاه المعترض بحق - وبين منهجٍ يطبّق قواعد مقررة سلفًا، مستقلة عن أي نصين بعينهما، ثم يجد أنها تُنتج حلًّا لهذه الحالة أو تلك. والقواعد التي اعتمدها علماء «مختلف الحديث» - وقد صُنّف في هذا الباب كتاب «اختلاف الحديث» للإمام الشافعي رحمه الله، وكتاب «تأويل مختلف الحديث» لابن قتيبة رحمه الله، من أوائل ما تأسس عليه هذا الفن - من هذا القبيل: فالجمع لا يُقبل إلا إذا استند إلى قرينةٍ مستقلة تُميّز بين حالتي النصين، لا إلى مجرد الرغبة في التوفيق؛ والترجيح يُبنى على معايير سابقة الوضع كعدد الرواة وقوة ضبطهم وقرب سندهم من المتن الأصلي، لا على أي النصين أقرب إلى مراد الناظر؛ والنسخ لا يُدّعى إلا بمعرفة التاريخ وتسلسل الوقائع تسلسلًا مستقلًّا عن مضمون النصين نفسه.</w:t>
+      </w:r>
+    </w:p>
+    <w:p>
+      <w:pPr>
+        <w:bidi/>
+        <w:spacing w:after="140" w:before="0" w:line="300"/>
+        <w:jc w:val="both"/>
+      </w:pPr>
+      <w:r>
+        <w:rPr>
+          <w:rFonts w:ascii="Amiri" w:cs="Amiri" w:eastAsia="Amiri" w:hAnsi="Amiri"/>
+          <w:b w:val="false"/>
+          <w:bCs w:val="false"/>
+          <w:i w:val="false"/>
+          <w:iCs w:val="false"/>
+          <w:color w:val="181410"/>
+          <w:sz w:val="22"/>
+          <w:szCs w:val="22"/>
+          <w:rtl/>
+        </w:rPr>
+        <w:t xml:space="preserve">ومن الأمثلة الواضحة على أن الجمع هنا مضبوطٌ لا متعسف، مسألة صيام يوم الجمعة: فقد جاء عن النبي صلى الله عليه وسلم النهي عن إفراد يوم الجمعة بالصيام، وجاء في حديثٍ آخر جواز صيامه مع يومٍ قبله أو بعده. والجمع بينهما لم يُخترع بلا سند لغوي، بل استند إلى قرينةٍ نصيةٍ صريحة في الحديث نفسه، وهي لفظ «الإفراد» الوارد في النهي، فحُمل النهي على حالة الانفراد وحدها، والإذن على حالة الاقتران بيومٍ آخر؛ وهذا جمعٌ تفرضه دلالة اللفظ ذاته، لا تفرضه رغبةٌ في تجنب التعارض بأي ثمن.</w:t>
+      </w:r>
+    </w:p>
+    <w:p>
+      <w:pPr>
+        <w:bidi/>
+        <w:spacing w:after="140" w:before="0" w:line="300"/>
+        <w:jc w:val="both"/>
+      </w:pPr>
+      <w:r>
+        <w:rPr>
+          <w:rFonts w:ascii="Amiri" w:cs="Amiri" w:eastAsia="Amiri" w:hAnsi="Amiri"/>
+          <w:b w:val="false"/>
+          <w:bCs w:val="false"/>
+          <w:i w:val="false"/>
+          <w:iCs w:val="false"/>
+          <w:color w:val="181410"/>
+          <w:sz w:val="22"/>
+          <w:szCs w:val="22"/>
+          <w:rtl/>
+        </w:rPr>
+        <w:t xml:space="preserve">ويبقى السؤال الأهم: أليس منهجٌ يجد دائمًا مخرجًا مشبوهًا في مرونته؟ والجواب أن هذا الوصف غير دقيق واقعيًّا؛ فالمحدثون لم يلتزموا إيجاد تسويةٍ لكل تعارضٍ مهما كان الثمن، بل حكموا - في غير موضع - بضعف أحد الحديثين أو شذوذه حين تعذّر الجمع بقرينةٍ معتبرة وتعذّر الترجيح بمعيارٍ مقبول، فضحّوا بأحد النصين بدل التحايل عليه؛ وهذا وحده كافٍ لنفي تهمة التحايل غير المشروط، لأن المنهج الذي يتحايل دائمًا لا يُقدم أبدًا على التضحية بنص. يضاف إلى هذا أن قواعد الجمع والترجيح والنسخ ليست حكرًا على علماء الحديث يستعملونها متى شاءوا، بل هي ذاتها المبادئ التي يستعملها أي ناقدٍ نصي أو مؤرخٍ حين يواجه وثيقتين متعارضتين ظاهريًّا في أي تراثٍ إنساني آخر؛ وقد طُبّقت هذه القواعد عند علماء متباعدين زمانًا ومكانًا ومذهبًا، فتلاقت أحكامهم غالبًا على الحل ذاته رغم استقلالهم، وهذا التقارب بين نظرٍ مستقل هو ما يميّز المنهج العلمي المنضبط عن التبرير المخصَّص لكل مناسبة.</w:t>
       </w:r>
     </w:p>
     <w:tbl>
       <w:tblPr>
         <w:tblW w:type="pct" w:w="100%"/>
         <w:tblBorders>
-          <w:top w:val="single" w:color="8C3B2E" w:sz="6"/>
-          <w:left w:val="single" w:color="8C3B2E" w:sz="24"/>
-          <w:bottom w:val="single" w:color="8C3B2E" w:sz="6"/>
-          <w:right w:val="single" w:color="8C3B2E" w:sz="6"/>
+          <w:top w:val="single" w:color="A9812A" w:sz="6"/>
+          <w:left w:val="single" w:color="A9812A" w:sz="24"/>
+          <w:bottom w:val="single" w:color="A9812A" w:sz="6"/>
+          <w:right w:val="single" w:color="A9812A" w:sz="6"/>
           <w:insideH w:val="single" w:color="auto" w:sz="4"/>
           <w:insideV w:val="single" w:color="auto" w:sz="4"/>
         </w:tblBorders>
@@ -9650,7 +9463,7 @@
       <w:tr>
         <w:tc>
           <w:tcPr>
-            <w:shd w:fill="FBF7EE" w:val="clear"/>
+            <w:shd w:fill="FFFFFF" w:val="clear"/>
             <w:tcMar>
               <w:top w:type="dxa" w:w="160"/>
               <w:left w:type="dxa" w:w="200"/>
@@ -9676,8 +9489,8 @@
     <w:p>
       <w:pPr>
         <w:bidi/>
-        <w:spacing w:after="140" w:before="0" w:line="300"/>
-        <w:jc w:val="both"/>
+        <w:spacing w:after="100" w:before="200" w:line="300"/>
+        <w:jc w:val="right"/>
       </w:pPr>
       <w:r>
         <w:rPr>
@@ -9686,103 +9499,33 @@
           <w:bCs/>
           <w:i w:val="false"/>
           <w:iCs w:val="false"/>
-          <w:color w:val="0D2143"/>
-          <w:sz w:val="22"/>
-          <w:szCs w:val="22"/>
-          <w:rtl/>
-        </w:rPr>
-        <w:t xml:space="preserve">3. أمثلة على التوافق بين النقل والعقل:</w:t>
-      </w:r>
-      <w:r>
-        <w:rPr>
-          <w:rFonts w:ascii="Amiri" w:cs="Amiri" w:eastAsia="Amiri" w:hAnsi="Amiri"/>
-          <w:b w:val="false"/>
-          <w:bCs w:val="false"/>
-          <w:i w:val="false"/>
-          <w:iCs w:val="false"/>
-          <w:color w:val="181410"/>
-          <w:sz w:val="22"/>
-          <w:szCs w:val="22"/>
-          <w:rtl/>
-        </w:rPr>
-        <w:t xml:space="preserve"> قد يصعب على بعض الناس فهم حكمة بعض الأحكام التعبدية، كصفة الصلاة، أو مواقيت الصيام، أو أحكام الطهارة، فيظنونها غير منطقية، والحق أن العقل البشري محدود الإدراك، يعجز عن الإحاطة بجميع حكم التشريع. فمثلًا، لو نظرنا في أحكام المواريث الواردة في السنة المبيّنة لمجمل القرآن، فقد يستصعب بعض الناس إدراك الحكمة الكاملة في تفاصيل توزيع الأنصبة، إلا أن هذا التقسيم جاء ليحقق عدالةً تتجاوز أحيانًا مدى فهم العقل البشري المحدود؛ ومن الحكمة أن يقبل المسلم ما ثبت في السنة الصحيحة، وأن يجتهد - إن استطاع - في التماس حكمته، دون أن يُعلّق قبوله على إدراكه التام لها.</w:t>
-      </w:r>
-    </w:p>
-    <w:p>
-      <w:pPr>
-        <w:bidi/>
-        <w:spacing w:after="140" w:before="0" w:line="300"/>
-        <w:jc w:val="both"/>
-      </w:pPr>
-      <w:r>
-        <w:rPr>
-          <w:rFonts w:ascii="Amiri" w:cs="Amiri" w:eastAsia="Amiri" w:hAnsi="Amiri"/>
-          <w:b/>
-          <w:bCs/>
-          <w:i w:val="false"/>
-          <w:iCs w:val="false"/>
-          <w:color w:val="0D2143"/>
-          <w:sz w:val="22"/>
-          <w:szCs w:val="22"/>
-          <w:rtl/>
-        </w:rPr>
-        <w:t xml:space="preserve">4. دور العقل في فهم النصوص الشرعية:</w:t>
-      </w:r>
-      <w:r>
-        <w:rPr>
-          <w:rFonts w:ascii="Amiri" w:cs="Amiri" w:eastAsia="Amiri" w:hAnsi="Amiri"/>
-          <w:b w:val="false"/>
-          <w:bCs w:val="false"/>
-          <w:i w:val="false"/>
-          <w:iCs w:val="false"/>
-          <w:color w:val="181410"/>
-          <w:sz w:val="22"/>
-          <w:szCs w:val="22"/>
-          <w:rtl/>
-        </w:rPr>
-        <w:t xml:space="preserve"> يلعب العقل دورًا مهمًّا في استيعاب النصوص الشرعية وفهمها والاستنباط منها، لكنه ليس حَكَمًا مستقلًّا يُسقط النصوص الثابتة بمجرد عدم إدراكه لكل تفاصيلها. فالإنسان بطبيعته محدود العقل والفهم، وقد يأتي الوحي بما يعلو على مدارك العقل دون أن يناقضها؛ والشريعة إنما جاءت لتوجه العقل وتزكيه بنور الوحي، فكما لا يستطيع الإنسان إدراك كل حكمة الله في خلقه وتدبيره، كذلك قد لا يبلغ عقله كل أسرار التشريع، لكن عليه أن يتلقاها بالقبول والتسليم والتعلم، لأنها صادرة عن مصدرٍ أعلى من عقله وأحاط بما لا يحيط به.</w:t>
-      </w:r>
-    </w:p>
-    <w:p>
-      <w:pPr>
-        <w:bidi/>
-        <w:spacing w:after="100" w:before="200" w:line="300"/>
-        <w:jc w:val="right"/>
-      </w:pPr>
-      <w:r>
-        <w:rPr>
-          <w:rFonts w:ascii="Amiri" w:cs="Amiri" w:eastAsia="Amiri" w:hAnsi="Amiri"/>
-          <w:b/>
-          <w:bCs/>
-          <w:i w:val="false"/>
-          <w:iCs w:val="false"/>
           <w:color w:val="152C54"/>
           <w:sz w:val="22"/>
           <w:szCs w:val="22"/>
           <w:rtl/>
         </w:rPr>
-        <w:t xml:space="preserve">فوائد ومسائل</w:t>
-      </w:r>
-    </w:p>
-    <w:p>
-      <w:pPr>
-        <w:bidi/>
-        <w:spacing w:after="140" w:before="0" w:line="300"/>
-        <w:jc w:val="both"/>
-      </w:pPr>
-      <w:r>
-        <w:rPr>
-          <w:rFonts w:ascii="Amiri" w:cs="Amiri" w:eastAsia="Amiri" w:hAnsi="Amiri"/>
-          <w:b w:val="false"/>
-          <w:bCs w:val="false"/>
-          <w:i w:val="false"/>
-          <w:iCs w:val="false"/>
-          <w:color w:val="181410"/>
-          <w:sz w:val="22"/>
-          <w:szCs w:val="22"/>
-          <w:rtl/>
-        </w:rPr>
-        <w:t xml:space="preserve">يحسن التذكير بأن دعوى "تحكيم العقل" في قبول السنة أو ردها، إن أُطلقت دون ضابط، تفضي إلى تعطيل الشريعة بالكلية، لأن كل مخالفٍ سيدعي أن عقله لا يقبل ما يخالف هواه، فتضيع بذلك مرجعية الوحي الموحدة. ولهذا كان منهج أهل السنة والجماعة هو تقديم النقل الصحيح على ما يظن تعارضه مع العقل، مع بذل الجهد في فهم النص وطلب حكمته، لا في التسرع بردّه.</w:t>
+        <w:t xml:space="preserve">شهادة العلم نفسه على اتساقه</w:t>
+      </w:r>
+    </w:p>
+    <w:p>
+      <w:pPr>
+        <w:bidi/>
+        <w:spacing w:after="140" w:before="0" w:line="300"/>
+        <w:jc w:val="both"/>
+      </w:pPr>
+      <w:r>
+        <w:rPr>
+          <w:rFonts w:ascii="Amiri" w:cs="Amiri" w:eastAsia="Amiri" w:hAnsi="Amiri"/>
+          <w:b w:val="false"/>
+          <w:bCs w:val="false"/>
+          <w:i w:val="false"/>
+          <w:iCs w:val="false"/>
+          <w:color w:val="181410"/>
+          <w:sz w:val="22"/>
+          <w:szCs w:val="22"/>
+          <w:rtl/>
+        </w:rPr>
+        <w:t xml:space="preserve">ويحسن التذكير بأن وجود علمٍ مستقل باسم «مختلف الحديث» هو بذاته أعظم رد على من يزعم أن التعارض الظاهري دليل ضعف السنة؛ فلو كانت الأمة قد تجاهلت هذا الإشكال أو تجاوزته دون معالجة، لكان في ذلك موضع مطعن حقيقي؛ أما وقد تصدى له العلماء بمنهجٍ مقيَّد بضوابط سابقة الوضع، لا بتبريرٍ مخصَّص، فذلك دليل اتساق هذا التراث لا اضطرابه.</w:t>
       </w:r>
     </w:p>
     <w:tbl>
@@ -9850,7 +9593,7 @@
                 <w:szCs w:val="22"/>
                 <w:rtl/>
               </w:rPr>
-              <w:t xml:space="preserve">يجب على المسلم أن يوقن بأن السنة الصحيحة لا تتعارض مع العقل الصريح أبدًا، وأن يتهم فهمه القاصر عند وجود إشكالٍ ظاهري، لا أن يتهم النص الثابت، وأن يسلك في التعامل مع ما خفيت عليه حكمته مسلك التسليم مع الاجتهاد في طلب الفهم، اقتداءً بمنهج سلف هذه الأمة.</w:t>
+              <w:t xml:space="preserve">يجب على المسلم إذا وقف على حديثين يظن بينهما تعارضًا ألّا يبادر برد أحدهما أو الشك فيهما جميعًا، بل يرجع إلى أهل العلم وكتب مختلف الحديث ليعرف وجه الجمع أو الترجيح أو النسخ، موقنًا أن هذا المنهج مضبوطٌ بقواعد سابقة على كل خلافٍ بعينه، لا مصنوعٌ لأجل إنقاذ نصٍّ بعينه من مأزقه.</w:t>
             </w:r>
           </w:p>
         </w:tc>
@@ -9868,7 +9611,7 @@
         <w:spacing w:after="140" w:before="320"/>
         <w:jc w:val="right"/>
       </w:pPr>
-      <w:bookmarkStart w:name="bm_faqrah_26" w:id="1037"/>
+      <w:bookmarkStart w:name="bm_faqrah_27" w:id="1038"/>
       <w:r>
         <w:rPr>
           <w:rFonts w:ascii="Aref Ruqaa" w:cs="Aref Ruqaa" w:eastAsia="Aref Ruqaa" w:hAnsi="Aref Ruqaa"/>
@@ -9881,165 +9624,39 @@
           <w:szCs w:val="28"/>
           <w:rtl/>
         </w:rPr>
-        <w:t xml:space="preserve">المبحث الرابع: شبهة تناقض الأحاديث النبوية بعضها ببعض</w:t>
-      </w:r>
-      <w:bookmarkEnd w:id="1037"/>
-    </w:p>
-    <w:p>
-      <w:pPr>
-        <w:bidi/>
-        <w:spacing w:after="140" w:before="0" w:line="300"/>
-        <w:jc w:val="both"/>
-      </w:pPr>
-      <w:r>
-        <w:rPr>
-          <w:rFonts w:ascii="Amiri" w:cs="Amiri" w:eastAsia="Amiri" w:hAnsi="Amiri"/>
-          <w:b w:val="false"/>
-          <w:bCs w:val="false"/>
-          <w:i w:val="false"/>
-          <w:iCs w:val="false"/>
-          <w:color w:val="181410"/>
-          <w:sz w:val="22"/>
-          <w:szCs w:val="22"/>
-          <w:rtl/>
-        </w:rPr>
-        <w:t xml:space="preserve">يطرح بعض المخالفين شبهة وجود تعارضٍ ظاهري بين بعض الأحاديث النبوية، ويتخذون من ذلك ذريعةً للادعاء بعدم حجية السنة، أو عدم استقرار النصوص النبوية، بحجة أن هذا التعارض - في زعمهم - يدل على ضعف مصداقية الحديث أو تحريفه بمرور الزمن، أو على الأقل يوجب التوقف عن الاحتجاج به حتى يُحسم أمره.</w:t>
-      </w:r>
-    </w:p>
-    <w:p>
-      <w:pPr>
-        <w:bidi/>
-        <w:spacing w:after="100" w:before="200" w:line="300"/>
-        <w:jc w:val="right"/>
-      </w:pPr>
-      <w:r>
-        <w:rPr>
-          <w:rFonts w:ascii="Amiri" w:cs="Amiri" w:eastAsia="Amiri" w:hAnsi="Amiri"/>
-          <w:b/>
-          <w:bCs/>
-          <w:i w:val="false"/>
-          <w:iCs w:val="false"/>
-          <w:color w:val="152C54"/>
-          <w:sz w:val="22"/>
-          <w:szCs w:val="22"/>
-          <w:rtl/>
-        </w:rPr>
-        <w:t xml:space="preserve">الرد على الشبهة</w:t>
-      </w:r>
-    </w:p>
-    <w:p>
-      <w:pPr>
-        <w:bidi/>
-        <w:spacing w:after="140" w:before="0" w:line="300"/>
-        <w:jc w:val="both"/>
-      </w:pPr>
-      <w:r>
-        <w:rPr>
-          <w:rFonts w:ascii="Amiri" w:cs="Amiri" w:eastAsia="Amiri" w:hAnsi="Amiri"/>
-          <w:b/>
-          <w:bCs/>
-          <w:i w:val="false"/>
-          <w:iCs w:val="false"/>
-          <w:color w:val="0D2143"/>
-          <w:sz w:val="22"/>
-          <w:szCs w:val="22"/>
-          <w:rtl/>
-        </w:rPr>
-        <w:t xml:space="preserve">1. علم "مختلف الحديث" لحل التعارض الظاهري:</w:t>
-      </w:r>
-      <w:r>
-        <w:rPr>
-          <w:rFonts w:ascii="Amiri" w:cs="Amiri" w:eastAsia="Amiri" w:hAnsi="Amiri"/>
-          <w:b w:val="false"/>
-          <w:bCs w:val="false"/>
-          <w:i w:val="false"/>
-          <w:iCs w:val="false"/>
-          <w:color w:val="181410"/>
-          <w:sz w:val="22"/>
-          <w:szCs w:val="22"/>
-          <w:rtl/>
-        </w:rPr>
-        <w:t xml:space="preserve"> اهتم العلماء منذ القرون الأولى بحل أي تعارضٍ ظاهري بين الأحاديث النبوية، فأنشأوا لأجل ذلك علمًا مستقلًّا هو "علم مختلف الحديث"، يتناول دراسة الأحاديث التي قد تبدو متعارضة، ويبيّن سبل الجمع بينها أو ترجيح بعضها على بعض أو معرفة الناسخ من المنسوخ عند تعذر الجمع. ومن أبرز ما صُنّف في هذا الباب كتاب "اختلاف الحديث" للإمام الشافعي رحمه الله، وكتاب "تأويل مختلف الحديث" لابن قتيبة رحمه الله، وهما من الأصول التي تأسس عليها هذا الفن. وهذا العلم يقدم فهمًا أعمق للسنة، ويفسرها في سياقها الشرعي الصحيح، وكثيرًا ما تبيّن الدراسة المتأنية أن الأحاديث المتعارضة ظاهريًّا تتفق عند النظر في ظروفها والقرائن المحيطة بها.</w:t>
-      </w:r>
-    </w:p>
-    <w:p>
-      <w:pPr>
-        <w:bidi/>
-        <w:spacing w:after="140" w:before="0" w:line="300"/>
-        <w:jc w:val="both"/>
-      </w:pPr>
-      <w:r>
-        <w:rPr>
-          <w:rFonts w:ascii="Amiri" w:cs="Amiri" w:eastAsia="Amiri" w:hAnsi="Amiri"/>
-          <w:b/>
-          <w:bCs/>
-          <w:i w:val="false"/>
-          <w:iCs w:val="false"/>
-          <w:color w:val="0D2143"/>
-          <w:sz w:val="22"/>
-          <w:szCs w:val="22"/>
-          <w:rtl/>
-        </w:rPr>
-        <w:t xml:space="preserve">2. أمثلة من السنة على التوفيق بين الأحاديث:</w:t>
-      </w:r>
-      <w:r>
-        <w:rPr>
-          <w:rFonts w:ascii="Amiri" w:cs="Amiri" w:eastAsia="Amiri" w:hAnsi="Amiri"/>
-          <w:b w:val="false"/>
-          <w:bCs w:val="false"/>
-          <w:i w:val="false"/>
-          <w:iCs w:val="false"/>
-          <w:color w:val="181410"/>
-          <w:sz w:val="22"/>
-          <w:szCs w:val="22"/>
-          <w:rtl/>
-        </w:rPr>
-        <w:t xml:space="preserve"> ومن الأمثلة الواضحة على هذا مسألة صيام يوم الجمعة؛ فقد جاء عن النبي صلى الله عليه وسلم النهي عن إفراد يوم الجمعة بالصيام، وجاء في حديثٍ آخر جواز صيامه مع يومٍ قبله أو بعده. وقد بيّن العلماء أن النهي إنما يخص إفراد يوم الجمعة وحده بالصيام، بينما الإذن يتعلق بمن يصومه مقرونًا بيومٍ آخر، فيزول بهذا الجمع كل توهم تعارض، ويتبين أن الحديثين في حقيقتهما تفصيلٌ لحكمٍ واحد لا تناقض فيه.</w:t>
-      </w:r>
-    </w:p>
-    <w:p>
-      <w:pPr>
-        <w:bidi/>
-        <w:spacing w:after="140" w:before="0" w:line="300"/>
-        <w:jc w:val="both"/>
-      </w:pPr>
-      <w:r>
-        <w:rPr>
-          <w:rFonts w:ascii="Amiri" w:cs="Amiri" w:eastAsia="Amiri" w:hAnsi="Amiri"/>
-          <w:b/>
-          <w:bCs/>
-          <w:i w:val="false"/>
-          <w:iCs w:val="false"/>
-          <w:color w:val="0D2143"/>
-          <w:sz w:val="22"/>
-          <w:szCs w:val="22"/>
-          <w:rtl/>
-        </w:rPr>
-        <w:t xml:space="preserve">3. منهج الإمام الشافعي في التعامل مع التعارض الظاهري:</w:t>
-      </w:r>
-      <w:r>
-        <w:rPr>
-          <w:rFonts w:ascii="Amiri" w:cs="Amiri" w:eastAsia="Amiri" w:hAnsi="Amiri"/>
-          <w:b w:val="false"/>
-          <w:bCs w:val="false"/>
-          <w:i w:val="false"/>
-          <w:iCs w:val="false"/>
-          <w:color w:val="181410"/>
-          <w:sz w:val="22"/>
-          <w:szCs w:val="22"/>
-          <w:rtl/>
-        </w:rPr>
-        <w:t xml:space="preserve"> وقد أشار الإمام الشافعي رحمه الله في مواضع من كلامه إلى أن ما يظهر من تعارضٍ بين الأحاديث إنما هو - في حقيقته - أثرٌ لقصور علم الناظر بمجموع النصوص وطرق الجمع بينها، لا تناقضًا في السنة ذاتها؛ فالسنة النبوية - عند تمام الإحاطة بها - منظومةٌ متكاملة، وإنما يقع الوهم بالتعارض عند من نظر إلى بعض النصوص دون بعض، أو لم يُحط علمًا بأسباب الورود وسياقاتها. فإذا جُمعت النصوص وفُهمت في سياقها الكامل، تجلّت الحقائق، وزال التعارض الظاهري.</w:t>
+        <w:t xml:space="preserve">المبحث الخامس: شبهة تأثير الإسرائيليات في متون الأحاديث والتفسير</w:t>
+      </w:r>
+      <w:bookmarkEnd w:id="1038"/>
+    </w:p>
+    <w:p>
+      <w:pPr>
+        <w:bidi/>
+        <w:spacing w:after="140" w:before="0" w:line="300"/>
+        <w:jc w:val="both"/>
+      </w:pPr>
+      <w:r>
+        <w:rPr>
+          <w:rFonts w:ascii="Amiri" w:cs="Amiri" w:eastAsia="Amiri" w:hAnsi="Amiri"/>
+          <w:b w:val="false"/>
+          <w:bCs w:val="false"/>
+          <w:i w:val="false"/>
+          <w:iCs w:val="false"/>
+          <w:color w:val="181410"/>
+          <w:sz w:val="22"/>
+          <w:szCs w:val="22"/>
+          <w:rtl/>
+        </w:rPr>
+        <w:t xml:space="preserve">وإذا سُلّم بأن الأحاديث الثابتة متسقة فيما بينها لا تناقض فيها، بقيت شبهةٌ أعمق من كل ما سبق، لا تطعن في اتساق السنة الداخلي، بل في نقاء مصدرها الخارجي: فربما لم يتناقض النصان، لكن هل يخلو مضمونهما معًا من أثرٍ دخيل تسرب إليهما من ثقافاتٍ أخرى محيطة بالبيئة التي نشأ فيها الإسلام؟ وأدق ما يُصاغ به هذا الاعتراض ليس الزعم بأن راويًا كذب متعمدًا ونسب إلى النبي صلى الله عليه وسلم قصةً يهودية بعينها - فهذا احتيالٌ صريح يكشفه علم الإسناد كما كشف غيره من الوضع - بل احتمالٌ أدق وأصعب رصدًا: أن البيئة التي عاش فيها بعض الرواة كانت مشبعةً بروايات أهل الكتاب عن الأنبياء والأمم السابقة، فتسرب تأثير هذه الأجواء لا في صورة قصةٍ منقولة بلفظها، بل في صياغة بعض التفاصيل أو الألفاظ أثناء النقل الشفهي نفسه، تسربًا لا واعيًا لا يترك أثرًا في السند لأنه ليس تزويرًا في السلسلة، بل تلوّنٌ في المضمون؛ فكيف يكشف علمُ الإسناد - وهو أداة تدقق في سلسلة النقل - أثرًا من هذا النوع لا يقع في السلسلة أصلًا بل في نسيج المتن؟</w:t>
       </w:r>
     </w:p>
     <w:tbl>
       <w:tblPr>
         <w:tblW w:type="pct" w:w="100%"/>
         <w:tblBorders>
-          <w:top w:val="single" w:color="A9812A" w:sz="6"/>
-          <w:left w:val="single" w:color="A9812A" w:sz="24"/>
-          <w:bottom w:val="single" w:color="A9812A" w:sz="6"/>
-          <w:right w:val="single" w:color="A9812A" w:sz="6"/>
+          <w:top w:val="single" w:color="152C54" w:sz="6"/>
+          <w:left w:val="single" w:color="152C54" w:sz="24"/>
+          <w:bottom w:val="single" w:color="152C54" w:sz="6"/>
+          <w:right w:val="single" w:color="152C54" w:sz="6"/>
           <w:insideH w:val="single" w:color="auto" w:sz="4"/>
           <w:insideV w:val="single" w:color="auto" w:sz="4"/>
         </w:tblBorders>
@@ -10050,7 +9667,7 @@
       <w:tr>
         <w:tc>
           <w:tcPr>
-            <w:shd w:fill="FFFFFF" w:val="clear"/>
+            <w:shd w:fill="F6EFDD" w:val="clear"/>
             <w:tcMar>
               <w:top w:type="dxa" w:w="160"/>
               <w:left w:type="dxa" w:w="200"/>
@@ -10058,13 +9675,7 @@
               <w:right w:type="dxa" w:w="200"/>
             </w:tcMar>
           </w:tcPr>
-          <w:p>
-            <w:pPr>
-              <w:bidi/>
-              <w:spacing w:after="100" w:before="0" w:line="300"/>
-              <w:jc w:val="right"/>
-            </w:pPr>
-          </w:p>
+          <w:p/>
         </w:tc>
       </w:tr>
     </w:tbl>
@@ -10076,8 +9687,8 @@
     <w:p>
       <w:pPr>
         <w:bidi/>
-        <w:spacing w:after="140" w:before="0" w:line="300"/>
-        <w:jc w:val="both"/>
+        <w:spacing w:after="100" w:before="200" w:line="300"/>
+        <w:jc w:val="right"/>
       </w:pPr>
       <w:r>
         <w:rPr>
@@ -10086,26 +9697,75 @@
           <w:bCs/>
           <w:i w:val="false"/>
           <w:iCs w:val="false"/>
-          <w:color w:val="0D2143"/>
-          <w:sz w:val="22"/>
-          <w:szCs w:val="22"/>
-          <w:rtl/>
-        </w:rPr>
-        <w:t xml:space="preserve">4. العقل والمنطق في فهم التناقض الظاهري:</w:t>
-      </w:r>
-      <w:r>
-        <w:rPr>
-          <w:rFonts w:ascii="Amiri" w:cs="Amiri" w:eastAsia="Amiri" w:hAnsi="Amiri"/>
-          <w:b w:val="false"/>
-          <w:bCs w:val="false"/>
-          <w:i w:val="false"/>
-          <w:iCs w:val="false"/>
-          <w:color w:val="181410"/>
-          <w:sz w:val="22"/>
-          <w:szCs w:val="22"/>
-          <w:rtl/>
-        </w:rPr>
-        <w:t xml:space="preserve"> إن أي دراسة معمقة لمنظومة فكرية أو نصية متكاملة قد تُظهر، عند النظرة السطحية العجلى، ما يبدو تعارضًا، لكن التعمق فيها غالبًا ما يكشف أنها متكاملة متسقة. وقد أثبت العلماء، عبر قرون من الدراسة والتحقيق، أن ما يظن تعارضًا ظاهريًّا بين الأحاديث هو في حقيقته توافقٌ في المعنى عند التأمل، وأن الاختلاف الظاهر ينشأ غالبًا من تعدد الروايات، أو اختلاف المناسبات والظروف التي قيل فيها الحديث، وهذا أمرٌ معروفٌ في كل نصٍّ بشري فضلًا عن النص النبوي الذي حظي بهذا القدر الهائل من العناية والتمحيص.</w:t>
+          <w:color w:val="152C54"/>
+          <w:sz w:val="22"/>
+          <w:szCs w:val="22"/>
+          <w:rtl/>
+        </w:rPr>
+        <w:t xml:space="preserve">الفرق الذي غفلت عنه الشبهة</w:t>
+      </w:r>
+    </w:p>
+    <w:p>
+      <w:pPr>
+        <w:bidi/>
+        <w:spacing w:after="140" w:before="0" w:line="300"/>
+        <w:jc w:val="both"/>
+      </w:pPr>
+      <w:r>
+        <w:rPr>
+          <w:rFonts w:ascii="Amiri" w:cs="Amiri" w:eastAsia="Amiri" w:hAnsi="Amiri"/>
+          <w:b w:val="false"/>
+          <w:bCs w:val="false"/>
+          <w:i w:val="false"/>
+          <w:iCs w:val="false"/>
+          <w:color w:val="181410"/>
+          <w:sz w:val="22"/>
+          <w:szCs w:val="22"/>
+          <w:rtl/>
+        </w:rPr>
+        <w:t xml:space="preserve">والجواب أن هذا الاعتراض، على دقته، يغفل أن نقد المحدثين لم يقتصر على السند، بل امتد إلى المتن نفسه بأداةٍ مصممة خصيصًا لرصد هذا النوع من الانحراف الدقيق: فحين يُقارَن متن الحديث الواحد عبر طرقه المتعددة، وتُكتشف زيادةٌ في بعض الطرق لم ترد في أوثقها وأكثرها ضبطًا، حكم النقاد على تلك الزيادة بـ«الشذوذ»، أي أنها من صنع الراوي لا من أصل الحديث؛ وحين توجد علةٌ خفية تفسر كيف تسربت لفظةٌ أو تفصيلٌ إلى المتن رغم سلامة ظاهر إسناده، سُمّي هذا «العلة»، وهو باب مستقل من أدق أبواب علوم الحديث، مخصَّص بالذات لكشف ما لا يظهر في مجرد فحص السلسلة. فنقد المتن - لا نقد السند وحده - هو الأداة التي تتصدى تحديدًا لاحتمال «التلوّن اللاواعي» الذي يفترضه الاعتراض، ولم يكن هذا الباب غائبًا عن منهج المحدثين، بل كان من أرفع ما تميزوا به.</w:t>
+      </w:r>
+    </w:p>
+    <w:p>
+      <w:pPr>
+        <w:bidi/>
+        <w:spacing w:after="140" w:before="0" w:line="300"/>
+        <w:jc w:val="both"/>
+      </w:pPr>
+      <w:r>
+        <w:rPr>
+          <w:rFonts w:ascii="Amiri" w:cs="Amiri" w:eastAsia="Amiri" w:hAnsi="Amiri"/>
+          <w:b w:val="false"/>
+          <w:bCs w:val="false"/>
+          <w:i w:val="false"/>
+          <w:iCs w:val="false"/>
+          <w:color w:val="181410"/>
+          <w:sz w:val="22"/>
+          <w:szCs w:val="22"/>
+          <w:rtl/>
+        </w:rPr>
+        <w:t xml:space="preserve">وثمّة ملاحظة منهجية لا تقل أهمية: أن مجرد التشابه الموضوعي بين خبرٍ نبوي وخبرٍ سابقٍ عند أهل الكتاب لا يستلزم بذاته تأثرًا أو دخيلاً، لأن الإسلام لا يزعم انقطاعًا عن الرسالات السابقة، بل يزعم امتدادًا لها وتصحيحًا لما دخل عليها من تحريف؛ فتشابه بعض أخبار الأنبياء السابقين بين القرآن والسنة من جهة، وما بقي صحيحًا من أصول التوراة والإنجيل من جهةٍ أخرى، متوقَّعٌ ابتداءً على مقتضى دعوى الإسلام نفسها، ولا يصلح دليلًا على استعارة، كما لا يصلح تشابه شهادتين صادقتين عن حادثةٍ واحدة دليلًا على تواطؤ الشاهدين أو استعارة أحدهما من الآخر. فالاعتراض، إن أُطلق بلا ضابطٍ، ينقلب معيارًا لا يمكن أن يتخلف: إذ سيُحسب كل تشابه دليل تأثر، ولو كان مجرد تلاقي حقٍّ مع حق.</w:t>
+      </w:r>
+    </w:p>
+    <w:p>
+      <w:pPr>
+        <w:bidi/>
+        <w:spacing w:after="140" w:before="0" w:line="300"/>
+        <w:jc w:val="both"/>
+      </w:pPr>
+      <w:r>
+        <w:rPr>
+          <w:rFonts w:ascii="Amiri" w:cs="Amiri" w:eastAsia="Amiri" w:hAnsi="Amiri"/>
+          <w:b w:val="false"/>
+          <w:bCs w:val="false"/>
+          <w:i w:val="false"/>
+          <w:iCs w:val="false"/>
+          <w:color w:val="181410"/>
+          <w:sz w:val="22"/>
+          <w:szCs w:val="22"/>
+          <w:rtl/>
+        </w:rPr>
+        <w:t xml:space="preserve">وهذا يقودنا إلى الفارق الجوهري الذي يحسم المسألة: أن العلماء أنفسهم لم يعامِلوا مادة القصص والتفسير بنفس ما عاملوا به متون الحديث المسنَد. فحين ينقل مفسرٌ خبرًا عن قصص الأنبياء عن بعض من عُرفوا بالرواية عن أهل الكتاب، فهو ناقلٌ له تحت باب الاستئناس المصرَّح به، دون أن يُلزم نفسه بشرط تعدد الطرق المستقلة وسلامتها من الشذوذ، لأنه لا يزعم أصلًا أن هذا الخبر سنةٌ نبوية محتج بها؛ بينما لا يقبل محدثٌ متنًا في دواوين السنة المعتمدة إلا بعد أن يجتاز هذا الفحص الصارم. فالتساهل الذي يُستدل به على «تسرب» الإسرائيليات إنما وقع في حقلٍ أعلن أهله صراحةً أنهم لا يُخضعونه لشرط الاحتجاج، لا في الحقل الذي أُخضع لهذا الشرط؛ وهذا ليس تناقضًا في منهج العلماء، بل هو عين اتساقه: تشدد حيث يُراد الاحتجاج، وتسامح معلن حيث لا يُراد إلا العلم والعبرة. ولم يكتف العلماء بهذا الفصل الضمني، بل صرّحوا به: فنجد من نقل الإسرائيليات في تفسيره ينبّه القارئ صراحةً إلى أنها لا تُعتمد في عقيدةٍ ولا حكم، وأنها للعلم والاستئناس لا غير.</w:t>
       </w:r>
     </w:p>
     <w:p>
@@ -10126,28 +9786,49 @@
           <w:szCs w:val="22"/>
           <w:rtl/>
         </w:rPr>
-        <w:t xml:space="preserve">فوائد ومسائل</w:t>
-      </w:r>
-    </w:p>
-    <w:p>
-      <w:pPr>
-        <w:bidi/>
-        <w:spacing w:after="140" w:before="0" w:line="300"/>
-        <w:jc w:val="both"/>
-      </w:pPr>
-      <w:r>
-        <w:rPr>
-          <w:rFonts w:ascii="Amiri" w:cs="Amiri" w:eastAsia="Amiri" w:hAnsi="Amiri"/>
-          <w:b w:val="false"/>
-          <w:bCs w:val="false"/>
-          <w:i w:val="false"/>
-          <w:iCs w:val="false"/>
-          <w:color w:val="181410"/>
-          <w:sz w:val="22"/>
-          <w:szCs w:val="22"/>
-          <w:rtl/>
-        </w:rPr>
-        <w:t xml:space="preserve">يحسن التنبيه إلى أن وجود علمٍ مستقل باسم "مختلف الحديث" هو بذاته أعظم رد على من يزعم أن التعارض بين الأحاديث دليل ضعف السنة؛ إذ لو كانت الأمة قد تجاهلت هذا الإشكال أو تجاوزته دون معالجة، لكان في ذلك موضع مطعن، أما وقد تصدى له العلماء بمنهجٍ علمي دقيق منذ القرون الأولى، فذلك دليل حيوية هذا العلم وقدرته على استيعاب كل ما يرد عليه من إشكالات.</w:t>
+        <w:t xml:space="preserve">ثلاثة أقسام تضبط المسألة</w:t>
+      </w:r>
+    </w:p>
+    <w:p>
+      <w:pPr>
+        <w:bidi/>
+        <w:spacing w:after="140" w:before="0" w:line="300"/>
+        <w:jc w:val="both"/>
+      </w:pPr>
+      <w:r>
+        <w:rPr>
+          <w:rFonts w:ascii="Amiri" w:cs="Amiri" w:eastAsia="Amiri" w:hAnsi="Amiri"/>
+          <w:b w:val="false"/>
+          <w:bCs w:val="false"/>
+          <w:i w:val="false"/>
+          <w:iCs w:val="false"/>
+          <w:color w:val="181410"/>
+          <w:sz w:val="22"/>
+          <w:szCs w:val="22"/>
+          <w:rtl/>
+        </w:rPr>
+        <w:t xml:space="preserve">وقد قسّم أهل العلم الإسرائيليات - من حيث موافقتها للشريعة أو مخالفتها - إلى ثلاثة أقسام: ما وافق شرعنا فهو مقبول لموافقته لا لكونه إسرائيليًّا، وما خالف شرعنا فهو مردود، وما سكت عنه شرعنا فيجوز الحديث به على سبيل الاستئناس دون تصديقٍ ولا تكذيب. وهذا التقسيم يبيّن أن وجود هذا النوع من الروايات في بعض كتب التفسير ليس دليل اختلاط السنة بالدخيل، بل نتاج وعيٍ ميّز بين حقل الحديث المسنَد المحتج به وحقل القصص المستأنس به؛ وهو ذاته الفارق الذي فصّلناه آنفًا، فصار هذا التقسيم تطبيقًا عمليًّا له لا مجرد قاعدةٍ نظرية منفصلة عنه.</w:t>
+      </w:r>
+    </w:p>
+    <w:p>
+      <w:pPr>
+        <w:bidi/>
+        <w:spacing w:after="140" w:before="0" w:line="300"/>
+        <w:jc w:val="both"/>
+      </w:pPr>
+      <w:r>
+        <w:rPr>
+          <w:rFonts w:ascii="Amiri" w:cs="Amiri" w:eastAsia="Amiri" w:hAnsi="Amiri"/>
+          <w:b w:val="false"/>
+          <w:bCs w:val="false"/>
+          <w:i w:val="false"/>
+          <w:iCs w:val="false"/>
+          <w:color w:val="181410"/>
+          <w:sz w:val="22"/>
+          <w:szCs w:val="22"/>
+          <w:rtl/>
+        </w:rPr>
+        <w:t xml:space="preserve">وبهذا يكتمل السلّم الذي افتُتح به هذا الفصل: من شكٍّ في أصل الحجية، إلى شكٍّ في صحة النقل، إلى شكٍّ في موافقته للعقل، إلى شكٍّ في اتساقه الداخلي، إلى شكٍّ في نقاء مصدره؛ وقد تبين في كل درجةٍ أن الشبهة، حين تُصاغ في أقوى صورها، لا تصمد أمام تحليلٍ يكشف بنيتها المنطقية، وأن جهود علماء هذه الأمة عبر القرون لم تكن ردود أفعالٍ دفاعية متأخرة، بل منهجًا استباقيًّا واعيًا بمواطن الإشكال قبل أن يُثيرها المعترضون أنفسهم.</w:t>
       </w:r>
     </w:p>
     <w:tbl>
@@ -10215,7 +9896,7 @@
                 <w:szCs w:val="22"/>
                 <w:rtl/>
               </w:rPr>
-              <w:t xml:space="preserve">يجب على المسلم إذا وقف على حديثين يظن بينهما تعارضًا ألّا يبادر برد أحدهما أو الشك فيهما، بل يرجع إلى أهل العلم وكتب مختلف الحديث ليعرف وجه الجمع، موقنًا أن السنة الصحيحة الثابتة عن رسول الله صلى الله عليه وسلم لا تتناقض في حقيقتها، وأن التعارض إنما هو في أفهام الناظرين لا في النصوص ذاتها.</w:t>
+              <w:t xml:space="preserve">يجب على المسلم أن يفرّق بين ما ثبت من السنة بالسند الصحيح المعتمد في كتب الحديث، وبين ما وقع في بعض كتب التفسير والقصص من إسرائيليات لا يُحتج بها، مدركًا أن هذا التمييز نفسه أثرٌ من آثار الدقة التي ميزت منهج هذه الأمة في حفظ وحيها من كل ما يخالطه أو يشوبه، لا ثغرة يُستدل بها على التشكيك فيه.</w:t>
             </w:r>
           </w:p>
         </w:tc>
@@ -10228,12 +9909,13 @@
     </w:p>
     <w:p>
       <w:pPr>
-        <w:pStyle w:val="Heading2"/>
-        <w:bidi/>
-        <w:spacing w:after="140" w:before="320"/>
+        <w:pStyle w:val="Heading1"/>
+        <w:pageBreakBefore/>
+        <w:bidi/>
+        <w:spacing w:after="160" w:before="0"/>
         <w:jc w:val="right"/>
       </w:pPr>
-      <w:bookmarkStart w:name="bm_faqrah_27" w:id="1038"/>
+      <w:bookmarkStart w:name="bm_fasl6" w:id="1039"/>
       <w:r>
         <w:rPr>
           <w:rFonts w:ascii="Aref Ruqaa" w:cs="Aref Ruqaa" w:eastAsia="Aref Ruqaa" w:hAnsi="Aref Ruqaa"/>
@@ -10241,430 +9923,35 @@
           <w:bCs/>
           <w:i w:val="false"/>
           <w:iCs w:val="false"/>
+          <w:color w:val="0A1830"/>
+          <w:sz w:val="34"/>
+          <w:szCs w:val="34"/>
+          <w:rtl/>
+        </w:rPr>
+        <w:t xml:space="preserve">الفصل السادس — دور السنة النبوية في بناء القيم والأخلاق والتربية والقيادة</w:t>
+      </w:r>
+      <w:bookmarkEnd w:id="1039"/>
+    </w:p>
+    <w:p>
+      <w:pPr>
+        <w:pStyle w:val="Heading2"/>
+        <w:bidi/>
+        <w:spacing w:after="140" w:before="320"/>
+        <w:jc w:val="right"/>
+      </w:pPr>
+      <w:bookmarkStart w:name="bm_faqrah_28" w:id="1040"/>
+      <w:r>
+        <w:rPr>
+          <w:rFonts w:ascii="Aref Ruqaa" w:cs="Aref Ruqaa" w:eastAsia="Aref Ruqaa" w:hAnsi="Aref Ruqaa"/>
+          <w:b/>
+          <w:bCs/>
+          <w:i w:val="false"/>
+          <w:iCs w:val="false"/>
           <w:color w:val="0D2143"/>
           <w:sz w:val="28"/>
           <w:szCs w:val="28"/>
           <w:rtl/>
         </w:rPr>
-        <w:t xml:space="preserve">المبحث الخامس: شبهة تأثير الإسرائيليات في متون الأحاديث والتفسير</w:t>
-      </w:r>
-      <w:bookmarkEnd w:id="1038"/>
-    </w:p>
-    <w:p>
-      <w:pPr>
-        <w:bidi/>
-        <w:spacing w:after="140" w:before="0" w:line="300"/>
-        <w:jc w:val="both"/>
-      </w:pPr>
-      <w:r>
-        <w:rPr>
-          <w:rFonts w:ascii="Amiri" w:cs="Amiri" w:eastAsia="Amiri" w:hAnsi="Amiri"/>
-          <w:b w:val="false"/>
-          <w:bCs w:val="false"/>
-          <w:i w:val="false"/>
-          <w:iCs w:val="false"/>
-          <w:color w:val="181410"/>
-          <w:sz w:val="22"/>
-          <w:szCs w:val="22"/>
-          <w:rtl/>
-        </w:rPr>
-        <w:t xml:space="preserve">تدور هذه الشبهة حول الادعاء بأن بعض الأحاديث النبوية، أو ما يُروى في كتب التفسير المتصلة بها، قد تأثر بالإسرائيليات أو الروايات الدخيلة التي دخلت إلى الثقافة الإسلامية من مصادر غير إسلامية، وخاصة من ثقافة أهل الكتاب. ويستند بعض المخالفين إلى هذه الشبهة للطعن في نقاء السنة النبوية، واعتبارها غير خالصة، وغير سليمة من التأثيرات الخارجية، مما يثير في زعمهم الشكوك حول صحتها وحجيتها.</w:t>
-      </w:r>
-    </w:p>
-    <w:p>
-      <w:pPr>
-        <w:bidi/>
-        <w:spacing w:after="100" w:before="200" w:line="300"/>
-        <w:jc w:val="right"/>
-      </w:pPr>
-      <w:r>
-        <w:rPr>
-          <w:rFonts w:ascii="Amiri" w:cs="Amiri" w:eastAsia="Amiri" w:hAnsi="Amiri"/>
-          <w:b/>
-          <w:bCs/>
-          <w:i w:val="false"/>
-          <w:iCs w:val="false"/>
-          <w:color w:val="152C54"/>
-          <w:sz w:val="22"/>
-          <w:szCs w:val="22"/>
-          <w:rtl/>
-        </w:rPr>
-        <w:t xml:space="preserve">الرد على الشبهة</w:t>
-      </w:r>
-    </w:p>
-    <w:tbl>
-      <w:tblPr>
-        <w:tblW w:type="pct" w:w="100%"/>
-        <w:tblBorders>
-          <w:top w:val="single" w:color="152C54" w:sz="6"/>
-          <w:left w:val="single" w:color="152C54" w:sz="24"/>
-          <w:bottom w:val="single" w:color="152C54" w:sz="6"/>
-          <w:right w:val="single" w:color="152C54" w:sz="6"/>
-          <w:insideH w:val="single" w:color="auto" w:sz="4"/>
-          <w:insideV w:val="single" w:color="auto" w:sz="4"/>
-        </w:tblBorders>
-      </w:tblPr>
-      <w:tblGrid>
-        <w:gridCol w:w="100"/>
-      </w:tblGrid>
-      <w:tr>
-        <w:tc>
-          <w:tcPr>
-            <w:shd w:fill="F6EFDD" w:val="clear"/>
-            <w:tcMar>
-              <w:top w:type="dxa" w:w="160"/>
-              <w:left w:type="dxa" w:w="200"/>
-              <w:bottom w:type="dxa" w:w="160"/>
-              <w:right w:type="dxa" w:w="200"/>
-            </w:tcMar>
-          </w:tcPr>
-          <w:p/>
-        </w:tc>
-      </w:tr>
-    </w:tbl>
-    <w:p>
-      <w:pPr>
-        <w:spacing w:after="140"/>
-      </w:pPr>
-    </w:p>
-    <w:p>
-      <w:pPr>
-        <w:bidi/>
-        <w:spacing w:after="140" w:before="0" w:line="300"/>
-        <w:jc w:val="both"/>
-      </w:pPr>
-      <w:r>
-        <w:rPr>
-          <w:rFonts w:ascii="Amiri" w:cs="Amiri" w:eastAsia="Amiri" w:hAnsi="Amiri"/>
-          <w:b/>
-          <w:bCs/>
-          <w:i w:val="false"/>
-          <w:iCs w:val="false"/>
-          <w:color w:val="0D2143"/>
-          <w:sz w:val="22"/>
-          <w:szCs w:val="22"/>
-          <w:rtl/>
-        </w:rPr>
-        <w:t xml:space="preserve">1. وعي العلماء بمسألة الإسرائيليات:</w:t>
-      </w:r>
-      <w:r>
-        <w:rPr>
-          <w:rFonts w:ascii="Amiri" w:cs="Amiri" w:eastAsia="Amiri" w:hAnsi="Amiri"/>
-          <w:b w:val="false"/>
-          <w:bCs w:val="false"/>
-          <w:i w:val="false"/>
-          <w:iCs w:val="false"/>
-          <w:color w:val="181410"/>
-          <w:sz w:val="22"/>
-          <w:szCs w:val="22"/>
-          <w:rtl/>
-        </w:rPr>
-        <w:t xml:space="preserve"> أدرك علماء الحديث منذ وقتٍ مبكر خطر الروايات الإسرائيلية والدخيلة، وعرفوا أن بعض الأخبار قد تكون مروية أصلًا عن أهل الكتاب، فقاموا بتصنيف الأحاديث بعنايةٍ فائقة، وميّزوا ما هو مأخوذ من مصادر غير إسلامية عما ثبت بالسند الصحيح عن النبي صلى الله عليه وسلم. وكانت لديهم منهجية واضحة في التفريق بين ما هو منقول عن النبي صلى الله عليه وسلم، وما هو مرويٌّ من قصص بني إسرائيل تحت باب الاستئناس لا الاحتجاج، حتى لا تختلط الأحاديث النبوية الثابتة بمصادر أخرى لا تحمل صفة الوحي.</w:t>
-      </w:r>
-    </w:p>
-    <w:p>
-      <w:pPr>
-        <w:bidi/>
-        <w:spacing w:after="140" w:before="0" w:line="300"/>
-        <w:jc w:val="both"/>
-      </w:pPr>
-      <w:r>
-        <w:rPr>
-          <w:rFonts w:ascii="Amiri" w:cs="Amiri" w:eastAsia="Amiri" w:hAnsi="Amiri"/>
-          <w:b/>
-          <w:bCs/>
-          <w:i w:val="false"/>
-          <w:iCs w:val="false"/>
-          <w:color w:val="0D2143"/>
-          <w:sz w:val="22"/>
-          <w:szCs w:val="22"/>
-          <w:rtl/>
-        </w:rPr>
-        <w:t xml:space="preserve">2. تنقية السنة من الدخيل:</w:t>
-      </w:r>
-      <w:r>
-        <w:rPr>
-          <w:rFonts w:ascii="Amiri" w:cs="Amiri" w:eastAsia="Amiri" w:hAnsi="Amiri"/>
-          <w:b w:val="false"/>
-          <w:bCs w:val="false"/>
-          <w:i w:val="false"/>
-          <w:iCs w:val="false"/>
-          <w:color w:val="181410"/>
-          <w:sz w:val="22"/>
-          <w:szCs w:val="22"/>
-          <w:rtl/>
-        </w:rPr>
-        <w:t xml:space="preserve"> منذ بدء تدوين السنة النبوية، بذل علماء الحديث جهودًا مضنية في تنقية الأحاديث من الروايات الدخيلة، فلم يقبلوا إلا ما ثبت بسندٍ صحيح متصل إلى النبي صلى الله عليه وسلم، وصنّفوا الأحاديث في كتبٍ معتمدة وفق شروط صارمة، كصحيح البخاري وصحيح مسلم، واستبعدوا الروايات التي تتعارض مع أصول العقيدة الإسلامية، أو التي لا تثبت بالسند الصحيح. ومن هنا فإن ما وصل إلينا من الأحاديث المعتمدة في كتب السنة الصحيحة محقَّقٌ منقَّح، خالٍ مما قد يكون تسرب من الثقافات الأخرى إلى بعض كتب القصص والتفسير.</w:t>
-      </w:r>
-    </w:p>
-    <w:p>
-      <w:pPr>
-        <w:bidi/>
-        <w:spacing w:after="140" w:before="0" w:line="300"/>
-        <w:jc w:val="both"/>
-      </w:pPr>
-      <w:r>
-        <w:rPr>
-          <w:rFonts w:ascii="Amiri" w:cs="Amiri" w:eastAsia="Amiri" w:hAnsi="Amiri"/>
-          <w:b/>
-          <w:bCs/>
-          <w:i w:val="false"/>
-          <w:iCs w:val="false"/>
-          <w:color w:val="0D2143"/>
-          <w:sz w:val="22"/>
-          <w:szCs w:val="22"/>
-          <w:rtl/>
-        </w:rPr>
-        <w:t xml:space="preserve">3. تمييز العلماء لما دخل في بعض كتب التفسير:</w:t>
-      </w:r>
-      <w:r>
-        <w:rPr>
-          <w:rFonts w:ascii="Amiri" w:cs="Amiri" w:eastAsia="Amiri" w:hAnsi="Amiri"/>
-          <w:b w:val="false"/>
-          <w:bCs w:val="false"/>
-          <w:i w:val="false"/>
-          <w:iCs w:val="false"/>
-          <w:color w:val="181410"/>
-          <w:sz w:val="22"/>
-          <w:szCs w:val="22"/>
-          <w:rtl/>
-        </w:rPr>
-        <w:t xml:space="preserve"> وقد نبّه العلماء - قديمًا وحديثًا - على ما دخل بعض كتب التفسير من الإسرائيليات، ومَيّزوه عن الأحاديث النبوية الثابتة، فبيّنوا أن مجرد وجود مثل هذه الروايات في بعض كتب التفسير أو القصص لا يعني بحالٍ اختلاطها بمتون الأحاديث النبوية المعتمدة في كتب السنة، لأن منهج علماء الحديث في القبول يختلف جوهريًّا عن منهج بعض المفسرين والقصّاص في إيراد الأخبار للاستئناس أو العبرة. وهذا التمييز الدقيق بين الحقلين - حقل الحديث المسنَد وحقل التفسير والقصص - هو بذاته دليل يقظة العلماء وحرصهم على عدم الخلط بينهما.</w:t>
-      </w:r>
-    </w:p>
-    <w:p>
-      <w:pPr>
-        <w:bidi/>
-        <w:spacing w:after="140" w:before="0" w:line="300"/>
-        <w:jc w:val="both"/>
-      </w:pPr>
-      <w:r>
-        <w:rPr>
-          <w:rFonts w:ascii="Amiri" w:cs="Amiri" w:eastAsia="Amiri" w:hAnsi="Amiri"/>
-          <w:b/>
-          <w:bCs/>
-          <w:i w:val="false"/>
-          <w:iCs w:val="false"/>
-          <w:color w:val="0D2143"/>
-          <w:sz w:val="22"/>
-          <w:szCs w:val="22"/>
-          <w:rtl/>
-        </w:rPr>
-        <w:t xml:space="preserve">4. منهجية العلماء في قبول الأحاديث:</w:t>
-      </w:r>
-      <w:r>
-        <w:rPr>
-          <w:rFonts w:ascii="Amiri" w:cs="Amiri" w:eastAsia="Amiri" w:hAnsi="Amiri"/>
-          <w:b w:val="false"/>
-          <w:bCs w:val="false"/>
-          <w:i w:val="false"/>
-          <w:iCs w:val="false"/>
-          <w:color w:val="181410"/>
-          <w:sz w:val="22"/>
-          <w:szCs w:val="22"/>
-          <w:rtl/>
-        </w:rPr>
-        <w:t xml:space="preserve"> كان لدى علماء الحديث منهجية صارمة موحدة في قبول الأحاديث، شملت دراسة سند كل حديثٍ على حدة، وتحقيق صحة نسبته إلى النبي صلى الله عليه وسلم، وفحص أحوال الرواة وعدالتهم وضبطهم واتصال روايتهم بعضها ببعض. وقد رفضوا الأحاديث التي تفتقر إلى السند الصحيح، أو التي تحمل سمات الروايات الدخيلة والمنكرة، فلم تُقبل الروايات الضعيفة أو التي لها صلة بالإسرائيليات في كتب الحديث المعتمدة، بينما قُبلت الأحاديث الصحيحة المستوفية لشروط التوثيق المعتبرة عند أهل الاختصاص.</w:t>
-      </w:r>
-    </w:p>
-    <w:p>
-      <w:pPr>
-        <w:bidi/>
-        <w:spacing w:after="140" w:before="0" w:line="300"/>
-        <w:jc w:val="both"/>
-      </w:pPr>
-      <w:r>
-        <w:rPr>
-          <w:rFonts w:ascii="Amiri" w:cs="Amiri" w:eastAsia="Amiri" w:hAnsi="Amiri"/>
-          <w:b/>
-          <w:bCs/>
-          <w:i w:val="false"/>
-          <w:iCs w:val="false"/>
-          <w:color w:val="0D2143"/>
-          <w:sz w:val="22"/>
-          <w:szCs w:val="22"/>
-          <w:rtl/>
-        </w:rPr>
-        <w:t xml:space="preserve">5. التنبيه على الإسرائيليات في كتب التفسير:</w:t>
-      </w:r>
-      <w:r>
-        <w:rPr>
-          <w:rFonts w:ascii="Amiri" w:cs="Amiri" w:eastAsia="Amiri" w:hAnsi="Amiri"/>
-          <w:b w:val="false"/>
-          <w:bCs w:val="false"/>
-          <w:i w:val="false"/>
-          <w:iCs w:val="false"/>
-          <w:color w:val="181410"/>
-          <w:sz w:val="22"/>
-          <w:szCs w:val="22"/>
-          <w:rtl/>
-        </w:rPr>
-        <w:t xml:space="preserve"> ويظهر اهتمام العلماء بتنقية الروايات الدخيلة حتى في كتب التفسير ذاتها؛ فنجد بعض المفسرين ينقلون الروايات الإسرائيلية تحت بابٍ يُعرف بـ"الإسرائيليات"، لكنهم ينبهون القراء صراحةً إلى ضرورة عدم اعتمادها في العقائد أو الأحكام الشرعية، ويذكرون أنها للعلم والاستئناس فقط، وليست جزءًا من السنة النبوية المعتمدة ولا من مصادر التشريع. فكانوا يميزون بوضوح بين ما يمكن أخذه من باب الإثراء المعرفي دون بناء حكمٍ عليه، وما يُترك بالكلية خوفًا من التشويه أو الخلط بالثابت من الدين.</w:t>
-      </w:r>
-    </w:p>
-    <w:p>
-      <w:pPr>
-        <w:bidi/>
-        <w:spacing w:after="100" w:before="200" w:line="300"/>
-        <w:jc w:val="right"/>
-      </w:pPr>
-      <w:r>
-        <w:rPr>
-          <w:rFonts w:ascii="Amiri" w:cs="Amiri" w:eastAsia="Amiri" w:hAnsi="Amiri"/>
-          <w:b/>
-          <w:bCs/>
-          <w:i w:val="false"/>
-          <w:iCs w:val="false"/>
-          <w:color w:val="152C54"/>
-          <w:sz w:val="22"/>
-          <w:szCs w:val="22"/>
-          <w:rtl/>
-        </w:rPr>
-        <w:t xml:space="preserve">فوائد ومسائل</w:t>
-      </w:r>
-    </w:p>
-    <w:p>
-      <w:pPr>
-        <w:bidi/>
-        <w:spacing w:after="140" w:before="0" w:line="300"/>
-        <w:jc w:val="both"/>
-      </w:pPr>
-      <w:r>
-        <w:rPr>
-          <w:rFonts w:ascii="Amiri" w:cs="Amiri" w:eastAsia="Amiri" w:hAnsi="Amiri"/>
-          <w:b w:val="false"/>
-          <w:bCs w:val="false"/>
-          <w:i w:val="false"/>
-          <w:iCs w:val="false"/>
-          <w:color w:val="181410"/>
-          <w:sz w:val="22"/>
-          <w:szCs w:val="22"/>
-          <w:rtl/>
-        </w:rPr>
-        <w:t xml:space="preserve">قسّم أهل العلم الإسرائيليات - من حيث موافقتها للشريعة أو مخالفتها - إلى ثلاثة أقسام: ما وافق شرعنا فهو مقبول لموافقته لا لكونه إسرائيليًّا، وما خالف شرعنا فهو مردود، وما سكت عنه شرعنا فيجوز الحديث به على سبيل الاستئناس دون تصديقٍ ولا تكذيب. وهذا التقسيم الدقيق يبيّن أن وجود هذا النوع من الروايات في بعض كتب التفسير ليس دليلًا على اختلاط السنة النبوية بالدخيل، بل هو نتاج وعي علمي راسخ ميّز بين حقل الحديث المسنَد المحتج به وحقل القصص المستأنس به. ومما يؤكد هذا الوعي أن الأمة الإسلامية أجمعت عبر العصور على حجية السنة النبوية الثابتة، وتصدى علماء الحديث والفقهاء لكل الشبهات التي أثيرت حولها بحججٍ نقلية وعقلية راسخة، فبرهنوا على أن السنة ليست مجرد كلماتٍ نُقلت عن النبي صلى الله عليه وسلم، بل هي وحيٌ من الله يُكمل القرآن ويفسره، وأن جهود العلماء في توثيقها وتنقيتها من كل دخيل تبقى حجةً دامغة على أن هذا الدين قد حفظه الله تعالى بعلماء مخلصين، ليكون مصدرًا ثابتًا لا يشوبه شكٌّ ولا تحريف.</w:t>
-      </w:r>
-    </w:p>
-    <w:tbl>
-      <w:tblPr>
-        <w:tblW w:type="pct" w:w="100%"/>
-        <w:tblBorders>
-          <w:top w:val="single" w:color="E3C780" w:sz="6"/>
-          <w:left w:val="single" w:color="E3C780" w:sz="24"/>
-          <w:bottom w:val="single" w:color="E3C780" w:sz="6"/>
-          <w:right w:val="single" w:color="E3C780" w:sz="6"/>
-          <w:insideH w:val="single" w:color="auto" w:sz="4"/>
-          <w:insideV w:val="single" w:color="auto" w:sz="4"/>
-        </w:tblBorders>
-      </w:tblPr>
-      <w:tblGrid>
-        <w:gridCol w:w="100"/>
-      </w:tblGrid>
-      <w:tr>
-        <w:tc>
-          <w:tcPr>
-            <w:shd w:fill="F6EFDD" w:val="clear"/>
-            <w:tcMar>
-              <w:top w:type="dxa" w:w="160"/>
-              <w:left w:type="dxa" w:w="200"/>
-              <w:bottom w:type="dxa" w:w="160"/>
-              <w:right w:type="dxa" w:w="200"/>
-            </w:tcMar>
-          </w:tcPr>
-          <w:p>
-            <w:pPr>
-              <w:bidi/>
-              <w:spacing w:after="100" w:before="0" w:line="300"/>
-              <w:jc w:val="right"/>
-            </w:pPr>
-            <w:r>
-              <w:rPr>
-                <w:rFonts w:ascii="Amiri" w:cs="Amiri" w:eastAsia="Amiri" w:hAnsi="Amiri"/>
-                <w:b/>
-                <w:bCs/>
-                <w:i w:val="false"/>
-                <w:iCs w:val="false"/>
-                <w:color w:val="0D2143"/>
-                <w:sz w:val="18"/>
-                <w:szCs w:val="18"/>
-                <w:rtl/>
-              </w:rPr>
-              <w:t xml:space="preserve">الواجب على المسلم</w:t>
-            </w:r>
-          </w:p>
-          <w:p>
-            <w:pPr>
-              <w:bidi/>
-              <w:spacing w:after="0" w:before="0" w:line="300"/>
-              <w:jc w:val="both"/>
-            </w:pPr>
-            <w:r>
-              <w:rPr>
-                <w:rFonts w:ascii="Amiri" w:cs="Amiri" w:eastAsia="Amiri" w:hAnsi="Amiri"/>
-                <w:b w:val="false"/>
-                <w:bCs w:val="false"/>
-                <w:i w:val="false"/>
-                <w:iCs w:val="false"/>
-                <w:color w:val="181410"/>
-                <w:sz w:val="22"/>
-                <w:szCs w:val="22"/>
-                <w:rtl/>
-              </w:rPr>
-              <w:t xml:space="preserve">يجب على المسلم أن يفرق بين ما ثبت من السنة النبوية بالسند الصحيح المعتمد في كتب الحديث، وبين ما وقع في بعض كتب التفسير والقصص من إسرائيليات لا يُحتج بها، وألا يجعل وجود هذا التمييز حجةً للتشكيك في السنة الصحيحة، بل ينبغي أن يراه دليلًا على دقة منهج الأمة ويقظة علمائها في حفظ الوحي من كل ما يخالطه أو يشوبه.</w:t>
-            </w:r>
-          </w:p>
-        </w:tc>
-      </w:tr>
-    </w:tbl>
-    <w:p>
-      <w:pPr>
-        <w:spacing w:after="160"/>
-      </w:pPr>
-    </w:p>
-    <w:p>
-      <w:pPr>
-        <w:pStyle w:val="Heading1"/>
-        <w:pageBreakBefore/>
-        <w:bidi/>
-        <w:spacing w:after="160" w:before="0"/>
-        <w:jc w:val="right"/>
-      </w:pPr>
-      <w:bookmarkStart w:name="bm_fasl6" w:id="1039"/>
-      <w:r>
-        <w:rPr>
-          <w:rFonts w:ascii="Aref Ruqaa" w:cs="Aref Ruqaa" w:eastAsia="Aref Ruqaa" w:hAnsi="Aref Ruqaa"/>
-          <w:b/>
-          <w:bCs/>
-          <w:i w:val="false"/>
-          <w:iCs w:val="false"/>
-          <w:color w:val="0A1830"/>
-          <w:sz w:val="34"/>
-          <w:szCs w:val="34"/>
-          <w:rtl/>
-        </w:rPr>
-        <w:t xml:space="preserve">الفصل السادس — دور السنة النبوية في بناء القيم والأخلاق والتربية والقيادة</w:t>
-      </w:r>
-      <w:bookmarkEnd w:id="1039"/>
-    </w:p>
-    <w:p>
-      <w:pPr>
-        <w:pStyle w:val="Heading2"/>
-        <w:bidi/>
-        <w:spacing w:after="140" w:before="320"/>
-        <w:jc w:val="right"/>
-      </w:pPr>
-      <w:bookmarkStart w:name="bm_faqrah_28" w:id="1040"/>
-      <w:r>
-        <w:rPr>
-          <w:rFonts w:ascii="Aref Ruqaa" w:cs="Aref Ruqaa" w:eastAsia="Aref Ruqaa" w:hAnsi="Aref Ruqaa"/>
-          <w:b/>
-          <w:bCs/>
-          <w:i w:val="false"/>
-          <w:iCs w:val="false"/>
-          <w:color w:val="0D2143"/>
-          <w:sz w:val="28"/>
-          <w:szCs w:val="28"/>
-          <w:rtl/>
-        </w:rPr>
         <w:t xml:space="preserve">المبحث الأول: دور السنة النبوية في ترسيخ القيم والأخلاق الإسلامية</w:t>
       </w:r>
       <w:bookmarkEnd w:id="1040"/>
@@ -10688,7 +9975,7 @@
           <w:rtl/>
         </w:rPr>
         <w:t xml:space="preserve">
-سبق في الفصل الأول من هذا الكتاب بيان حجية السنة النبوية وأدلة وجوب اتباعها، وثبت أنها وحي من الله عز وجل يُعمل به كما يُعمل بالقرآن الكريم، فلا حاجة إلى إعادة الاستدلال على ذلك هنا. غير أن الوقوف عند حجية السنة وحدها لا يستوفي حقها، فإن من أعظم ثمار تلك الحجية أنها جعلت من هدي النبي صلى الله عليه وسلم مرجعًا عمليًا حيًا تتشكل به منظومة القيم والأخلاق في حياة المسلم. يقول الله تعالى: </w:t>
+أثبت الفصل الأول من هذا الكتاب حجية السنة النبوية وأدلة وجوب اتباعها، وبيّن أنها وحي يُعمل به كما يُعمل بالقرآن، وليس الغرض هنا العودة إلى ذلك الاستدلال، بل تتبع أثره: ماذا يعني عمليًا أن يكون هدي النبي صلى الله عليه وسلم وحيًا معمولًا به لا مجرد سيرة تُروى؟ أول ما يظهر من هذا الأثر أن القيم الإسلامية لم تبقَ معاني مجردة تُستنبط من عمومات القرآن، بل صارت صورًا محسوسة رآها الصحابة رأي العين في مواقف بعينها، وسمعوها في عبارات محددة لا تحتمل التأويل، فتحول الخُلق من مفهوم إلى مشهد. يقول الله تعالى: </w:t>
       </w:r>
       <w:r>
         <w:rPr>
@@ -10730,7 +10017,7 @@
           <w:szCs w:val="22"/>
           <w:rtl/>
         </w:rPr>
-        <w:t xml:space="preserve">، وقد أخبر النبي صلى الله عليه وسلم عن نفسه بقوله: «أَلَا إِنِّي أُوتِيتُ الْكِتَابَ وَمِثْلَهُ مَعَهُ» رواه أبو داود، فدل هذا على أن ما جاء به من هدي في القول والفعل والخُلق هو من جنس ما جاء به الكتاب في وجوب الأخذ والاتباع. ومن هنا فإن السنة لم تكن تشريعًا مجردًا لأحكام العبادات والمعاملات فحسب، بل كانت في الوقت نفسه ترجمة عملية لأخلاق القرآن، إذ جسّد النبي صلى الله عليه وسلم القيم الإسلامية في سلوكه اليومي وأقواله ومواقفه، فصار بذاته قدوة كاملة يُقتدى بها في حسن الخلق وجميل المعاملة، ولم يعد الخلق الإسلامي معنى مجردًا يُتصور في الذهن، بل صورة حية تُرى في سيرته صلى الله عليه وسلم.
+        <w:t xml:space="preserve">، وأخبر النبي صلى الله عليه وسلم عن نفسه بقوله: «أَلَا إِنِّي أُوتِيتُ الْكِتَابَ وَمِثْلَهُ مَعَهُ» رواه أبو داود، فجعل هديه في القول والفعل من جنس ما يجب الأخذ به كالكتاب سواء. وهذا هو الفارق الذي تنفرد به السنة عن أي خطاب أخلاقي آخر: أنها لا تكتفي بتقرير القيمة، بل تُري كيف تتحرك في موقف واقعي، وكيف تُوازَن حين تتعارض مع قيمة أخرى، وهذا ما لا يبلغه الوعظ المجرد مهما بولغ في تحسين لفظه.
 </w:t>
       </w:r>
     </w:p>
@@ -10774,7 +10061,30 @@
           <w:rtl/>
         </w:rPr>
         <w:t xml:space="preserve">
-تظافرت نصوص السنة على ترسيخ القيم الكبرى التي يقوم عليها بناء الشخصية المسلمة، ومن أبرزها قيمة الصدق والأمانة، فقد كان النبي صلى الله عليه وسلم معروفًا بين قومه قبل البعثة وبعدها بالصادق الأمين، وقد بيّن عليه الصلاة والسلام أثر الصدق في حياة الفرد والمجتمع بقوله: «إِنَّ الصِّدْقَ يَهْدِي إِلَى الْبِرِّ، وَإِنَّ الْبِرَّ يَهْدِي إِلَى الْجَنَّةِ» رواه البخاري ومسلم، فربط بين الصدق وصلاح السلوك، وبين صلاح السلوك وحسن المصير، فكان بذلك يزرع في نفوس أصحابه أن الصدق ليس خلقًا فرديًا معزولًا، بل أصل تنبني عليه سائر الفضائل. ومن القيم التي أكدتها السنة أيضًا قيمة الرحمة، فقد جاء عن النبي صلى الله عليه وسلم قوله: «الرَّاحِمُونَ يَرْحَمُهُمُ الرَّحْمَٰنُ، ارْحَمُوا مَنْ فِي الْأَرْضِ يَرْحَمْكُمْ مَنْ فِي السَّمَاءِ» رواه أبو داود والترمذي، وهو نص جامع يوسّع دائرة الرحمة لتشمل كل من في الأرض من إنسان وحيوان، ويجعل الرحمة سببًا لنيل رحمة الله تعالى، فكانت السنة بذلك مصدرًا لتعزيز القيم الإنسانية والتراحم بين الناس على اختلاف أحوالهم. وقد اقترنت هذه القيم بقيمة العدل، فقد حذّر النبي صلى الله عليه وسلم من الظلم أشد التحذير، فقال: «اتَّقُوا الظُّلْمَ فَإِنَّ الظُّلْمَ ظُلُمَاتٌ يَوْمَ الْقِيَامَةِ» رواه مسلم، فجعل الظلم مآله الحسرة والظلمة في أشد المواطن حاجة إلى النور، وبذلك رسّخت السنة في وجدان المسلمين أن العدل ليس خيارًا أخلاقيًا يُستحسن، بل واجب ديني تترتب عليه العاقبة في الدنيا والآخرة.
+يتضح هذا المنهج في ثلاثة نصوص تبني كل واحدة منها القيمة على نحو مختلف عن مجرد الأمر بها. ففي الصدق، لم يقل النبي صلى الله عليه وسلم "اصدقوا" فحسب، بل رسم سلسلة سببية متدرجة: «إِنَّ الصِّدْقَ يَهْدِي إِلَى الْبِرِّ، وَإِنَّ الْبِرَّ يَهْدِي إِلَى الْجَنَّةِ» رواه البخاري ومسلم، فالصدق هنا ليس غاية في نفسه بل بداية طريق: فعل متكرر يُنتج مَلَكة راسخة هي البر، وهذه المَلَكة هي التي تُفضي إلى العاقبة الحسنى، فالنص نظرية في تكوّن الخُلق لا مجرد توجيه إليه. وفي الرحمة جاء التوسيع بدل الأمر: «الرَّاحِمُونَ يَرْحَمُهُمُ الرَّحْمَٰنُ، ارْحَمُوا مَنْ فِي الْأَرْضِ يَرْحَمْكُمْ مَنْ فِي السَّمَاءِ» رواه أبو داود والترمذي، ولافتٌ أن العبارة لم تقل "ارحموا المؤمنين" أو "ارحموا إخوانكم"، بل أطلقت الدائرة إلى "من في الأرض"، فسدّت بذلك على النفس منفذًا كانت لتلجأ إليه لو تُركت القيمة عامة غير محددة النطاق: منفذ ترشيد الرحمة بحسب هوية المرحوم. أما العدل فجاء بصيغة استعارية لا تزيينية: «اتَّقُوا الظُّلْمَ فَإِنَّ الظُّلْمَ ظُلُمَاتٌ يَوْمَ الْقِيَامَةِ» رواه مسلم، فالنص لا يصف الظلم بأنه "قبيح" أو "محرّم"، بل يحوّله إلى عمى حسي في اللحظة التي يكون فيها البصر أشد ما يحتاجه الإنسان، وهذا التطابق بين طبيعة الذنب وطبيعة العقوبة هو ما يجعل النهي عن الظلم يُستشعر لا يُستذكر فقط.
+</w:t>
+      </w:r>
+    </w:p>
+    <w:p>
+      <w:pPr>
+        <w:bidi/>
+        <w:spacing w:after="140" w:before="0" w:line="300"/>
+        <w:jc w:val="both"/>
+      </w:pPr>
+      <w:r>
+        <w:rPr>
+          <w:rFonts w:ascii="Amiri" w:cs="Amiri" w:eastAsia="Amiri" w:hAnsi="Amiri"/>
+          <w:b w:val="false"/>
+          <w:bCs w:val="false"/>
+          <w:i w:val="false"/>
+          <w:iCs w:val="false"/>
+          <w:color w:val="181410"/>
+          <w:sz w:val="22"/>
+          <w:szCs w:val="22"/>
+          <w:rtl/>
+        </w:rPr>
+        <w:t xml:space="preserve">
+ولم تبق هذه المعاني حبيسة القول، فقد كان تواضع النبي صلى الله عليه وسلم في مجالسه ترجمة عملية لها: يجلس بين أصحابه فلا يتميز عليهم بموضع، ويقف للصغار ويمازحهم، ويخفض جناحه لضعفاء الناس ومساكينهم. وقيمة هذا المسلك لا تكمن في كونه مثالًا محببًا يُستأنس به، بل في أنه يزيل عذرًا كان يمكن أن يتذرع به من يعلو مقامه: أن رفعة المكانة تبرر شيئًا من الترفع. فحين يُرى صاحب أعلى مكانة يمارس التواضع بلا تكلف، تسقط حجة كل من دونه في التمسك بكبريائه، وهذا أثر لا يبلغه الأمر بالتواضع مهما تكرر.
 </w:t>
       </w:r>
     </w:p>
@@ -10818,7 +10128,7 @@
           <w:rtl/>
         </w:rPr>
         <w:t xml:space="preserve">
-ومما ينبغي التنبه له أن هذه القيم لم تُقرَّر في السنة بوصفها وعظًا نظريًا مجردًا، بل اقترنت دائمًا بصورة عملية من سيرة النبي صلى الله عليه وسلم، فكان تواضعه وحسن معاملته للناس ترجمة حية لتلك المبادئ؛ فقد كان يجلس مع أصحابه فلا يتميز عليهم بموضع، ويقف للصغار ويمازحهم ويحادثهم، ويخفض جناحه لضعفاء الناس ومساكينهم، فأصبح تواضعه هذا درسًا عمليًا في أن رفعة المكانة لا تنافي دماثة الخلق. وهذا الاقتران بين القول والفعل هو الذي أعطى القيم النبوية قوة التأثير والرسوخ، إذ إن القيمة إذا رُئيت مجسدة في سلوك القائد والمعلم كان أثرها في النفوس أعمق وأبقى من أثر الكلام المجرد مهما بولغ في تحسينه. ومن فوائد هذا الباب أيضًا أن القيم النبوية جاءت متكاملة متساندة، فالصدق يقود إلى الأمانة، والرحمة تقود إلى العدل، والتواضع يقود إلى حسن المعاملة، فليست هذه القيم جزرًا منعزلة، بل منظومة متكاملة يخدم بعضها بعضًا، ومن أخذ بطرف منها انقاد إلى سائرها، وهذا من أعظم أسرار قوة البناء الأخلاقي في السنة النبوية.
+والمتأمل في هذه النصوص الثلاثة يلحظ أنها ليست قائمة قيم متجاورة كما تُعرض الفضائل في كتب الأخلاق العامة، بل بناء متسلسل: الصدق يُنتج مَلَكة البر، والبر يُوسّع أفق الرحمة، والرحمة تحمي من مجاوزة الحد فتنقلب إلى العدل، وكل قيمة منها شرط لصحة التي تليها لا مجرد رفيقة لها. وهذا الفارق بين "منظومة" و"قائمة" هو ما يمنح القيم النبوية قدرتها على الثبات: فمن ضعُف فيه خلق واحد من هذه المنظومة لم يفقده وحده، بل اهتز البناء كله من أساسه، خلافًا لمن يحفظ فضيلة بمعزل عن أخواتها فيسهل عليه أن يمارسها في موطن ويتخلى عنها في آخر دون أن يشعر بتناقض. وهذا هو السرّ في أن السنة لم تكتفِ بتعداد الفضائل، بل ربطت بعضها ببعض حتى صار الأخذ بواحدة منها بابًا إلى سائرها.
 </w:t>
       </w:r>
     </w:p>
@@ -10888,7 +10198,7 @@
                 <w:rtl/>
               </w:rPr>
               <w:t xml:space="preserve">
-يجب على المسلم أن يتخذ من أخلاق النبي صلى الله عليه وسلم منهجًا عمليًا يسير عليه في صدقه وأمانته ورحمته وعدله وتواضعه، لا مجرد معانٍ يرددها دون أن تتحول إلى سلوك، فبقدر ما يقترب المرء من هدي النبي صلى الله عليه وسلم في أخلاقه بقدر ما يكمل إيمانه، وبقدر ما يتباعد عنه يضعف أثر إيمانه في واقع حياته ومعاملته للناس.
+يجب على المسلم أن يتخذ من أخلاق النبي صلى الله عليه وسلم منهجًا عمليًا يسير عليه في صدقه وأمانته ورحمته وعدله وتواضعه، لا معانٍ يرددها دون أن تتحول إلى سلوك، فبقدر قربه من هديه صلى الله عليه وسلم في أخلاقه يكمل إيمانه، وبقدر بعده عنه يضعف أثر إيمانه في واقع حياته ومعاملته للناس.
 </w:t>
             </w:r>
           </w:p>
@@ -10943,7 +10253,7 @@
           <w:rtl/>
         </w:rPr>
         <w:t xml:space="preserve">
-لا تقتصر مكانة السنة النبوية على كونها مصدرًا للتشريع ومنبعًا للقيم والأخلاق، بل تتعداها إلى كونها مرجعية تربوية وتعليمية جامعة، توجه المسلمين إلى الطريقة المثلى في تربية النفس وتنشئة الأجيال. فقد أرسى النبي صلى الله عليه وسلم في تعامله مع أصحابه منهجًا تربويًا متكامل الأركان، يقدم النموذج العملي لتعليم القيم والأخلاق، ويبين كيفية التعامل مع الناس على اختلاف طبقاتهم وأحوالهم، ويعلّم الصبر والتحمل في مواجهة عثرات النفس البشرية وضعفها. ولذلك يُعد هذا الجانب من السنة ميدانًا خصبًا لكل من يشتغل بالتربية والتعليم، سواء في البيت أو المدرسة أو المسجد أو أي مؤسسة تُعنى بإعداد الإنسان.
+حين يُقال إن السنة مرجعية تربوية، فليس المقصود أن فيها نصوصًا تتحدث عن التربية كموضوع من الموضوعات، بل أن طريقة النبي صلى الله عليه وسلم في التعامل مع أصحابه كانت في ذاتها منهجًا، بصرف النظر عن مضمون كل موقف على حدة. فالفرق بين "معلّم يملك معلومات صحيحة عن التربية" و"معلّم تصدر طريقته في التعامل عن منهج متسق" فرق جوهري، والنبي صلى الله عليه وسلم كان من الصنف الثاني: أسلوبه في تصحيح الخطأ، وفي إيصال المعرفة، وفي ضبط العلاقات الاجتماعية بين أصحابه، كان يصدر عن مبدأ واحد يتكرر في صور مختلفة، لا عن اجتهادات متفرقة بحسب الموقف.
 </w:t>
       </w:r>
     </w:p>
@@ -10987,7 +10297,7 @@
           <w:rtl/>
         </w:rPr>
         <w:t xml:space="preserve">
-من أبرز معالم هذا المنهج التربوي في السنة، الرفق في التربية، فقد كان النبي صلى الله عليه وسلم يعالج أخطاء أصحابه بالحكمة واللين، ولم يكن يعنّفهم أو يفضحهم، بل يوجههم بالحسنى، وقد بيّن الأساس الذي بنى عليه هذا النهج بقوله: «إِنَّ اللَّهَ رَفِيقٌ يُحِبُّ الرِّفْقَ فِي الْأَمْرِ كُلِّهِ» رواه البخاري، فجعل الرفق صفة محبوبة عند الله عز وجل في كل شأن من شؤون الحياة، ومنها التربية والتعليم، وهذا أسلوب تربوي راقٍ أثمر جيلًا من الصحابة رضي الله عنهم حملوا الإسلام إلى الآفاق بأخلاقهم الحسنة قبل أن يحملوه بحججهم وبراهينهم. ومن معالم هذا المنهج أيضًا التعليم بالتطبيق العملي، فلم يكن النبي صلى الله عليه وسلم يكتفي بالأمر بالمعروف قولًا، بل كان يسبق أصحابه إلى العمل به، فيصوم ويعلّمهم كيف يصومون، ويقوم الليل ويحثهم على قيامه، فرأى فيه أصحابه القدوة العملية التي يمكن الاقتداء بها في كل ما يدعوهم إليه، وهذا من أعظم أصول التربية، إذ إن القدوة أبلغ في التأثير من مجرد التوجيه اللفظي. ومن معالم هذا المنهج كذلك توجيه السلوك الاجتماعي، فقد علّم النبي صلى الله عليه وسلم أصحابه احترام الجار والعناية بالأهل وتقدير الأواصر الاجتماعية، فقال: «مَنْ كَانَ يُؤْمِنُ بِاللَّهِ وَالْيَوْمِ الْآخِرِ فَلْيُكْرِمْ جَارَهُ» متفق عليه، فربط بين حسن الجوار وكمال الإيمان، وبذلك وجّه المسلمين إلى بناء مجتمع متكامل قوامه الاحترام المتبادل وحسن المعاملة.
+يظهر هذا المبدأ أولًا في أساس اختار له النبي صلى الله عليه وسلم مصدرًا لا يقبل المساومة، فحين عالج أخطاء أصحابه باللين ولم يعنّفهم ولم يفضحهم، لم يقدّم الرفق على أنه أسلوب أنجع من غيره، بل ردّه إلى صفة إلهية بقوله: «إِنَّ اللَّهَ رَفِيقٌ يُحِبُّ الرِّفْقَ فِي الْأَمْرِ كُلِّهِ» رواه البخاري. وهذا فارق دقيق يغيب عن كثير من نظريات التربية الحديثة التي تُبرر الرفق بنتائجه النفسية المرجوّة، فيبقى خيارًا قابلًا للتراجع عنه متى بدت القسوة أجدى؛ أما حين يُربط الرفق باسم من أسماء الله، فإنه يخرج من دائرة التكتيك القابل للاستبدال إلى دائرة الخُلق اللازم، ولهذا لم يكن رفقه صلى الله عليه وسلم تساهلًا في نقل الحق، بل وسيلته الوحيدة لإيصاله. وثانيًا: لم يكن يكتفي بالأمر قولًا، بل كان يسبق أصحابه إلى الفعل، فيصوم ويعلّمهم كيف يصومون، ويقوم الليل ويحثهم على قيامه، وهذا التقديم للفعل على القول ليس مجرد "قدوة حسنة" بالمعنى العام، بل هو الدليل العملي على أن المطلوب ممكن التحقق، فلا يبقى للمخاطَب أن يتحصن خلف دعوى أن التكليف فوق الطاقة، إذ رآه مُنجزًا أمامه. وثالثًا: وجّه النبي صلى الله عليه وسلم السلوك الاجتماعي بربطه بأصل الإيمان لا بآداب السلوك، فقال: «مَنْ كَانَ يُؤْمِنُ بِاللَّهِ وَالْيَوْمِ الْآخِرِ فَلْيُكْرِمْ جَارَهُ» متفق عليه، وهذا الربط يرفع إكرام الجار من باب المروءة الاجتماعية التي يمكن التهاون فيها إلى باب من أبواب الإيمان الذي لا مجال للتهاون فيه، فيتحول الرقيب من خارجي إلى داخلي: لا يحسن المرء جواره خشية عتاب الناس، بل خشية أن ينتقص من إيمانه.
 </w:t>
       </w:r>
     </w:p>
@@ -11031,7 +10341,7 @@
           <w:rtl/>
         </w:rPr>
         <w:t xml:space="preserve">
-يستفاد من هذا المنهج التربوي النبوي أن التربية الناجحة لا تقوم على التلقين وحده، بل تحتاج إلى اقتران القول بالفعل، وإلى اختيار الأسلوب المناسب لكل حال ولكل مخاطَب، فقد كان النبي صلى الله عليه وسلم يراعي فروق الناس في الفهم والاستيعاب، فيخاطب كل واحد بما يناسبه، ويصبر على ضعف الضعيف ويرتقي بالقوي إلى ما هو أكمل. ومن الفوائد أيضًا أن الرفق في التربية لا يعني التساهل في الحق أو التفريط في المبدأ، بل هو وسيلة لإيصال الحق بأيسر السبل وأقربها إلى القبول، فقد كان النبي صلى الله عليه وسلم حازمًا في المبدأ رفيقًا في الأسلوب، وهذا الجمع بين الحزم والرفق من أدق ما يحتاجه المربي في كل زمان. ومن المسائل المهمة في هذا الباب أن ربط حسن الخلق الاجتماعي كإكرام الجار بكمال الإيمان، يدل على أن التربية في الإسلام لا تفصل بين الجانب العَقدي والجانب السلوكي، بل تجعل صحة الإيمان مقترنة بصلاح المعاملة، فلا إيمان كامل بلا خُلق قويم، ولا خُلق قويم يستقيم إلا إذا نبع من إيمان صادق.
+والذي يجمع هذه الصور الثلاث أن كلًا منها يعالج ثغرة بعينها في التربية المجردة: الأولى تمنع الرفق من أن يتحول إلى مزاج متقلب، والثانية تمنع التعليم من أن يبقى وعدًا لم يُختبر، والثالثة تمنع السلوك الاجتماعي من أن يبقى تحسينًا شكليًا لا صلة له بجوهر الدين. ومن أدق ما يُستفاد هنا أن الرفق في هذا المنهج لم يكن يومًا رديفًا للتساهل، فقد كان صلى الله عليه وسلم حازمًا في أصل الحق رفيقًا في وسيلة إيصاله، وهذا الجمع بين الحزم والرفق أعسر مما يظنه من يسوّي بينهما وبين مجرد اللطف في المعاملة؛ فالتربية التي تكتفي بالتلطف دون حزم في الجوهر تُربي جيلًا لينًا لا صلبًا، والتربية التي تكتفي بالحزم دون رفق تُربي جيلًا خائفًا لا واعيًا، والسنة وحدها جمعت بين الأمرين بلا تفريط في أحدهما لحساب الآخر.
 </w:t>
       </w:r>
     </w:p>
@@ -11101,7 +10411,7 @@
                 <w:rtl/>
               </w:rPr>
               <w:t xml:space="preserve">
-يجب على المسلم، ولا سيما من تولى مسؤولية التربية والتعليم في بيته أو مجتمعه، أن يقتدي بمنهج النبي صلى الله عليه وسلم في الجمع بين الرفق والحزم، وبين التوجيه والقدوة العملية، وأن يستحضر أن أثر التربية بالفعل أبلغ من أثرها بالقول، وأن حسن المعاملة مع الأهل والجيران والناس جميعًا جزء من كمال الإيمان لا زيادة عليه.
+يجب على من تولى مسؤولية التربية والتعليم في بيته أو مجتمعه أن يقتدي بمنهج النبي صلى الله عليه وسلم في الجمع بين الرفق والحزم، وبين التوجيه والقدوة العملية، وأن يستحضر أن أثر التربية بالفعل أبلغ من أثرها بالقول، وأن حسن المعاملة مع الأهل والجيران والناس جميعًا جزء من كمال الإيمان لا زيادة عليه.
 </w:t>
             </w:r>
           </w:p>
@@ -11156,7 +10466,7 @@
           <w:rtl/>
         </w:rPr>
         <w:t xml:space="preserve">
-جمعت شخصية النبي صلى الله عليه وسلم بين القيادة والرحمة والحكمة، فكانت السنة النبوية بذلك مرجعًا أصيلًا في فن القيادة وإدارة الشأن العام، وليست مقتصرة على الجانب التعبدي أو الأخلاقي الفردي وحده. فالسنة تقدم للمسلمين، ولا سيما من تولوا مسؤولية القيادة في أي ميدان من ميادين الحياة، دروسًا عملية في كيفية التعامل مع المشكلات بحكمة، وتوجيه الناس باللين والرفق، واتخاذ القرارات المبنية على العدل والمشورة، وهو نموذج قيادي متكامل لا يفصل بين الحزم والرحمة، ولا بين سلطان القيادة وواجب العدل.
+إذا كان المبحثان السابقان قد تناولا السنة في مقام الخُلق الفردي ومقام التربية والتعليم، فإن هذا المبحث ينقل النظر إلى مقام ثالث أشد اختبارًا لصدق القيم: مقام اتخاذ القرار تحت الضغط، حين تتزاحم المصالح، ويضيق الوقت، وتتعارض الرحمة أحيانًا مع الحزم، والمشورة مع سرعة الحسم. ففي هذا المقام وحده يتبين هل كانت القيم النبوية شعارات تُرفع في السعة، أم مبادئ تصمد في الشدة؛ وقد صمدت، وهذا ما تقدمه سيرته صلى الله عليه وسلم في القيادة، لا بوصفها فضيلة إضافية إلى ما سبق، بل بوصفها الاختبار الذي كشف حقيقة تلك القيم.
 </w:t>
       </w:r>
     </w:p>
@@ -11200,7 +10510,7 @@
           <w:rtl/>
         </w:rPr>
         <w:t xml:space="preserve">
-يظهر هذا النموذج القيادي جليًا في تعامل النبي صلى الله عليه وسلم مع الأزمات، فقد كان في المواقف الحرجة يتحلى بالصبر والتروي وبُعد النظر، كما ظهر ذلك في غزوة الأحزاب حين حاصرت القبائل المتحالفة المدينة من كل جانب، فلم يستسلم النبي صلى الله عليه وسلم للفزع، بل جمع الصحابة وشاورهم، واتخذ من الأسباب المادية والمعنوية ما يحتوي به الأزمة، فكان مثالًا في ضبط النفس عند اشتداد الخطب، وفي القدرة على تحويل الأزمة إلى فرصة لتماسك الصف وتوحيد الكلمة. ومن أبرز معالم هذا النموذج أيضًا حرصه على المشورة، فقد كان النبي صلى الله عليه وسلم يستشير أصحابه في الأمور التي تخص الأمة، ويأخذ برأيهم في كثير من الأحيان حتى وإن خالف رأيه الشخصي، كما حدث في غزوة بدر حين استشار الصحابة في مسألة موقع المعركة، فاستجاب لمشورة من أشار عليه بنقل المعسكر إلى الموضع الأنسب، وفي ذلك درس بليغ في أن القائد الحكيم لا يستبد برأيه، بل يفتح المجال لأصحاب الرأي والخبرة، ويقدّم مصلحة الجماعة على اعتداده برأيه الخاص. ومن أعظم صور هذا النموذج القيادي إقامة العدل بين الناس دون محاباة، فقد قال النبي صلى الله عليه وسلم في قصة المرأة المخزومية التي سرقت: «لَوْ أَنَّ فَاطِمَةَ بِنْتَ مُحَمَّدٍ سَرَقَتْ لَقَطَعْتُ يَدَهَا» متفق عليه، فكان هذا القول من أوضح الأمثلة على عدله بين الناس، ورفضه القاطع لأي تمييز أو محاباة ولو لأقرب الناس إليه، مما جعل السنة نموذجًا خالدًا للعدل والقيادة الرشيدة.
+ففي غزوة الأحزاب، حين حاصرت القبائل المتحالفة المدينة من كل جانب، لم يكن جواب النبي صلى الله عليه وسلم للأزمة "الهدوء" بالمعنى العام الذي لا يفيد شيئًا عمليًا، بل كان جوابًا مركبًا من إجراءين محددين: تشاور يوزّع عبء القرار فلا يُترك لعقل واحد يرزح تحت وطأة الفزع، واتخاذ للأسباب المادية والمعنوية يحوّل الانتظار القلق إلى فعل منظم. وهذا الفرق بين "الهدوء" كشعار و"الهدوء" كإجراء هو ما يميز القيادة الحكيمة عن مجرد ضبط النفس. أما في بدر، فقد استشار النبي صلى الله عليه وسلم أصحابه في موضع نزول الجيش، وهي مسألة تدبير حربي لا وحي، فلما أشار عليه أحدهم بموضع أنسب استجاب وترك رأيه الأول، والمهم هنا ليس أنه استشار، بل في أي شيء استشار: في ما كان مجالًا للرأي والخبرة، لا فيما نزل به الوحي؛ وهذا التمييز بين ما لا يقبل المشورة وما يجب أن يُستفتى فيه أهل الرأي هو بالضبط ما تفتقر إليه كثير من دعاوى "القيادة التشاركية" المعاصرة، إذ تُطرح المشورة أحيانًا شكلًا في أمور محسومة سلفًا، فتكون استشارة بلا أثر، بخلاف مشورته صلى الله عليه وسلم التي غيّرت القرار فعلًا. وأبلغ من هذا كله موقفه في قصة المرأة المخزومية التي سرقت، إذ قال: «لَوْ أَنَّ فَاطِمَةَ بِنْتَ مُحَمَّدٍ سَرَقَتْ لَقَطَعْتُ يَدَهَا» متفق عليه. ولم يكتفِ بقول عام كـ"العدل واجب على الجميع"، بل سمّى الاستثناء الوحيد الذي كان يمكن أن يُغري بالمحاباة، وهو أقرب الناس إليه وأحبهم إلى قلبه، فأغلق بذلك الباب الذي تدخل منه أكثر مظالم الأرض: باب "هذه حالة استثنائية". فالسياسة التي تعلن "القانون يطبَّق على الجميع" دعوى لا تُختبر إلا حين يقع بالفعل من يستحق أن يُستثنى، والنبي صلى الله عليه وسلم لم ينتظر ذلك الاختبار، بل بادر إليه بنفسه فسمّى ابنته.
 </w:t>
       </w:r>
     </w:p>
@@ -11244,7 +10554,7 @@
           <w:rtl/>
         </w:rPr>
         <w:t xml:space="preserve">
-يستفاد من هذه الصور القيادية أن القيادة الناجحة في منظور السنة النبوية لا تقوم على الاستئثار بالقرار ولا على القسوة في التعامل، بل تقوم على الجمع بين الحزم عند الحاجة، والرفق في المعاملة، والمشورة في اتخاذ القرار، والعدل في التطبيق دون استثناء لأحد كائنًا من كان. ومن الفوائد أيضًا أن المشورة في هدي النبي صلى الله عليه وسلم لم تكن إجراءً شكليًا، بل كانت أخذًا حقيقيًا برأي أهل الخبرة والرأي، حتى إذا خالف رأيه الشخصي، وهذا أصل عظيم في كل عمل جماعي، إذ يقي القائد من الاستبداد، ويحفظ للجماعة حقها في المشاركة والمسؤولية. ومن المسائل المهمة أن العدل في السنة النبوية لم يكن شعارًا نظريًا، بل موقفًا عمليًا يُطبَّق ولو مسّ أقرب الناس إلى القائد، وهذا هو الفارق الجوهري بين القيادة التي تحكمها القيم النبوية والقيادة التي تحكمها الأهواء والمصالح الضيقة، فالأولى تبني الثقة وتحفظ تماسك المجتمع، والثانية تهدم الثقة وتبذر بذور الفرقة.
+والفارق بين هذا النموذج القيادي وما يشبهه ظاهرًا من أدبيات الإدارة الحديثة أن الأخيرة تُقدَّم عادة كأساليب تُختار لجدواها، فيسهل التخلي عنها إذا بدا أن القسوة أنفع أو أن الاستئثار بالقرار أسرع؛ أما في هدي النبي صلى الله عليه وسلم فإن المشورة والعدل ليسا أسلوبين من بين أساليب متاحة، بل التزامان ثبت صمودهما في أشد المواطن اختبارًا: في الحصار، وفي ساحة القتال، وفي قضية تمسّ أقرب الناس إليه. وهذا هو ما يمنح القيادة الرشيدة في الإسلام صفة الثبات: أنها لا تتبدل بتبدل الظرف، فالحازم فيها حازم في الشدة والرخاء، والعادل فيها عادل مع القريب والبعيد سواء، وهذا بخلاف كل قيادة تحكمها المصلحة الآنية، إذ تصلح في السعة وتنهار عند أول اختبار حقيقي لها.
 </w:t>
       </w:r>
     </w:p>
@@ -11345,7 +10655,7 @@
           <w:rtl/>
         </w:rPr>
         <w:t xml:space="preserve">
-وبهذا يتبين أن السنة النبوية، إلى جانب كونها مصدرًا للتشريع كما سبق بيانه في الفصل الأول، تمثل في الوقت نفسه مدرسة متكاملة في بناء القيم والأخلاق، ومنهجًا تربويًا وتعليميًا رشيدًا، ونموذجًا قياديًا حكيمًا يجمع بين الرحمة والحزم والعدل والمشورة. فمن اتبع السنة في هذه الجوانب مجتمعة نشأ على مبادئ سامية وقيم نبيلة، تمثل الأساس لمجتمع إسلامي متماسك، تحكمه القيم النبوية في القيادة والتربية والأخلاق.
+يبدو من مجموع ما تقدم أن ما يجمع هذه الأبواب الثلاثة ليس اشتراكها في مصدر واحد هو السنة النبوية فحسب، بل اشتراكها في آلية واحدة صنعت لها سلطانها التربوي والقيادي معًا: أنها لا تكتفي بتقرير المعنى، بل تُلبسه موقفًا بعينه، له أشخاصه وظرفه ونتيجته، بحيث يتعذّر على من يريد التهرب من الإلزام أن يُخرج نفسه من الحكم بدعوى العموم. فحين يقرن النبي صلى الله عليه وسلم الصدق بالبر والبر بالجنة، وحين يعلّم أصحابه بالفعل قبل القول، وحين يسمّي ابنته بعينها في معرض الحديث عن العدل، فإنه في كل هذه المواقف يسدّ أوسع منفذ تفلت منه القيم حين تُترك عامة مجردة: منفذ التعميم الذي يسمح لكل واحد أن يظن نفسه خارج دائرة الحكم. وهذا هو الفارق بين أثر السنة وأثر أي منظومة قيم أو نظرية إدارية وضعها البشر مهما حسنت صياغتها: أن الأولى وقائع منقولة بالسند، محفوظة من التحريف، لا يملك أحد أن يعيد تشكيلها بما يوافق هواه، والثانية اجتهاد قابل للتطويع كلما تبدلت المصلحة. وإذا كان القارئ قد عرف من الفصل الأول أن السنة حجة يجب اتباعها، فقد آن له في ختام هذا الفصل أن يدرك لماذا كان هذا الاتباع، مع ثقله، ميسورًا: لأنه اقتداء بنموذج معاش لا انقياد لقاعدة مجردة، ولأنه اتباع لمن رآه أقرب الناس إليه يصدق كما يأمر، ويرفق كما يعظ، ويعدل ولو في نفسه وأحب الناس إليه.
 </w:t>
       </w:r>
     </w:p>
@@ -11392,7 +10702,7 @@
           <w:szCs w:val="22"/>
           <w:rtl/>
         </w:rPr>
-        <w:t xml:space="preserve">لا يكتمل الحديث عن السنة النبوية مصدرًا ثانيًا للتشريع بعد بيان حجيتها وأدلتها ومكانتها ووظائفها تجاه القرآن الكريم، إلا ببيان السبيل إلى ترسيخها في واقع الأمة، وتحويلها من معرفة نظرية مستقرة في الكتب إلى سلوك عملي حيّ في حياة الناس. فقد تقدّم في الفصول السابقة تقرير أن السنة وحي من الله عز وجل، وأنها الشارحة للقرآن والمكملة له، وأنها واجبة الاتباع بنصوص الكتاب والسنة وإجماع الأمة. وإذ استقر هذا الأصل، فإن الواجب على الأمة في كل عصر أن تتخذ من الوسائل ما يحفظ هذا الميراث العظيم، وينقله إلى الأجيال المتعاقبة سليمًا من التحريف، حيًّا في القلوب، حاضرًا في السلوك. وهذا الفصل، وهو خاتمة أبواب هذا الكتاب، مخصص لبيان أبرز هذه الوسائل في العصر الحاضر، وهي خمسة: الإعلام والتقنية، والمناهج التعليمية، والمؤسسات الدينية والمجتمعية، والبحث العلمي، وغرس حب السنة في نفوس الشباب.</w:t>
+        <w:t xml:space="preserve">استقر في الفصول الماضية أن السنة النبوية وحيٌ من الله، شارحة للقرآن ومكملة له، واجبة الاتباع بنص الكتاب والسنة وإجماع الأمة. غير أن تقرير هذا الأصل، مهما بولغ في تحقيقه علميًا، يبقى ناقصًا ما لم يترجم إلى واقع تحيا فيه السنة في القلوب والبيوت والمجالس، لا في بطون الكتب وحدها. وهذا الفصل الأخير من الكتاب معنيّ بهذا الانتقال: من التقرير إلى الترسيخ، ومن معرفة الحجية إلى عيش الاتباع. غير أن الوسائل التي يتيحها العصر لهذا الترسيخ -من إعلام ومناهج ومؤسسات وبحث وتربية- ليست خيرًا مضمونًا بذاتها؛ فكثرة القنوات لا تعني بالضرورة صحة ما يجري فيها ولا عمق ما يُغرس بها، وقد يكون اتساع الانتشار سببًا في تخفيف الأمانة العلمية بقدر ما هو سبب في اتساع النفع. فحُسن استعمال هذه الوسائل، لا مجرد توفرها، هو ما يجعلها معينة على المقصد؛ وهذا ما تتناوله مباحث هذا الفصل الخمسة: الإعلام والتقنية، والمناهج التعليمية، والمؤسسات الدينية والمجتمعية، والبحث العلمي، وغرس حب السنة في نفوس الشباب.</w:t>
       </w:r>
     </w:p>
     <w:p>
@@ -11437,7 +10747,7 @@
           <w:szCs w:val="22"/>
           <w:rtl/>
         </w:rPr>
-        <w:t xml:space="preserve">لقد تغيّرت وسائل التبليغ والتعليم تغيرًا جذريًا في العصر الحديث، فبعد أن كان نقل العلم مقصورًا على المجالس والحلقات والمراسلات، أصبح اليوم ممكنًا عبر الإذاعة والتلفاز والشبكة العنكبوتية ووسائل التواصل الاجتماعي، بحيث يبلغ الحديث الواحد ملايين الناس في لحظات معدودة. وهذا التحول التقني، وإن كان جديدًا في صورته، فإنه لا يخرج عن مقصد شرعي أصيل هو تبليغ سنة النبي صلى الله عليه وسلم إلى أوسع دائرة ممكنة من الناس، وهو المقصد الذي ما فتئت الشريعة تحث عليه منذ عهد النبوة. فالمؤسسة الإعلامية المعاصرة، إذا أُحسن توظيفها، تصبح امتدادًا لمجلس النبي صلى الله عليه وسلم الذي كان يبلغ فيه أصحابه، ثم يبلغون من بعدهم، حتى وصلت السنة إلى الأمة جيلًا بعد جيل.</w:t>
+        <w:t xml:space="preserve">لم يعد تبليغ الحديث الواحد يحتاج إلى رحلة كرحلة أبي أيوب الأنصاري إلى مصر، ولا إلى مجلس يُعقد فيحضره من حضر؛ فبضغطة واحدة يبلغ المقطع الواحد ملايين الشاشات في اللحظة نفسها. وهذا تحول هائل في الأداة، لكنه لا يغيّر طبيعة المسؤولية التي تحكم نقل كلام النبي صلى الله عليه وسلم، بل يرفع درجتها؛ فسرعة الوسيلة تعني سرعة الخطأ إن وقع كما تعني سرعة الحق إن أُصيب. فالمنصة الإعلامية، من حيث هي أداة تبليغ، امتداد لمقصد شرعي أصيل عرفته الأمة منذ عهد النبوة؛ ومن حيث هي حقل مفتوح لا رقيب عليه إلا نية ناقله وعلمه، موضع خطر لا يقل عن فرصتها.</w:t>
       </w:r>
     </w:p>
     <w:p>
@@ -11458,28 +10768,28 @@
           <w:szCs w:val="22"/>
           <w:rtl/>
         </w:rPr>
-        <w:t xml:space="preserve">الأدلة والشواهد</w:t>
-      </w:r>
-    </w:p>
-    <w:p>
-      <w:pPr>
-        <w:bidi/>
-        <w:spacing w:after="140" w:before="0" w:line="300"/>
-        <w:jc w:val="both"/>
-      </w:pPr>
-      <w:r>
-        <w:rPr>
-          <w:rFonts w:ascii="Amiri" w:cs="Amiri" w:eastAsia="Amiri" w:hAnsi="Amiri"/>
-          <w:b w:val="false"/>
-          <w:bCs w:val="false"/>
-          <w:i w:val="false"/>
-          <w:iCs w:val="false"/>
-          <w:color w:val="181410"/>
-          <w:sz w:val="22"/>
-          <w:szCs w:val="22"/>
-          <w:rtl/>
-        </w:rPr>
-        <w:t xml:space="preserve">الأصل في وجوب تبليغ العلم واستعمال أنجع الوسائل لذلك قوله تعالى: </w:t>
+        <w:t xml:space="preserve">الأصل الشرعي</w:t>
+      </w:r>
+    </w:p>
+    <w:p>
+      <w:pPr>
+        <w:bidi/>
+        <w:spacing w:after="140" w:before="0" w:line="300"/>
+        <w:jc w:val="both"/>
+      </w:pPr>
+      <w:r>
+        <w:rPr>
+          <w:rFonts w:ascii="Amiri" w:cs="Amiri" w:eastAsia="Amiri" w:hAnsi="Amiri"/>
+          <w:b w:val="false"/>
+          <w:bCs w:val="false"/>
+          <w:i w:val="false"/>
+          <w:iCs w:val="false"/>
+          <w:color w:val="181410"/>
+          <w:sz w:val="22"/>
+          <w:szCs w:val="22"/>
+          <w:rtl/>
+        </w:rPr>
+        <w:t xml:space="preserve">يدل على وجوب استعمال أنجع الوسائل المتاحة في التبليغ قوله تعالى: </w:t>
       </w:r>
       <w:r>
         <w:rPr>
@@ -11521,7 +10831,7 @@
           <w:szCs w:val="22"/>
           <w:rtl/>
         </w:rPr>
-        <w:t xml:space="preserve">، فالآية توجب على المسلمين أخذ ما جاء به الرسول صلى الله عليه وسلم، وأخذه لا يتحقق إلا بمعرفته أولًا، ومعرفته لا تتحقق للناس كافة إلا بتبليغه إليهم بأيسر الوسائل وأوسعها انتشارًا. ووسائل الإعلام الحديثة، بما تملكه من قدرة على مخاطبة الملايين في وقت واحد، تُعد من أقدر الأدوات على تحقيق هذا المقصد في زماننا. ويؤكد هذا المعنى قول النبي صلى الله عليه وسلم: «بَلِّغُوا عَنِّي وَلَوْ آيَةً» رواه البخاري عن عبد الله بن عمرو رضي الله عنهما، فالحديث أمرٌ عام غير مقيد بوسيلة معينة، بل هو مطلق يشمل كل وسيلة تُبلّغ بها سنة النبي صلى الله عليه وسلم، سواء أكانت لسانًا مباشرًا أم كتابة أم صورة مرئية مسموعة، مما يجعل الاستفادة من التلفاز والإذاعة والمنصات الرقمية داخلة في عموم الأمر بالتبليغ. وقد سار على هذا الفهم جمهرة من علماء العصر، ومن أبرزهم الشيخ ابن باز رحمه الله، الذي عُرف بمنهجه المتحفظ في كثير من المسائل، ومع ذلك كان من أشد المؤيدين للاستفادة من الإذاعة والتلفاز في نشر تعاليم الإسلام والدعوة إليها، إدراكًا منه لأثر هذه الوسائل في توسيع دائرة التبليغ وبلوغ من لا يمكن بلوغهم بالوسائل التقليدية.</w:t>
+        <w:t xml:space="preserve">، إذ لا يتحقق الأخذ إلا بعد المعرفة، ولا تتحقق المعرفة للناس كافة إلا بتبليغهم بأيسر الوسائل وأوسعها انتشارًا. ويؤكد هذا المعنى قول النبي صلى الله عليه وسلم: «بَلِّغُوا عَنِّي وَلَوْ آيَةً» رواه البخاري عن عبد الله بن عمرو رضي الله عنهما، وهو أمر مطلق غير مقيد بوسيلة، فيدخل فيه التلفاز والإذاعة والمنصة الرقمية دخول اللسان المباشر والكتابة سواء. ولم يقف هذا الفهم عند حدود النظر؛ فقد كان الشيخ ابن باز رحمه الله، على تحفظه المعروف في غير هذا الباب، من أشد الناس حثًا على الاستفادة من الإذاعة والتلفاز في نشر تعاليم الإسلام، إذ رأى في اتساع دائرة البلوغ ما لا تبلغه المجالس التقليدية مهما كثرت.</w:t>
       </w:r>
     </w:p>
     <w:p>
@@ -11542,28 +10852,49 @@
           <w:szCs w:val="22"/>
           <w:rtl/>
         </w:rPr>
-        <w:t xml:space="preserve">فوائد ومسائل</w:t>
-      </w:r>
-    </w:p>
-    <w:p>
-      <w:pPr>
-        <w:bidi/>
-        <w:spacing w:after="140" w:before="0" w:line="300"/>
-        <w:jc w:val="both"/>
-      </w:pPr>
-      <w:r>
-        <w:rPr>
-          <w:rFonts w:ascii="Amiri" w:cs="Amiri" w:eastAsia="Amiri" w:hAnsi="Amiri"/>
-          <w:b w:val="false"/>
-          <w:bCs w:val="false"/>
-          <w:i w:val="false"/>
-          <w:iCs w:val="false"/>
-          <w:color w:val="181410"/>
-          <w:sz w:val="22"/>
-          <w:szCs w:val="22"/>
-          <w:rtl/>
-        </w:rPr>
-        <w:t xml:space="preserve">يترتب على هذا الأصل مسائل عملية ينبغي التنبه لها. فأولًا: يجب أن يكون توظيف الإعلام والتقنية في خدمة السنة محكومًا بضوابط الأمانة العلمية، فلا يُنقل الحديث إلا بعد التثبت من صحته ونسبته، ولا يُختصر اختصارًا يُخل بمعناه، فإن سهولة الانتشار في العصر الرقمي قد تكون سببًا في سرعة ذيوع الأخطاء كما هي سبب في سرعة ذيوع الحق، ولهذا وجب أن يتولى هذه المهمة من عنده أهلية علمية شرعية، لا كل من هبّ ودبّ ممن لا حظّ له من العلم. وثانيًا: أن المنصات الرقمية الحديثة، من مواقع التواصل الاجتماعي إلى تطبيقات الهاتف المتخصصة في جمع الأحاديث وشروحها، أتاحت لعموم الناس الوصول إلى مصادر السنة بيسر لم يكن متاحًا من قبل، وهذا من نعم الله التي ينبغي شكرها بحسن استعمالها لا إهدارها بسوء التصرف فيها. وثالثًا: أن هذا الباب يتصل بما تقدم بيانه في مبحث حجية السنة من كونها المصدر الثاني للتشريع، فتوظيف وسائل العصر في خدمتها إنما هو أداء لواجب حفظها وتبليغها، لا مجرد استحسان دعوي عابر.</w:t>
+        <w:t xml:space="preserve">بين اتساع الانتشار وسلامة النقل</w:t>
+      </w:r>
+    </w:p>
+    <w:p>
+      <w:pPr>
+        <w:bidi/>
+        <w:spacing w:after="140" w:before="0" w:line="300"/>
+        <w:jc w:val="both"/>
+      </w:pPr>
+      <w:r>
+        <w:rPr>
+          <w:rFonts w:ascii="Amiri" w:cs="Amiri" w:eastAsia="Amiri" w:hAnsi="Amiri"/>
+          <w:b w:val="false"/>
+          <w:bCs w:val="false"/>
+          <w:i w:val="false"/>
+          <w:iCs w:val="false"/>
+          <w:color w:val="181410"/>
+          <w:sz w:val="22"/>
+          <w:szCs w:val="22"/>
+          <w:rtl/>
+        </w:rPr>
+        <w:t xml:space="preserve">غير أن اتساع دائرة التبليغ لا يغني عن سؤال أهم: من يتولى النقل، وبأي علم؟ فالحديث الذي كان لا يخرج من يد راويه قديمًا إلا بعد سلسلة من التثبت -سماعًا وضبطًا وعرضًا على أهل الفن- أصبح اليوم يخرج من يد ناشر قد لا يعرف من علم الحديث إلا اسمه، فيُقتطع من سياقه، أو يُنسب لغير قائله، أو يُصحَّح ما لم يصح، ثم ينتشر بسرعة تجاوز قدرة أهل العلم على تصحيحه وبيان حاله؛ فتسبق الشبهة تصحيحها بساعات، وربما بأيام، وقد لا يبلغ التصحيح من بلغه الخطأ أصلًا. وثمة فرق جوهري بين التعرض للنص والتربية عليه: فالمقطع العابر على شاشة الهاتف قد يُطلع المشاهد على لفظ حديث، لكنه نادرًا ما يورثه فقه هذا الحديث وموضعه من الشريعة وضوابط العمل به، وتلك تربية لا تحصل بمجرد المشاهدة العابرة مهما تكررت. ومن هنا يفترق أثر المؤسسة العلمية الموثوقة -كمجمع فقهي أو دار إفتاء لها سند معلوم ومسؤولية محددة- عن أثر الحساب الفردي الذي قد يبلغ من المتابعين ما لا تبلغه المؤسسة؛ فانتشاره الواسع لا يمنحه صفة الأهلية التي تمنحها المؤسسة لأهلها، وكثرة المتابعين ظاهرة إحصائية لا شهادة علمية.</w:t>
+      </w:r>
+    </w:p>
+    <w:p>
+      <w:pPr>
+        <w:bidi/>
+        <w:spacing w:after="140" w:before="0" w:line="300"/>
+        <w:jc w:val="both"/>
+      </w:pPr>
+      <w:r>
+        <w:rPr>
+          <w:rFonts w:ascii="Amiri" w:cs="Amiri" w:eastAsia="Amiri" w:hAnsi="Amiri"/>
+          <w:b w:val="false"/>
+          <w:bCs w:val="false"/>
+          <w:i w:val="false"/>
+          <w:iCs w:val="false"/>
+          <w:color w:val="181410"/>
+          <w:sz w:val="22"/>
+          <w:szCs w:val="22"/>
+          <w:rtl/>
+        </w:rPr>
+        <w:t xml:space="preserve">ولهذا فإن حسن توظيف هذه الوسائل لا يقاس بمقدار انتشارها، بل بثلاثة: أمانة ناقلها العلمية، ووضوح مصدر ما ينقل، وقدرته على التمييز بين ما هو تعريف عابر بالسنة وما هو تربية عليها. ومن نعمة الله في هذا العصر أن مصادر السنة -من موسوعات الحديث الرقمية إلى تطبيقات التخريج- أصبحت في متناول من لا يصل إلى مكتبة متخصصة، وهذا فتح ينبغي شكره بحسن استعماله، لا الاكتفاء به عن طلب العلم على أهله.</w:t>
       </w:r>
     </w:p>
     <w:tbl>
@@ -11631,7 +10962,7 @@
                 <w:szCs w:val="22"/>
                 <w:rtl/>
               </w:rPr>
-              <w:t xml:space="preserve">يجب على من آتاه الله علمًا بالسنة، أو منحه قدرة على الوصول إلى وسيلة إعلامية أو منصة رقمية، أن يجعل ذلك في خدمة تبليغ هدي النبي صلى الله عليه وسلم، ممتثلًا لأمره «بَلِّغُوا عَنِّي وَلَوْ آيَةً»، مع التزام الصدق والتثبت والأمانة العلمية في كل ما ينقل، فإن حسن استعمال هذه الوسائل من أعظم أسباب حفظ السنة ونشرها في هذا العصر.</w:t>
+              <w:t xml:space="preserve">من آتاه الله علمًا بالسنة أو منحه منبرًا أو منصة، فحقٌّ عليه أن يجعلها في خدمة تبليغ هدي النبي صلى الله عليه وسلم، امتثالًا لأمره «بَلِّغُوا عَنِّي وَلَوْ آيَةً»، مقرونًا ذلك بالتثبت قبل النقل، والتحقق من المصدر، والاعتراف بحدود علمه فلا يتصدر لما ليس أهلًا له؛ فالوسيلة مهما اتسعت لا تغني عن الأمانة، وقد تكون أداة هدم بقدر ما هي أداة بناء.</w:t>
             </w:r>
           </w:p>
         </w:tc>
@@ -11684,7 +11015,7 @@
           <w:szCs w:val="22"/>
           <w:rtl/>
         </w:rPr>
-        <w:t xml:space="preserve">إن التعليم هو الوعاء الذي تُصان فيه معارف الأمة وتُنقل عبر أجيالها، ولا يستقيم بناء جيل متمسك بالسنة النبوية دون أن تكون السنة حاضرة في مناهجه التعليمية حضورًا أصيلًا لا هامشيًا. فالمدرسة والجامعة اليوم هما الموضع الذي يقضي فيه الناشئة معظم أوقاتهم في طلب العلم، ومن ثم فإن إدماج السنة في هذه المناهج، بأسلوب تربوي مناسب لكل مرحلة، هو الطريق الأقوم لغرسها في الأذهان قبل أن تتزاحم عليها الأفكار والتيارات الوافدة. وهذا الإدماج ليس ابتكارًا معاصرًا منقطع الصلة بالوحي، بل هو امتداد لمنهج قرآني أصيل جمع بين تعليم الكتاب وتعليم الحكمة في آية واحدة.</w:t>
+        <w:t xml:space="preserve">يمضي كثير من الطلاب اثنتي عشرة سنة دراسية أو أكثر يمرون خلالها على شيء من السنة النبوية في مقرر أو كتاب، ثم يتخرجون وقد حفظوا ألفاظًا لا تعدو أن تكون مادة امتحان، دون أن يتكوّن لديهم حسّ شرعي يمكّنهم من التعامل مع نص نبوي جديد يصادفهم بعد ذلك. وهذه فجوة حقيقية بين حضور السنة في المنهج وحضورها في السلوك، لا يسدّها توسيع عدد الأحاديث المقررة، بل تغيير طريقة تناولها: من نص يُحفظ إلى معنى يُفهم ثم يُمارس. والمناهج التي تكتفي بالحفظ المجرد، مهما بلغت مادتها، تصنع ذاكرة بلا تربية، وذلك مقصود ناقص لا يفي بما دلّت عليه النصوص في هذا الباب.</w:t>
       </w:r>
     </w:p>
     <w:p>
@@ -11705,7 +11036,7 @@
           <w:szCs w:val="22"/>
           <w:rtl/>
         </w:rPr>
-        <w:t xml:space="preserve">الأدلة والشواهد</w:t>
+        <w:t xml:space="preserve">أصل الجمع بين تعليم الكتاب والحكمة</w:t>
       </w:r>
     </w:p>
     <w:p>
@@ -11768,7 +11099,7 @@
           <w:szCs w:val="22"/>
           <w:rtl/>
         </w:rPr>
-        <w:t xml:space="preserve">. وقد ذهب جمع من أهل التفسير، ومنهم الإمام الشافعي رحمه الله في كتابه "الرسالة"، إلى أن المراد بـ"الحكمة" في هذه الآية وأمثالها هو سنة رسول الله صلى الله عليه وسلم، وهو قول رُوي أيضًا عن قتادة، ونقله ابن كثير رحمه الله في تفسيره. فإذا كان هذا هو المراد، فإن الآية تقرن بين تعليم القرآن وتعليم السنة قرنًا لا انفكاك فيه، وهذا أصل عظيم يدل على أن المنهج التعليمي السليم هو الذي يضع الكتاب والسنة معًا في صميم مقرراته، لا أن يفرد أحدهما ويُهمل الآخر. ويؤكد هذا المعنى قول النبي صلى الله عليه وسلم: «خَيْرُكُمْ مَنْ تَعَلَّمَ الْقُرْآنَ وَعَلَّمَهُ» رواه البخاري عن عثمان بن عفان رضي الله عنه، فتعلم القرآن على الوجه الصحيح لا يتم دون معرفة ما بيّنته السنة من أحكامه ومجملاته، فتعليم السنة داخل في هذا الحديث من جهة كونها الشارحة للقرآن، كما تقدم تفصيله في الفصل الخاص بوظيفة السنة تجاه القرآن الكريم. ويزيد هذا المعنى تأكيدًا قوله صلى الله عليه وسلم: «مَنْ سَلَكَ طَرِيقًا يَلْتَمِسُ فِيهِ عِلْمًا سَهَّلَ اللَّهُ لَهُ بِهِ طَرِيقًا إِلَى الْجَنَّةِ» رواه مسلم عن أبي هريرة رضي الله عنه، فكل طريق موصل إلى العلم الشرعي، وفي مقدمته علم السنة، هو طريق موصل إلى الجنة بفضل الله، والمنهج الدراسي حين يُدرج فيه تعليم السنة إنما يفتح لطلابه بابًا من أبواب هذا الفضل العظيم.</w:t>
+        <w:t xml:space="preserve">. وقد ذهب جمع من أهل التفسير، ومنهم الإمام الشافعي رحمه الله في كتابه "الرسالة"، إلى أن المراد بـ"الحكمة" في هذه الآية وأمثالها هو سنة رسول الله صلى الله عليه وسلم، وهو قول رُوي أيضًا عن قتادة، ونقله ابن كثير رحمه الله في تفسيره. فالآية على هذا تقرن بين تعليم القرآن وتعليم السنة قرنًا لا انفكاك فيه، بحيث لا يكون المنهج سليمًا وهو يفرد أحدهما عن الآخر. ويؤكد هذا القرن قول النبي صلى الله عليه وسلم: «خَيْرُكُمْ مَنْ تَعَلَّمَ الْقُرْآنَ وَعَلَّمَهُ» رواه البخاري عن عثمان بن عفان رضي الله عنه؛ إذ لا يستقيم تعلم القرآن على وجهه إلا بمعرفة ما بيّنته السنة من مجمله ومطلقه ومخصصه، فتعليم السنة داخل في هذا الحديث من جهة كونها شارحة للقرآن كما تقدم تفصيله. ويزيده تأكيدًا قوله صلى الله عليه وسلم: «مَنْ سَلَكَ طَرِيقًا يَلْتَمِسُ فِيهِ عِلْمًا سَهَّلَ اللَّهُ لَهُ بِهِ طَرِيقًا إِلَى الْجَنَّةِ» رواه مسلم عن أبي هريرة رضي الله عنه، وطلب علم السنة أخص أفراد هذا العموم.</w:t>
       </w:r>
     </w:p>
     <w:p>
@@ -11789,28 +11120,28 @@
           <w:szCs w:val="22"/>
           <w:rtl/>
         </w:rPr>
-        <w:t xml:space="preserve">فوائد ومسائل</w:t>
-      </w:r>
-    </w:p>
-    <w:p>
-      <w:pPr>
-        <w:bidi/>
-        <w:spacing w:after="140" w:before="0" w:line="300"/>
-        <w:jc w:val="both"/>
-      </w:pPr>
-      <w:r>
-        <w:rPr>
-          <w:rFonts w:ascii="Amiri" w:cs="Amiri" w:eastAsia="Amiri" w:hAnsi="Amiri"/>
-          <w:b w:val="false"/>
-          <w:bCs w:val="false"/>
-          <w:i w:val="false"/>
-          <w:iCs w:val="false"/>
-          <w:color w:val="181410"/>
-          <w:sz w:val="22"/>
-          <w:szCs w:val="22"/>
-          <w:rtl/>
-        </w:rPr>
-        <w:t xml:space="preserve">من الفوائد المستنبطة من هذا المبحث أن إدماج السنة في التعليم ينبغي أن يراعي التدرج بحسب المراحل العمرية، فيُبدأ في الصغر بالأحاديث القصيرة الجامعة في الأخلاق والآداب، ثم يُرتقى في المراحل الأعلى إلى دراسة مصطلح الحديث وأصول التعامل مع النصوص، حتى يتخرج الطالب وقد تكوّن لديه حس شرعي سليم في التعامل مع السنة. ومن الفوائد أيضًا أن تعليم السنة لا ينبغي أن يقتصر على الحفظ المجرد، بل يجب أن يقترن ببيان معانيها وتطبيقاتها العملية، حتى تتحول من نص محفوظ إلى سلوك متبع، تحقيقًا لمقصد الشريعة من التعليم. ومن المسائل التي ينبغي التنبه لها أن ضعف حضور السنة في بعض المناهج المعاصرة، أو الاكتفاء فيها بجانب معرفي بحت دون ربطه بالسلوك، من أسباب ضعف التمسك بها لدى الناشئة، وهو ما يستدعي مراجعة دائمة لمحتوى هذه المناهج بما يحقق المقصد الذي دلت عليه الآية والأحاديث المتقدمة.</w:t>
+        <w:t xml:space="preserve">من الحفظ إلى الممارسة</w:t>
+      </w:r>
+    </w:p>
+    <w:p>
+      <w:pPr>
+        <w:bidi/>
+        <w:spacing w:after="140" w:before="0" w:line="300"/>
+        <w:jc w:val="both"/>
+      </w:pPr>
+      <w:r>
+        <w:rPr>
+          <w:rFonts w:ascii="Amiri" w:cs="Amiri" w:eastAsia="Amiri" w:hAnsi="Amiri"/>
+          <w:b w:val="false"/>
+          <w:bCs w:val="false"/>
+          <w:i w:val="false"/>
+          <w:iCs w:val="false"/>
+          <w:color w:val="181410"/>
+          <w:sz w:val="22"/>
+          <w:szCs w:val="22"/>
+          <w:rtl/>
+        </w:rPr>
+        <w:t xml:space="preserve">فإذا استقر هذا الأصل، فالسؤال العملي هو: كيف يُدمج؟ والجواب يقتضي تدرجًا لا يجوز إغفاله؛ ففي الصغر يُبدأ بالأحاديث القصيرة الجامعة في الأدب والخلق، لا لأنها أسهل حفظًا فحسب، بل لأنها أقرب إلى تجربة الطفل اليومية فيسهل ربطها بسلوكه. وفي المراهقة والمرحلة الجامعية يُرتقى إلى شيء من مصطلح الحديث وأصول التعامل مع النصوص، حتى يخرج الطالب ولديه أداة تمكّنه من مواجهة ما يصادفه بعد ذلك من روايات متداولة لا يعرف صحيحها من ضعيفها. أما إذا اقتصر المنهج -في أي مرحلة- على تكديس المتون دون هذا البناء التدريجي، فإنه ينتج حفظة لا فقهاء، وهذا بعينه أحد أسباب ضعف تمسك كثير من الناشئة بالسنة رغم مرورهم على شيء منها في مقرراتهم؛ فالمعرفة الظاهرة بلا أداة فهم لا تصمد أمام أول شبهة تعرض لصاحبها.</w:t>
       </w:r>
     </w:p>
     <w:tbl>
@@ -11878,7 +11209,7 @@
                 <w:szCs w:val="22"/>
                 <w:rtl/>
               </w:rPr>
-              <w:t xml:space="preserve">يجب على القائمين على التعليم، وعلى الآباء والمربين، أن يجعلوا تعليم السنة النبوية جزءًا أصيلًا من بناء الناشئة العلمي والتربوي، اقتداءً بقوله تعالى </w:t>
+              <w:t xml:space="preserve">على القائمين على التعليم، وعلى الآباء والمربين، أن يجعلوا للسنة موضعًا أصيلًا في بناء الناشئة، لا حفظًا يُمتحن فيه ثم يُنسى، بل فهمًا يتدرج مع العمر حتى يورث حسًا شرعيًا يقي صاحبه من الانقياد لكل ما يُعرض عليه؛ اقتداءً بقوله تعالى </w:t>
             </w:r>
             <w:r>
               <w:rPr>
@@ -11906,7 +11237,7 @@
                 <w:szCs w:val="22"/>
                 <w:rtl/>
               </w:rPr>
-              <w:t xml:space="preserve">، وامتثالًا لهدي النبي صلى الله عليه وسلم في تعليم أصحابه دينهم، فإن هذا من أعظم أسباب صيانة الأمة من الجهل بسنة نبيها.</w:t>
+              <w:t xml:space="preserve">، وامتثالًا لهدي النبي صلى الله عليه وسلم في تعليم أصحابه دينهم علمًا وعملًا معًا.</w:t>
             </w:r>
           </w:p>
         </w:tc>
@@ -11959,7 +11290,7 @@
           <w:szCs w:val="22"/>
           <w:rtl/>
         </w:rPr>
-        <w:t xml:space="preserve">لا يقوم بناء الالتزام بالسنة النبوية على جهد الفرد وحده، بل يحتاج إلى تكاتف مؤسسي منظم، تتضافر فيه جهود المساجد ومراكز الدعوة والجمعيات الخيرية والهيئات العلمية، بحيث يجد المسلم في محيطه القريب بيئة داعمة لالتزامه، لا بيئة منافسة له أو صارفة عنه. وقد كان المسجد في عهد النبوة هو المؤسسة الجامعة لكل هذه الوظائف، فيه يُتعلم العلم، وفيه يُذكر الله، وفيه تُحل المشكلات وتُعقد الروابط، وما زال المسجد ومثله من المؤسسات الدينية المعاصرة يحمل هذا الدور، وإن تنوعت صوره وتعددت أشكاله.</w:t>
+        <w:t xml:space="preserve">لا يثبت التزام الفرد بالسنة في فراغ اجتماعي؛ فالإنسان يقوى بمن حوله ويضعف بضعفهم، ولذلك كان المسجد في عهد النبوة جامعًا لوظائف يصعب اليوم أن يؤديها منبر واحد: فيه يُتعلم العلم، وفيه يُذكر الله، وفيه تُحل الخصومات وتُعقد الأخوة. وما زالت هذه الوظيفة قائمة، لكنها تعددت أشكالها بتعدد المؤسسات: مسجد، ومركز دعوة، وجمعية خيرية، وهيئة علمية؛ وهذا التعدد نفسه يحمل خطر التنافس على الأتباع والتبرعات بقدر ما يحمل فرصة التكامل، فليس كل تعدد مؤسسي إثراءً؛ قد يكون تشتيتًا للجهد إذا غاب التنسيق.</w:t>
       </w:r>
     </w:p>
     <w:p>
@@ -11980,28 +11311,28 @@
           <w:szCs w:val="22"/>
           <w:rtl/>
         </w:rPr>
-        <w:t xml:space="preserve">الأدلة والشواهد</w:t>
-      </w:r>
-    </w:p>
-    <w:p>
-      <w:pPr>
-        <w:bidi/>
-        <w:spacing w:after="140" w:before="0" w:line="300"/>
-        <w:jc w:val="both"/>
-      </w:pPr>
-      <w:r>
-        <w:rPr>
-          <w:rFonts w:ascii="Amiri" w:cs="Amiri" w:eastAsia="Amiri" w:hAnsi="Amiri"/>
-          <w:b w:val="false"/>
-          <w:bCs w:val="false"/>
-          <w:i w:val="false"/>
-          <w:iCs w:val="false"/>
-          <w:color w:val="181410"/>
-          <w:sz w:val="22"/>
-          <w:szCs w:val="22"/>
-          <w:rtl/>
-        </w:rPr>
-        <w:t xml:space="preserve">الأصل في مشروعية هذا التعاون المؤسسي قوله تعالى: </w:t>
+        <w:t xml:space="preserve">أصل التعاون المؤسسي</w:t>
+      </w:r>
+    </w:p>
+    <w:p>
+      <w:pPr>
+        <w:bidi/>
+        <w:spacing w:after="140" w:before="0" w:line="300"/>
+        <w:jc w:val="both"/>
+      </w:pPr>
+      <w:r>
+        <w:rPr>
+          <w:rFonts w:ascii="Amiri" w:cs="Amiri" w:eastAsia="Amiri" w:hAnsi="Amiri"/>
+          <w:b w:val="false"/>
+          <w:bCs w:val="false"/>
+          <w:i w:val="false"/>
+          <w:iCs w:val="false"/>
+          <w:color w:val="181410"/>
+          <w:sz w:val="22"/>
+          <w:szCs w:val="22"/>
+          <w:rtl/>
+        </w:rPr>
+        <w:t xml:space="preserve">الأصل في مشروعية هذا التعاون قوله تعالى: </w:t>
       </w:r>
       <w:r>
         <w:rPr>
@@ -12043,7 +11374,7 @@
           <w:szCs w:val="22"/>
           <w:rtl/>
         </w:rPr>
-        <w:t xml:space="preserve">، فنشر السنة وتعليمها وترسيخها في المجتمع من أجلّ صور البر والتقوى، فيدخل تحت عموم الأمر بالتعاون عليه، ويكون تظافر جهود المؤسسات الدينية والمجتمعية في هذا الباب تحقيقًا مباشرًا لهذه الآية، وتقوية للروابط الإيمانية بين أفراد الأمة. ومن أخص صور هذا التعاون حلقات الذكر والعلم في المساجد، وقد جاء في فضلها قول النبي صلى الله عليه وسلم: «إِذَا مَرَرْتُمْ بِرِيَاضِ الْجَنَّةِ فَارْتَعُوا، قَالُوا: وَمَا رِيَاضُ الْجَنَّةِ؟ قَالَ: حِلَقُ الذِّكْرِ» رواه الترمذي وحسّنه، عن أنس بن مالك رضي الله عنه. ففي هذا الحديث تشبيه بديع لحلقات الذكر برياض الجنة، وهي الحلقات التي يُتلى فيها كتاب الله، وتُشرح فيها سنة رسوله صلى الله عليه وسلم، وتُبين فيها أحكام الدين للناس. ويؤيد هذا المعنى ما كان عليه النبي صلى الله عليه وسلم من ملازمة الاجتماع بأصحابه، يعلمهم ويوجههم، ويجيب على أسئلتهم، ويوضح لهم أمور دينهم، وهو هدي يقرر أصل مشروعية المحاضرات والندوات والدروس المنظمة بوصفها امتدادًا لمجالسه صلى الله عليه وسلم.</w:t>
+        <w:t xml:space="preserve">، ونشر السنة وترسيخها في المجتمع من أجلّ صور البر، فيدخل تظافر جهود المؤسسات عليه تحت عموم هذا الأمر. ومن أخص صور هذا التعاون حلقات الذكر والعلم في المساجد، وقد جاء في فضلها قول النبي صلى الله عليه وسلم: «إِذَا مَرَرْتُمْ بِرِيَاضِ الْجَنَّةِ فَارْتَعُوا، قَالُوا: وَمَا رِيَاضُ الْجَنَّةِ؟ قَالَ: حِلَقُ الذِّكْرِ» رواه الترمذي وحسّنه، عن أنس بن مالك رضي الله عنه؛ ففيه تشبيه بديع يرفع من قدر هذه الحلقات التي يُتلى فيها كتاب الله وتُشرح فيها سنة رسوله. وقد كان النبي صلى الله عليه وسلم يلازم أصحابه في مثل هذه المجالس، يعلمهم ويجيب أسئلتهم، وهو هدي يقرر أصل مشروعية الدروس المنظمة بوصفها امتدادًا لمجالسه صلى الله عليه وسلم لا ابتداعًا معاصرًا منقطع الصلة به.</w:t>
       </w:r>
     </w:p>
     <w:p>
@@ -12064,28 +11395,28 @@
           <w:szCs w:val="22"/>
           <w:rtl/>
         </w:rPr>
-        <w:t xml:space="preserve">فوائد ومسائل</w:t>
-      </w:r>
-    </w:p>
-    <w:p>
-      <w:pPr>
-        <w:bidi/>
-        <w:spacing w:after="140" w:before="0" w:line="300"/>
-        <w:jc w:val="both"/>
-      </w:pPr>
-      <w:r>
-        <w:rPr>
-          <w:rFonts w:ascii="Amiri" w:cs="Amiri" w:eastAsia="Amiri" w:hAnsi="Amiri"/>
-          <w:b w:val="false"/>
-          <w:bCs w:val="false"/>
-          <w:i w:val="false"/>
-          <w:iCs w:val="false"/>
-          <w:color w:val="181410"/>
-          <w:sz w:val="22"/>
-          <w:szCs w:val="22"/>
-          <w:rtl/>
-        </w:rPr>
-        <w:t xml:space="preserve">يستفاد من هذا المبحث أن دور المؤسسات الدينية لا يقتصر على إلقاء الدروس، بل يمتد إلى تنظيم برامج متكاملة تشمل حلقات تحفيظ الحديث وشرحه، وإقامة الدورات العلمية المتخصصة، وتخريج طلبة علم قادرين على حمل هذا الميراث ونقله. كما يستفاد أن المؤسسات المجتمعية، من جمعيات ومراكز أسرية وشبابية، مدعوة إلى الإسهام في هذا الجهد، كل بحسب طاقته ومجال عمله، تحقيقًا لعموم الأمر بالتعاون على البر. ومما ينبغي التنبه له أن فاعلية هذه المؤسسات تزداد حين تتكامل مع ما تقدم بيانه في المبحث الأول من توظيف الإعلام والتقنية، فتكون الدروس المسجدية مادةً تُبَث عبر المنصات الحديثة، فيتضاعف نفعها ويتسع أثرها، وهو تكامل بين الوسائل يخدم مقصدًا واحدًا هو ترسيخ السنة في واقع الناس.</w:t>
+        <w:t xml:space="preserve">الأثر حين تتكامل الجهود، والخلل حين تتفرق</w:t>
+      </w:r>
+    </w:p>
+    <w:p>
+      <w:pPr>
+        <w:bidi/>
+        <w:spacing w:after="140" w:before="0" w:line="300"/>
+        <w:jc w:val="both"/>
+      </w:pPr>
+      <w:r>
+        <w:rPr>
+          <w:rFonts w:ascii="Amiri" w:cs="Amiri" w:eastAsia="Amiri" w:hAnsi="Amiri"/>
+          <w:b w:val="false"/>
+          <w:bCs w:val="false"/>
+          <w:i w:val="false"/>
+          <w:iCs w:val="false"/>
+          <w:color w:val="181410"/>
+          <w:sz w:val="22"/>
+          <w:szCs w:val="22"/>
+          <w:rtl/>
+        </w:rPr>
+        <w:t xml:space="preserve">وتزداد قيمة هذه المؤسسات حين تصبح هي المرجع الذي يُحتكم إليه فيما يُتداول خارجها؛ فالحساب الفردي الواسع الانتشار الذي مرّ ذكره في المبحث الأول يستمد كثيرًا من مادته -أو ينبغي أن يستمدها- من دروس هذه الحلقات وفتاوى هذه الهيئات، فتكون المؤسسة مصدر الضبط، والمنصة وسيلة النشر، لا العكس. أما حين تُترك المنصات الفردية تُنتج مادتها الشرعية بمعزل عن أي مرجعية مؤسسية، فإن أول ما يضيع هو معيار المساءلة: فالمؤسسة يمكن أن تُسأل عن خطئها وتُصحح مسارها، أما الحساب الذي يظهر اليوم وقد يختفي غدًا فلا وجود بعده يُحاسب. ومن هنا فإن أعظم ما تقدمه المؤسسة الدينية في هذا العصر ليس مجرد الدرس، بل الأهلية المستمرة والمساءلة الممكنة، وكلاهما مفقود غالبًا في العمل الفردي مهما حسنت نيته. ومما ينبغي التنبه له أن هذا التكامل مطلوب بين المؤسسات نفسها لا بينها وبين الأفراد فحسب؛ فتعدد الجهات العاملة في ساحة واحدة دون تنسيق يبدد الجهد ويكرر العمل نفسه بدل أن يوسّع دائرته.</w:t>
       </w:r>
     </w:p>
     <w:tbl>
@@ -12153,7 +11484,7 @@
                 <w:szCs w:val="22"/>
                 <w:rtl/>
               </w:rPr>
-              <w:t xml:space="preserve">يجب على المؤسسات الدينية والمجتمعية أن تتعاون فيما بينها على نشر السنة النبوية وترسيخها، امتثالًا لقوله تعالى </w:t>
+              <w:t xml:space="preserve">على المؤسسات الدينية والمجتمعية أن تتعاون فيما بينها، وأن تكون هي المرجع الذي يضبط ما يُنشر عنها وباسمها في الفضاء العام، امتثالًا لقوله تعالى </w:t>
             </w:r>
             <w:r>
               <w:rPr>
@@ -12181,7 +11512,7 @@
                 <w:szCs w:val="22"/>
                 <w:rtl/>
               </w:rPr>
-              <w:t xml:space="preserve">، وأن تحرص على إحياء حلقات الذكر والعلم التي بشّر النبي صلى الله عليه وسلم أهلها بأنها رياض الجنة، فإن هذا التعاون المؤسسي من أعظم صمامات الأمان لحفظ الأمة من الانقطاع عن سنة نبيها.</w:t>
+              <w:t xml:space="preserve">، وحرصًا على إحياء حلقات الذكر التي بشّر النبي صلى الله عليه وسلم أهلها بأنها رياض الجنة؛ فبقدر ما تثبت هذه المؤسسات أهليتها ومساءلتها، تكون صمام أمان لما سواها من وسائل.</w:t>
             </w:r>
           </w:p>
         </w:tc>
@@ -12234,7 +11565,7 @@
           <w:szCs w:val="22"/>
           <w:rtl/>
         </w:rPr>
-        <w:t xml:space="preserve">إن السنة النبوية، بما تحمله من غزارة في المعاني وسعة في التطبيقات، تحتاج في كل عصر إلى جهد علمي متخصص يتولى دراستها وتحقيق رواياتها واستنباط أحكامها وربطها بمستجدات الواقع، وهذا هو دور البحث العلمي الذي لا غنى عنه لحفظ حيوية السنة وقدرتها على مخاطبة كل جيل بلغته ومسائله. فالبحث العلمي في السنة ليس ترفًا أكاديميًا، بل هو استمرار لجهد المحدثين الأوائل الذين بذلوا أعمارهم في جمع الحديث وتمحيصه وتبويبه، ولا يزال هذا الجهد بحاجة إلى تجديد في أدواته مع ثبات أصوله ومناهجه.</w:t>
+        <w:t xml:space="preserve">إذا كانت وسائل الإعلام، كما تقدم، قادرة على نشر الخطأ بالسرعة نفسها التي تنشر بها الحق، فإن البحث العلمي هو الجهة الوحيدة القادرة على تصحيح هذا الخطأ تصحيحًا موثوقًا؛ لكنه تصحيح بطيء بطبيعته، لأنه يقوم على التحقق لا على السرعة. وهذا تفاوت في الإيقاع لا مفر منه: فالمنشور الواحد قد يبلغ ملايين الشاشات في ساعة، بينما يحتاج تحقيق روايته أو تخريج حكمها إلى أسابيع أو أشهر من عمل متخصص، فيسبق الخطأ تصحيحه دائمًا تقريبًا. ومع ذلك فإن هذا لا يقلل من قيمة البحث، بل يزيدها؛ إذ لولا وجود هذا الجهد البطيء الرصين لبقي الخطأ بلا نقيض يُرجع إليه، ولتحوّل الانتشار السريع إلى معيار وحيد للصحة، وهو معيار باطل.</w:t>
       </w:r>
     </w:p>
     <w:p>
@@ -12255,28 +11586,28 @@
           <w:szCs w:val="22"/>
           <w:rtl/>
         </w:rPr>
-        <w:t xml:space="preserve">الأدلة والشواهد</w:t>
-      </w:r>
-    </w:p>
-    <w:p>
-      <w:pPr>
-        <w:bidi/>
-        <w:spacing w:after="140" w:before="0" w:line="300"/>
-        <w:jc w:val="both"/>
-      </w:pPr>
-      <w:r>
-        <w:rPr>
-          <w:rFonts w:ascii="Amiri" w:cs="Amiri" w:eastAsia="Amiri" w:hAnsi="Amiri"/>
-          <w:b w:val="false"/>
-          <w:bCs w:val="false"/>
-          <w:i w:val="false"/>
-          <w:iCs w:val="false"/>
-          <w:color w:val="181410"/>
-          <w:sz w:val="22"/>
-          <w:szCs w:val="22"/>
-          <w:rtl/>
-        </w:rPr>
-        <w:t xml:space="preserve">يشير إلى مشروعية هذا التأمل والبحث قوله تعالى: </w:t>
+        <w:t xml:space="preserve">مسوّغ التأمل والبحث</w:t>
+      </w:r>
+    </w:p>
+    <w:p>
+      <w:pPr>
+        <w:bidi/>
+        <w:spacing w:after="140" w:before="0" w:line="300"/>
+        <w:jc w:val="both"/>
+      </w:pPr>
+      <w:r>
+        <w:rPr>
+          <w:rFonts w:ascii="Amiri" w:cs="Amiri" w:eastAsia="Amiri" w:hAnsi="Amiri"/>
+          <w:b w:val="false"/>
+          <w:bCs w:val="false"/>
+          <w:i w:val="false"/>
+          <w:iCs w:val="false"/>
+          <w:color w:val="181410"/>
+          <w:sz w:val="22"/>
+          <w:szCs w:val="22"/>
+          <w:rtl/>
+        </w:rPr>
+        <w:t xml:space="preserve">يشير إلى مشروعية هذا التأمل قوله تعالى: </w:t>
       </w:r>
       <w:r>
         <w:rPr>
@@ -12318,7 +11649,7 @@
           <w:szCs w:val="22"/>
           <w:rtl/>
         </w:rPr>
-        <w:t xml:space="preserve">، فالآية تدعو إلى التفكر والتأمل في آيات الله الكونية والنفسية، والبحث العلمي في السنة النبوية داخل في هذا المعنى من جهة كونه تأملًا في وحي الله المنقول كما أن التفكر في الآفاق والأنفس تأمل في وحيه المشهود، وكلاهما طريق إلى مزيد بصيرة وإيمان. وقد يُسهم هذا التأمل العلمي في توضيح ما تضمنته بعض النصوص النبوية من إشارات، مما يقوي حجيتها ويكشف عن بعض أوجه إعجازها. ويستمد هذا الباب أصله أيضًا من عموم قوله صلى الله عليه وسلم: «مَنْ سَلَكَ طَرِيقًا يَلْتَمِسُ فِيهِ عِلْمًا سَهَّلَ اللَّهُ لَهُ بِهِ طَرِيقًا إِلَى الْجَنَّةِ» رواه مسلم عن أبي هريرة رضي الله عنه، فالبحث والدراسة العميقة في السنة من أخص مصاديق التماس العلم الذي وعد الله صاحبه بتيسير طريقه إلى الجنة، وهو حديث تقدم الاستشهاد به في المبحث الثاني من هذا الفصل عند الحديث عن التعليم، مما يدل على أن طلب العلم بالسنة، سواء أكان تعلمًا أوليًا أم بحثًا متخصصًا، داخل في هذا الفضل العظيم على تفاوت مراتبه. ولهذا أقرّ العلماء المعاصرون أهمية إنشاء مراكز بحثية متخصصة تُعنى بدراسة السنة وتحقيق نصوصها وتفسيرها بما يتناسب مع مستجدات العصر، إذ تسهم هذه المراكز في توضيح دلالات الأحاديث وضبط طرق الاستنباط منها وكيفية تنزيلها على الوقائع المعاصرة.</w:t>
+        <w:t xml:space="preserve">، فالتفكر في وحي الله المنقول لا يقل مشروعية عن التفكر في آياته المشهودة في الآفاق والأنفس، وكلاهما طريق إلى مزيد بصيرة. وقد يكشف هذا التأمل العلمي عن أوجه في بعض النصوص النبوية تقوي حجيتها وتزيد وضوح دلالتها. ويستمد هذا الباب أصله أيضًا من قوله صلى الله عليه وسلم: «مَنْ سَلَكَ طَرِيقًا يَلْتَمِسُ فِيهِ عِلْمًا سَهَّلَ اللَّهُ لَهُ بِهِ طَرِيقًا إِلَى الْجَنَّةِ» رواه مسلم عن أبي هريرة رضي الله عنه؛ فالبحث المتخصص أخص مصاديق هذا العلم الذي وُعد صاحبه بتيسير طريقه إلى الجنة، وإن تفاوتت مراتب طالبيه بين متعلم مبتدئ وباحث متخصص.</w:t>
       </w:r>
     </w:p>
     <w:p>
@@ -12339,28 +11670,28 @@
           <w:szCs w:val="22"/>
           <w:rtl/>
         </w:rPr>
-        <w:t xml:space="preserve">فوائد ومسائل</w:t>
-      </w:r>
-    </w:p>
-    <w:p>
-      <w:pPr>
-        <w:bidi/>
-        <w:spacing w:after="140" w:before="0" w:line="300"/>
-        <w:jc w:val="both"/>
-      </w:pPr>
-      <w:r>
-        <w:rPr>
-          <w:rFonts w:ascii="Amiri" w:cs="Amiri" w:eastAsia="Amiri" w:hAnsi="Amiri"/>
-          <w:b w:val="false"/>
-          <w:bCs w:val="false"/>
-          <w:i w:val="false"/>
-          <w:iCs w:val="false"/>
-          <w:color w:val="181410"/>
-          <w:sz w:val="22"/>
-          <w:szCs w:val="22"/>
-          <w:rtl/>
-        </w:rPr>
-        <w:t xml:space="preserve">من الفوائد التي تترتب على هذا المبحث أن البحث العلمي في السنة يشمل حقولًا متعددة، منها التحقيق الحديثي المتعلق بثبوت النص وضبط ألفاظه، ومنها الفقه الحديثي المتعلق باستنباط الأحكام، ومنها الدراسات المقارنة بين السنة والعلوم التجريبية فيما ورد فيه من إشارات، على أن يُلتزم في هذا الحقل الأخير جانب الحذر من التكلف وتعليق ثبوت السنة أو حجيتها على موافقة نظرية علمية متغيرة. ومن المسائل المهمة أن هذا البحث العلمي يخدم مقصدًا سبق تقريره في فصول هذا الكتاب حين تناول حجية السنة وأدلة الاحتجاج بها، فكل بحث رصين يعزز فهم السنة إنما يخدم في نهايته ذلك الأصل الكبير، وهو كون السنة مصدرًا ثانيًا للتشريع لا يستغني عنه فهم صحيح للإسلام.</w:t>
+        <w:t xml:space="preserve">ضوابط لا يُتجاوزها</w:t>
+      </w:r>
+    </w:p>
+    <w:p>
+      <w:pPr>
+        <w:bidi/>
+        <w:spacing w:after="140" w:before="0" w:line="300"/>
+        <w:jc w:val="both"/>
+      </w:pPr>
+      <w:r>
+        <w:rPr>
+          <w:rFonts w:ascii="Amiri" w:cs="Amiri" w:eastAsia="Amiri" w:hAnsi="Amiri"/>
+          <w:b w:val="false"/>
+          <w:bCs w:val="false"/>
+          <w:i w:val="false"/>
+          <w:iCs w:val="false"/>
+          <w:color w:val="181410"/>
+          <w:sz w:val="22"/>
+          <w:szCs w:val="22"/>
+          <w:rtl/>
+        </w:rPr>
+        <w:t xml:space="preserve">ينقسم هذا البحث إلى حقول متمايزة لا ينبغي الخلط بينها: تحقيق حديثي يُعنى بثبوت النص وضبط ألفاظه، وفقه حديثي يُعنى باستنباط الأحكام منه، ودراسات مقارنة تُعنى بما ورد في السنة من إشارات يمكن مقاربتها بالعلوم التجريبية. وهذا الحقل الأخير هو الأخطر إن لم يُضبط؛ فمن السهل أن ينزلق الباحث المتحمس إلى تعليق ثبوت الحديث أو حجيته على موافقة نظرية علمية قائمة اليوم، مع أن النظريات العلمية متغيرة بطبيعتها، فإذا نُقضت النظرية غدًا انقلبت الحجة على صاحبها وأُسيء إلى النص من حيث أراد نصرته. فالمنهج السليم أن تثبت حجية الحديث بأدلتها الخاصة أولًا، ثم يُنظر بعد ذلك -بحذر- فيما قد يتوافق معه من معطى علمي، لا العكس. ومن هنا تنشأ صلة مباشرة بين هذا المبحث والمبحث الأول: فما تنتجه المراكز البحثية من تحقيق وتخريج هو المادة التي تمنح المنصة الإعلامية مصداقيتها إن استندت إليه، أو تكشف عوارها إن أعرضت عنه؛ فبغير بحث رصين يغذي الإعلام، يتحول الانتشار الواسع إلى صدى بلا مصدر.</w:t>
       </w:r>
     </w:p>
     <w:tbl>
@@ -12428,7 +11759,7 @@
                 <w:szCs w:val="22"/>
                 <w:rtl/>
               </w:rPr>
-              <w:t xml:space="preserve">يجب على أهل العلم والباحثين، وعلى المؤسسات القادرة على دعمهم، أن يوجهوا جهدهم نحو خدمة السنة النبوية بحثًا وتحقيقًا وتفسيرًا، امتثالًا لدعوة القرآن إلى التأمل والتفكر، وطلبًا للفضل الوارد في قوله صلى الله عليه وسلم «مَنْ سَلَكَ طَرِيقًا يَلْتَمِسُ فِيهِ عِلْمًا»، فإن هذا البحث من أقوى الأسباب لحفظ السنة حية قادرة على مخاطبة كل عصر بما يناسبه.</w:t>
+              <w:t xml:space="preserve">على أهل العلم والباحثين، وعلى من يقدر على دعمهم من المؤسسات، أن يوجهوا جهدهم إلى تحقيق السنة وتخريجها وضبط الاستنباط منها، مدركين أن هذا العمل البطيء هو الضامن الوحيد لصحة ما ينتشر سريعًا؛ فبغيره يبقى الحق والخطأ سواء عند من لا أداة له للتمييز بينهما.</w:t>
             </w:r>
           </w:p>
         </w:tc>
@@ -12481,7 +11812,7 @@
           <w:szCs w:val="22"/>
           <w:rtl/>
         </w:rPr>
-        <w:t xml:space="preserve">يختم هذا الفصل، وهو خاتمة أبواب الكتاب، بأهم وسائل تعزيز الالتزام بالسنة على الإطلاق، وهي غرس حبها في نفوس الشباب، إذ هم عماد الأمة وحملة رسالتها إلى الأجيال المقبلة. فمهما بلغت وسائل الإعلام من انتشار، ومهما أُحسنت صياغة المناهج، ومهما نشطت المؤسسات وتقدم البحث العلمي، فإن كل ذلك لن يؤتي ثمرته المرجوة ما لم يقترن بقلب شاب مملوء محبةً لنبيه صلى الله عليه وسلم، متعلقًا بهديه، حريصًا على الاقتداء به. فمحبة السنة لا تُفرض فرضًا، وإنما تُغرس غرسًا، ابتداءً من البيت، مرورًا بالمدرسة والمسجد، وانتهاءً بكل بيئة يعيش فيها الشاب ويتأثر بها.</w:t>
+        <w:t xml:space="preserve">تكشف المباحث الأربعة المتقدمة أن وسائل تبليغ السنة وتعليمها وترسيخها قد بلغت في هذا العصر اتساعًا لم تعرفه الأمة من قبل، وأن كل وسيلة منها تحمل في طيها فرصة وخطرًا معًا. غير أن هذا الاتساع كله لا يصنع بذاته قلبًا محبًا لرسول الله صلى الله عليه وسلم؛ فالشاب الذي يمر يوميًا على عشرات المقاطع التي تذكر السنة قد يكون أبعد عن التعلق القلبي بها من شاب رأى أباه أو معلمه يطبقها في تفصيل صغير من تفاصيل يومه. فبين التعرض للمحتوى والتشرب بمعناه مسافة لا يقطعها كثرة المشاهدة، بل تقطعها القدوة الحية؛ وهذا هو الفارق الذي تتوقف عليه ثمرة كل ما تقدم من وسائل.</w:t>
       </w:r>
     </w:p>
     <w:p>
@@ -12502,7 +11833,7 @@
           <w:szCs w:val="22"/>
           <w:rtl/>
         </w:rPr>
-        <w:t xml:space="preserve">الأدلة والشواهد</w:t>
+        <w:t xml:space="preserve">الأسوة أصل الاتباع</w:t>
       </w:r>
     </w:p>
     <w:p>
@@ -12565,7 +11896,7 @@
           <w:szCs w:val="22"/>
           <w:rtl/>
         </w:rPr>
-        <w:t xml:space="preserve">، فالنبي صلى الله عليه وسلم هو القدوة المثلى التي ينبغي أن تُغرس محبتها والاقتداء بها في نفس كل مسلم، وغرس حب السنة في قلوب الشباب إنما هو تربيتهم على معنى هذه الآية، بأن يروا في النبي صلى الله عليه وسلم أسوتهم في كل جوانب حياتهم، عبادةً وخُلقًا ومعاملة. وقد جاء في الترغيب أن الشاب الذي يفني عمره في طاعة الله له عند الله منزلة عظيمة، وهذا معنى صحيح تشهد له نصوص كثيرة في الترغيب في اغتنام الشباب بالطاعة، وإن كان بعض ما رُوي في هذا الباب من ألفاظ خاصة قد تكلم فيه أهل العلم من جهة الإسناد، فينبغي التعويل في تربية الشباب على الأصول الثابتة من هذا المعنى دون التوقف على لفظ بعينه مختلف في ثبوته. ومما يعين على هذا الغرس التربوي بيان القدوة العملية للنبي صلى الله عليه وسلم في أدق تفاصيل حياته، فقد ثبت عن عائشة رضي الله عنها أنها قالت: «كَانَ النَّبِيُّ صَلَّى اللَّهُ عَلَيْهِ وَسَلَّمَ يَذْكُرُ اللَّهَ عَلَى كُلِّ أَحْيَانِهِ» رواه مسلم في كتاب الحيض، فهذا الحديث يصور للشاب المسلم صورة حية لنبيه صلى الله عليه وسلم، وأن ذكر الله لم يكن في حياته لحظات معدودة بل حالًا ملازمة في كل شؤونه، وفي هذا أعظم داعية لأن يقتدي به الشاب في أدق تفاصيل يومه لا في كبريات أموره فحسب.</w:t>
+        <w:t xml:space="preserve">؛ فمحبة السنة، في جوهرها، ليست معرفة تُكتسب بل اقتداء يُغرس، بأن يرى الشاب في النبي صلى الله عليه وسلم أسوته في عبادته وخلقه ومعاملته قبل أن يراه موضوع درس. وقد توارثت الأمة الترغيب في اغتنام الشباب بالطاعة، وإن كان بعض ما رُوي في هذا المعنى من ألفاظ خاصة قد تكلم فيه أهل الحديث سندًا، فالمعوَّل عليه في التربية أصل المعنى الثابت بأدلة أخرى، لا الوقوف على لفظ بعينه اختُلف في ثبوته. وأقرب ما يُقرّب هذا الاقتداء إلى نفس الشاب أن يُعرض عليه هدي النبي صلى الله عليه وسلم في أدق تفاصيل حياته لا في كبرياتها فقط؛ فقد ثبت عن عائشة رضي الله عنها أنها قالت: «كَانَ النَّبِيُّ صَلَّى اللَّهُ عَلَيْهِ وَسَلَّمَ يَذْكُرُ اللَّهَ عَلَى كُلِّ أَحْيَانِهِ» رواه مسلم في كتاب الحيض؛ فذكر الله في حياته لم يكن لحظات معدودة يُستحضر فيها، بل حالًا ملازمة لا تنقطع، وهذه هي الصورة التي إذا استقرت في وجدان الشاب دفعته إلى الاقتداء في دقيق أمره قبل جليله.</w:t>
       </w:r>
     </w:p>
     <w:tbl>
@@ -12627,28 +11958,28 @@
           <w:szCs w:val="22"/>
           <w:rtl/>
         </w:rPr>
-        <w:t xml:space="preserve">فوائد ومسائل</w:t>
-      </w:r>
-    </w:p>
-    <w:p>
-      <w:pPr>
-        <w:bidi/>
-        <w:spacing w:after="140" w:before="0" w:line="300"/>
-        <w:jc w:val="both"/>
-      </w:pPr>
-      <w:r>
-        <w:rPr>
-          <w:rFonts w:ascii="Amiri" w:cs="Amiri" w:eastAsia="Amiri" w:hAnsi="Amiri"/>
-          <w:b w:val="false"/>
-          <w:bCs w:val="false"/>
-          <w:i w:val="false"/>
-          <w:iCs w:val="false"/>
-          <w:color w:val="181410"/>
-          <w:sz w:val="22"/>
-          <w:szCs w:val="22"/>
-          <w:rtl/>
-        </w:rPr>
-        <w:t xml:space="preserve">يستفاد من هذا المبحث أن غرس حب السنة في الشباب مسؤولية مشتركة بين الأسرة والمدرسة والمسجد ووسائل الإعلام، وهي المحاور الأربعة التي تناولتها المباحث السابقة من هذا الفصل، فمن اجتمعت له هذه المحاور الأربعة داعمة متكاملة، كان أقرب إلى تنشئة جيل متعلق بسنة نبيه. ومن الفوائد أن محبة السنة تُبنى بالقدوة قبل أن تُبنى بالخطاب المجرد، فالشاب يقتدي بمن يرى فيه تطبيقًا حيًّا للسنة قبل أن يقتدي بمن يعظه بها قولًا، ولهذا كان الصحابة رضي الله عنهم يتعلمون من أفعال النبي صلى الله عليه وسلم كما يتعلمون من أقواله، بل ربما كان أثر الفعل في نفوسهم أعمق. ومن المسائل المهمة أن هذا الغرس التربوي هو الثمرة النهائية لكل ما تقدم في هذا الكتاب من تقرير حجية السنة وبيان مكانتها ووظائفها، إذ لا فائدة من تقرير علمي مجرد ما لم يُترجم إلى قلوب حية تحب هذا الهدي وتتمسك به.</w:t>
+        <w:t xml:space="preserve">من المحاور الأربعة إلى القلب الواحد</w:t>
+      </w:r>
+    </w:p>
+    <w:p>
+      <w:pPr>
+        <w:bidi/>
+        <w:spacing w:after="140" w:before="0" w:line="300"/>
+        <w:jc w:val="both"/>
+      </w:pPr>
+      <w:r>
+        <w:rPr>
+          <w:rFonts w:ascii="Amiri" w:cs="Amiri" w:eastAsia="Amiri" w:hAnsi="Amiri"/>
+          <w:b w:val="false"/>
+          <w:bCs w:val="false"/>
+          <w:i w:val="false"/>
+          <w:iCs w:val="false"/>
+          <w:color w:val="181410"/>
+          <w:sz w:val="22"/>
+          <w:szCs w:val="22"/>
+          <w:rtl/>
+        </w:rPr>
+        <w:t xml:space="preserve">يجتمع في تنشئة الشاب على حب السنة كل ما تقدم من محاور: البيت والمدرسة والمسجد والمنصة، وكل محور منها عاجز وحده عن أداء المهمة كاملة. فالإعلام قد يُعرّف الشاب بالسنة لكنه لا يربيه عليها إن تُرك وحده، والمنهج قد يمتحنه فيها لكنه لا يورثه حبها إن اقتصر على الحفظ، والمؤسسة قد تحتضنه لكنها لا تصل إليه إن غاب عنها، والبحث قد يوثق له النص لكنه لا يحرك به قلبه. وحين تتضافر هذه المحاور بدل أن يعمل كل منها بمعزل عن الآخر، تتحول من مصادر معلومات متوازية إلى بيئة واحدة متماسكة، وهي البيئة التي ينشأ فيها الاقتداء لا مجرد الاطلاع. وقد كان الصحابة رضي الله عنهم يتعلمون من أفعال النبي صلى الله عليه وسلم كما يتعلمون من أقواله، بل ربما كان أثر مشاهدتهم له أعمق من أثر سماعهم منه؛ وهذا أصل ينبغي أن يُستعاد اليوم: أن يكون الكبار أنفسهم -آباءً ومعلمين ودعاة- ممن يُرى فيهم تطبيق السنة قبل أن يُسمع منهم الحديث عنها، فقدوة صامتة أبلغ في نفس الشاب من خطاب طويل لا يقترن بفعل.</w:t>
       </w:r>
     </w:p>
     <w:tbl>
@@ -12716,7 +12047,7 @@
                 <w:szCs w:val="22"/>
                 <w:rtl/>
               </w:rPr>
-              <w:t xml:space="preserve">يجب على كل من وليَ أمر شاب أو شابة، أبًا كان أو مربيًا أو داعية، أن يغرس في نفسه محبة رسول الله صلى الله عليه وسلم وتعلق القلب بسنته، اقتداءً بقوله تعالى </w:t>
+              <w:t xml:space="preserve">على كل من وليَ أمر شاب أو شابة -أبًا أو مربيًا أو داعية- أن يغرس في نفسه محبة رسول الله صلى الله عليه وسلم وتعلق القلب بسنته، اقتداءً بقوله تعالى </w:t>
             </w:r>
             <w:r>
               <w:rPr>
@@ -12744,7 +12075,7 @@
                 <w:szCs w:val="22"/>
                 <w:rtl/>
               </w:rPr>
-              <w:t xml:space="preserve">، فإن هذا الجيل هو الأمانة التي ستحمل السنة النبوية إلى من بعده، وحفظها في قلبه اليوم هو حفظ لها في الأمة غدًا. وبهذا تختم فصول هذا الكتاب، وقد تبين أن السنة النبوية مصدر تشريعي أصيل واجب الاتباع، وأن حفظها ونشرها وترسيخها في القلوب أمانة باقية على عاتق كل مسلم إلى أن يرث الله الأرض ومن عليها، وهو خير الوارثين.</w:t>
+              <w:t xml:space="preserve">، لا بخطاب يُلقى بل بأثر يُرى. فهذا الجيل هو الأمانة التي ستحمل السنة إلى من بعده، وحفظها في قلبه اليوم حفظ لها في الأمة غدًا. وقد تبين على امتداد هذا الكتاب أن السنة النبوية وحي من الله، شارحة للقرآن ومكملة له، واجبة الاتباع بنص الكتاب والسنة وإجماع الأمة؛ وتبين في هذا الفصل أن حفظ هذا الأصل لا يكتمل بتقريره في الأذهان، بل بترجمته إلى قلب يحب، ولسان يبلغ، ويد تعمل. وتلك أمانة لا تسقط بانقضاء جيل، بل تنتقل حية من صدر إلى صدر، إلى أن يرث الله الأرض ومن عليها، وهو خير الوارثين.</w:t>
             </w:r>
           </w:p>
         </w:tc>
@@ -12798,203 +12129,91 @@
           <w:szCs w:val="22"/>
           <w:rtl/>
         </w:rPr>
-        <w:t xml:space="preserve">بعد هذا العرض لحجية السنة النبوية ومكانتها التشريعية، وأسباب اختلاف الأئمة أحياناً في العمل ببعض الأحاديث، ومنهج التعامل مع المخالفين في هذا الباب، ومنهج الصحابة والتابعين في اتباع السنة وتطبيقها، والرد على الشبهات المثارة حول حجيتها، وأثرها في بناء القيم والأخلاق والتربية والقيادة، ووسائل تعزيز الالتزام بها في عصرنا الحاضر، تخلص لنا جملة من النتائج العلمية والمنهجية:</w:t>
-      </w:r>
-    </w:p>
-    <w:p>
-      <w:pPr>
-        <w:bidi/>
-        <w:spacing w:after="140" w:before="0" w:line="300"/>
-        <w:jc w:val="both"/>
-      </w:pPr>
-      <w:r>
-        <w:rPr>
-          <w:rFonts w:ascii="Amiri" w:cs="Amiri" w:eastAsia="Amiri" w:hAnsi="Amiri"/>
-          <w:b/>
-          <w:bCs/>
-          <w:i w:val="false"/>
-          <w:iCs w:val="false"/>
-          <w:color w:val="0D2143"/>
-          <w:sz w:val="22"/>
-          <w:szCs w:val="22"/>
-          <w:rtl/>
-        </w:rPr>
-        <w:t xml:space="preserve">أولاً:</w:t>
-      </w:r>
-      <w:r>
-        <w:rPr>
-          <w:rFonts w:ascii="Amiri" w:cs="Amiri" w:eastAsia="Amiri" w:hAnsi="Amiri"/>
-          <w:b w:val="false"/>
-          <w:bCs w:val="false"/>
-          <w:i w:val="false"/>
-          <w:iCs w:val="false"/>
-          <w:color w:val="181410"/>
-          <w:sz w:val="22"/>
-          <w:szCs w:val="22"/>
-          <w:rtl/>
-        </w:rPr>
-        <w:t xml:space="preserve"> أن السنة النبوية وحيٌ من الله تعالى كالقرآن الكريم من حيث وجوب الاتباع، وإن اختلف طريق نزولها، وأن أدلة حجيتها متضافرة من القرآن الكريم نفسه، ومن دلالة السنة على حجية نفسها، ومن إجماع الأمة وأقوال أئمتها المتبوعين.</w:t>
-      </w:r>
-    </w:p>
-    <w:p>
-      <w:pPr>
-        <w:bidi/>
-        <w:spacing w:after="140" w:before="0" w:line="300"/>
-        <w:jc w:val="both"/>
-      </w:pPr>
-      <w:r>
-        <w:rPr>
-          <w:rFonts w:ascii="Amiri" w:cs="Amiri" w:eastAsia="Amiri" w:hAnsi="Amiri"/>
-          <w:b/>
-          <w:bCs/>
-          <w:i w:val="false"/>
-          <w:iCs w:val="false"/>
-          <w:color w:val="0D2143"/>
-          <w:sz w:val="22"/>
-          <w:szCs w:val="22"/>
-          <w:rtl/>
-        </w:rPr>
-        <w:t xml:space="preserve">ثانياً:</w:t>
-      </w:r>
-      <w:r>
-        <w:rPr>
-          <w:rFonts w:ascii="Amiri" w:cs="Amiri" w:eastAsia="Amiri" w:hAnsi="Amiri"/>
-          <w:b w:val="false"/>
-          <w:bCs w:val="false"/>
-          <w:i w:val="false"/>
-          <w:iCs w:val="false"/>
-          <w:color w:val="181410"/>
-          <w:sz w:val="22"/>
-          <w:szCs w:val="22"/>
-          <w:rtl/>
-        </w:rPr>
-        <w:t xml:space="preserve"> أن اختلاف بعض الأئمة في العمل ببعض الأحاديث لم يكن يوماً طعناً في حجية السنة ذاتها، وإنما هو اجتهاد علمي منضبط بأسبابه المعروفة عند أهل العلم، من عدم بلوغ الحديث، أو ضعف سنده، أو معارضته لما هو أقوى منه، وهذا من ورع الأئمة وتحريهم لا من تفريطهم في السنة.</w:t>
-      </w:r>
-    </w:p>
-    <w:p>
-      <w:pPr>
-        <w:bidi/>
-        <w:spacing w:after="140" w:before="0" w:line="300"/>
-        <w:jc w:val="both"/>
-      </w:pPr>
-      <w:r>
-        <w:rPr>
-          <w:rFonts w:ascii="Amiri" w:cs="Amiri" w:eastAsia="Amiri" w:hAnsi="Amiri"/>
-          <w:b/>
-          <w:bCs/>
-          <w:i w:val="false"/>
-          <w:iCs w:val="false"/>
-          <w:color w:val="0D2143"/>
-          <w:sz w:val="22"/>
-          <w:szCs w:val="22"/>
-          <w:rtl/>
-        </w:rPr>
-        <w:t xml:space="preserve">ثالثاً:</w:t>
-      </w:r>
-      <w:r>
-        <w:rPr>
-          <w:rFonts w:ascii="Amiri" w:cs="Amiri" w:eastAsia="Amiri" w:hAnsi="Amiri"/>
-          <w:b w:val="false"/>
-          <w:bCs w:val="false"/>
-          <w:i w:val="false"/>
-          <w:iCs w:val="false"/>
-          <w:color w:val="181410"/>
-          <w:sz w:val="22"/>
-          <w:szCs w:val="22"/>
-          <w:rtl/>
-        </w:rPr>
-        <w:t xml:space="preserve"> أن منهج أهل السنة في التعامل مع المخالفين قائم على الحكمة والرفق والتمييز بين المتعمد والجاهل، اقتداءً بهدي النبي صلى الله عليه وسلم في الدعوة إلى الله.</w:t>
-      </w:r>
-    </w:p>
-    <w:p>
-      <w:pPr>
-        <w:bidi/>
-        <w:spacing w:after="140" w:before="0" w:line="300"/>
-        <w:jc w:val="both"/>
-      </w:pPr>
-      <w:r>
-        <w:rPr>
-          <w:rFonts w:ascii="Amiri" w:cs="Amiri" w:eastAsia="Amiri" w:hAnsi="Amiri"/>
-          <w:b/>
-          <w:bCs/>
-          <w:i w:val="false"/>
-          <w:iCs w:val="false"/>
-          <w:color w:val="0D2143"/>
-          <w:sz w:val="22"/>
-          <w:szCs w:val="22"/>
-          <w:rtl/>
-        </w:rPr>
-        <w:t xml:space="preserve">رابعاً:</w:t>
-      </w:r>
-      <w:r>
-        <w:rPr>
-          <w:rFonts w:ascii="Amiri" w:cs="Amiri" w:eastAsia="Amiri" w:hAnsi="Amiri"/>
-          <w:b w:val="false"/>
-          <w:bCs w:val="false"/>
-          <w:i w:val="false"/>
-          <w:iCs w:val="false"/>
-          <w:color w:val="181410"/>
-          <w:sz w:val="22"/>
-          <w:szCs w:val="22"/>
-          <w:rtl/>
-        </w:rPr>
-        <w:t xml:space="preserve"> أن الشبهات المثارة حول حجية السنة في هذا العصر، من دعوى الاكتفاء بالقرآن، أو التشكيك في صحة الأحاديث، أو دعوى تعارضها مع العقل أو تناقضها في نفسها، أو تأثرها بالإسرائيليات، كلها شبهات مردودة بالأدلة القاطعة والمنهج العلمي الرصين الذي وضعه علماء هذه الأمة لحفظ السنة وتمييز صحيحها من ضعيفها.</w:t>
-      </w:r>
-    </w:p>
-    <w:p>
-      <w:pPr>
-        <w:bidi/>
-        <w:spacing w:after="140" w:before="0" w:line="300"/>
-        <w:jc w:val="both"/>
-      </w:pPr>
-      <w:r>
-        <w:rPr>
-          <w:rFonts w:ascii="Amiri" w:cs="Amiri" w:eastAsia="Amiri" w:hAnsi="Amiri"/>
-          <w:b/>
-          <w:bCs/>
-          <w:i w:val="false"/>
-          <w:iCs w:val="false"/>
-          <w:color w:val="0D2143"/>
-          <w:sz w:val="22"/>
-          <w:szCs w:val="22"/>
-          <w:rtl/>
-        </w:rPr>
-        <w:t xml:space="preserve">خامساً:</w:t>
-      </w:r>
-      <w:r>
-        <w:rPr>
-          <w:rFonts w:ascii="Amiri" w:cs="Amiri" w:eastAsia="Amiri" w:hAnsi="Amiri"/>
-          <w:b w:val="false"/>
-          <w:bCs w:val="false"/>
-          <w:i w:val="false"/>
-          <w:iCs w:val="false"/>
-          <w:color w:val="181410"/>
-          <w:sz w:val="22"/>
-          <w:szCs w:val="22"/>
-          <w:rtl/>
-        </w:rPr>
-        <w:t xml:space="preserve"> أن للسنة النبوية أثراً عظيماً في بناء القيم والأخلاق والتربية والقيادة، وأن تعزيز الالتزام بها في مجتمعاتنا المعاصرة يحتاج إلى تضافر جهود الإعلام والتعليم والمؤسسات الدينية والبحث العلمي، وغرس محبتها في نفوس الناشئة.</w:t>
-      </w:r>
-    </w:p>
-    <w:p>
-      <w:pPr>
-        <w:bidi/>
-        <w:spacing w:after="140" w:before="0" w:line="300"/>
-        <w:jc w:val="both"/>
-      </w:pPr>
-      <w:r>
-        <w:rPr>
-          <w:rFonts w:ascii="Amiri" w:cs="Amiri" w:eastAsia="Amiri" w:hAnsi="Amiri"/>
-          <w:b w:val="false"/>
-          <w:bCs w:val="false"/>
-          <w:i w:val="false"/>
-          <w:iCs w:val="false"/>
-          <w:color w:val="181410"/>
-          <w:sz w:val="22"/>
-          <w:szCs w:val="22"/>
-          <w:rtl/>
-        </w:rPr>
-        <w:t xml:space="preserve">وقد حرصتُ في هذا الكتاب على الجمع بين الدقة العلمية والتيسير على القارئ، مستفيداً من جهود من سبقني من أهل هذا الفن، غير مستغنٍ بذلك عن شيء من تراثهم العظيم. ونسأل الله أن يجعل هذا العمل خالصاً لوجهه، نافعاً لطلاب العلم وعموم المسلمين، وأن يغفر لنا ما فيه من تقصير أو زلل.</w:t>
+        <w:t xml:space="preserve">ليست فصول هذا الكتاب مسائل متفرقة يجمعها غلاف واحد، بل هي حلقات متتابعة لغرض واحد: أن يخرج القارئ منها وقد صار عنده - لا مجرد اعتقاد بأن السنة حجة - بل قدرة على أن يحمل هذا الاعتقاد في المواقف التي تختبره فعلاً: في اختلاف العلماء، وفي مجادلة الشاك، وفي محاولته أن يكون اتباعه للسنة خُلقاً لا شعاراً.</w:t>
+      </w:r>
+    </w:p>
+    <w:p>
+      <w:pPr>
+        <w:bidi/>
+        <w:spacing w:after="140" w:before="0" w:line="300"/>
+        <w:jc w:val="both"/>
+      </w:pPr>
+      <w:r>
+        <w:rPr>
+          <w:rFonts w:ascii="Amiri" w:cs="Amiri" w:eastAsia="Amiri" w:hAnsi="Amiri"/>
+          <w:b w:val="false"/>
+          <w:bCs w:val="false"/>
+          <w:i w:val="false"/>
+          <w:iCs w:val="false"/>
+          <w:color w:val="181410"/>
+          <w:sz w:val="22"/>
+          <w:szCs w:val="22"/>
+          <w:rtl/>
+        </w:rPr>
+        <w:t xml:space="preserve">فحين تُقرأ هذه الفصول فرادى، قد يُخيَّل للقارئ أنه أمام كتابين لا كتاب واحد: كتاب عقدي يقرر أن السنة وحي لا يُرد، وكتاب فقهي تاريخي يعترف بأن أئمة الأمة أنفسهم اختلفوا في العمل ببعض ما صح من الحديث. والحق أن هذا العمل لم يُكتب ليُزيل هذا التقابل، بل ليبيّن أنه لا تقابل فيه من الأصل: فالقطع إنما هو في مصدر السنة ووجوب اتباعها، أما ثبوت حديث بعينه ودلالته على مسألة بعينها فمجالٌ للاجتهاد البشري الذي لا يُخلّ بذلك القطع في شيء. من لم يفرّق بين البابين ظل حائراً كلما رأى خلافاً بين الأئمة، ومن فرّق بينهما صار عنده مكان لكل شيء: للنص القطعي مكانه، وللاجتهاد في فهمه مكانه، وللاختلاف السائغ فيه مكانه أيضاً.</w:t>
+      </w:r>
+    </w:p>
+    <w:p>
+      <w:pPr>
+        <w:bidi/>
+        <w:spacing w:after="140" w:before="0" w:line="300"/>
+        <w:jc w:val="both"/>
+      </w:pPr>
+      <w:r>
+        <w:rPr>
+          <w:rFonts w:ascii="Amiri" w:cs="Amiri" w:eastAsia="Amiri" w:hAnsi="Amiri"/>
+          <w:b w:val="false"/>
+          <w:bCs w:val="false"/>
+          <w:i w:val="false"/>
+          <w:iCs w:val="false"/>
+          <w:color w:val="181410"/>
+          <w:sz w:val="22"/>
+          <w:szCs w:val="22"/>
+          <w:rtl/>
+        </w:rPr>
+        <w:t xml:space="preserve">وهذا التمييز نفسه هو الذي يحفظ المسلم من طرفين في تعامله مع من يشكك في السنة أو يقصّر في اتباعها: طرف الغلظة التي تحسب كل سؤال طعناً، وطرف التميّع الذي يحسب كل شبهة وجيهة. والصحابة والتابعون - وهم أعلم الناس بمقام السنة - لم يكونوا في اتباعها جامدين ولا في جدالهم عمن خالفهم فظّين، بل فرّقوا بين مقام العلم ومقام الدعوة، فاحتجّوا بالنص في موضعه ورفقوا بالمخاطَب في موضعه. ومن أراد أن يتحقق من أن هذا ليس دعوى نظرية فلينظر في سيرتهم، لا في كلام من كتب عنهم فحسب.</w:t>
+      </w:r>
+    </w:p>
+    <w:p>
+      <w:pPr>
+        <w:bidi/>
+        <w:spacing w:after="140" w:before="0" w:line="300"/>
+        <w:jc w:val="both"/>
+      </w:pPr>
+      <w:r>
+        <w:rPr>
+          <w:rFonts w:ascii="Amiri" w:cs="Amiri" w:eastAsia="Amiri" w:hAnsi="Amiri"/>
+          <w:b w:val="false"/>
+          <w:bCs w:val="false"/>
+          <w:i w:val="false"/>
+          <w:iCs w:val="false"/>
+          <w:color w:val="181410"/>
+          <w:sz w:val="22"/>
+          <w:szCs w:val="22"/>
+          <w:rtl/>
+        </w:rPr>
+        <w:t xml:space="preserve">وإذا كان القارئ قد دخل هذا الكتاب وهو يبحث عن جواب لسؤال واحد: هل السنة حجة؟ - فإني أرجو أن يخرج منه وقد صار عنده جواب لسؤال أكبر: كيف أعيش وأنا مقتنع بذلك؟ فالشبهات التي تُثار اليوم حول السنة لن تنتهي بردٍّ علمي وحده ما لم يقترن بخُلق يُرى، وبقيادة تُمارَس، وبتربية تُورَث؛ ولهذا لم يكن الحديث عن وسائل تعزيز الالتزام بالسنة كلاماً زائداً يُختم به الكتاب، بل هو الغاية التي من أجلها كُتبت الفصول السابقة جميعاً: فالبرهان العقدي لا يُراد لذاته، وإنما ليُثمر اتباعاً، والاتباع لا يثبت في مجتمع إلا حين يتحول من موقف فردي إلى ممارسة تتناقلها البيوت والمدارس والمؤسسات.</w:t>
+      </w:r>
+    </w:p>
+    <w:p>
+      <w:pPr>
+        <w:bidi/>
+        <w:spacing w:after="140" w:before="0" w:line="300"/>
+        <w:jc w:val="both"/>
+      </w:pPr>
+      <w:r>
+        <w:rPr>
+          <w:rFonts w:ascii="Amiri" w:cs="Amiri" w:eastAsia="Amiri" w:hAnsi="Amiri"/>
+          <w:b w:val="false"/>
+          <w:bCs w:val="false"/>
+          <w:i w:val="false"/>
+          <w:iCs w:val="false"/>
+          <w:color w:val="181410"/>
+          <w:sz w:val="22"/>
+          <w:szCs w:val="22"/>
+          <w:rtl/>
+        </w:rPr>
+        <w:t xml:space="preserve">وقد بذلتُ في جمع هذه الفصول وترتيبها ما استطعت من جهد، غير أني أعلم أن العلم بحجية السنة أوسع من أن يحيط به كتاب، وأن التوفيق لاتباعها فضل من الله لا يبلغه اجتهاد كاتب ولا حسن ترتيبه. فما كان في هذا العمل من صواب فمن الله تعالى وحده، وما كان فيه من خطأ أو قصور فمني ومن الشيطان، وأستغفر الله منه، وأسأله سبحانه أن يجعل هذا الكتاب سبباً في أن يزداد قارئه تعلقاً بسنة نبيه صلى الله عليه وسلم، اعتقاداً في القلب، ونطقاً باللسان، وعملاً بالجوارح.</w:t>
       </w:r>
     </w:p>
     <w:p>
